--- a/MF0964_3 Desarrollo de elementos software para gestión de/JAVA/PATRONES DE DISEÑO/EJERCICIOS PATRONES DE DISEÑO/EJERC PATRONES DE DISEÑO CREACIONALES.docx
+++ b/MF0964_3 Desarrollo de elementos software para gestión de/JAVA/PATRONES DE DISEÑO/EJERCICIOS PATRONES DE DISEÑO/EJERC PATRONES DE DISEÑO CREACIONALES.docx
@@ -42,23 +42,13 @@
         </w:numPr>
         <w:jc w:val="both"/>
       </w:pPr>
-      <w:proofErr w:type="spellStart"/>
       <w:r>
         <w:rPr>
           <w:b/>
           <w:bCs/>
           <w:highlight w:val="yellow"/>
         </w:rPr>
-        <w:t>Singleton</w:t>
-      </w:r>
-      <w:proofErr w:type="spellEnd"/>
-      <w:r>
-        <w:rPr>
-          <w:b/>
-          <w:bCs/>
-          <w:highlight w:val="yellow"/>
-        </w:rPr>
-        <w:t>:</w:t>
+        <w:t>Singleton:</w:t>
       </w:r>
       <w:r>
         <w:rPr>
@@ -86,25 +76,7 @@
           <w:bCs/>
           <w:highlight w:val="yellow"/>
         </w:rPr>
-        <w:t xml:space="preserve">Factory </w:t>
-      </w:r>
-      <w:proofErr w:type="spellStart"/>
-      <w:r>
-        <w:rPr>
-          <w:b/>
-          <w:bCs/>
-          <w:highlight w:val="yellow"/>
-        </w:rPr>
-        <w:t>Method</w:t>
-      </w:r>
-      <w:proofErr w:type="spellEnd"/>
-      <w:r>
-        <w:rPr>
-          <w:b/>
-          <w:bCs/>
-          <w:highlight w:val="yellow"/>
-        </w:rPr>
-        <w:t>:</w:t>
+        <w:t>Factory Method:</w:t>
       </w:r>
       <w:r>
         <w:rPr>
@@ -255,27 +227,7 @@
           <w:sz w:val="32"/>
           <w:szCs w:val="32"/>
         </w:rPr>
-        <w:t xml:space="preserve">Factory </w:t>
-      </w:r>
-      <w:proofErr w:type="spellStart"/>
-      <w:r>
-        <w:rPr>
-          <w:b/>
-          <w:bCs/>
-          <w:sz w:val="32"/>
-          <w:szCs w:val="32"/>
-        </w:rPr>
-        <w:t>Method</w:t>
-      </w:r>
-      <w:proofErr w:type="spellEnd"/>
-      <w:r>
-        <w:rPr>
-          <w:b/>
-          <w:bCs/>
-          <w:sz w:val="32"/>
-          <w:szCs w:val="32"/>
-        </w:rPr>
-        <w:t xml:space="preserve"> </w:t>
+        <w:t xml:space="preserve">Factory Method </w:t>
       </w:r>
     </w:p>
     <w:p>
@@ -1126,6 +1078,58 @@
           <w:szCs w:val="22"/>
         </w:rPr>
       </w:pPr>
+    </w:p>
+    <w:p>
+      <w:pPr>
+        <w:shd w:val="clear" w:color="auto" w:fill="FFFFFF" w:themeFill="background1"/>
+        <w:spacing w:after="0"/>
+        <w:rPr>
+          <w:rFonts w:ascii="Consolas" w:hAnsi="Consolas"/>
+          <w:b/>
+          <w:bCs/>
+          <w:sz w:val="22"/>
+          <w:szCs w:val="22"/>
+        </w:rPr>
+      </w:pPr>
+    </w:p>
+    <w:p>
+      <w:pPr>
+        <w:shd w:val="clear" w:color="auto" w:fill="FFFFFF" w:themeFill="background1"/>
+        <w:spacing w:after="0"/>
+        <w:rPr>
+          <w:rFonts w:ascii="Consolas" w:hAnsi="Consolas"/>
+          <w:b/>
+          <w:bCs/>
+          <w:sz w:val="22"/>
+          <w:szCs w:val="22"/>
+        </w:rPr>
+      </w:pPr>
+    </w:p>
+    <w:p>
+      <w:pPr>
+        <w:shd w:val="clear" w:color="auto" w:fill="FFFFFF" w:themeFill="background1"/>
+        <w:spacing w:after="0"/>
+        <w:rPr>
+          <w:rFonts w:ascii="Consolas" w:hAnsi="Consolas"/>
+          <w:b/>
+          <w:bCs/>
+          <w:sz w:val="22"/>
+          <w:szCs w:val="22"/>
+        </w:rPr>
+      </w:pPr>
+    </w:p>
+    <w:p>
+      <w:pPr>
+        <w:shd w:val="clear" w:color="auto" w:fill="FFFFFF" w:themeFill="background1"/>
+        <w:spacing w:after="0"/>
+        <w:rPr>
+          <w:rFonts w:ascii="Consolas" w:hAnsi="Consolas"/>
+          <w:b/>
+          <w:bCs/>
+          <w:sz w:val="22"/>
+          <w:szCs w:val="22"/>
+        </w:rPr>
+      </w:pPr>
       <w:r>
         <w:rPr>
           <w:rFonts w:ascii="Consolas" w:hAnsi="Consolas"/>
@@ -1219,7 +1223,6 @@
           <w:sz w:val="22"/>
           <w:szCs w:val="22"/>
         </w:rPr>
-        <w:lastRenderedPageBreak/>
         <w:t xml:space="preserve">    </w:t>
       </w:r>
       <w:proofErr w:type="spellStart"/>
@@ -1544,18 +1547,9 @@
           <w:szCs w:val="22"/>
           <w:lang w:val="en-GB"/>
         </w:rPr>
-        <w:t>(</w:t>
+        <w:t>();</w:t>
       </w:r>
       <w:proofErr w:type="gramEnd"/>
-      <w:r>
-        <w:rPr>
-          <w:rFonts w:ascii="Consolas" w:hAnsi="Consolas"/>
-          <w:sz w:val="22"/>
-          <w:szCs w:val="22"/>
-          <w:lang w:val="en-GB"/>
-        </w:rPr>
-        <w:t>);</w:t>
-      </w:r>
     </w:p>
     <w:p>
       <w:pPr>
@@ -1858,18 +1852,9 @@
           <w:szCs w:val="22"/>
           <w:lang w:val="en-GB"/>
         </w:rPr>
-        <w:t>Ropa(</w:t>
+        <w:t>Ropa();</w:t>
       </w:r>
       <w:proofErr w:type="gramEnd"/>
-      <w:r>
-        <w:rPr>
-          <w:rFonts w:ascii="Consolas" w:hAnsi="Consolas"/>
-          <w:sz w:val="22"/>
-          <w:szCs w:val="22"/>
-          <w:lang w:val="en-GB"/>
-        </w:rPr>
-        <w:t>);</w:t>
-      </w:r>
     </w:p>
     <w:p>
       <w:pPr>
@@ -2016,25 +2001,7 @@
           <w:sz w:val="22"/>
           <w:szCs w:val="22"/>
         </w:rPr>
-        <w:t xml:space="preserve"> </w:t>
-      </w:r>
-      <w:proofErr w:type="spellStart"/>
-      <w:r>
-        <w:rPr>
-          <w:rFonts w:ascii="Consolas" w:hAnsi="Consolas"/>
-          <w:sz w:val="22"/>
-          <w:szCs w:val="22"/>
-        </w:rPr>
-        <w:t>Main</w:t>
-      </w:r>
-      <w:proofErr w:type="spellEnd"/>
-      <w:r>
-        <w:rPr>
-          <w:rFonts w:ascii="Consolas" w:hAnsi="Consolas"/>
-          <w:sz w:val="22"/>
-          <w:szCs w:val="22"/>
-        </w:rPr>
-        <w:t xml:space="preserve"> {</w:t>
+        <w:t xml:space="preserve"> Main {</w:t>
       </w:r>
     </w:p>
     <w:p>
@@ -2073,7 +2040,7 @@
           <w:szCs w:val="22"/>
           <w:lang w:val="en-GB"/>
         </w:rPr>
-        <w:t>main(</w:t>
+        <w:t>main(String[</w:t>
       </w:r>
       <w:proofErr w:type="gramEnd"/>
       <w:r>
@@ -2083,7 +2050,7 @@
           <w:szCs w:val="22"/>
           <w:lang w:val="en-GB"/>
         </w:rPr>
-        <w:t xml:space="preserve">String[] </w:t>
+        <w:t xml:space="preserve">] </w:t>
       </w:r>
       <w:proofErr w:type="spellStart"/>
       <w:r>
@@ -2740,23 +2707,7 @@
           <w:sz w:val="22"/>
           <w:szCs w:val="22"/>
         </w:rPr>
-        <w:t xml:space="preserve">En el </w:t>
-      </w:r>
-      <w:proofErr w:type="spellStart"/>
-      <w:r>
-        <w:rPr>
-          <w:sz w:val="22"/>
-          <w:szCs w:val="22"/>
-        </w:rPr>
-        <w:t>Main</w:t>
-      </w:r>
-      <w:proofErr w:type="spellEnd"/>
-      <w:r>
-        <w:rPr>
-          <w:sz w:val="22"/>
-          <w:szCs w:val="22"/>
-        </w:rPr>
-        <w:t xml:space="preserve">, se crea una instancia de </w:t>
+        <w:t xml:space="preserve">En el Main, se crea una instancia de </w:t>
       </w:r>
       <w:proofErr w:type="spellStart"/>
       <w:r>
@@ -2801,6 +2752,7 @@
           <w:sz w:val="22"/>
           <w:szCs w:val="22"/>
         </w:rPr>
+        <w:lastRenderedPageBreak/>
         <w:t>Resultado</w:t>
       </w:r>
     </w:p>
@@ -2817,7 +2769,6 @@
           <w:sz w:val="22"/>
           <w:szCs w:val="22"/>
         </w:rPr>
-        <w:lastRenderedPageBreak/>
         <w:drawing>
           <wp:inline distT="0" distB="0" distL="0" distR="0" wp14:anchorId="676D25FB" wp14:editId="615706F7">
             <wp:extent cx="3086531" cy="609685"/>
@@ -3494,7 +3445,15 @@
           <w:sz w:val="22"/>
           <w:szCs w:val="22"/>
         </w:rPr>
-        <w:t>) en cada una de las instancias para realizar la acción específica asociada a cada tipo de persona.</w:t>
+        <w:t xml:space="preserve">) en cada una de las instancias para realizar la acción específica asociada a cada tipo de </w:t>
+      </w:r>
+      <w:proofErr w:type="gramStart"/>
+      <w:r>
+        <w:rPr>
+          <w:sz w:val="22"/>
+          <w:szCs w:val="22"/>
+        </w:rPr>
+        <w:t>persona.</w:t>
       </w:r>
       <w:r>
         <w:rPr>
@@ -3503,6 +3462,7 @@
         </w:rPr>
         <w:t>.</w:t>
       </w:r>
+      <w:proofErr w:type="gramEnd"/>
     </w:p>
     <w:p>
       <w:pPr>
@@ -3614,2142 +3574,2086 @@
           <w:sz w:val="22"/>
           <w:szCs w:val="22"/>
         </w:rPr>
+        <w:t>4º Ejercicio</w:t>
+      </w:r>
+    </w:p>
+    <w:p>
+      <w:pPr>
+        <w:rPr>
+          <w:b/>
+          <w:bCs/>
+          <w:sz w:val="22"/>
+          <w:szCs w:val="22"/>
+        </w:rPr>
+      </w:pPr>
+      <w:proofErr w:type="spellStart"/>
+      <w:r>
+        <w:rPr>
+          <w:b/>
+          <w:bCs/>
+          <w:sz w:val="22"/>
+          <w:szCs w:val="22"/>
+        </w:rPr>
+        <w:t>Abstract</w:t>
+      </w:r>
+      <w:proofErr w:type="spellEnd"/>
+      <w:r>
+        <w:rPr>
+          <w:b/>
+          <w:bCs/>
+          <w:sz w:val="22"/>
+          <w:szCs w:val="22"/>
+        </w:rPr>
+        <w:t xml:space="preserve"> Factory</w:t>
+      </w:r>
+    </w:p>
+    <w:p>
+      <w:pPr>
+        <w:jc w:val="both"/>
+        <w:rPr>
+          <w:sz w:val="22"/>
+          <w:szCs w:val="22"/>
+        </w:rPr>
+      </w:pPr>
+      <w:r>
+        <w:rPr>
+          <w:sz w:val="22"/>
+          <w:szCs w:val="22"/>
+        </w:rPr>
+        <w:t xml:space="preserve">El patrón </w:t>
+      </w:r>
+      <w:proofErr w:type="spellStart"/>
+      <w:r>
+        <w:rPr>
+          <w:sz w:val="22"/>
+          <w:szCs w:val="22"/>
+        </w:rPr>
+        <w:t>Abstract</w:t>
+      </w:r>
+      <w:proofErr w:type="spellEnd"/>
+      <w:r>
+        <w:rPr>
+          <w:sz w:val="22"/>
+          <w:szCs w:val="22"/>
+        </w:rPr>
+        <w:t xml:space="preserve"> Factory proporciona una interfaz para crear familias de objetos relacionados o dependientes sin especificar sus clases concretas. Mientras que el Factory Method se centra en la creación de un solo tipo de objeto, </w:t>
+      </w:r>
+      <w:r>
+        <w:rPr>
+          <w:b/>
+          <w:bCs/>
+        </w:rPr>
+        <w:t xml:space="preserve">el </w:t>
+      </w:r>
+      <w:proofErr w:type="spellStart"/>
+      <w:r>
+        <w:rPr>
+          <w:b/>
+          <w:bCs/>
+        </w:rPr>
+        <w:t>Abstract</w:t>
+      </w:r>
+      <w:proofErr w:type="spellEnd"/>
+      <w:r>
+        <w:rPr>
+          <w:b/>
+          <w:bCs/>
+        </w:rPr>
+        <w:t xml:space="preserve"> Factory se enfoca en crear múltiples tipos de objetos que están relacionados entre sí</w:t>
+      </w:r>
+      <w:r>
+        <w:rPr>
+          <w:sz w:val="22"/>
+          <w:szCs w:val="22"/>
+        </w:rPr>
+        <w:t>.</w:t>
+      </w:r>
+    </w:p>
+    <w:p>
+      <w:pPr>
+        <w:rPr>
+          <w:b/>
+          <w:bCs/>
+          <w:sz w:val="22"/>
+          <w:szCs w:val="22"/>
+        </w:rPr>
+      </w:pPr>
+      <w:r>
+        <w:rPr>
+          <w:b/>
+          <w:bCs/>
+          <w:sz w:val="22"/>
+          <w:szCs w:val="22"/>
+        </w:rPr>
+        <w:t>Ejemplo</w:t>
+      </w:r>
+    </w:p>
+    <w:p>
+      <w:pPr>
+        <w:rPr>
+          <w:sz w:val="22"/>
+          <w:szCs w:val="22"/>
+        </w:rPr>
+      </w:pPr>
+      <w:r>
+        <w:rPr>
+          <w:sz w:val="22"/>
+          <w:szCs w:val="22"/>
+        </w:rPr>
+        <w:t xml:space="preserve">Aquí tienes un ejemplo básico de cómo se implementaría un </w:t>
+      </w:r>
+      <w:proofErr w:type="spellStart"/>
+      <w:r>
+        <w:rPr>
+          <w:sz w:val="22"/>
+          <w:szCs w:val="22"/>
+        </w:rPr>
+        <w:t>Abstract</w:t>
+      </w:r>
+      <w:proofErr w:type="spellEnd"/>
+      <w:r>
+        <w:rPr>
+          <w:sz w:val="22"/>
+          <w:szCs w:val="22"/>
+        </w:rPr>
+        <w:t xml:space="preserve"> Factory para muebles, incluyendo sillas y sofás:</w:t>
+      </w:r>
+    </w:p>
+    <w:p>
+      <w:pPr>
+        <w:rPr>
+          <w:sz w:val="22"/>
+          <w:szCs w:val="22"/>
+        </w:rPr>
+      </w:pPr>
+      <w:r>
+        <w:rPr>
+          <w:sz w:val="22"/>
+          <w:szCs w:val="22"/>
+        </w:rPr>
+        <w:t xml:space="preserve">Queremos crear objetos sillas y </w:t>
+      </w:r>
+      <w:proofErr w:type="spellStart"/>
+      <w:r>
+        <w:rPr>
+          <w:sz w:val="22"/>
+          <w:szCs w:val="22"/>
+        </w:rPr>
+        <w:t>sofas</w:t>
+      </w:r>
+      <w:proofErr w:type="spellEnd"/>
+      <w:r>
+        <w:rPr>
+          <w:sz w:val="22"/>
+          <w:szCs w:val="22"/>
+        </w:rPr>
+        <w:t xml:space="preserve"> relacionados según el estilo, victoriano, moderno, </w:t>
+      </w:r>
+      <w:proofErr w:type="spellStart"/>
+      <w:r>
+        <w:rPr>
+          <w:sz w:val="22"/>
+          <w:szCs w:val="22"/>
+        </w:rPr>
+        <w:t>etc</w:t>
+      </w:r>
+      <w:proofErr w:type="spellEnd"/>
+      <w:r>
+        <w:rPr>
+          <w:sz w:val="22"/>
+          <w:szCs w:val="22"/>
+        </w:rPr>
+        <w:t xml:space="preserve">, es digamos un paso </w:t>
+      </w:r>
+      <w:proofErr w:type="spellStart"/>
+      <w:r>
+        <w:rPr>
+          <w:sz w:val="22"/>
+          <w:szCs w:val="22"/>
+        </w:rPr>
+        <w:t>mas</w:t>
+      </w:r>
+      <w:proofErr w:type="spellEnd"/>
+      <w:r>
+        <w:rPr>
+          <w:sz w:val="22"/>
+          <w:szCs w:val="22"/>
+        </w:rPr>
+        <w:t xml:space="preserve"> con respecto al </w:t>
+      </w:r>
+      <w:proofErr w:type="spellStart"/>
+      <w:r>
+        <w:rPr>
+          <w:sz w:val="22"/>
+          <w:szCs w:val="22"/>
+        </w:rPr>
+        <w:t>patron</w:t>
+      </w:r>
+      <w:proofErr w:type="spellEnd"/>
+      <w:r>
+        <w:rPr>
+          <w:sz w:val="22"/>
+          <w:szCs w:val="22"/>
+        </w:rPr>
+        <w:t xml:space="preserve"> anterior.</w:t>
+      </w:r>
+    </w:p>
+    <w:p>
+      <w:pPr>
+        <w:pStyle w:val="NormalWeb"/>
+        <w:shd w:val="clear" w:color="auto" w:fill="FFFFFF"/>
+        <w:spacing w:before="0" w:beforeAutospacing="0" w:after="0" w:afterAutospacing="0"/>
+        <w:rPr>
+          <w:rFonts w:ascii="Consolas" w:hAnsi="Consolas"/>
+          <w:color w:val="000000"/>
+          <w:sz w:val="22"/>
+          <w:szCs w:val="22"/>
+        </w:rPr>
+      </w:pPr>
+      <w:proofErr w:type="spellStart"/>
+      <w:r>
+        <w:rPr>
+          <w:rFonts w:ascii="Consolas" w:hAnsi="Consolas"/>
+          <w:b/>
+          <w:bCs/>
+          <w:color w:val="7F0055"/>
+          <w:sz w:val="22"/>
+          <w:szCs w:val="22"/>
+        </w:rPr>
+        <w:t>package</w:t>
+      </w:r>
+      <w:proofErr w:type="spellEnd"/>
+      <w:r>
+        <w:rPr>
+          <w:rFonts w:ascii="Consolas" w:hAnsi="Consolas"/>
+          <w:color w:val="000000"/>
+          <w:sz w:val="22"/>
+          <w:szCs w:val="22"/>
+        </w:rPr>
+        <w:t xml:space="preserve"> </w:t>
+      </w:r>
+      <w:proofErr w:type="spellStart"/>
+      <w:r>
+        <w:rPr>
+          <w:rFonts w:ascii="Consolas" w:hAnsi="Consolas"/>
+          <w:color w:val="000000"/>
+          <w:sz w:val="22"/>
+          <w:szCs w:val="22"/>
+        </w:rPr>
+        <w:t>abstractfactory</w:t>
+      </w:r>
+      <w:proofErr w:type="spellEnd"/>
+      <w:r>
+        <w:rPr>
+          <w:rFonts w:ascii="Consolas" w:hAnsi="Consolas"/>
+          <w:color w:val="000000"/>
+          <w:sz w:val="22"/>
+          <w:szCs w:val="22"/>
+        </w:rPr>
+        <w:t>;</w:t>
+      </w:r>
+    </w:p>
+    <w:p>
+      <w:pPr>
+        <w:pStyle w:val="NormalWeb"/>
+        <w:shd w:val="clear" w:color="auto" w:fill="FFFFFF"/>
+        <w:spacing w:before="0" w:beforeAutospacing="0" w:after="0" w:afterAutospacing="0"/>
+        <w:rPr>
+          <w:rFonts w:ascii="Consolas" w:hAnsi="Consolas"/>
+          <w:color w:val="000000"/>
+          <w:sz w:val="22"/>
+          <w:szCs w:val="22"/>
+        </w:rPr>
+      </w:pPr>
+    </w:p>
+    <w:p>
+      <w:pPr>
+        <w:pStyle w:val="NormalWeb"/>
+        <w:shd w:val="clear" w:color="auto" w:fill="FFFFFF"/>
+        <w:spacing w:before="0" w:beforeAutospacing="0" w:after="0" w:afterAutospacing="0"/>
+        <w:rPr>
+          <w:rFonts w:ascii="Consolas" w:hAnsi="Consolas"/>
+          <w:color w:val="000000"/>
+          <w:sz w:val="22"/>
+          <w:szCs w:val="22"/>
+        </w:rPr>
+      </w:pPr>
+      <w:r>
+        <w:rPr>
+          <w:rFonts w:ascii="Consolas" w:hAnsi="Consolas"/>
+          <w:color w:val="3F7F5F"/>
+          <w:sz w:val="22"/>
+          <w:szCs w:val="22"/>
+        </w:rPr>
+        <w:t>// Interfaz para el producto abstracto Silla</w:t>
+      </w:r>
+    </w:p>
+    <w:p>
+      <w:pPr>
+        <w:pStyle w:val="NormalWeb"/>
+        <w:shd w:val="clear" w:color="auto" w:fill="A5C9EB" w:themeFill="text2" w:themeFillTint="40"/>
+        <w:spacing w:before="0" w:beforeAutospacing="0" w:after="0" w:afterAutospacing="0"/>
+        <w:rPr>
+          <w:rFonts w:ascii="Consolas" w:hAnsi="Consolas"/>
+          <w:color w:val="000000"/>
+          <w:sz w:val="22"/>
+          <w:szCs w:val="22"/>
+        </w:rPr>
+      </w:pPr>
+      <w:proofErr w:type="gramStart"/>
+      <w:r>
+        <w:rPr>
+          <w:rFonts w:ascii="Consolas" w:hAnsi="Consolas"/>
+          <w:b/>
+          <w:bCs/>
+          <w:color w:val="7F0055"/>
+          <w:sz w:val="22"/>
+          <w:szCs w:val="22"/>
+        </w:rPr>
+        <w:t>interface</w:t>
+      </w:r>
+      <w:proofErr w:type="gramEnd"/>
+      <w:r>
+        <w:rPr>
+          <w:rFonts w:ascii="Consolas" w:hAnsi="Consolas"/>
+          <w:color w:val="000000"/>
+          <w:sz w:val="22"/>
+          <w:szCs w:val="22"/>
+        </w:rPr>
+        <w:t xml:space="preserve"> Silla {</w:t>
+      </w:r>
+    </w:p>
+    <w:p>
+      <w:pPr>
+        <w:pStyle w:val="NormalWeb"/>
+        <w:shd w:val="clear" w:color="auto" w:fill="A5C9EB" w:themeFill="text2" w:themeFillTint="40"/>
+        <w:spacing w:before="0" w:beforeAutospacing="0" w:after="0" w:afterAutospacing="0"/>
+        <w:rPr>
+          <w:rFonts w:ascii="Consolas" w:hAnsi="Consolas"/>
+          <w:color w:val="000000"/>
+          <w:sz w:val="22"/>
+          <w:szCs w:val="22"/>
+        </w:rPr>
+      </w:pPr>
+      <w:r>
+        <w:rPr>
+          <w:rFonts w:ascii="Consolas" w:hAnsi="Consolas"/>
+          <w:color w:val="000000"/>
+          <w:sz w:val="22"/>
+          <w:szCs w:val="22"/>
+        </w:rPr>
+        <w:t xml:space="preserve">    </w:t>
+      </w:r>
+      <w:proofErr w:type="spellStart"/>
+      <w:r>
+        <w:rPr>
+          <w:rFonts w:ascii="Consolas" w:hAnsi="Consolas"/>
+          <w:b/>
+          <w:bCs/>
+          <w:color w:val="7F0055"/>
+          <w:sz w:val="22"/>
+          <w:szCs w:val="22"/>
+        </w:rPr>
+        <w:t>void</w:t>
+      </w:r>
+      <w:proofErr w:type="spellEnd"/>
+      <w:r>
+        <w:rPr>
+          <w:rFonts w:ascii="Consolas" w:hAnsi="Consolas"/>
+          <w:color w:val="000000"/>
+          <w:sz w:val="22"/>
+          <w:szCs w:val="22"/>
+        </w:rPr>
+        <w:t xml:space="preserve"> </w:t>
+      </w:r>
+      <w:proofErr w:type="gramStart"/>
+      <w:r>
+        <w:rPr>
+          <w:rFonts w:ascii="Consolas" w:hAnsi="Consolas"/>
+          <w:color w:val="000000"/>
+          <w:sz w:val="22"/>
+          <w:szCs w:val="22"/>
+        </w:rPr>
+        <w:t>describir(</w:t>
+      </w:r>
+      <w:proofErr w:type="gramEnd"/>
+      <w:r>
+        <w:rPr>
+          <w:rFonts w:ascii="Consolas" w:hAnsi="Consolas"/>
+          <w:color w:val="000000"/>
+          <w:sz w:val="22"/>
+          <w:szCs w:val="22"/>
+        </w:rPr>
+        <w:t>);</w:t>
+      </w:r>
+    </w:p>
+    <w:p>
+      <w:pPr>
+        <w:pStyle w:val="NormalWeb"/>
+        <w:shd w:val="clear" w:color="auto" w:fill="A5C9EB" w:themeFill="text2" w:themeFillTint="40"/>
+        <w:spacing w:before="0" w:beforeAutospacing="0" w:after="0" w:afterAutospacing="0"/>
+        <w:rPr>
+          <w:rFonts w:ascii="Consolas" w:hAnsi="Consolas"/>
+          <w:color w:val="000000"/>
+          <w:sz w:val="22"/>
+          <w:szCs w:val="22"/>
+        </w:rPr>
+      </w:pPr>
+      <w:r>
+        <w:rPr>
+          <w:rFonts w:ascii="Consolas" w:hAnsi="Consolas"/>
+          <w:color w:val="000000"/>
+          <w:sz w:val="22"/>
+          <w:szCs w:val="22"/>
+        </w:rPr>
+        <w:t>}</w:t>
+      </w:r>
+    </w:p>
+    <w:p>
+      <w:pPr>
+        <w:pStyle w:val="NormalWeb"/>
+        <w:shd w:val="clear" w:color="auto" w:fill="FFFFFF"/>
+        <w:spacing w:before="0" w:beforeAutospacing="0" w:after="0" w:afterAutospacing="0"/>
+        <w:rPr>
+          <w:rFonts w:ascii="Consolas" w:hAnsi="Consolas"/>
+          <w:color w:val="000000"/>
+          <w:sz w:val="22"/>
+          <w:szCs w:val="22"/>
+        </w:rPr>
+      </w:pPr>
+    </w:p>
+    <w:p>
+      <w:pPr>
+        <w:pStyle w:val="NormalWeb"/>
+        <w:shd w:val="clear" w:color="auto" w:fill="FFFFFF"/>
+        <w:spacing w:before="0" w:beforeAutospacing="0" w:after="0" w:afterAutospacing="0"/>
+        <w:rPr>
+          <w:rFonts w:ascii="Consolas" w:hAnsi="Consolas"/>
+          <w:color w:val="000000"/>
+          <w:sz w:val="22"/>
+          <w:szCs w:val="22"/>
+        </w:rPr>
+      </w:pPr>
+      <w:r>
+        <w:rPr>
+          <w:rFonts w:ascii="Consolas" w:hAnsi="Consolas"/>
+          <w:color w:val="3F7F5F"/>
+          <w:sz w:val="22"/>
+          <w:szCs w:val="22"/>
+        </w:rPr>
+        <w:t>// Interfaz para el producto abstracto Sofá</w:t>
+      </w:r>
+    </w:p>
+    <w:p>
+      <w:pPr>
+        <w:pStyle w:val="NormalWeb"/>
+        <w:shd w:val="clear" w:color="auto" w:fill="FFFFFF"/>
+        <w:spacing w:before="0" w:beforeAutospacing="0" w:after="0" w:afterAutospacing="0"/>
+        <w:rPr>
+          <w:rFonts w:ascii="Consolas" w:hAnsi="Consolas"/>
+          <w:color w:val="000000"/>
+          <w:sz w:val="22"/>
+          <w:szCs w:val="22"/>
+        </w:rPr>
+      </w:pPr>
+      <w:proofErr w:type="gramStart"/>
+      <w:r>
+        <w:rPr>
+          <w:rFonts w:ascii="Consolas" w:hAnsi="Consolas"/>
+          <w:b/>
+          <w:bCs/>
+          <w:color w:val="7F0055"/>
+          <w:sz w:val="22"/>
+          <w:szCs w:val="22"/>
+        </w:rPr>
+        <w:t>interface</w:t>
+      </w:r>
+      <w:proofErr w:type="gramEnd"/>
+      <w:r>
+        <w:rPr>
+          <w:rFonts w:ascii="Consolas" w:hAnsi="Consolas"/>
+          <w:color w:val="000000"/>
+          <w:sz w:val="22"/>
+          <w:szCs w:val="22"/>
+        </w:rPr>
+        <w:t xml:space="preserve"> </w:t>
+      </w:r>
+      <w:proofErr w:type="spellStart"/>
+      <w:r>
+        <w:rPr>
+          <w:rFonts w:ascii="Consolas" w:hAnsi="Consolas"/>
+          <w:color w:val="000000"/>
+          <w:sz w:val="22"/>
+          <w:szCs w:val="22"/>
+        </w:rPr>
+        <w:t>Sofa</w:t>
+      </w:r>
+      <w:proofErr w:type="spellEnd"/>
+      <w:r>
+        <w:rPr>
+          <w:rFonts w:ascii="Consolas" w:hAnsi="Consolas"/>
+          <w:color w:val="000000"/>
+          <w:sz w:val="22"/>
+          <w:szCs w:val="22"/>
+        </w:rPr>
+        <w:t xml:space="preserve"> {</w:t>
+      </w:r>
+    </w:p>
+    <w:p>
+      <w:pPr>
+        <w:pStyle w:val="NormalWeb"/>
+        <w:shd w:val="clear" w:color="auto" w:fill="FFFFFF"/>
+        <w:spacing w:before="0" w:beforeAutospacing="0" w:after="0" w:afterAutospacing="0"/>
+        <w:rPr>
+          <w:rFonts w:ascii="Consolas" w:hAnsi="Consolas"/>
+          <w:color w:val="000000"/>
+          <w:sz w:val="22"/>
+          <w:szCs w:val="22"/>
+        </w:rPr>
+      </w:pPr>
+      <w:r>
+        <w:rPr>
+          <w:rFonts w:ascii="Consolas" w:hAnsi="Consolas"/>
+          <w:color w:val="000000"/>
+          <w:sz w:val="22"/>
+          <w:szCs w:val="22"/>
+        </w:rPr>
+        <w:t xml:space="preserve">    </w:t>
+      </w:r>
+      <w:proofErr w:type="spellStart"/>
+      <w:r>
+        <w:rPr>
+          <w:rFonts w:ascii="Consolas" w:hAnsi="Consolas"/>
+          <w:b/>
+          <w:bCs/>
+          <w:color w:val="7F0055"/>
+          <w:sz w:val="22"/>
+          <w:szCs w:val="22"/>
+        </w:rPr>
+        <w:t>void</w:t>
+      </w:r>
+      <w:proofErr w:type="spellEnd"/>
+      <w:r>
+        <w:rPr>
+          <w:rFonts w:ascii="Consolas" w:hAnsi="Consolas"/>
+          <w:color w:val="000000"/>
+          <w:sz w:val="22"/>
+          <w:szCs w:val="22"/>
+        </w:rPr>
+        <w:t xml:space="preserve"> </w:t>
+      </w:r>
+      <w:proofErr w:type="gramStart"/>
+      <w:r>
+        <w:rPr>
+          <w:rFonts w:ascii="Consolas" w:hAnsi="Consolas"/>
+          <w:color w:val="000000"/>
+          <w:sz w:val="22"/>
+          <w:szCs w:val="22"/>
+        </w:rPr>
+        <w:t>describir(</w:t>
+      </w:r>
+      <w:proofErr w:type="gramEnd"/>
+      <w:r>
+        <w:rPr>
+          <w:rFonts w:ascii="Consolas" w:hAnsi="Consolas"/>
+          <w:color w:val="000000"/>
+          <w:sz w:val="22"/>
+          <w:szCs w:val="22"/>
+        </w:rPr>
+        <w:t>);</w:t>
+      </w:r>
+    </w:p>
+    <w:p>
+      <w:pPr>
+        <w:pStyle w:val="NormalWeb"/>
+        <w:shd w:val="clear" w:color="auto" w:fill="FFFFFF"/>
+        <w:spacing w:before="0" w:beforeAutospacing="0" w:after="0" w:afterAutospacing="0"/>
+        <w:rPr>
+          <w:rFonts w:ascii="Consolas" w:hAnsi="Consolas"/>
+          <w:color w:val="000000"/>
+          <w:sz w:val="22"/>
+          <w:szCs w:val="22"/>
+        </w:rPr>
+      </w:pPr>
+      <w:r>
+        <w:rPr>
+          <w:rFonts w:ascii="Consolas" w:hAnsi="Consolas"/>
+          <w:color w:val="000000"/>
+          <w:sz w:val="22"/>
+          <w:szCs w:val="22"/>
+        </w:rPr>
+        <w:t>}</w:t>
+      </w:r>
+    </w:p>
+    <w:p>
+      <w:pPr>
+        <w:pStyle w:val="NormalWeb"/>
+        <w:shd w:val="clear" w:color="auto" w:fill="FFFFFF"/>
+        <w:spacing w:before="0" w:beforeAutospacing="0" w:after="0" w:afterAutospacing="0"/>
+        <w:rPr>
+          <w:rFonts w:ascii="Consolas" w:hAnsi="Consolas"/>
+          <w:color w:val="000000"/>
+          <w:sz w:val="22"/>
+          <w:szCs w:val="22"/>
+        </w:rPr>
+      </w:pPr>
+    </w:p>
+    <w:p>
+      <w:pPr>
+        <w:pStyle w:val="NormalWeb"/>
+        <w:shd w:val="clear" w:color="auto" w:fill="FFFFFF"/>
+        <w:spacing w:before="0" w:beforeAutospacing="0" w:after="0" w:afterAutospacing="0"/>
+        <w:rPr>
+          <w:rFonts w:ascii="Consolas" w:hAnsi="Consolas"/>
+          <w:color w:val="000000"/>
+          <w:sz w:val="22"/>
+          <w:szCs w:val="22"/>
+        </w:rPr>
+      </w:pPr>
+      <w:r>
+        <w:rPr>
+          <w:rFonts w:ascii="Consolas" w:hAnsi="Consolas"/>
+          <w:color w:val="3F7F5F"/>
+          <w:sz w:val="22"/>
+          <w:szCs w:val="22"/>
+        </w:rPr>
+        <w:t>// Interfaz para la fábrica abstracta de muebles</w:t>
+      </w:r>
+    </w:p>
+    <w:p>
+      <w:pPr>
+        <w:pStyle w:val="NormalWeb"/>
+        <w:shd w:val="clear" w:color="auto" w:fill="A5C9EB" w:themeFill="text2" w:themeFillTint="40"/>
+        <w:spacing w:before="0" w:beforeAutospacing="0" w:after="0" w:afterAutospacing="0"/>
+        <w:rPr>
+          <w:rFonts w:ascii="Consolas" w:hAnsi="Consolas"/>
+          <w:color w:val="000000"/>
+          <w:sz w:val="22"/>
+          <w:szCs w:val="22"/>
+        </w:rPr>
+      </w:pPr>
+      <w:proofErr w:type="gramStart"/>
+      <w:r>
+        <w:rPr>
+          <w:rFonts w:ascii="Consolas" w:hAnsi="Consolas"/>
+          <w:b/>
+          <w:bCs/>
+          <w:color w:val="7F0055"/>
+          <w:sz w:val="22"/>
+          <w:szCs w:val="22"/>
+        </w:rPr>
+        <w:t>interface</w:t>
+      </w:r>
+      <w:proofErr w:type="gramEnd"/>
+      <w:r>
+        <w:rPr>
+          <w:rFonts w:ascii="Consolas" w:hAnsi="Consolas"/>
+          <w:color w:val="000000"/>
+          <w:sz w:val="22"/>
+          <w:szCs w:val="22"/>
+        </w:rPr>
+        <w:t xml:space="preserve"> </w:t>
+      </w:r>
+      <w:proofErr w:type="spellStart"/>
+      <w:r>
+        <w:rPr>
+          <w:rFonts w:ascii="Consolas" w:hAnsi="Consolas"/>
+          <w:color w:val="000000"/>
+          <w:sz w:val="22"/>
+          <w:szCs w:val="22"/>
+        </w:rPr>
+        <w:t>FabricaMuebles</w:t>
+      </w:r>
+      <w:proofErr w:type="spellEnd"/>
+      <w:r>
+        <w:rPr>
+          <w:rFonts w:ascii="Consolas" w:hAnsi="Consolas"/>
+          <w:color w:val="000000"/>
+          <w:sz w:val="22"/>
+          <w:szCs w:val="22"/>
+        </w:rPr>
+        <w:t xml:space="preserve"> {</w:t>
+      </w:r>
+    </w:p>
+    <w:p>
+      <w:pPr>
+        <w:pStyle w:val="NormalWeb"/>
+        <w:shd w:val="clear" w:color="auto" w:fill="A5C9EB" w:themeFill="text2" w:themeFillTint="40"/>
+        <w:spacing w:before="0" w:beforeAutospacing="0" w:after="0" w:afterAutospacing="0"/>
+        <w:rPr>
+          <w:rFonts w:ascii="Consolas" w:hAnsi="Consolas"/>
+          <w:color w:val="000000"/>
+          <w:sz w:val="22"/>
+          <w:szCs w:val="22"/>
+        </w:rPr>
+      </w:pPr>
+      <w:r>
+        <w:rPr>
+          <w:rFonts w:ascii="Consolas" w:hAnsi="Consolas"/>
+          <w:color w:val="000000"/>
+          <w:sz w:val="22"/>
+          <w:szCs w:val="22"/>
+        </w:rPr>
+        <w:t xml:space="preserve">    Silla </w:t>
+      </w:r>
+      <w:proofErr w:type="spellStart"/>
+      <w:proofErr w:type="gramStart"/>
+      <w:r>
+        <w:rPr>
+          <w:rFonts w:ascii="Consolas" w:hAnsi="Consolas"/>
+          <w:color w:val="000000"/>
+          <w:sz w:val="22"/>
+          <w:szCs w:val="22"/>
+        </w:rPr>
+        <w:t>crearSilla</w:t>
+      </w:r>
+      <w:proofErr w:type="spellEnd"/>
+      <w:r>
+        <w:rPr>
+          <w:rFonts w:ascii="Consolas" w:hAnsi="Consolas"/>
+          <w:color w:val="000000"/>
+          <w:sz w:val="22"/>
+          <w:szCs w:val="22"/>
+        </w:rPr>
+        <w:t>(</w:t>
+      </w:r>
+      <w:proofErr w:type="gramEnd"/>
+      <w:r>
+        <w:rPr>
+          <w:rFonts w:ascii="Consolas" w:hAnsi="Consolas"/>
+          <w:color w:val="000000"/>
+          <w:sz w:val="22"/>
+          <w:szCs w:val="22"/>
+        </w:rPr>
+        <w:t>);</w:t>
+      </w:r>
+    </w:p>
+    <w:p>
+      <w:pPr>
+        <w:pStyle w:val="NormalWeb"/>
+        <w:shd w:val="clear" w:color="auto" w:fill="FFFFFF"/>
+        <w:spacing w:before="0" w:beforeAutospacing="0" w:after="0" w:afterAutospacing="0"/>
+        <w:rPr>
+          <w:rFonts w:ascii="Consolas" w:hAnsi="Consolas"/>
+          <w:color w:val="000000"/>
+          <w:sz w:val="22"/>
+          <w:szCs w:val="22"/>
+        </w:rPr>
+      </w:pPr>
+      <w:r>
+        <w:rPr>
+          <w:rFonts w:ascii="Consolas" w:hAnsi="Consolas"/>
+          <w:color w:val="000000"/>
+          <w:sz w:val="22"/>
+          <w:szCs w:val="22"/>
+        </w:rPr>
+        <w:t xml:space="preserve">    </w:t>
+      </w:r>
+      <w:proofErr w:type="spellStart"/>
+      <w:r>
+        <w:rPr>
+          <w:rFonts w:ascii="Consolas" w:hAnsi="Consolas"/>
+          <w:color w:val="000000"/>
+          <w:sz w:val="22"/>
+          <w:szCs w:val="22"/>
+        </w:rPr>
+        <w:t>Sofa</w:t>
+      </w:r>
+      <w:proofErr w:type="spellEnd"/>
+      <w:r>
+        <w:rPr>
+          <w:rFonts w:ascii="Consolas" w:hAnsi="Consolas"/>
+          <w:color w:val="000000"/>
+          <w:sz w:val="22"/>
+          <w:szCs w:val="22"/>
+        </w:rPr>
+        <w:t xml:space="preserve"> </w:t>
+      </w:r>
+      <w:proofErr w:type="spellStart"/>
+      <w:proofErr w:type="gramStart"/>
+      <w:r>
+        <w:rPr>
+          <w:rFonts w:ascii="Consolas" w:hAnsi="Consolas"/>
+          <w:color w:val="000000"/>
+          <w:sz w:val="22"/>
+          <w:szCs w:val="22"/>
+        </w:rPr>
+        <w:t>crearSofa</w:t>
+      </w:r>
+      <w:proofErr w:type="spellEnd"/>
+      <w:r>
+        <w:rPr>
+          <w:rFonts w:ascii="Consolas" w:hAnsi="Consolas"/>
+          <w:color w:val="000000"/>
+          <w:sz w:val="22"/>
+          <w:szCs w:val="22"/>
+        </w:rPr>
+        <w:t>(</w:t>
+      </w:r>
+      <w:proofErr w:type="gramEnd"/>
+      <w:r>
+        <w:rPr>
+          <w:rFonts w:ascii="Consolas" w:hAnsi="Consolas"/>
+          <w:color w:val="000000"/>
+          <w:sz w:val="22"/>
+          <w:szCs w:val="22"/>
+        </w:rPr>
+        <w:t>);</w:t>
+      </w:r>
+    </w:p>
+    <w:p>
+      <w:pPr>
+        <w:pStyle w:val="NormalWeb"/>
+        <w:shd w:val="clear" w:color="auto" w:fill="A5C9EB" w:themeFill="text2" w:themeFillTint="40"/>
+        <w:spacing w:before="0" w:beforeAutospacing="0" w:after="0" w:afterAutospacing="0"/>
+        <w:rPr>
+          <w:rFonts w:ascii="Consolas" w:hAnsi="Consolas"/>
+          <w:color w:val="000000"/>
+          <w:sz w:val="22"/>
+          <w:szCs w:val="22"/>
+        </w:rPr>
+      </w:pPr>
+      <w:r>
+        <w:rPr>
+          <w:rFonts w:ascii="Consolas" w:hAnsi="Consolas"/>
+          <w:color w:val="000000"/>
+          <w:sz w:val="22"/>
+          <w:szCs w:val="22"/>
+        </w:rPr>
+        <w:t>}</w:t>
+      </w:r>
+    </w:p>
+    <w:p>
+      <w:pPr>
+        <w:pStyle w:val="NormalWeb"/>
+        <w:shd w:val="clear" w:color="auto" w:fill="FFFFFF"/>
+        <w:spacing w:before="0" w:beforeAutospacing="0" w:after="0" w:afterAutospacing="0"/>
+        <w:rPr>
+          <w:rFonts w:ascii="Consolas" w:hAnsi="Consolas"/>
+          <w:color w:val="000000"/>
+          <w:sz w:val="22"/>
+          <w:szCs w:val="22"/>
+        </w:rPr>
+      </w:pPr>
+    </w:p>
+    <w:p>
+      <w:pPr>
+        <w:pStyle w:val="NormalWeb"/>
+        <w:shd w:val="clear" w:color="auto" w:fill="FFFFFF"/>
+        <w:spacing w:before="0" w:beforeAutospacing="0" w:after="0" w:afterAutospacing="0"/>
+        <w:rPr>
+          <w:rFonts w:ascii="Consolas" w:hAnsi="Consolas"/>
+          <w:color w:val="000000"/>
+          <w:sz w:val="22"/>
+          <w:szCs w:val="22"/>
+        </w:rPr>
+      </w:pPr>
+      <w:r>
+        <w:rPr>
+          <w:rFonts w:ascii="Consolas" w:hAnsi="Consolas"/>
+          <w:color w:val="3F7F5F"/>
+          <w:sz w:val="22"/>
+          <w:szCs w:val="22"/>
+        </w:rPr>
+        <w:t>// Implementación concreta de la fábrica de muebles de estilo moderno</w:t>
+      </w:r>
+    </w:p>
+    <w:p>
+      <w:pPr>
+        <w:pStyle w:val="NormalWeb"/>
+        <w:shd w:val="clear" w:color="auto" w:fill="A5C9EB" w:themeFill="text2" w:themeFillTint="40"/>
+        <w:spacing w:before="0" w:beforeAutospacing="0" w:after="0" w:afterAutospacing="0"/>
+        <w:rPr>
+          <w:rFonts w:ascii="Consolas" w:hAnsi="Consolas"/>
+          <w:color w:val="000000"/>
+          <w:sz w:val="22"/>
+          <w:szCs w:val="22"/>
+        </w:rPr>
+      </w:pPr>
+      <w:proofErr w:type="spellStart"/>
+      <w:r>
+        <w:rPr>
+          <w:rFonts w:ascii="Consolas" w:hAnsi="Consolas"/>
+          <w:b/>
+          <w:bCs/>
+          <w:color w:val="7F0055"/>
+          <w:sz w:val="22"/>
+          <w:szCs w:val="22"/>
+        </w:rPr>
+        <w:t>class</w:t>
+      </w:r>
+      <w:proofErr w:type="spellEnd"/>
+      <w:r>
+        <w:rPr>
+          <w:rFonts w:ascii="Consolas" w:hAnsi="Consolas"/>
+          <w:color w:val="000000"/>
+          <w:sz w:val="22"/>
+          <w:szCs w:val="22"/>
+        </w:rPr>
+        <w:t xml:space="preserve"> </w:t>
+      </w:r>
+      <w:proofErr w:type="spellStart"/>
+      <w:r>
+        <w:rPr>
+          <w:rFonts w:ascii="Consolas" w:hAnsi="Consolas"/>
+          <w:color w:val="000000"/>
+          <w:sz w:val="22"/>
+          <w:szCs w:val="22"/>
+        </w:rPr>
+        <w:t>FabricaMueblesModernos</w:t>
+      </w:r>
+      <w:proofErr w:type="spellEnd"/>
+      <w:r>
+        <w:rPr>
+          <w:rFonts w:ascii="Consolas" w:hAnsi="Consolas"/>
+          <w:color w:val="000000"/>
+          <w:sz w:val="22"/>
+          <w:szCs w:val="22"/>
+        </w:rPr>
+        <w:t xml:space="preserve"> </w:t>
+      </w:r>
+      <w:proofErr w:type="spellStart"/>
+      <w:r>
+        <w:rPr>
+          <w:rFonts w:ascii="Consolas" w:hAnsi="Consolas"/>
+          <w:b/>
+          <w:bCs/>
+          <w:color w:val="7F0055"/>
+          <w:sz w:val="22"/>
+          <w:szCs w:val="22"/>
+        </w:rPr>
+        <w:t>implements</w:t>
+      </w:r>
+      <w:proofErr w:type="spellEnd"/>
+      <w:r>
+        <w:rPr>
+          <w:rFonts w:ascii="Consolas" w:hAnsi="Consolas"/>
+          <w:color w:val="000000"/>
+          <w:sz w:val="22"/>
+          <w:szCs w:val="22"/>
+        </w:rPr>
+        <w:t xml:space="preserve"> </w:t>
+      </w:r>
+      <w:proofErr w:type="spellStart"/>
+      <w:r>
+        <w:rPr>
+          <w:rFonts w:ascii="Consolas" w:hAnsi="Consolas"/>
+          <w:color w:val="000000"/>
+          <w:sz w:val="22"/>
+          <w:szCs w:val="22"/>
+        </w:rPr>
+        <w:t>FabricaMuebles</w:t>
+      </w:r>
+      <w:proofErr w:type="spellEnd"/>
+      <w:r>
+        <w:rPr>
+          <w:rFonts w:ascii="Consolas" w:hAnsi="Consolas"/>
+          <w:color w:val="000000"/>
+          <w:sz w:val="22"/>
+          <w:szCs w:val="22"/>
+        </w:rPr>
+        <w:t xml:space="preserve"> {</w:t>
+      </w:r>
+    </w:p>
+    <w:p>
+      <w:pPr>
+        <w:pStyle w:val="NormalWeb"/>
+        <w:shd w:val="clear" w:color="auto" w:fill="A5C9EB" w:themeFill="text2" w:themeFillTint="40"/>
+        <w:spacing w:before="0" w:beforeAutospacing="0" w:after="0" w:afterAutospacing="0"/>
+        <w:rPr>
+          <w:rFonts w:ascii="Consolas" w:hAnsi="Consolas"/>
+          <w:color w:val="000000"/>
+          <w:sz w:val="22"/>
+          <w:szCs w:val="22"/>
+        </w:rPr>
+      </w:pPr>
+      <w:r>
+        <w:rPr>
+          <w:rFonts w:ascii="Consolas" w:hAnsi="Consolas"/>
+          <w:color w:val="000000"/>
+          <w:sz w:val="22"/>
+          <w:szCs w:val="22"/>
+        </w:rPr>
+        <w:t xml:space="preserve">    </w:t>
+      </w:r>
+      <w:r>
+        <w:rPr>
+          <w:rFonts w:ascii="Consolas" w:hAnsi="Consolas"/>
+          <w:color w:val="646464"/>
+          <w:sz w:val="22"/>
+          <w:szCs w:val="22"/>
+        </w:rPr>
+        <w:t>@Override</w:t>
+      </w:r>
+    </w:p>
+    <w:p>
+      <w:pPr>
+        <w:pStyle w:val="NormalWeb"/>
+        <w:shd w:val="clear" w:color="auto" w:fill="A5C9EB" w:themeFill="text2" w:themeFillTint="40"/>
+        <w:spacing w:before="0" w:beforeAutospacing="0" w:after="0" w:afterAutospacing="0"/>
+        <w:rPr>
+          <w:rFonts w:ascii="Consolas" w:hAnsi="Consolas"/>
+          <w:color w:val="000000"/>
+          <w:sz w:val="22"/>
+          <w:szCs w:val="22"/>
+          <w:lang w:val="en-GB"/>
+        </w:rPr>
+      </w:pPr>
+      <w:r>
+        <w:rPr>
+          <w:rFonts w:ascii="Consolas" w:hAnsi="Consolas"/>
+          <w:color w:val="000000"/>
+          <w:sz w:val="22"/>
+          <w:szCs w:val="22"/>
+        </w:rPr>
+        <w:t xml:space="preserve">    </w:t>
+      </w:r>
+      <w:r>
+        <w:rPr>
+          <w:rFonts w:ascii="Consolas" w:hAnsi="Consolas"/>
+          <w:b/>
+          <w:bCs/>
+          <w:color w:val="7F0055"/>
+          <w:sz w:val="22"/>
+          <w:szCs w:val="22"/>
+          <w:lang w:val="en-GB"/>
+        </w:rPr>
+        <w:t>public</w:t>
+      </w:r>
+      <w:r>
+        <w:rPr>
+          <w:rFonts w:ascii="Consolas" w:hAnsi="Consolas"/>
+          <w:color w:val="000000"/>
+          <w:sz w:val="22"/>
+          <w:szCs w:val="22"/>
+          <w:lang w:val="en-GB"/>
+        </w:rPr>
+        <w:t xml:space="preserve"> Silla </w:t>
+      </w:r>
+      <w:proofErr w:type="spellStart"/>
+      <w:proofErr w:type="gramStart"/>
+      <w:r>
+        <w:rPr>
+          <w:rFonts w:ascii="Consolas" w:hAnsi="Consolas"/>
+          <w:color w:val="000000"/>
+          <w:sz w:val="22"/>
+          <w:szCs w:val="22"/>
+          <w:lang w:val="en-GB"/>
+        </w:rPr>
+        <w:t>crearSilla</w:t>
+      </w:r>
+      <w:proofErr w:type="spellEnd"/>
+      <w:r>
+        <w:rPr>
+          <w:rFonts w:ascii="Consolas" w:hAnsi="Consolas"/>
+          <w:color w:val="000000"/>
+          <w:sz w:val="22"/>
+          <w:szCs w:val="22"/>
+          <w:lang w:val="en-GB"/>
+        </w:rPr>
+        <w:t>(</w:t>
+      </w:r>
+      <w:proofErr w:type="gramEnd"/>
+      <w:r>
+        <w:rPr>
+          <w:rFonts w:ascii="Consolas" w:hAnsi="Consolas"/>
+          <w:color w:val="000000"/>
+          <w:sz w:val="22"/>
+          <w:szCs w:val="22"/>
+          <w:lang w:val="en-GB"/>
+        </w:rPr>
+        <w:t>) {</w:t>
+      </w:r>
+    </w:p>
+    <w:p>
+      <w:pPr>
+        <w:pStyle w:val="NormalWeb"/>
+        <w:shd w:val="clear" w:color="auto" w:fill="A5C9EB" w:themeFill="text2" w:themeFillTint="40"/>
+        <w:spacing w:before="0" w:beforeAutospacing="0" w:after="0" w:afterAutospacing="0"/>
+        <w:rPr>
+          <w:rFonts w:ascii="Consolas" w:hAnsi="Consolas"/>
+          <w:color w:val="000000"/>
+          <w:sz w:val="22"/>
+          <w:szCs w:val="22"/>
+          <w:lang w:val="en-GB"/>
+        </w:rPr>
+      </w:pPr>
+      <w:r>
+        <w:rPr>
+          <w:rFonts w:ascii="Consolas" w:hAnsi="Consolas"/>
+          <w:color w:val="000000"/>
+          <w:sz w:val="22"/>
+          <w:szCs w:val="22"/>
+          <w:lang w:val="en-GB"/>
+        </w:rPr>
+        <w:t xml:space="preserve">        </w:t>
+      </w:r>
+      <w:r>
+        <w:rPr>
+          <w:rFonts w:ascii="Consolas" w:hAnsi="Consolas"/>
+          <w:b/>
+          <w:bCs/>
+          <w:color w:val="7F0055"/>
+          <w:sz w:val="22"/>
+          <w:szCs w:val="22"/>
+          <w:lang w:val="en-GB"/>
+        </w:rPr>
+        <w:t>return</w:t>
+      </w:r>
+      <w:r>
+        <w:rPr>
+          <w:rFonts w:ascii="Consolas" w:hAnsi="Consolas"/>
+          <w:color w:val="000000"/>
+          <w:sz w:val="22"/>
+          <w:szCs w:val="22"/>
+          <w:lang w:val="en-GB"/>
+        </w:rPr>
+        <w:t xml:space="preserve"> </w:t>
+      </w:r>
+      <w:r>
+        <w:rPr>
+          <w:rFonts w:ascii="Consolas" w:hAnsi="Consolas"/>
+          <w:b/>
+          <w:bCs/>
+          <w:color w:val="7F0055"/>
+          <w:sz w:val="22"/>
+          <w:szCs w:val="22"/>
+          <w:lang w:val="en-GB"/>
+        </w:rPr>
+        <w:t>new</w:t>
+      </w:r>
+      <w:r>
+        <w:rPr>
+          <w:rFonts w:ascii="Consolas" w:hAnsi="Consolas"/>
+          <w:color w:val="000000"/>
+          <w:sz w:val="22"/>
+          <w:szCs w:val="22"/>
+          <w:lang w:val="en-GB"/>
+        </w:rPr>
+        <w:t xml:space="preserve"> </w:t>
+      </w:r>
+      <w:proofErr w:type="spellStart"/>
+      <w:proofErr w:type="gramStart"/>
+      <w:r>
+        <w:rPr>
+          <w:rFonts w:ascii="Consolas" w:hAnsi="Consolas"/>
+          <w:color w:val="000000"/>
+          <w:sz w:val="22"/>
+          <w:szCs w:val="22"/>
+          <w:lang w:val="en-GB"/>
+        </w:rPr>
+        <w:t>SillaModerna</w:t>
+      </w:r>
+      <w:proofErr w:type="spellEnd"/>
+      <w:r>
+        <w:rPr>
+          <w:rFonts w:ascii="Consolas" w:hAnsi="Consolas"/>
+          <w:color w:val="000000"/>
+          <w:sz w:val="22"/>
+          <w:szCs w:val="22"/>
+          <w:lang w:val="en-GB"/>
+        </w:rPr>
+        <w:t>();</w:t>
+      </w:r>
+      <w:proofErr w:type="gramEnd"/>
+    </w:p>
+    <w:p>
+      <w:pPr>
+        <w:pStyle w:val="NormalWeb"/>
+        <w:shd w:val="clear" w:color="auto" w:fill="A5C9EB" w:themeFill="text2" w:themeFillTint="40"/>
+        <w:spacing w:before="0" w:beforeAutospacing="0" w:after="0" w:afterAutospacing="0"/>
+        <w:rPr>
+          <w:rFonts w:ascii="Consolas" w:hAnsi="Consolas"/>
+          <w:color w:val="000000"/>
+          <w:sz w:val="22"/>
+          <w:szCs w:val="22"/>
+          <w:lang w:val="en-GB"/>
+        </w:rPr>
+      </w:pPr>
+      <w:r>
+        <w:rPr>
+          <w:rFonts w:ascii="Consolas" w:hAnsi="Consolas"/>
+          <w:color w:val="000000"/>
+          <w:sz w:val="22"/>
+          <w:szCs w:val="22"/>
+          <w:lang w:val="en-GB"/>
+        </w:rPr>
+        <w:t xml:space="preserve">    }</w:t>
+      </w:r>
+    </w:p>
+    <w:p>
+      <w:pPr>
+        <w:pStyle w:val="NormalWeb"/>
+        <w:shd w:val="clear" w:color="auto" w:fill="FFFFFF"/>
+        <w:spacing w:before="0" w:beforeAutospacing="0" w:after="0" w:afterAutospacing="0"/>
+        <w:rPr>
+          <w:rFonts w:ascii="Consolas" w:hAnsi="Consolas"/>
+          <w:color w:val="000000"/>
+          <w:sz w:val="22"/>
+          <w:szCs w:val="22"/>
+          <w:lang w:val="en-GB"/>
+        </w:rPr>
+      </w:pPr>
+    </w:p>
+    <w:p>
+      <w:pPr>
+        <w:pStyle w:val="NormalWeb"/>
+        <w:shd w:val="clear" w:color="auto" w:fill="FFFFFF"/>
+        <w:spacing w:before="0" w:beforeAutospacing="0" w:after="0" w:afterAutospacing="0"/>
+        <w:rPr>
+          <w:rFonts w:ascii="Consolas" w:hAnsi="Consolas"/>
+          <w:color w:val="000000"/>
+          <w:sz w:val="22"/>
+          <w:szCs w:val="22"/>
+          <w:lang w:val="en-GB"/>
+        </w:rPr>
+      </w:pPr>
+      <w:r>
+        <w:rPr>
+          <w:rFonts w:ascii="Consolas" w:hAnsi="Consolas"/>
+          <w:color w:val="000000"/>
+          <w:sz w:val="22"/>
+          <w:szCs w:val="22"/>
+          <w:lang w:val="en-GB"/>
+        </w:rPr>
+        <w:t xml:space="preserve">    </w:t>
+      </w:r>
+      <w:r>
+        <w:rPr>
+          <w:rFonts w:ascii="Consolas" w:hAnsi="Consolas"/>
+          <w:color w:val="646464"/>
+          <w:sz w:val="22"/>
+          <w:szCs w:val="22"/>
+          <w:lang w:val="en-GB"/>
+        </w:rPr>
+        <w:t>@Override</w:t>
+      </w:r>
+    </w:p>
+    <w:p>
+      <w:pPr>
+        <w:pStyle w:val="NormalWeb"/>
+        <w:shd w:val="clear" w:color="auto" w:fill="FFFFFF"/>
+        <w:spacing w:before="0" w:beforeAutospacing="0" w:after="0" w:afterAutospacing="0"/>
+        <w:rPr>
+          <w:rFonts w:ascii="Consolas" w:hAnsi="Consolas"/>
+          <w:color w:val="000000"/>
+          <w:sz w:val="22"/>
+          <w:szCs w:val="22"/>
+          <w:lang w:val="en-GB"/>
+        </w:rPr>
+      </w:pPr>
+      <w:r>
+        <w:rPr>
+          <w:rFonts w:ascii="Consolas" w:hAnsi="Consolas"/>
+          <w:color w:val="000000"/>
+          <w:sz w:val="22"/>
+          <w:szCs w:val="22"/>
+          <w:lang w:val="en-GB"/>
+        </w:rPr>
+        <w:t xml:space="preserve">    </w:t>
+      </w:r>
+      <w:r>
+        <w:rPr>
+          <w:rFonts w:ascii="Consolas" w:hAnsi="Consolas"/>
+          <w:b/>
+          <w:bCs/>
+          <w:color w:val="7F0055"/>
+          <w:sz w:val="22"/>
+          <w:szCs w:val="22"/>
+          <w:lang w:val="en-GB"/>
+        </w:rPr>
+        <w:t>public</w:t>
+      </w:r>
+      <w:r>
+        <w:rPr>
+          <w:rFonts w:ascii="Consolas" w:hAnsi="Consolas"/>
+          <w:color w:val="000000"/>
+          <w:sz w:val="22"/>
+          <w:szCs w:val="22"/>
+          <w:lang w:val="en-GB"/>
+        </w:rPr>
+        <w:t xml:space="preserve"> Sofa </w:t>
+      </w:r>
+      <w:proofErr w:type="spellStart"/>
+      <w:proofErr w:type="gramStart"/>
+      <w:r>
+        <w:rPr>
+          <w:rFonts w:ascii="Consolas" w:hAnsi="Consolas"/>
+          <w:color w:val="000000"/>
+          <w:sz w:val="22"/>
+          <w:szCs w:val="22"/>
+          <w:lang w:val="en-GB"/>
+        </w:rPr>
+        <w:t>crearSofa</w:t>
+      </w:r>
+      <w:proofErr w:type="spellEnd"/>
+      <w:r>
+        <w:rPr>
+          <w:rFonts w:ascii="Consolas" w:hAnsi="Consolas"/>
+          <w:color w:val="000000"/>
+          <w:sz w:val="22"/>
+          <w:szCs w:val="22"/>
+          <w:lang w:val="en-GB"/>
+        </w:rPr>
+        <w:t>(</w:t>
+      </w:r>
+      <w:proofErr w:type="gramEnd"/>
+      <w:r>
+        <w:rPr>
+          <w:rFonts w:ascii="Consolas" w:hAnsi="Consolas"/>
+          <w:color w:val="000000"/>
+          <w:sz w:val="22"/>
+          <w:szCs w:val="22"/>
+          <w:lang w:val="en-GB"/>
+        </w:rPr>
+        <w:t>) {</w:t>
+      </w:r>
+    </w:p>
+    <w:p>
+      <w:pPr>
+        <w:pStyle w:val="NormalWeb"/>
+        <w:shd w:val="clear" w:color="auto" w:fill="FFFFFF"/>
+        <w:spacing w:before="0" w:beforeAutospacing="0" w:after="0" w:afterAutospacing="0"/>
+        <w:rPr>
+          <w:rFonts w:ascii="Consolas" w:hAnsi="Consolas"/>
+          <w:color w:val="000000"/>
+          <w:sz w:val="22"/>
+          <w:szCs w:val="22"/>
+          <w:lang w:val="en-GB"/>
+        </w:rPr>
+      </w:pPr>
+      <w:r>
+        <w:rPr>
+          <w:rFonts w:ascii="Consolas" w:hAnsi="Consolas"/>
+          <w:color w:val="000000"/>
+          <w:sz w:val="22"/>
+          <w:szCs w:val="22"/>
+          <w:lang w:val="en-GB"/>
+        </w:rPr>
+        <w:t xml:space="preserve">        </w:t>
+      </w:r>
+      <w:r>
+        <w:rPr>
+          <w:rFonts w:ascii="Consolas" w:hAnsi="Consolas"/>
+          <w:b/>
+          <w:bCs/>
+          <w:color w:val="7F0055"/>
+          <w:sz w:val="22"/>
+          <w:szCs w:val="22"/>
+          <w:lang w:val="en-GB"/>
+        </w:rPr>
+        <w:t>return</w:t>
+      </w:r>
+      <w:r>
+        <w:rPr>
+          <w:rFonts w:ascii="Consolas" w:hAnsi="Consolas"/>
+          <w:color w:val="000000"/>
+          <w:sz w:val="22"/>
+          <w:szCs w:val="22"/>
+          <w:lang w:val="en-GB"/>
+        </w:rPr>
+        <w:t xml:space="preserve"> </w:t>
+      </w:r>
+      <w:r>
+        <w:rPr>
+          <w:rFonts w:ascii="Consolas" w:hAnsi="Consolas"/>
+          <w:b/>
+          <w:bCs/>
+          <w:color w:val="7F0055"/>
+          <w:sz w:val="22"/>
+          <w:szCs w:val="22"/>
+          <w:lang w:val="en-GB"/>
+        </w:rPr>
+        <w:t>new</w:t>
+      </w:r>
+      <w:r>
+        <w:rPr>
+          <w:rFonts w:ascii="Consolas" w:hAnsi="Consolas"/>
+          <w:color w:val="000000"/>
+          <w:sz w:val="22"/>
+          <w:szCs w:val="22"/>
+          <w:lang w:val="en-GB"/>
+        </w:rPr>
+        <w:t xml:space="preserve"> </w:t>
+      </w:r>
+      <w:proofErr w:type="spellStart"/>
+      <w:proofErr w:type="gramStart"/>
+      <w:r>
+        <w:rPr>
+          <w:rFonts w:ascii="Consolas" w:hAnsi="Consolas"/>
+          <w:color w:val="000000"/>
+          <w:sz w:val="22"/>
+          <w:szCs w:val="22"/>
+          <w:lang w:val="en-GB"/>
+        </w:rPr>
+        <w:t>SofaModerno</w:t>
+      </w:r>
+      <w:proofErr w:type="spellEnd"/>
+      <w:r>
+        <w:rPr>
+          <w:rFonts w:ascii="Consolas" w:hAnsi="Consolas"/>
+          <w:color w:val="000000"/>
+          <w:sz w:val="22"/>
+          <w:szCs w:val="22"/>
+          <w:lang w:val="en-GB"/>
+        </w:rPr>
+        <w:t>();</w:t>
+      </w:r>
+      <w:proofErr w:type="gramEnd"/>
+    </w:p>
+    <w:p>
+      <w:pPr>
+        <w:pStyle w:val="NormalWeb"/>
+        <w:shd w:val="clear" w:color="auto" w:fill="FFFFFF"/>
+        <w:spacing w:before="0" w:beforeAutospacing="0" w:after="0" w:afterAutospacing="0"/>
+        <w:rPr>
+          <w:rFonts w:ascii="Consolas" w:hAnsi="Consolas"/>
+          <w:color w:val="000000"/>
+          <w:sz w:val="22"/>
+          <w:szCs w:val="22"/>
+        </w:rPr>
+      </w:pPr>
+      <w:r>
+        <w:rPr>
+          <w:rFonts w:ascii="Consolas" w:hAnsi="Consolas"/>
+          <w:color w:val="000000"/>
+          <w:sz w:val="22"/>
+          <w:szCs w:val="22"/>
+          <w:lang w:val="en-GB"/>
+        </w:rPr>
+        <w:t xml:space="preserve">    </w:t>
+      </w:r>
+      <w:r>
+        <w:rPr>
+          <w:rFonts w:ascii="Consolas" w:hAnsi="Consolas"/>
+          <w:color w:val="000000"/>
+          <w:sz w:val="22"/>
+          <w:szCs w:val="22"/>
+        </w:rPr>
+        <w:t>}</w:t>
+      </w:r>
+    </w:p>
+    <w:p>
+      <w:pPr>
+        <w:pStyle w:val="NormalWeb"/>
+        <w:shd w:val="clear" w:color="auto" w:fill="A5C9EB" w:themeFill="text2" w:themeFillTint="40"/>
+        <w:spacing w:before="0" w:beforeAutospacing="0" w:after="0" w:afterAutospacing="0"/>
+        <w:rPr>
+          <w:rFonts w:ascii="Consolas" w:hAnsi="Consolas"/>
+          <w:color w:val="000000"/>
+          <w:sz w:val="22"/>
+          <w:szCs w:val="22"/>
+        </w:rPr>
+      </w:pPr>
+      <w:r>
+        <w:rPr>
+          <w:rFonts w:ascii="Consolas" w:hAnsi="Consolas"/>
+          <w:color w:val="000000"/>
+          <w:sz w:val="22"/>
+          <w:szCs w:val="22"/>
+        </w:rPr>
+        <w:t>}</w:t>
+      </w:r>
+    </w:p>
+    <w:p>
+      <w:pPr>
+        <w:pStyle w:val="NormalWeb"/>
+        <w:shd w:val="clear" w:color="auto" w:fill="FFFFFF"/>
+        <w:spacing w:before="0" w:beforeAutospacing="0" w:after="0" w:afterAutospacing="0"/>
+        <w:rPr>
+          <w:rFonts w:ascii="Consolas" w:hAnsi="Consolas"/>
+          <w:color w:val="000000"/>
+          <w:sz w:val="22"/>
+          <w:szCs w:val="22"/>
+        </w:rPr>
+      </w:pPr>
+    </w:p>
+    <w:p>
+      <w:pPr>
+        <w:pStyle w:val="NormalWeb"/>
+        <w:shd w:val="clear" w:color="auto" w:fill="FFFFFF"/>
+        <w:spacing w:before="0" w:beforeAutospacing="0" w:after="0" w:afterAutospacing="0"/>
+        <w:rPr>
+          <w:rFonts w:ascii="Consolas" w:hAnsi="Consolas"/>
+          <w:color w:val="000000"/>
+          <w:sz w:val="22"/>
+          <w:szCs w:val="22"/>
+        </w:rPr>
+      </w:pPr>
+      <w:r>
+        <w:rPr>
+          <w:rFonts w:ascii="Consolas" w:hAnsi="Consolas"/>
+          <w:color w:val="3F7F5F"/>
+          <w:sz w:val="22"/>
+          <w:szCs w:val="22"/>
+        </w:rPr>
+        <w:t>// Implementación concreta de la fábrica de muebles de estilo victoriano</w:t>
+      </w:r>
+    </w:p>
+    <w:p>
+      <w:pPr>
+        <w:pStyle w:val="NormalWeb"/>
+        <w:shd w:val="clear" w:color="auto" w:fill="A5C9EB" w:themeFill="text2" w:themeFillTint="40"/>
+        <w:spacing w:before="0" w:beforeAutospacing="0" w:after="0" w:afterAutospacing="0"/>
+        <w:rPr>
+          <w:rFonts w:ascii="Consolas" w:hAnsi="Consolas"/>
+          <w:color w:val="000000"/>
+          <w:sz w:val="22"/>
+          <w:szCs w:val="22"/>
+        </w:rPr>
+      </w:pPr>
+      <w:proofErr w:type="spellStart"/>
+      <w:r>
+        <w:rPr>
+          <w:rFonts w:ascii="Consolas" w:hAnsi="Consolas"/>
+          <w:b/>
+          <w:bCs/>
+          <w:color w:val="7F0055"/>
+          <w:sz w:val="22"/>
+          <w:szCs w:val="22"/>
+        </w:rPr>
+        <w:t>class</w:t>
+      </w:r>
+      <w:proofErr w:type="spellEnd"/>
+      <w:r>
+        <w:rPr>
+          <w:rFonts w:ascii="Consolas" w:hAnsi="Consolas"/>
+          <w:color w:val="000000"/>
+          <w:sz w:val="22"/>
+          <w:szCs w:val="22"/>
+        </w:rPr>
+        <w:t xml:space="preserve"> </w:t>
+      </w:r>
+      <w:proofErr w:type="spellStart"/>
+      <w:r>
+        <w:rPr>
+          <w:rFonts w:ascii="Consolas" w:hAnsi="Consolas"/>
+          <w:color w:val="000000"/>
+          <w:sz w:val="22"/>
+          <w:szCs w:val="22"/>
+        </w:rPr>
+        <w:t>FabricaMueblesVictorianos</w:t>
+      </w:r>
+      <w:proofErr w:type="spellEnd"/>
+      <w:r>
+        <w:rPr>
+          <w:rFonts w:ascii="Consolas" w:hAnsi="Consolas"/>
+          <w:color w:val="000000"/>
+          <w:sz w:val="22"/>
+          <w:szCs w:val="22"/>
+        </w:rPr>
+        <w:t xml:space="preserve"> </w:t>
+      </w:r>
+      <w:proofErr w:type="spellStart"/>
+      <w:r>
+        <w:rPr>
+          <w:rFonts w:ascii="Consolas" w:hAnsi="Consolas"/>
+          <w:b/>
+          <w:bCs/>
+          <w:color w:val="7F0055"/>
+          <w:sz w:val="22"/>
+          <w:szCs w:val="22"/>
+        </w:rPr>
+        <w:t>implements</w:t>
+      </w:r>
+      <w:proofErr w:type="spellEnd"/>
+      <w:r>
+        <w:rPr>
+          <w:rFonts w:ascii="Consolas" w:hAnsi="Consolas"/>
+          <w:color w:val="000000"/>
+          <w:sz w:val="22"/>
+          <w:szCs w:val="22"/>
+        </w:rPr>
+        <w:t xml:space="preserve"> </w:t>
+      </w:r>
+      <w:proofErr w:type="spellStart"/>
+      <w:r>
+        <w:rPr>
+          <w:rFonts w:ascii="Consolas" w:hAnsi="Consolas"/>
+          <w:color w:val="000000"/>
+          <w:sz w:val="22"/>
+          <w:szCs w:val="22"/>
+        </w:rPr>
+        <w:t>FabricaMuebles</w:t>
+      </w:r>
+      <w:proofErr w:type="spellEnd"/>
+      <w:r>
+        <w:rPr>
+          <w:rFonts w:ascii="Consolas" w:hAnsi="Consolas"/>
+          <w:color w:val="000000"/>
+          <w:sz w:val="22"/>
+          <w:szCs w:val="22"/>
+        </w:rPr>
+        <w:t xml:space="preserve"> {</w:t>
+      </w:r>
+    </w:p>
+    <w:p>
+      <w:pPr>
+        <w:pStyle w:val="NormalWeb"/>
+        <w:shd w:val="clear" w:color="auto" w:fill="A5C9EB" w:themeFill="text2" w:themeFillTint="40"/>
+        <w:spacing w:before="0" w:beforeAutospacing="0" w:after="0" w:afterAutospacing="0"/>
+        <w:rPr>
+          <w:rFonts w:ascii="Consolas" w:hAnsi="Consolas"/>
+          <w:color w:val="000000"/>
+          <w:sz w:val="22"/>
+          <w:szCs w:val="22"/>
+        </w:rPr>
+      </w:pPr>
+      <w:r>
+        <w:rPr>
+          <w:rFonts w:ascii="Consolas" w:hAnsi="Consolas"/>
+          <w:color w:val="000000"/>
+          <w:sz w:val="22"/>
+          <w:szCs w:val="22"/>
+        </w:rPr>
+        <w:t xml:space="preserve">    </w:t>
+      </w:r>
+      <w:r>
+        <w:rPr>
+          <w:rFonts w:ascii="Consolas" w:hAnsi="Consolas"/>
+          <w:color w:val="646464"/>
+          <w:sz w:val="22"/>
+          <w:szCs w:val="22"/>
+        </w:rPr>
+        <w:t>@Override</w:t>
+      </w:r>
+    </w:p>
+    <w:p>
+      <w:pPr>
+        <w:pStyle w:val="NormalWeb"/>
+        <w:shd w:val="clear" w:color="auto" w:fill="A5C9EB" w:themeFill="text2" w:themeFillTint="40"/>
+        <w:spacing w:before="0" w:beforeAutospacing="0" w:after="0" w:afterAutospacing="0"/>
+        <w:rPr>
+          <w:rFonts w:ascii="Consolas" w:hAnsi="Consolas"/>
+          <w:color w:val="000000"/>
+          <w:sz w:val="22"/>
+          <w:szCs w:val="22"/>
+          <w:lang w:val="en-GB"/>
+        </w:rPr>
+      </w:pPr>
+      <w:r>
+        <w:rPr>
+          <w:rFonts w:ascii="Consolas" w:hAnsi="Consolas"/>
+          <w:color w:val="000000"/>
+          <w:sz w:val="22"/>
+          <w:szCs w:val="22"/>
+        </w:rPr>
+        <w:t xml:space="preserve">    </w:t>
+      </w:r>
+      <w:r>
+        <w:rPr>
+          <w:rFonts w:ascii="Consolas" w:hAnsi="Consolas"/>
+          <w:b/>
+          <w:bCs/>
+          <w:color w:val="7F0055"/>
+          <w:sz w:val="22"/>
+          <w:szCs w:val="22"/>
+          <w:lang w:val="en-GB"/>
+        </w:rPr>
+        <w:t>public</w:t>
+      </w:r>
+      <w:r>
+        <w:rPr>
+          <w:rFonts w:ascii="Consolas" w:hAnsi="Consolas"/>
+          <w:color w:val="000000"/>
+          <w:sz w:val="22"/>
+          <w:szCs w:val="22"/>
+          <w:lang w:val="en-GB"/>
+        </w:rPr>
+        <w:t xml:space="preserve"> Silla </w:t>
+      </w:r>
+      <w:proofErr w:type="spellStart"/>
+      <w:proofErr w:type="gramStart"/>
+      <w:r>
+        <w:rPr>
+          <w:rFonts w:ascii="Consolas" w:hAnsi="Consolas"/>
+          <w:color w:val="000000"/>
+          <w:sz w:val="22"/>
+          <w:szCs w:val="22"/>
+          <w:lang w:val="en-GB"/>
+        </w:rPr>
+        <w:t>crearSilla</w:t>
+      </w:r>
+      <w:proofErr w:type="spellEnd"/>
+      <w:r>
+        <w:rPr>
+          <w:rFonts w:ascii="Consolas" w:hAnsi="Consolas"/>
+          <w:color w:val="000000"/>
+          <w:sz w:val="22"/>
+          <w:szCs w:val="22"/>
+          <w:lang w:val="en-GB"/>
+        </w:rPr>
+        <w:t>(</w:t>
+      </w:r>
+      <w:proofErr w:type="gramEnd"/>
+      <w:r>
+        <w:rPr>
+          <w:rFonts w:ascii="Consolas" w:hAnsi="Consolas"/>
+          <w:color w:val="000000"/>
+          <w:sz w:val="22"/>
+          <w:szCs w:val="22"/>
+          <w:lang w:val="en-GB"/>
+        </w:rPr>
+        <w:t>) {</w:t>
+      </w:r>
+    </w:p>
+    <w:p>
+      <w:pPr>
+        <w:pStyle w:val="NormalWeb"/>
+        <w:shd w:val="clear" w:color="auto" w:fill="A5C9EB" w:themeFill="text2" w:themeFillTint="40"/>
+        <w:spacing w:before="0" w:beforeAutospacing="0" w:after="0" w:afterAutospacing="0"/>
+        <w:rPr>
+          <w:rFonts w:ascii="Consolas" w:hAnsi="Consolas"/>
+          <w:color w:val="000000"/>
+          <w:sz w:val="22"/>
+          <w:szCs w:val="22"/>
+          <w:lang w:val="en-GB"/>
+        </w:rPr>
+      </w:pPr>
+      <w:r>
+        <w:rPr>
+          <w:rFonts w:ascii="Consolas" w:hAnsi="Consolas"/>
+          <w:color w:val="000000"/>
+          <w:sz w:val="22"/>
+          <w:szCs w:val="22"/>
+          <w:lang w:val="en-GB"/>
+        </w:rPr>
+        <w:t xml:space="preserve">        </w:t>
+      </w:r>
+      <w:r>
+        <w:rPr>
+          <w:rFonts w:ascii="Consolas" w:hAnsi="Consolas"/>
+          <w:b/>
+          <w:bCs/>
+          <w:color w:val="7F0055"/>
+          <w:sz w:val="22"/>
+          <w:szCs w:val="22"/>
+          <w:lang w:val="en-GB"/>
+        </w:rPr>
+        <w:t>return</w:t>
+      </w:r>
+      <w:r>
+        <w:rPr>
+          <w:rFonts w:ascii="Consolas" w:hAnsi="Consolas"/>
+          <w:color w:val="000000"/>
+          <w:sz w:val="22"/>
+          <w:szCs w:val="22"/>
+          <w:lang w:val="en-GB"/>
+        </w:rPr>
+        <w:t xml:space="preserve"> </w:t>
+      </w:r>
+      <w:r>
+        <w:rPr>
+          <w:rFonts w:ascii="Consolas" w:hAnsi="Consolas"/>
+          <w:b/>
+          <w:bCs/>
+          <w:color w:val="7F0055"/>
+          <w:sz w:val="22"/>
+          <w:szCs w:val="22"/>
+          <w:lang w:val="en-GB"/>
+        </w:rPr>
+        <w:t>new</w:t>
+      </w:r>
+      <w:r>
+        <w:rPr>
+          <w:rFonts w:ascii="Consolas" w:hAnsi="Consolas"/>
+          <w:color w:val="000000"/>
+          <w:sz w:val="22"/>
+          <w:szCs w:val="22"/>
+          <w:lang w:val="en-GB"/>
+        </w:rPr>
+        <w:t xml:space="preserve"> </w:t>
+      </w:r>
+      <w:proofErr w:type="spellStart"/>
+      <w:proofErr w:type="gramStart"/>
+      <w:r>
+        <w:rPr>
+          <w:rFonts w:ascii="Consolas" w:hAnsi="Consolas"/>
+          <w:color w:val="000000"/>
+          <w:sz w:val="22"/>
+          <w:szCs w:val="22"/>
+          <w:lang w:val="en-GB"/>
+        </w:rPr>
+        <w:t>SillaVictoriana</w:t>
+      </w:r>
+      <w:proofErr w:type="spellEnd"/>
+      <w:r>
+        <w:rPr>
+          <w:rFonts w:ascii="Consolas" w:hAnsi="Consolas"/>
+          <w:color w:val="000000"/>
+          <w:sz w:val="22"/>
+          <w:szCs w:val="22"/>
+          <w:lang w:val="en-GB"/>
+        </w:rPr>
+        <w:t>();</w:t>
+      </w:r>
+      <w:proofErr w:type="gramEnd"/>
+    </w:p>
+    <w:p>
+      <w:pPr>
+        <w:pStyle w:val="NormalWeb"/>
+        <w:shd w:val="clear" w:color="auto" w:fill="A5C9EB" w:themeFill="text2" w:themeFillTint="40"/>
+        <w:spacing w:before="0" w:beforeAutospacing="0" w:after="0" w:afterAutospacing="0"/>
+        <w:rPr>
+          <w:rFonts w:ascii="Consolas" w:hAnsi="Consolas"/>
+          <w:color w:val="000000"/>
+          <w:sz w:val="22"/>
+          <w:szCs w:val="22"/>
+          <w:lang w:val="en-GB"/>
+        </w:rPr>
+      </w:pPr>
+      <w:r>
+        <w:rPr>
+          <w:rFonts w:ascii="Consolas" w:hAnsi="Consolas"/>
+          <w:color w:val="000000"/>
+          <w:sz w:val="22"/>
+          <w:szCs w:val="22"/>
+          <w:lang w:val="en-GB"/>
+        </w:rPr>
+        <w:t xml:space="preserve">    }</w:t>
+      </w:r>
+    </w:p>
+    <w:p>
+      <w:pPr>
+        <w:pStyle w:val="NormalWeb"/>
+        <w:shd w:val="clear" w:color="auto" w:fill="A5C9EB" w:themeFill="text2" w:themeFillTint="40"/>
+        <w:spacing w:before="0" w:beforeAutospacing="0" w:after="0" w:afterAutospacing="0"/>
+        <w:rPr>
+          <w:rFonts w:ascii="Consolas" w:hAnsi="Consolas"/>
+          <w:color w:val="000000"/>
+          <w:sz w:val="22"/>
+          <w:szCs w:val="22"/>
+          <w:lang w:val="en-GB"/>
+        </w:rPr>
+      </w:pPr>
+    </w:p>
+    <w:p>
+      <w:pPr>
+        <w:pStyle w:val="NormalWeb"/>
+        <w:shd w:val="clear" w:color="auto" w:fill="FFFFFF"/>
+        <w:spacing w:before="0" w:beforeAutospacing="0" w:after="0" w:afterAutospacing="0"/>
+        <w:rPr>
+          <w:rFonts w:ascii="Consolas" w:hAnsi="Consolas"/>
+          <w:color w:val="000000"/>
+          <w:sz w:val="22"/>
+          <w:szCs w:val="22"/>
+          <w:lang w:val="en-GB"/>
+        </w:rPr>
+      </w:pPr>
+      <w:r>
+        <w:rPr>
+          <w:rFonts w:ascii="Consolas" w:hAnsi="Consolas"/>
+          <w:color w:val="000000"/>
+          <w:sz w:val="22"/>
+          <w:szCs w:val="22"/>
+          <w:lang w:val="en-GB"/>
+        </w:rPr>
+        <w:t xml:space="preserve">    </w:t>
+      </w:r>
+      <w:r>
+        <w:rPr>
+          <w:rFonts w:ascii="Consolas" w:hAnsi="Consolas"/>
+          <w:color w:val="646464"/>
+          <w:sz w:val="22"/>
+          <w:szCs w:val="22"/>
+          <w:lang w:val="en-GB"/>
+        </w:rPr>
+        <w:t>@Override</w:t>
+      </w:r>
+    </w:p>
+    <w:p>
+      <w:pPr>
+        <w:pStyle w:val="NormalWeb"/>
+        <w:shd w:val="clear" w:color="auto" w:fill="FFFFFF"/>
+        <w:spacing w:before="0" w:beforeAutospacing="0" w:after="0" w:afterAutospacing="0"/>
+        <w:rPr>
+          <w:rFonts w:ascii="Consolas" w:hAnsi="Consolas"/>
+          <w:color w:val="000000"/>
+          <w:sz w:val="22"/>
+          <w:szCs w:val="22"/>
+          <w:lang w:val="en-GB"/>
+        </w:rPr>
+      </w:pPr>
+      <w:r>
+        <w:rPr>
+          <w:rFonts w:ascii="Consolas" w:hAnsi="Consolas"/>
+          <w:color w:val="000000"/>
+          <w:sz w:val="22"/>
+          <w:szCs w:val="22"/>
+          <w:lang w:val="en-GB"/>
+        </w:rPr>
+        <w:t xml:space="preserve">    </w:t>
+      </w:r>
+      <w:r>
+        <w:rPr>
+          <w:rFonts w:ascii="Consolas" w:hAnsi="Consolas"/>
+          <w:b/>
+          <w:bCs/>
+          <w:color w:val="7F0055"/>
+          <w:sz w:val="22"/>
+          <w:szCs w:val="22"/>
+          <w:lang w:val="en-GB"/>
+        </w:rPr>
+        <w:t>public</w:t>
+      </w:r>
+      <w:r>
+        <w:rPr>
+          <w:rFonts w:ascii="Consolas" w:hAnsi="Consolas"/>
+          <w:color w:val="000000"/>
+          <w:sz w:val="22"/>
+          <w:szCs w:val="22"/>
+          <w:lang w:val="en-GB"/>
+        </w:rPr>
+        <w:t xml:space="preserve"> Sofa </w:t>
+      </w:r>
+      <w:proofErr w:type="spellStart"/>
+      <w:proofErr w:type="gramStart"/>
+      <w:r>
+        <w:rPr>
+          <w:rFonts w:ascii="Consolas" w:hAnsi="Consolas"/>
+          <w:color w:val="000000"/>
+          <w:sz w:val="22"/>
+          <w:szCs w:val="22"/>
+          <w:lang w:val="en-GB"/>
+        </w:rPr>
+        <w:t>crearSofa</w:t>
+      </w:r>
+      <w:proofErr w:type="spellEnd"/>
+      <w:r>
+        <w:rPr>
+          <w:rFonts w:ascii="Consolas" w:hAnsi="Consolas"/>
+          <w:color w:val="000000"/>
+          <w:sz w:val="22"/>
+          <w:szCs w:val="22"/>
+          <w:lang w:val="en-GB"/>
+        </w:rPr>
+        <w:t>(</w:t>
+      </w:r>
+      <w:proofErr w:type="gramEnd"/>
+      <w:r>
+        <w:rPr>
+          <w:rFonts w:ascii="Consolas" w:hAnsi="Consolas"/>
+          <w:color w:val="000000"/>
+          <w:sz w:val="22"/>
+          <w:szCs w:val="22"/>
+          <w:lang w:val="en-GB"/>
+        </w:rPr>
+        <w:t>) {</w:t>
+      </w:r>
+    </w:p>
+    <w:p>
+      <w:pPr>
+        <w:pStyle w:val="NormalWeb"/>
+        <w:shd w:val="clear" w:color="auto" w:fill="FFFFFF"/>
+        <w:spacing w:before="0" w:beforeAutospacing="0" w:after="0" w:afterAutospacing="0"/>
+        <w:rPr>
+          <w:rFonts w:ascii="Consolas" w:hAnsi="Consolas"/>
+          <w:color w:val="000000"/>
+          <w:sz w:val="22"/>
+          <w:szCs w:val="22"/>
+          <w:lang w:val="en-GB"/>
+        </w:rPr>
+      </w:pPr>
+      <w:r>
+        <w:rPr>
+          <w:rFonts w:ascii="Consolas" w:hAnsi="Consolas"/>
+          <w:color w:val="000000"/>
+          <w:sz w:val="22"/>
+          <w:szCs w:val="22"/>
+          <w:lang w:val="en-GB"/>
+        </w:rPr>
+        <w:t xml:space="preserve">        </w:t>
+      </w:r>
+      <w:r>
+        <w:rPr>
+          <w:rFonts w:ascii="Consolas" w:hAnsi="Consolas"/>
+          <w:b/>
+          <w:bCs/>
+          <w:color w:val="7F0055"/>
+          <w:sz w:val="22"/>
+          <w:szCs w:val="22"/>
+          <w:lang w:val="en-GB"/>
+        </w:rPr>
+        <w:t>return</w:t>
+      </w:r>
+      <w:r>
+        <w:rPr>
+          <w:rFonts w:ascii="Consolas" w:hAnsi="Consolas"/>
+          <w:color w:val="000000"/>
+          <w:sz w:val="22"/>
+          <w:szCs w:val="22"/>
+          <w:lang w:val="en-GB"/>
+        </w:rPr>
+        <w:t xml:space="preserve"> </w:t>
+      </w:r>
+      <w:r>
+        <w:rPr>
+          <w:rFonts w:ascii="Consolas" w:hAnsi="Consolas"/>
+          <w:b/>
+          <w:bCs/>
+          <w:color w:val="7F0055"/>
+          <w:sz w:val="22"/>
+          <w:szCs w:val="22"/>
+          <w:lang w:val="en-GB"/>
+        </w:rPr>
+        <w:t>new</w:t>
+      </w:r>
+      <w:r>
+        <w:rPr>
+          <w:rFonts w:ascii="Consolas" w:hAnsi="Consolas"/>
+          <w:color w:val="000000"/>
+          <w:sz w:val="22"/>
+          <w:szCs w:val="22"/>
+          <w:lang w:val="en-GB"/>
+        </w:rPr>
+        <w:t xml:space="preserve"> </w:t>
+      </w:r>
+      <w:proofErr w:type="spellStart"/>
+      <w:proofErr w:type="gramStart"/>
+      <w:r>
+        <w:rPr>
+          <w:rFonts w:ascii="Consolas" w:hAnsi="Consolas"/>
+          <w:color w:val="000000"/>
+          <w:sz w:val="22"/>
+          <w:szCs w:val="22"/>
+          <w:lang w:val="en-GB"/>
+        </w:rPr>
+        <w:t>SofaVictoriano</w:t>
+      </w:r>
+      <w:proofErr w:type="spellEnd"/>
+      <w:r>
+        <w:rPr>
+          <w:rFonts w:ascii="Consolas" w:hAnsi="Consolas"/>
+          <w:color w:val="000000"/>
+          <w:sz w:val="22"/>
+          <w:szCs w:val="22"/>
+          <w:lang w:val="en-GB"/>
+        </w:rPr>
+        <w:t>();</w:t>
+      </w:r>
+      <w:proofErr w:type="gramEnd"/>
+    </w:p>
+    <w:p>
+      <w:pPr>
+        <w:pStyle w:val="NormalWeb"/>
+        <w:shd w:val="clear" w:color="auto" w:fill="FFFFFF"/>
+        <w:spacing w:before="0" w:beforeAutospacing="0" w:after="0" w:afterAutospacing="0"/>
+        <w:rPr>
+          <w:rFonts w:ascii="Consolas" w:hAnsi="Consolas"/>
+          <w:color w:val="000000"/>
+          <w:sz w:val="22"/>
+          <w:szCs w:val="22"/>
+        </w:rPr>
+      </w:pPr>
+      <w:r>
+        <w:rPr>
+          <w:rFonts w:ascii="Consolas" w:hAnsi="Consolas"/>
+          <w:color w:val="000000"/>
+          <w:sz w:val="22"/>
+          <w:szCs w:val="22"/>
+          <w:lang w:val="en-GB"/>
+        </w:rPr>
         <w:lastRenderedPageBreak/>
-        <w:t>4º Ejercicio</w:t>
-      </w:r>
-    </w:p>
-    <w:p>
-      <w:pPr>
-        <w:rPr>
-          <w:b/>
-          <w:bCs/>
-          <w:sz w:val="22"/>
-          <w:szCs w:val="22"/>
-        </w:rPr>
-      </w:pPr>
-      <w:proofErr w:type="spellStart"/>
-      <w:r>
-        <w:rPr>
-          <w:b/>
-          <w:bCs/>
-          <w:sz w:val="22"/>
-          <w:szCs w:val="22"/>
-        </w:rPr>
-        <w:t>Abstract</w:t>
-      </w:r>
-      <w:proofErr w:type="spellEnd"/>
-      <w:r>
-        <w:rPr>
-          <w:b/>
-          <w:bCs/>
-          <w:sz w:val="22"/>
-          <w:szCs w:val="22"/>
-        </w:rPr>
-        <w:t xml:space="preserve"> Factory</w:t>
-      </w:r>
-    </w:p>
-    <w:p>
-      <w:pPr>
-        <w:jc w:val="both"/>
-        <w:rPr>
-          <w:sz w:val="22"/>
-          <w:szCs w:val="22"/>
-        </w:rPr>
-      </w:pPr>
-      <w:r>
-        <w:rPr>
-          <w:sz w:val="22"/>
-          <w:szCs w:val="22"/>
-        </w:rPr>
-        <w:t xml:space="preserve">El patrón </w:t>
-      </w:r>
-      <w:proofErr w:type="spellStart"/>
-      <w:r>
-        <w:rPr>
-          <w:sz w:val="22"/>
-          <w:szCs w:val="22"/>
-        </w:rPr>
-        <w:t>Abstract</w:t>
-      </w:r>
-      <w:proofErr w:type="spellEnd"/>
-      <w:r>
-        <w:rPr>
-          <w:sz w:val="22"/>
-          <w:szCs w:val="22"/>
-        </w:rPr>
-        <w:t xml:space="preserve"> Factory proporciona una interfaz para crear familias de objetos relacionados o dependientes sin especificar sus clases concretas. Mientras que el Factory </w:t>
-      </w:r>
-      <w:proofErr w:type="spellStart"/>
-      <w:r>
-        <w:rPr>
-          <w:sz w:val="22"/>
-          <w:szCs w:val="22"/>
-        </w:rPr>
-        <w:t>Method</w:t>
-      </w:r>
-      <w:proofErr w:type="spellEnd"/>
-      <w:r>
-        <w:rPr>
-          <w:sz w:val="22"/>
-          <w:szCs w:val="22"/>
-        </w:rPr>
-        <w:t xml:space="preserve"> se centra en la creación de un solo tipo de objeto, </w:t>
-      </w:r>
-      <w:r>
-        <w:rPr>
-          <w:b/>
-          <w:bCs/>
-        </w:rPr>
-        <w:t xml:space="preserve">el </w:t>
-      </w:r>
-      <w:proofErr w:type="spellStart"/>
-      <w:r>
-        <w:rPr>
-          <w:b/>
-          <w:bCs/>
-        </w:rPr>
-        <w:t>Abstract</w:t>
-      </w:r>
-      <w:proofErr w:type="spellEnd"/>
-      <w:r>
-        <w:rPr>
-          <w:b/>
-          <w:bCs/>
-        </w:rPr>
-        <w:t xml:space="preserve"> Factory se enfoca en crear múltiples tipos de objetos que están relacionados entre sí</w:t>
-      </w:r>
-      <w:r>
-        <w:rPr>
-          <w:sz w:val="22"/>
-          <w:szCs w:val="22"/>
-        </w:rPr>
-        <w:t>.</w:t>
-      </w:r>
-    </w:p>
-    <w:p>
-      <w:pPr>
-        <w:rPr>
-          <w:b/>
-          <w:bCs/>
-          <w:sz w:val="22"/>
-          <w:szCs w:val="22"/>
-        </w:rPr>
-      </w:pPr>
-      <w:r>
-        <w:rPr>
-          <w:b/>
-          <w:bCs/>
-          <w:sz w:val="22"/>
-          <w:szCs w:val="22"/>
-        </w:rPr>
-        <w:t>Ejemplo</w:t>
-      </w:r>
-    </w:p>
-    <w:p>
-      <w:pPr>
-        <w:rPr>
-          <w:sz w:val="22"/>
-          <w:szCs w:val="22"/>
-        </w:rPr>
-      </w:pPr>
-      <w:r>
-        <w:rPr>
-          <w:sz w:val="22"/>
-          <w:szCs w:val="22"/>
-        </w:rPr>
-        <w:t xml:space="preserve">Aquí tienes un ejemplo básico de cómo se implementaría un </w:t>
-      </w:r>
-      <w:proofErr w:type="spellStart"/>
-      <w:r>
-        <w:rPr>
-          <w:sz w:val="22"/>
-          <w:szCs w:val="22"/>
-        </w:rPr>
-        <w:t>Abstract</w:t>
-      </w:r>
-      <w:proofErr w:type="spellEnd"/>
-      <w:r>
-        <w:rPr>
-          <w:sz w:val="22"/>
-          <w:szCs w:val="22"/>
-        </w:rPr>
-        <w:t xml:space="preserve"> Factory para muebles, incluyendo sillas y sofás:</w:t>
-      </w:r>
-    </w:p>
-    <w:p>
-      <w:pPr>
-        <w:rPr>
-          <w:sz w:val="22"/>
-          <w:szCs w:val="22"/>
-        </w:rPr>
-      </w:pPr>
-      <w:r>
-        <w:rPr>
-          <w:sz w:val="22"/>
-          <w:szCs w:val="22"/>
-        </w:rPr>
-        <w:t xml:space="preserve">Queremos crear objetos sillas y </w:t>
-      </w:r>
-      <w:proofErr w:type="spellStart"/>
-      <w:r>
-        <w:rPr>
-          <w:sz w:val="22"/>
-          <w:szCs w:val="22"/>
-        </w:rPr>
-        <w:t>sofas</w:t>
-      </w:r>
-      <w:proofErr w:type="spellEnd"/>
-      <w:r>
-        <w:rPr>
-          <w:sz w:val="22"/>
-          <w:szCs w:val="22"/>
-        </w:rPr>
-        <w:t xml:space="preserve"> relacionados según el estilo, victoriano, moderno, </w:t>
-      </w:r>
-      <w:proofErr w:type="spellStart"/>
-      <w:r>
-        <w:rPr>
-          <w:sz w:val="22"/>
-          <w:szCs w:val="22"/>
-        </w:rPr>
-        <w:t>etc</w:t>
-      </w:r>
-      <w:proofErr w:type="spellEnd"/>
-      <w:r>
-        <w:rPr>
-          <w:sz w:val="22"/>
-          <w:szCs w:val="22"/>
-        </w:rPr>
-        <w:t xml:space="preserve">, es digamos un paso </w:t>
-      </w:r>
-      <w:proofErr w:type="spellStart"/>
-      <w:r>
-        <w:rPr>
-          <w:sz w:val="22"/>
-          <w:szCs w:val="22"/>
-        </w:rPr>
-        <w:t>mas</w:t>
-      </w:r>
-      <w:proofErr w:type="spellEnd"/>
-      <w:r>
-        <w:rPr>
-          <w:sz w:val="22"/>
-          <w:szCs w:val="22"/>
-        </w:rPr>
-        <w:t xml:space="preserve"> con respecto al </w:t>
-      </w:r>
-      <w:proofErr w:type="spellStart"/>
-      <w:r>
-        <w:rPr>
-          <w:sz w:val="22"/>
-          <w:szCs w:val="22"/>
-        </w:rPr>
-        <w:t>patron</w:t>
-      </w:r>
-      <w:proofErr w:type="spellEnd"/>
-      <w:r>
-        <w:rPr>
-          <w:sz w:val="22"/>
-          <w:szCs w:val="22"/>
-        </w:rPr>
-        <w:t xml:space="preserve"> anterior.</w:t>
-      </w:r>
-    </w:p>
-    <w:p>
-      <w:pPr>
-        <w:pStyle w:val="NormalWeb"/>
-        <w:shd w:val="clear" w:color="auto" w:fill="FFFFFF"/>
-        <w:spacing w:before="0" w:beforeAutospacing="0" w:after="0" w:afterAutospacing="0"/>
-        <w:rPr>
-          <w:rFonts w:ascii="Consolas" w:hAnsi="Consolas"/>
-          <w:color w:val="000000"/>
-          <w:sz w:val="22"/>
-          <w:szCs w:val="22"/>
-        </w:rPr>
-      </w:pPr>
-      <w:proofErr w:type="spellStart"/>
-      <w:r>
-        <w:rPr>
-          <w:rFonts w:ascii="Consolas" w:hAnsi="Consolas"/>
-          <w:b/>
-          <w:bCs/>
-          <w:color w:val="7F0055"/>
-          <w:sz w:val="22"/>
-          <w:szCs w:val="22"/>
-        </w:rPr>
-        <w:t>package</w:t>
-      </w:r>
-      <w:proofErr w:type="spellEnd"/>
-      <w:r>
-        <w:rPr>
-          <w:rFonts w:ascii="Consolas" w:hAnsi="Consolas"/>
-          <w:color w:val="000000"/>
-          <w:sz w:val="22"/>
-          <w:szCs w:val="22"/>
-        </w:rPr>
-        <w:t xml:space="preserve"> </w:t>
-      </w:r>
-      <w:proofErr w:type="spellStart"/>
-      <w:r>
-        <w:rPr>
-          <w:rFonts w:ascii="Consolas" w:hAnsi="Consolas"/>
-          <w:color w:val="000000"/>
-          <w:sz w:val="22"/>
-          <w:szCs w:val="22"/>
-        </w:rPr>
-        <w:t>abstractfactory</w:t>
-      </w:r>
-      <w:proofErr w:type="spellEnd"/>
-      <w:r>
-        <w:rPr>
-          <w:rFonts w:ascii="Consolas" w:hAnsi="Consolas"/>
-          <w:color w:val="000000"/>
-          <w:sz w:val="22"/>
-          <w:szCs w:val="22"/>
-        </w:rPr>
-        <w:t>;</w:t>
-      </w:r>
-    </w:p>
-    <w:p>
-      <w:pPr>
-        <w:pStyle w:val="NormalWeb"/>
-        <w:shd w:val="clear" w:color="auto" w:fill="FFFFFF"/>
-        <w:spacing w:before="0" w:beforeAutospacing="0" w:after="0" w:afterAutospacing="0"/>
-        <w:rPr>
-          <w:rFonts w:ascii="Consolas" w:hAnsi="Consolas"/>
-          <w:color w:val="000000"/>
-          <w:sz w:val="22"/>
-          <w:szCs w:val="22"/>
-        </w:rPr>
-      </w:pPr>
-    </w:p>
-    <w:p>
-      <w:pPr>
-        <w:pStyle w:val="NormalWeb"/>
-        <w:shd w:val="clear" w:color="auto" w:fill="FFFFFF"/>
-        <w:spacing w:before="0" w:beforeAutospacing="0" w:after="0" w:afterAutospacing="0"/>
-        <w:rPr>
-          <w:rFonts w:ascii="Consolas" w:hAnsi="Consolas"/>
-          <w:color w:val="000000"/>
-          <w:sz w:val="22"/>
-          <w:szCs w:val="22"/>
-        </w:rPr>
-      </w:pPr>
-      <w:r>
-        <w:rPr>
-          <w:rFonts w:ascii="Consolas" w:hAnsi="Consolas"/>
-          <w:color w:val="3F7F5F"/>
-          <w:sz w:val="22"/>
-          <w:szCs w:val="22"/>
-        </w:rPr>
-        <w:t>// Interfaz para el producto abstracto Silla</w:t>
-      </w:r>
-    </w:p>
-    <w:p>
-      <w:pPr>
-        <w:pStyle w:val="NormalWeb"/>
-        <w:shd w:val="clear" w:color="auto" w:fill="A5C9EB" w:themeFill="text2" w:themeFillTint="40"/>
-        <w:spacing w:before="0" w:beforeAutospacing="0" w:after="0" w:afterAutospacing="0"/>
-        <w:rPr>
-          <w:rFonts w:ascii="Consolas" w:hAnsi="Consolas"/>
-          <w:color w:val="000000"/>
-          <w:sz w:val="22"/>
-          <w:szCs w:val="22"/>
-        </w:rPr>
-      </w:pPr>
-      <w:proofErr w:type="gramStart"/>
-      <w:r>
-        <w:rPr>
-          <w:rFonts w:ascii="Consolas" w:hAnsi="Consolas"/>
-          <w:b/>
-          <w:bCs/>
-          <w:color w:val="7F0055"/>
-          <w:sz w:val="22"/>
-          <w:szCs w:val="22"/>
-        </w:rPr>
-        <w:t>interface</w:t>
-      </w:r>
-      <w:proofErr w:type="gramEnd"/>
-      <w:r>
-        <w:rPr>
-          <w:rFonts w:ascii="Consolas" w:hAnsi="Consolas"/>
-          <w:color w:val="000000"/>
-          <w:sz w:val="22"/>
-          <w:szCs w:val="22"/>
-        </w:rPr>
-        <w:t xml:space="preserve"> Silla {</w:t>
-      </w:r>
-    </w:p>
-    <w:p>
-      <w:pPr>
-        <w:pStyle w:val="NormalWeb"/>
-        <w:shd w:val="clear" w:color="auto" w:fill="A5C9EB" w:themeFill="text2" w:themeFillTint="40"/>
-        <w:spacing w:before="0" w:beforeAutospacing="0" w:after="0" w:afterAutospacing="0"/>
-        <w:rPr>
-          <w:rFonts w:ascii="Consolas" w:hAnsi="Consolas"/>
-          <w:color w:val="000000"/>
-          <w:sz w:val="22"/>
-          <w:szCs w:val="22"/>
-        </w:rPr>
-      </w:pPr>
-      <w:r>
-        <w:rPr>
-          <w:rFonts w:ascii="Consolas" w:hAnsi="Consolas"/>
-          <w:color w:val="000000"/>
-          <w:sz w:val="22"/>
-          <w:szCs w:val="22"/>
-        </w:rPr>
-        <w:t xml:space="preserve">    </w:t>
-      </w:r>
-      <w:proofErr w:type="spellStart"/>
-      <w:r>
-        <w:rPr>
-          <w:rFonts w:ascii="Consolas" w:hAnsi="Consolas"/>
-          <w:b/>
-          <w:bCs/>
-          <w:color w:val="7F0055"/>
-          <w:sz w:val="22"/>
-          <w:szCs w:val="22"/>
-        </w:rPr>
-        <w:t>void</w:t>
-      </w:r>
-      <w:proofErr w:type="spellEnd"/>
-      <w:r>
-        <w:rPr>
-          <w:rFonts w:ascii="Consolas" w:hAnsi="Consolas"/>
-          <w:color w:val="000000"/>
-          <w:sz w:val="22"/>
-          <w:szCs w:val="22"/>
-        </w:rPr>
-        <w:t xml:space="preserve"> </w:t>
-      </w:r>
-      <w:proofErr w:type="gramStart"/>
-      <w:r>
-        <w:rPr>
-          <w:rFonts w:ascii="Consolas" w:hAnsi="Consolas"/>
-          <w:color w:val="000000"/>
-          <w:sz w:val="22"/>
-          <w:szCs w:val="22"/>
-        </w:rPr>
-        <w:t>describir(</w:t>
-      </w:r>
-      <w:proofErr w:type="gramEnd"/>
-      <w:r>
-        <w:rPr>
-          <w:rFonts w:ascii="Consolas" w:hAnsi="Consolas"/>
-          <w:color w:val="000000"/>
-          <w:sz w:val="22"/>
-          <w:szCs w:val="22"/>
-        </w:rPr>
-        <w:t>);</w:t>
-      </w:r>
-    </w:p>
-    <w:p>
-      <w:pPr>
-        <w:pStyle w:val="NormalWeb"/>
-        <w:shd w:val="clear" w:color="auto" w:fill="A5C9EB" w:themeFill="text2" w:themeFillTint="40"/>
-        <w:spacing w:before="0" w:beforeAutospacing="0" w:after="0" w:afterAutospacing="0"/>
-        <w:rPr>
-          <w:rFonts w:ascii="Consolas" w:hAnsi="Consolas"/>
-          <w:color w:val="000000"/>
-          <w:sz w:val="22"/>
-          <w:szCs w:val="22"/>
-        </w:rPr>
-      </w:pPr>
-      <w:r>
-        <w:rPr>
-          <w:rFonts w:ascii="Consolas" w:hAnsi="Consolas"/>
-          <w:color w:val="000000"/>
-          <w:sz w:val="22"/>
-          <w:szCs w:val="22"/>
-        </w:rPr>
-        <w:t>}</w:t>
-      </w:r>
-    </w:p>
-    <w:p>
-      <w:pPr>
-        <w:pStyle w:val="NormalWeb"/>
-        <w:shd w:val="clear" w:color="auto" w:fill="FFFFFF"/>
-        <w:spacing w:before="0" w:beforeAutospacing="0" w:after="0" w:afterAutospacing="0"/>
-        <w:rPr>
-          <w:rFonts w:ascii="Consolas" w:hAnsi="Consolas"/>
-          <w:color w:val="000000"/>
-          <w:sz w:val="22"/>
-          <w:szCs w:val="22"/>
-        </w:rPr>
-      </w:pPr>
-    </w:p>
-    <w:p>
-      <w:pPr>
-        <w:pStyle w:val="NormalWeb"/>
-        <w:shd w:val="clear" w:color="auto" w:fill="FFFFFF"/>
-        <w:spacing w:before="0" w:beforeAutospacing="0" w:after="0" w:afterAutospacing="0"/>
-        <w:rPr>
-          <w:rFonts w:ascii="Consolas" w:hAnsi="Consolas"/>
-          <w:color w:val="000000"/>
-          <w:sz w:val="22"/>
-          <w:szCs w:val="22"/>
-        </w:rPr>
-      </w:pPr>
-      <w:r>
-        <w:rPr>
-          <w:rFonts w:ascii="Consolas" w:hAnsi="Consolas"/>
-          <w:color w:val="3F7F5F"/>
-          <w:sz w:val="22"/>
-          <w:szCs w:val="22"/>
-        </w:rPr>
-        <w:t>// Interfaz para el producto abstracto Sofá</w:t>
-      </w:r>
-    </w:p>
-    <w:p>
-      <w:pPr>
-        <w:pStyle w:val="NormalWeb"/>
-        <w:shd w:val="clear" w:color="auto" w:fill="FFFFFF"/>
-        <w:spacing w:before="0" w:beforeAutospacing="0" w:after="0" w:afterAutospacing="0"/>
-        <w:rPr>
-          <w:rFonts w:ascii="Consolas" w:hAnsi="Consolas"/>
-          <w:color w:val="000000"/>
-          <w:sz w:val="22"/>
-          <w:szCs w:val="22"/>
-        </w:rPr>
-      </w:pPr>
-      <w:proofErr w:type="gramStart"/>
-      <w:r>
-        <w:rPr>
-          <w:rFonts w:ascii="Consolas" w:hAnsi="Consolas"/>
-          <w:b/>
-          <w:bCs/>
-          <w:color w:val="7F0055"/>
-          <w:sz w:val="22"/>
-          <w:szCs w:val="22"/>
-        </w:rPr>
-        <w:t>interface</w:t>
-      </w:r>
-      <w:proofErr w:type="gramEnd"/>
-      <w:r>
-        <w:rPr>
-          <w:rFonts w:ascii="Consolas" w:hAnsi="Consolas"/>
-          <w:color w:val="000000"/>
-          <w:sz w:val="22"/>
-          <w:szCs w:val="22"/>
-        </w:rPr>
-        <w:t xml:space="preserve"> </w:t>
-      </w:r>
-      <w:proofErr w:type="spellStart"/>
-      <w:r>
-        <w:rPr>
-          <w:rFonts w:ascii="Consolas" w:hAnsi="Consolas"/>
-          <w:color w:val="000000"/>
-          <w:sz w:val="22"/>
-          <w:szCs w:val="22"/>
-        </w:rPr>
-        <w:t>Sofa</w:t>
-      </w:r>
-      <w:proofErr w:type="spellEnd"/>
-      <w:r>
-        <w:rPr>
-          <w:rFonts w:ascii="Consolas" w:hAnsi="Consolas"/>
-          <w:color w:val="000000"/>
-          <w:sz w:val="22"/>
-          <w:szCs w:val="22"/>
-        </w:rPr>
-        <w:t xml:space="preserve"> {</w:t>
-      </w:r>
-    </w:p>
-    <w:p>
-      <w:pPr>
-        <w:pStyle w:val="NormalWeb"/>
-        <w:shd w:val="clear" w:color="auto" w:fill="FFFFFF"/>
-        <w:spacing w:before="0" w:beforeAutospacing="0" w:after="0" w:afterAutospacing="0"/>
-        <w:rPr>
-          <w:rFonts w:ascii="Consolas" w:hAnsi="Consolas"/>
-          <w:color w:val="000000"/>
-          <w:sz w:val="22"/>
-          <w:szCs w:val="22"/>
-        </w:rPr>
-      </w:pPr>
-      <w:r>
-        <w:rPr>
-          <w:rFonts w:ascii="Consolas" w:hAnsi="Consolas"/>
-          <w:color w:val="000000"/>
-          <w:sz w:val="22"/>
-          <w:szCs w:val="22"/>
-        </w:rPr>
-        <w:t xml:space="preserve">    </w:t>
-      </w:r>
-      <w:proofErr w:type="spellStart"/>
-      <w:r>
-        <w:rPr>
-          <w:rFonts w:ascii="Consolas" w:hAnsi="Consolas"/>
-          <w:b/>
-          <w:bCs/>
-          <w:color w:val="7F0055"/>
-          <w:sz w:val="22"/>
-          <w:szCs w:val="22"/>
-        </w:rPr>
-        <w:t>void</w:t>
-      </w:r>
-      <w:proofErr w:type="spellEnd"/>
-      <w:r>
-        <w:rPr>
-          <w:rFonts w:ascii="Consolas" w:hAnsi="Consolas"/>
-          <w:color w:val="000000"/>
-          <w:sz w:val="22"/>
-          <w:szCs w:val="22"/>
-        </w:rPr>
-        <w:t xml:space="preserve"> </w:t>
-      </w:r>
-      <w:proofErr w:type="gramStart"/>
-      <w:r>
-        <w:rPr>
-          <w:rFonts w:ascii="Consolas" w:hAnsi="Consolas"/>
-          <w:color w:val="000000"/>
-          <w:sz w:val="22"/>
-          <w:szCs w:val="22"/>
-        </w:rPr>
-        <w:t>describir(</w:t>
-      </w:r>
-      <w:proofErr w:type="gramEnd"/>
-      <w:r>
-        <w:rPr>
-          <w:rFonts w:ascii="Consolas" w:hAnsi="Consolas"/>
-          <w:color w:val="000000"/>
-          <w:sz w:val="22"/>
-          <w:szCs w:val="22"/>
-        </w:rPr>
-        <w:t>);</w:t>
-      </w:r>
-    </w:p>
-    <w:p>
-      <w:pPr>
-        <w:pStyle w:val="NormalWeb"/>
-        <w:shd w:val="clear" w:color="auto" w:fill="FFFFFF"/>
-        <w:spacing w:before="0" w:beforeAutospacing="0" w:after="0" w:afterAutospacing="0"/>
-        <w:rPr>
-          <w:rFonts w:ascii="Consolas" w:hAnsi="Consolas"/>
-          <w:color w:val="000000"/>
-          <w:sz w:val="22"/>
-          <w:szCs w:val="22"/>
-        </w:rPr>
-      </w:pPr>
-      <w:r>
-        <w:rPr>
-          <w:rFonts w:ascii="Consolas" w:hAnsi="Consolas"/>
-          <w:color w:val="000000"/>
-          <w:sz w:val="22"/>
-          <w:szCs w:val="22"/>
-        </w:rPr>
-        <w:t>}</w:t>
-      </w:r>
-    </w:p>
-    <w:p>
-      <w:pPr>
-        <w:pStyle w:val="NormalWeb"/>
-        <w:shd w:val="clear" w:color="auto" w:fill="FFFFFF"/>
-        <w:spacing w:before="0" w:beforeAutospacing="0" w:after="0" w:afterAutospacing="0"/>
-        <w:rPr>
-          <w:rFonts w:ascii="Consolas" w:hAnsi="Consolas"/>
-          <w:color w:val="000000"/>
-          <w:sz w:val="22"/>
-          <w:szCs w:val="22"/>
-        </w:rPr>
-      </w:pPr>
-    </w:p>
-    <w:p>
-      <w:pPr>
-        <w:pStyle w:val="NormalWeb"/>
-        <w:shd w:val="clear" w:color="auto" w:fill="FFFFFF"/>
-        <w:spacing w:before="0" w:beforeAutospacing="0" w:after="0" w:afterAutospacing="0"/>
-        <w:rPr>
-          <w:rFonts w:ascii="Consolas" w:hAnsi="Consolas"/>
-          <w:color w:val="000000"/>
-          <w:sz w:val="22"/>
-          <w:szCs w:val="22"/>
-        </w:rPr>
-      </w:pPr>
-      <w:r>
-        <w:rPr>
-          <w:rFonts w:ascii="Consolas" w:hAnsi="Consolas"/>
-          <w:color w:val="3F7F5F"/>
-          <w:sz w:val="22"/>
-          <w:szCs w:val="22"/>
-        </w:rPr>
-        <w:t>// Interfaz para la fábrica abstracta de muebles</w:t>
-      </w:r>
-    </w:p>
-    <w:p>
-      <w:pPr>
-        <w:pStyle w:val="NormalWeb"/>
-        <w:shd w:val="clear" w:color="auto" w:fill="A5C9EB" w:themeFill="text2" w:themeFillTint="40"/>
-        <w:spacing w:before="0" w:beforeAutospacing="0" w:after="0" w:afterAutospacing="0"/>
-        <w:rPr>
-          <w:rFonts w:ascii="Consolas" w:hAnsi="Consolas"/>
-          <w:color w:val="000000"/>
-          <w:sz w:val="22"/>
-          <w:szCs w:val="22"/>
-        </w:rPr>
-      </w:pPr>
-      <w:proofErr w:type="gramStart"/>
-      <w:r>
-        <w:rPr>
-          <w:rFonts w:ascii="Consolas" w:hAnsi="Consolas"/>
-          <w:b/>
-          <w:bCs/>
-          <w:color w:val="7F0055"/>
-          <w:sz w:val="22"/>
-          <w:szCs w:val="22"/>
-        </w:rPr>
-        <w:t>interface</w:t>
-      </w:r>
-      <w:proofErr w:type="gramEnd"/>
-      <w:r>
-        <w:rPr>
-          <w:rFonts w:ascii="Consolas" w:hAnsi="Consolas"/>
-          <w:color w:val="000000"/>
-          <w:sz w:val="22"/>
-          <w:szCs w:val="22"/>
-        </w:rPr>
-        <w:t xml:space="preserve"> </w:t>
-      </w:r>
-      <w:proofErr w:type="spellStart"/>
-      <w:r>
-        <w:rPr>
-          <w:rFonts w:ascii="Consolas" w:hAnsi="Consolas"/>
-          <w:color w:val="000000"/>
-          <w:sz w:val="22"/>
-          <w:szCs w:val="22"/>
-        </w:rPr>
-        <w:t>FabricaMuebles</w:t>
-      </w:r>
-      <w:proofErr w:type="spellEnd"/>
-      <w:r>
-        <w:rPr>
-          <w:rFonts w:ascii="Consolas" w:hAnsi="Consolas"/>
-          <w:color w:val="000000"/>
-          <w:sz w:val="22"/>
-          <w:szCs w:val="22"/>
-        </w:rPr>
-        <w:t xml:space="preserve"> {</w:t>
-      </w:r>
-    </w:p>
-    <w:p>
-      <w:pPr>
-        <w:pStyle w:val="NormalWeb"/>
-        <w:shd w:val="clear" w:color="auto" w:fill="A5C9EB" w:themeFill="text2" w:themeFillTint="40"/>
-        <w:spacing w:before="0" w:beforeAutospacing="0" w:after="0" w:afterAutospacing="0"/>
-        <w:rPr>
-          <w:rFonts w:ascii="Consolas" w:hAnsi="Consolas"/>
-          <w:color w:val="000000"/>
-          <w:sz w:val="22"/>
-          <w:szCs w:val="22"/>
-        </w:rPr>
-      </w:pPr>
-      <w:r>
-        <w:rPr>
-          <w:rFonts w:ascii="Consolas" w:hAnsi="Consolas"/>
-          <w:color w:val="000000"/>
-          <w:sz w:val="22"/>
-          <w:szCs w:val="22"/>
-        </w:rPr>
-        <w:t xml:space="preserve">    Silla </w:t>
-      </w:r>
-      <w:proofErr w:type="spellStart"/>
-      <w:proofErr w:type="gramStart"/>
-      <w:r>
-        <w:rPr>
-          <w:rFonts w:ascii="Consolas" w:hAnsi="Consolas"/>
-          <w:color w:val="000000"/>
-          <w:sz w:val="22"/>
-          <w:szCs w:val="22"/>
-        </w:rPr>
-        <w:t>crearSilla</w:t>
-      </w:r>
-      <w:proofErr w:type="spellEnd"/>
-      <w:r>
-        <w:rPr>
-          <w:rFonts w:ascii="Consolas" w:hAnsi="Consolas"/>
-          <w:color w:val="000000"/>
-          <w:sz w:val="22"/>
-          <w:szCs w:val="22"/>
-        </w:rPr>
-        <w:t>(</w:t>
-      </w:r>
-      <w:proofErr w:type="gramEnd"/>
-      <w:r>
-        <w:rPr>
-          <w:rFonts w:ascii="Consolas" w:hAnsi="Consolas"/>
-          <w:color w:val="000000"/>
-          <w:sz w:val="22"/>
-          <w:szCs w:val="22"/>
-        </w:rPr>
-        <w:t>);</w:t>
-      </w:r>
-    </w:p>
-    <w:p>
-      <w:pPr>
-        <w:pStyle w:val="NormalWeb"/>
-        <w:shd w:val="clear" w:color="auto" w:fill="FFFFFF"/>
-        <w:spacing w:before="0" w:beforeAutospacing="0" w:after="0" w:afterAutospacing="0"/>
-        <w:rPr>
-          <w:rFonts w:ascii="Consolas" w:hAnsi="Consolas"/>
-          <w:color w:val="000000"/>
-          <w:sz w:val="22"/>
-          <w:szCs w:val="22"/>
-        </w:rPr>
-      </w:pPr>
-      <w:r>
-        <w:rPr>
-          <w:rFonts w:ascii="Consolas" w:hAnsi="Consolas"/>
-          <w:color w:val="000000"/>
-          <w:sz w:val="22"/>
-          <w:szCs w:val="22"/>
-        </w:rPr>
-        <w:t xml:space="preserve">    </w:t>
-      </w:r>
-      <w:proofErr w:type="spellStart"/>
-      <w:r>
-        <w:rPr>
-          <w:rFonts w:ascii="Consolas" w:hAnsi="Consolas"/>
-          <w:color w:val="000000"/>
-          <w:sz w:val="22"/>
-          <w:szCs w:val="22"/>
-        </w:rPr>
-        <w:t>Sofa</w:t>
-      </w:r>
-      <w:proofErr w:type="spellEnd"/>
-      <w:r>
-        <w:rPr>
-          <w:rFonts w:ascii="Consolas" w:hAnsi="Consolas"/>
-          <w:color w:val="000000"/>
-          <w:sz w:val="22"/>
-          <w:szCs w:val="22"/>
-        </w:rPr>
-        <w:t xml:space="preserve"> </w:t>
-      </w:r>
-      <w:proofErr w:type="spellStart"/>
-      <w:proofErr w:type="gramStart"/>
-      <w:r>
-        <w:rPr>
-          <w:rFonts w:ascii="Consolas" w:hAnsi="Consolas"/>
-          <w:color w:val="000000"/>
-          <w:sz w:val="22"/>
-          <w:szCs w:val="22"/>
-        </w:rPr>
-        <w:t>crearSofa</w:t>
-      </w:r>
-      <w:proofErr w:type="spellEnd"/>
-      <w:r>
-        <w:rPr>
-          <w:rFonts w:ascii="Consolas" w:hAnsi="Consolas"/>
-          <w:color w:val="000000"/>
-          <w:sz w:val="22"/>
-          <w:szCs w:val="22"/>
-        </w:rPr>
-        <w:t>(</w:t>
-      </w:r>
-      <w:proofErr w:type="gramEnd"/>
-      <w:r>
-        <w:rPr>
-          <w:rFonts w:ascii="Consolas" w:hAnsi="Consolas"/>
-          <w:color w:val="000000"/>
-          <w:sz w:val="22"/>
-          <w:szCs w:val="22"/>
-        </w:rPr>
-        <w:t>);</w:t>
-      </w:r>
-    </w:p>
-    <w:p>
-      <w:pPr>
-        <w:pStyle w:val="NormalWeb"/>
-        <w:shd w:val="clear" w:color="auto" w:fill="A5C9EB" w:themeFill="text2" w:themeFillTint="40"/>
-        <w:spacing w:before="0" w:beforeAutospacing="0" w:after="0" w:afterAutospacing="0"/>
-        <w:rPr>
-          <w:rFonts w:ascii="Consolas" w:hAnsi="Consolas"/>
-          <w:color w:val="000000"/>
-          <w:sz w:val="22"/>
-          <w:szCs w:val="22"/>
-        </w:rPr>
-      </w:pPr>
-      <w:r>
-        <w:rPr>
-          <w:rFonts w:ascii="Consolas" w:hAnsi="Consolas"/>
-          <w:color w:val="000000"/>
-          <w:sz w:val="22"/>
-          <w:szCs w:val="22"/>
-        </w:rPr>
-        <w:t>}</w:t>
-      </w:r>
-    </w:p>
-    <w:p>
-      <w:pPr>
-        <w:pStyle w:val="NormalWeb"/>
-        <w:shd w:val="clear" w:color="auto" w:fill="FFFFFF"/>
-        <w:spacing w:before="0" w:beforeAutospacing="0" w:after="0" w:afterAutospacing="0"/>
-        <w:rPr>
-          <w:rFonts w:ascii="Consolas" w:hAnsi="Consolas"/>
-          <w:color w:val="000000"/>
-          <w:sz w:val="22"/>
-          <w:szCs w:val="22"/>
-        </w:rPr>
-      </w:pPr>
-    </w:p>
-    <w:p>
-      <w:pPr>
-        <w:pStyle w:val="NormalWeb"/>
-        <w:shd w:val="clear" w:color="auto" w:fill="FFFFFF"/>
-        <w:spacing w:before="0" w:beforeAutospacing="0" w:after="0" w:afterAutospacing="0"/>
-        <w:rPr>
-          <w:rFonts w:ascii="Consolas" w:hAnsi="Consolas"/>
-          <w:color w:val="000000"/>
-          <w:sz w:val="22"/>
-          <w:szCs w:val="22"/>
-        </w:rPr>
-      </w:pPr>
-      <w:r>
-        <w:rPr>
-          <w:rFonts w:ascii="Consolas" w:hAnsi="Consolas"/>
-          <w:color w:val="3F7F5F"/>
-          <w:sz w:val="22"/>
-          <w:szCs w:val="22"/>
-        </w:rPr>
-        <w:t>// Implementación concreta de la fábrica de muebles de estilo moderno</w:t>
-      </w:r>
-    </w:p>
-    <w:p>
-      <w:pPr>
-        <w:pStyle w:val="NormalWeb"/>
-        <w:shd w:val="clear" w:color="auto" w:fill="A5C9EB" w:themeFill="text2" w:themeFillTint="40"/>
-        <w:spacing w:before="0" w:beforeAutospacing="0" w:after="0" w:afterAutospacing="0"/>
-        <w:rPr>
-          <w:rFonts w:ascii="Consolas" w:hAnsi="Consolas"/>
-          <w:color w:val="000000"/>
-          <w:sz w:val="22"/>
-          <w:szCs w:val="22"/>
-        </w:rPr>
-      </w:pPr>
-      <w:proofErr w:type="spellStart"/>
-      <w:r>
-        <w:rPr>
-          <w:rFonts w:ascii="Consolas" w:hAnsi="Consolas"/>
-          <w:b/>
-          <w:bCs/>
-          <w:color w:val="7F0055"/>
-          <w:sz w:val="22"/>
-          <w:szCs w:val="22"/>
-        </w:rPr>
-        <w:t>class</w:t>
-      </w:r>
-      <w:proofErr w:type="spellEnd"/>
-      <w:r>
-        <w:rPr>
-          <w:rFonts w:ascii="Consolas" w:hAnsi="Consolas"/>
-          <w:color w:val="000000"/>
-          <w:sz w:val="22"/>
-          <w:szCs w:val="22"/>
-        </w:rPr>
-        <w:t xml:space="preserve"> </w:t>
-      </w:r>
-      <w:proofErr w:type="spellStart"/>
-      <w:r>
-        <w:rPr>
-          <w:rFonts w:ascii="Consolas" w:hAnsi="Consolas"/>
-          <w:color w:val="000000"/>
-          <w:sz w:val="22"/>
-          <w:szCs w:val="22"/>
-        </w:rPr>
-        <w:t>FabricaMueblesModernos</w:t>
-      </w:r>
-      <w:proofErr w:type="spellEnd"/>
-      <w:r>
-        <w:rPr>
-          <w:rFonts w:ascii="Consolas" w:hAnsi="Consolas"/>
-          <w:color w:val="000000"/>
-          <w:sz w:val="22"/>
-          <w:szCs w:val="22"/>
-        </w:rPr>
-        <w:t xml:space="preserve"> </w:t>
-      </w:r>
-      <w:proofErr w:type="spellStart"/>
-      <w:r>
-        <w:rPr>
-          <w:rFonts w:ascii="Consolas" w:hAnsi="Consolas"/>
-          <w:b/>
-          <w:bCs/>
-          <w:color w:val="7F0055"/>
-          <w:sz w:val="22"/>
-          <w:szCs w:val="22"/>
-        </w:rPr>
-        <w:t>implements</w:t>
-      </w:r>
-      <w:proofErr w:type="spellEnd"/>
-      <w:r>
-        <w:rPr>
-          <w:rFonts w:ascii="Consolas" w:hAnsi="Consolas"/>
-          <w:color w:val="000000"/>
-          <w:sz w:val="22"/>
-          <w:szCs w:val="22"/>
-        </w:rPr>
-        <w:t xml:space="preserve"> </w:t>
-      </w:r>
-      <w:proofErr w:type="spellStart"/>
-      <w:r>
-        <w:rPr>
-          <w:rFonts w:ascii="Consolas" w:hAnsi="Consolas"/>
-          <w:color w:val="000000"/>
-          <w:sz w:val="22"/>
-          <w:szCs w:val="22"/>
-        </w:rPr>
-        <w:t>FabricaMuebles</w:t>
-      </w:r>
-      <w:proofErr w:type="spellEnd"/>
-      <w:r>
-        <w:rPr>
-          <w:rFonts w:ascii="Consolas" w:hAnsi="Consolas"/>
-          <w:color w:val="000000"/>
-          <w:sz w:val="22"/>
-          <w:szCs w:val="22"/>
-        </w:rPr>
-        <w:t xml:space="preserve"> {</w:t>
-      </w:r>
-    </w:p>
-    <w:p>
-      <w:pPr>
-        <w:pStyle w:val="NormalWeb"/>
-        <w:shd w:val="clear" w:color="auto" w:fill="A5C9EB" w:themeFill="text2" w:themeFillTint="40"/>
-        <w:spacing w:before="0" w:beforeAutospacing="0" w:after="0" w:afterAutospacing="0"/>
-        <w:rPr>
-          <w:rFonts w:ascii="Consolas" w:hAnsi="Consolas"/>
-          <w:color w:val="000000"/>
-          <w:sz w:val="22"/>
-          <w:szCs w:val="22"/>
-        </w:rPr>
-      </w:pPr>
-      <w:r>
-        <w:rPr>
-          <w:rFonts w:ascii="Consolas" w:hAnsi="Consolas"/>
-          <w:color w:val="000000"/>
-          <w:sz w:val="22"/>
-          <w:szCs w:val="22"/>
-        </w:rPr>
-        <w:t xml:space="preserve">    </w:t>
-      </w:r>
-      <w:r>
-        <w:rPr>
-          <w:rFonts w:ascii="Consolas" w:hAnsi="Consolas"/>
-          <w:color w:val="646464"/>
-          <w:sz w:val="22"/>
-          <w:szCs w:val="22"/>
-        </w:rPr>
-        <w:t>@Override</w:t>
-      </w:r>
-    </w:p>
-    <w:p>
-      <w:pPr>
-        <w:pStyle w:val="NormalWeb"/>
-        <w:shd w:val="clear" w:color="auto" w:fill="A5C9EB" w:themeFill="text2" w:themeFillTint="40"/>
-        <w:spacing w:before="0" w:beforeAutospacing="0" w:after="0" w:afterAutospacing="0"/>
-        <w:rPr>
-          <w:rFonts w:ascii="Consolas" w:hAnsi="Consolas"/>
-          <w:color w:val="000000"/>
-          <w:sz w:val="22"/>
-          <w:szCs w:val="22"/>
-          <w:lang w:val="en-GB"/>
-        </w:rPr>
-      </w:pPr>
-      <w:r>
-        <w:rPr>
-          <w:rFonts w:ascii="Consolas" w:hAnsi="Consolas"/>
-          <w:color w:val="000000"/>
-          <w:sz w:val="22"/>
-          <w:szCs w:val="22"/>
-        </w:rPr>
-        <w:t xml:space="preserve">    </w:t>
-      </w:r>
-      <w:r>
-        <w:rPr>
-          <w:rFonts w:ascii="Consolas" w:hAnsi="Consolas"/>
-          <w:b/>
-          <w:bCs/>
-          <w:color w:val="7F0055"/>
-          <w:sz w:val="22"/>
-          <w:szCs w:val="22"/>
-          <w:lang w:val="en-GB"/>
-        </w:rPr>
-        <w:t>public</w:t>
-      </w:r>
-      <w:r>
-        <w:rPr>
-          <w:rFonts w:ascii="Consolas" w:hAnsi="Consolas"/>
-          <w:color w:val="000000"/>
-          <w:sz w:val="22"/>
-          <w:szCs w:val="22"/>
-          <w:lang w:val="en-GB"/>
-        </w:rPr>
-        <w:t xml:space="preserve"> Silla </w:t>
-      </w:r>
-      <w:proofErr w:type="spellStart"/>
-      <w:proofErr w:type="gramStart"/>
-      <w:r>
-        <w:rPr>
-          <w:rFonts w:ascii="Consolas" w:hAnsi="Consolas"/>
-          <w:color w:val="000000"/>
-          <w:sz w:val="22"/>
-          <w:szCs w:val="22"/>
-          <w:lang w:val="en-GB"/>
-        </w:rPr>
-        <w:t>crearSilla</w:t>
-      </w:r>
-      <w:proofErr w:type="spellEnd"/>
-      <w:r>
-        <w:rPr>
-          <w:rFonts w:ascii="Consolas" w:hAnsi="Consolas"/>
-          <w:color w:val="000000"/>
-          <w:sz w:val="22"/>
-          <w:szCs w:val="22"/>
-          <w:lang w:val="en-GB"/>
-        </w:rPr>
-        <w:t>(</w:t>
-      </w:r>
-      <w:proofErr w:type="gramEnd"/>
-      <w:r>
-        <w:rPr>
-          <w:rFonts w:ascii="Consolas" w:hAnsi="Consolas"/>
-          <w:color w:val="000000"/>
-          <w:sz w:val="22"/>
-          <w:szCs w:val="22"/>
-          <w:lang w:val="en-GB"/>
-        </w:rPr>
-        <w:t>) {</w:t>
-      </w:r>
-    </w:p>
-    <w:p>
-      <w:pPr>
-        <w:pStyle w:val="NormalWeb"/>
-        <w:shd w:val="clear" w:color="auto" w:fill="A5C9EB" w:themeFill="text2" w:themeFillTint="40"/>
-        <w:spacing w:before="0" w:beforeAutospacing="0" w:after="0" w:afterAutospacing="0"/>
-        <w:rPr>
-          <w:rFonts w:ascii="Consolas" w:hAnsi="Consolas"/>
-          <w:color w:val="000000"/>
-          <w:sz w:val="22"/>
-          <w:szCs w:val="22"/>
-          <w:lang w:val="en-GB"/>
-        </w:rPr>
-      </w:pPr>
-      <w:r>
-        <w:rPr>
-          <w:rFonts w:ascii="Consolas" w:hAnsi="Consolas"/>
-          <w:color w:val="000000"/>
-          <w:sz w:val="22"/>
-          <w:szCs w:val="22"/>
-          <w:lang w:val="en-GB"/>
-        </w:rPr>
-        <w:t xml:space="preserve">        </w:t>
-      </w:r>
-      <w:r>
-        <w:rPr>
-          <w:rFonts w:ascii="Consolas" w:hAnsi="Consolas"/>
-          <w:b/>
-          <w:bCs/>
-          <w:color w:val="7F0055"/>
-          <w:sz w:val="22"/>
-          <w:szCs w:val="22"/>
-          <w:lang w:val="en-GB"/>
-        </w:rPr>
-        <w:t>return</w:t>
-      </w:r>
-      <w:r>
-        <w:rPr>
-          <w:rFonts w:ascii="Consolas" w:hAnsi="Consolas"/>
-          <w:color w:val="000000"/>
-          <w:sz w:val="22"/>
-          <w:szCs w:val="22"/>
-          <w:lang w:val="en-GB"/>
-        </w:rPr>
-        <w:t xml:space="preserve"> </w:t>
-      </w:r>
-      <w:r>
-        <w:rPr>
-          <w:rFonts w:ascii="Consolas" w:hAnsi="Consolas"/>
-          <w:b/>
-          <w:bCs/>
-          <w:color w:val="7F0055"/>
-          <w:sz w:val="22"/>
-          <w:szCs w:val="22"/>
-          <w:lang w:val="en-GB"/>
-        </w:rPr>
-        <w:t>new</w:t>
-      </w:r>
-      <w:r>
-        <w:rPr>
-          <w:rFonts w:ascii="Consolas" w:hAnsi="Consolas"/>
-          <w:color w:val="000000"/>
-          <w:sz w:val="22"/>
-          <w:szCs w:val="22"/>
-          <w:lang w:val="en-GB"/>
-        </w:rPr>
-        <w:t xml:space="preserve"> </w:t>
-      </w:r>
-      <w:proofErr w:type="spellStart"/>
-      <w:proofErr w:type="gramStart"/>
-      <w:r>
-        <w:rPr>
-          <w:rFonts w:ascii="Consolas" w:hAnsi="Consolas"/>
-          <w:color w:val="000000"/>
-          <w:sz w:val="22"/>
-          <w:szCs w:val="22"/>
-          <w:lang w:val="en-GB"/>
-        </w:rPr>
-        <w:t>SillaModerna</w:t>
-      </w:r>
-      <w:proofErr w:type="spellEnd"/>
-      <w:r>
-        <w:rPr>
-          <w:rFonts w:ascii="Consolas" w:hAnsi="Consolas"/>
-          <w:color w:val="000000"/>
-          <w:sz w:val="22"/>
-          <w:szCs w:val="22"/>
-          <w:lang w:val="en-GB"/>
-        </w:rPr>
-        <w:t>(</w:t>
-      </w:r>
-      <w:proofErr w:type="gramEnd"/>
-      <w:r>
-        <w:rPr>
-          <w:rFonts w:ascii="Consolas" w:hAnsi="Consolas"/>
-          <w:color w:val="000000"/>
-          <w:sz w:val="22"/>
-          <w:szCs w:val="22"/>
-          <w:lang w:val="en-GB"/>
-        </w:rPr>
-        <w:t>);</w:t>
-      </w:r>
-    </w:p>
-    <w:p>
-      <w:pPr>
-        <w:pStyle w:val="NormalWeb"/>
-        <w:shd w:val="clear" w:color="auto" w:fill="A5C9EB" w:themeFill="text2" w:themeFillTint="40"/>
-        <w:spacing w:before="0" w:beforeAutospacing="0" w:after="0" w:afterAutospacing="0"/>
-        <w:rPr>
-          <w:rFonts w:ascii="Consolas" w:hAnsi="Consolas"/>
-          <w:color w:val="000000"/>
-          <w:sz w:val="22"/>
-          <w:szCs w:val="22"/>
-          <w:lang w:val="en-GB"/>
-        </w:rPr>
-      </w:pPr>
-      <w:r>
-        <w:rPr>
-          <w:rFonts w:ascii="Consolas" w:hAnsi="Consolas"/>
-          <w:color w:val="000000"/>
-          <w:sz w:val="22"/>
-          <w:szCs w:val="22"/>
-          <w:lang w:val="en-GB"/>
-        </w:rPr>
-        <w:t xml:space="preserve">    }</w:t>
-      </w:r>
-    </w:p>
-    <w:p>
-      <w:pPr>
-        <w:pStyle w:val="NormalWeb"/>
-        <w:shd w:val="clear" w:color="auto" w:fill="FFFFFF"/>
-        <w:spacing w:before="0" w:beforeAutospacing="0" w:after="0" w:afterAutospacing="0"/>
-        <w:rPr>
-          <w:rFonts w:ascii="Consolas" w:hAnsi="Consolas"/>
-          <w:color w:val="000000"/>
-          <w:sz w:val="22"/>
-          <w:szCs w:val="22"/>
-          <w:lang w:val="en-GB"/>
-        </w:rPr>
-      </w:pPr>
-    </w:p>
-    <w:p>
-      <w:pPr>
-        <w:pStyle w:val="NormalWeb"/>
-        <w:shd w:val="clear" w:color="auto" w:fill="FFFFFF"/>
-        <w:spacing w:before="0" w:beforeAutospacing="0" w:after="0" w:afterAutospacing="0"/>
-        <w:rPr>
-          <w:rFonts w:ascii="Consolas" w:hAnsi="Consolas"/>
-          <w:color w:val="000000"/>
-          <w:sz w:val="22"/>
-          <w:szCs w:val="22"/>
-          <w:lang w:val="en-GB"/>
-        </w:rPr>
-      </w:pPr>
-      <w:r>
-        <w:rPr>
-          <w:rFonts w:ascii="Consolas" w:hAnsi="Consolas"/>
-          <w:color w:val="000000"/>
-          <w:sz w:val="22"/>
-          <w:szCs w:val="22"/>
-          <w:lang w:val="en-GB"/>
-        </w:rPr>
-        <w:t xml:space="preserve">    </w:t>
-      </w:r>
-      <w:r>
-        <w:rPr>
-          <w:rFonts w:ascii="Consolas" w:hAnsi="Consolas"/>
-          <w:color w:val="646464"/>
-          <w:sz w:val="22"/>
-          <w:szCs w:val="22"/>
-          <w:lang w:val="en-GB"/>
-        </w:rPr>
-        <w:t>@Override</w:t>
-      </w:r>
-    </w:p>
-    <w:p>
-      <w:pPr>
-        <w:pStyle w:val="NormalWeb"/>
-        <w:shd w:val="clear" w:color="auto" w:fill="FFFFFF"/>
-        <w:spacing w:before="0" w:beforeAutospacing="0" w:after="0" w:afterAutospacing="0"/>
-        <w:rPr>
-          <w:rFonts w:ascii="Consolas" w:hAnsi="Consolas"/>
-          <w:color w:val="000000"/>
-          <w:sz w:val="22"/>
-          <w:szCs w:val="22"/>
-          <w:lang w:val="en-GB"/>
-        </w:rPr>
-      </w:pPr>
-      <w:r>
-        <w:rPr>
-          <w:rFonts w:ascii="Consolas" w:hAnsi="Consolas"/>
-          <w:color w:val="000000"/>
-          <w:sz w:val="22"/>
-          <w:szCs w:val="22"/>
-          <w:lang w:val="en-GB"/>
-        </w:rPr>
-        <w:t xml:space="preserve">    </w:t>
-      </w:r>
-      <w:r>
-        <w:rPr>
-          <w:rFonts w:ascii="Consolas" w:hAnsi="Consolas"/>
-          <w:b/>
-          <w:bCs/>
-          <w:color w:val="7F0055"/>
-          <w:sz w:val="22"/>
-          <w:szCs w:val="22"/>
-          <w:lang w:val="en-GB"/>
-        </w:rPr>
-        <w:t>public</w:t>
-      </w:r>
-      <w:r>
-        <w:rPr>
-          <w:rFonts w:ascii="Consolas" w:hAnsi="Consolas"/>
-          <w:color w:val="000000"/>
-          <w:sz w:val="22"/>
-          <w:szCs w:val="22"/>
-          <w:lang w:val="en-GB"/>
-        </w:rPr>
-        <w:t xml:space="preserve"> Sofa </w:t>
-      </w:r>
-      <w:proofErr w:type="spellStart"/>
-      <w:proofErr w:type="gramStart"/>
-      <w:r>
-        <w:rPr>
-          <w:rFonts w:ascii="Consolas" w:hAnsi="Consolas"/>
-          <w:color w:val="000000"/>
-          <w:sz w:val="22"/>
-          <w:szCs w:val="22"/>
-          <w:lang w:val="en-GB"/>
-        </w:rPr>
-        <w:t>crearSofa</w:t>
-      </w:r>
-      <w:proofErr w:type="spellEnd"/>
-      <w:r>
-        <w:rPr>
-          <w:rFonts w:ascii="Consolas" w:hAnsi="Consolas"/>
-          <w:color w:val="000000"/>
-          <w:sz w:val="22"/>
-          <w:szCs w:val="22"/>
-          <w:lang w:val="en-GB"/>
-        </w:rPr>
-        <w:t>(</w:t>
-      </w:r>
-      <w:proofErr w:type="gramEnd"/>
-      <w:r>
-        <w:rPr>
-          <w:rFonts w:ascii="Consolas" w:hAnsi="Consolas"/>
-          <w:color w:val="000000"/>
-          <w:sz w:val="22"/>
-          <w:szCs w:val="22"/>
-          <w:lang w:val="en-GB"/>
-        </w:rPr>
-        <w:t>) {</w:t>
-      </w:r>
-    </w:p>
-    <w:p>
-      <w:pPr>
-        <w:pStyle w:val="NormalWeb"/>
-        <w:shd w:val="clear" w:color="auto" w:fill="FFFFFF"/>
-        <w:spacing w:before="0" w:beforeAutospacing="0" w:after="0" w:afterAutospacing="0"/>
-        <w:rPr>
-          <w:rFonts w:ascii="Consolas" w:hAnsi="Consolas"/>
-          <w:color w:val="000000"/>
-          <w:sz w:val="22"/>
-          <w:szCs w:val="22"/>
-          <w:lang w:val="en-GB"/>
-        </w:rPr>
-      </w:pPr>
-      <w:r>
-        <w:rPr>
-          <w:rFonts w:ascii="Consolas" w:hAnsi="Consolas"/>
-          <w:color w:val="000000"/>
-          <w:sz w:val="22"/>
-          <w:szCs w:val="22"/>
-          <w:lang w:val="en-GB"/>
-        </w:rPr>
-        <w:t xml:space="preserve">        </w:t>
-      </w:r>
-      <w:r>
-        <w:rPr>
-          <w:rFonts w:ascii="Consolas" w:hAnsi="Consolas"/>
-          <w:b/>
-          <w:bCs/>
-          <w:color w:val="7F0055"/>
-          <w:sz w:val="22"/>
-          <w:szCs w:val="22"/>
-          <w:lang w:val="en-GB"/>
-        </w:rPr>
-        <w:t>return</w:t>
-      </w:r>
-      <w:r>
-        <w:rPr>
-          <w:rFonts w:ascii="Consolas" w:hAnsi="Consolas"/>
-          <w:color w:val="000000"/>
-          <w:sz w:val="22"/>
-          <w:szCs w:val="22"/>
-          <w:lang w:val="en-GB"/>
-        </w:rPr>
-        <w:t xml:space="preserve"> </w:t>
-      </w:r>
-      <w:r>
-        <w:rPr>
-          <w:rFonts w:ascii="Consolas" w:hAnsi="Consolas"/>
-          <w:b/>
-          <w:bCs/>
-          <w:color w:val="7F0055"/>
-          <w:sz w:val="22"/>
-          <w:szCs w:val="22"/>
-          <w:lang w:val="en-GB"/>
-        </w:rPr>
-        <w:t>new</w:t>
-      </w:r>
-      <w:r>
-        <w:rPr>
-          <w:rFonts w:ascii="Consolas" w:hAnsi="Consolas"/>
-          <w:color w:val="000000"/>
-          <w:sz w:val="22"/>
-          <w:szCs w:val="22"/>
-          <w:lang w:val="en-GB"/>
-        </w:rPr>
-        <w:t xml:space="preserve"> </w:t>
-      </w:r>
-      <w:proofErr w:type="spellStart"/>
-      <w:proofErr w:type="gramStart"/>
-      <w:r>
-        <w:rPr>
-          <w:rFonts w:ascii="Consolas" w:hAnsi="Consolas"/>
-          <w:color w:val="000000"/>
-          <w:sz w:val="22"/>
-          <w:szCs w:val="22"/>
-          <w:lang w:val="en-GB"/>
-        </w:rPr>
-        <w:t>SofaModerno</w:t>
-      </w:r>
-      <w:proofErr w:type="spellEnd"/>
-      <w:r>
-        <w:rPr>
-          <w:rFonts w:ascii="Consolas" w:hAnsi="Consolas"/>
-          <w:color w:val="000000"/>
-          <w:sz w:val="22"/>
-          <w:szCs w:val="22"/>
-          <w:lang w:val="en-GB"/>
-        </w:rPr>
-        <w:t>(</w:t>
-      </w:r>
-      <w:proofErr w:type="gramEnd"/>
-      <w:r>
-        <w:rPr>
-          <w:rFonts w:ascii="Consolas" w:hAnsi="Consolas"/>
-          <w:color w:val="000000"/>
-          <w:sz w:val="22"/>
-          <w:szCs w:val="22"/>
-          <w:lang w:val="en-GB"/>
-        </w:rPr>
-        <w:t>);</w:t>
-      </w:r>
-    </w:p>
-    <w:p>
-      <w:pPr>
-        <w:pStyle w:val="NormalWeb"/>
-        <w:shd w:val="clear" w:color="auto" w:fill="FFFFFF"/>
-        <w:spacing w:before="0" w:beforeAutospacing="0" w:after="0" w:afterAutospacing="0"/>
-        <w:rPr>
-          <w:rFonts w:ascii="Consolas" w:hAnsi="Consolas"/>
-          <w:color w:val="000000"/>
-          <w:sz w:val="22"/>
-          <w:szCs w:val="22"/>
-        </w:rPr>
-      </w:pPr>
-      <w:r>
-        <w:rPr>
-          <w:rFonts w:ascii="Consolas" w:hAnsi="Consolas"/>
-          <w:color w:val="000000"/>
-          <w:sz w:val="22"/>
-          <w:szCs w:val="22"/>
-          <w:lang w:val="en-GB"/>
-        </w:rPr>
-        <w:t xml:space="preserve">    </w:t>
-      </w:r>
-      <w:r>
-        <w:rPr>
-          <w:rFonts w:ascii="Consolas" w:hAnsi="Consolas"/>
-          <w:color w:val="000000"/>
-          <w:sz w:val="22"/>
-          <w:szCs w:val="22"/>
-        </w:rPr>
-        <w:t>}</w:t>
-      </w:r>
-    </w:p>
-    <w:p>
-      <w:pPr>
-        <w:pStyle w:val="NormalWeb"/>
-        <w:shd w:val="clear" w:color="auto" w:fill="A5C9EB" w:themeFill="text2" w:themeFillTint="40"/>
-        <w:spacing w:before="0" w:beforeAutospacing="0" w:after="0" w:afterAutospacing="0"/>
-        <w:rPr>
-          <w:rFonts w:ascii="Consolas" w:hAnsi="Consolas"/>
-          <w:color w:val="000000"/>
-          <w:sz w:val="22"/>
-          <w:szCs w:val="22"/>
-        </w:rPr>
-      </w:pPr>
-      <w:r>
-        <w:rPr>
-          <w:rFonts w:ascii="Consolas" w:hAnsi="Consolas"/>
-          <w:color w:val="000000"/>
-          <w:sz w:val="22"/>
-          <w:szCs w:val="22"/>
-        </w:rPr>
-        <w:t>}</w:t>
-      </w:r>
-    </w:p>
-    <w:p>
-      <w:pPr>
-        <w:pStyle w:val="NormalWeb"/>
-        <w:shd w:val="clear" w:color="auto" w:fill="FFFFFF"/>
-        <w:spacing w:before="0" w:beforeAutospacing="0" w:after="0" w:afterAutospacing="0"/>
-        <w:rPr>
-          <w:rFonts w:ascii="Consolas" w:hAnsi="Consolas"/>
-          <w:color w:val="000000"/>
-          <w:sz w:val="22"/>
-          <w:szCs w:val="22"/>
-        </w:rPr>
-      </w:pPr>
-    </w:p>
-    <w:p>
-      <w:pPr>
-        <w:pStyle w:val="NormalWeb"/>
-        <w:shd w:val="clear" w:color="auto" w:fill="FFFFFF"/>
-        <w:spacing w:before="0" w:beforeAutospacing="0" w:after="0" w:afterAutospacing="0"/>
-        <w:rPr>
-          <w:rFonts w:ascii="Consolas" w:hAnsi="Consolas"/>
-          <w:color w:val="000000"/>
-          <w:sz w:val="22"/>
-          <w:szCs w:val="22"/>
-        </w:rPr>
-      </w:pPr>
-      <w:r>
-        <w:rPr>
-          <w:rFonts w:ascii="Consolas" w:hAnsi="Consolas"/>
-          <w:color w:val="3F7F5F"/>
-          <w:sz w:val="22"/>
-          <w:szCs w:val="22"/>
-        </w:rPr>
-        <w:t>// Implementación concreta de la fábrica de muebles de estilo victoriano</w:t>
-      </w:r>
-    </w:p>
-    <w:p>
-      <w:pPr>
-        <w:pStyle w:val="NormalWeb"/>
-        <w:shd w:val="clear" w:color="auto" w:fill="A5C9EB" w:themeFill="text2" w:themeFillTint="40"/>
-        <w:spacing w:before="0" w:beforeAutospacing="0" w:after="0" w:afterAutospacing="0"/>
-        <w:rPr>
-          <w:rFonts w:ascii="Consolas" w:hAnsi="Consolas"/>
-          <w:color w:val="000000"/>
-          <w:sz w:val="22"/>
-          <w:szCs w:val="22"/>
-        </w:rPr>
-      </w:pPr>
-      <w:proofErr w:type="spellStart"/>
-      <w:r>
-        <w:rPr>
-          <w:rFonts w:ascii="Consolas" w:hAnsi="Consolas"/>
-          <w:b/>
-          <w:bCs/>
-          <w:color w:val="7F0055"/>
-          <w:sz w:val="22"/>
-          <w:szCs w:val="22"/>
-        </w:rPr>
-        <w:t>class</w:t>
-      </w:r>
-      <w:proofErr w:type="spellEnd"/>
-      <w:r>
-        <w:rPr>
-          <w:rFonts w:ascii="Consolas" w:hAnsi="Consolas"/>
-          <w:color w:val="000000"/>
-          <w:sz w:val="22"/>
-          <w:szCs w:val="22"/>
-        </w:rPr>
-        <w:t xml:space="preserve"> </w:t>
-      </w:r>
-      <w:proofErr w:type="spellStart"/>
-      <w:r>
-        <w:rPr>
-          <w:rFonts w:ascii="Consolas" w:hAnsi="Consolas"/>
-          <w:color w:val="000000"/>
-          <w:sz w:val="22"/>
-          <w:szCs w:val="22"/>
-        </w:rPr>
-        <w:t>FabricaMueblesVictorianos</w:t>
-      </w:r>
-      <w:proofErr w:type="spellEnd"/>
-      <w:r>
-        <w:rPr>
-          <w:rFonts w:ascii="Consolas" w:hAnsi="Consolas"/>
-          <w:color w:val="000000"/>
-          <w:sz w:val="22"/>
-          <w:szCs w:val="22"/>
-        </w:rPr>
-        <w:t xml:space="preserve"> </w:t>
-      </w:r>
-      <w:proofErr w:type="spellStart"/>
-      <w:r>
-        <w:rPr>
-          <w:rFonts w:ascii="Consolas" w:hAnsi="Consolas"/>
-          <w:b/>
-          <w:bCs/>
-          <w:color w:val="7F0055"/>
-          <w:sz w:val="22"/>
-          <w:szCs w:val="22"/>
-        </w:rPr>
-        <w:t>implements</w:t>
-      </w:r>
-      <w:proofErr w:type="spellEnd"/>
-      <w:r>
-        <w:rPr>
-          <w:rFonts w:ascii="Consolas" w:hAnsi="Consolas"/>
-          <w:color w:val="000000"/>
-          <w:sz w:val="22"/>
-          <w:szCs w:val="22"/>
-        </w:rPr>
-        <w:t xml:space="preserve"> </w:t>
-      </w:r>
-      <w:proofErr w:type="spellStart"/>
-      <w:r>
-        <w:rPr>
-          <w:rFonts w:ascii="Consolas" w:hAnsi="Consolas"/>
-          <w:color w:val="000000"/>
-          <w:sz w:val="22"/>
-          <w:szCs w:val="22"/>
-        </w:rPr>
-        <w:t>FabricaMuebles</w:t>
-      </w:r>
-      <w:proofErr w:type="spellEnd"/>
-      <w:r>
-        <w:rPr>
-          <w:rFonts w:ascii="Consolas" w:hAnsi="Consolas"/>
-          <w:color w:val="000000"/>
-          <w:sz w:val="22"/>
-          <w:szCs w:val="22"/>
-        </w:rPr>
-        <w:t xml:space="preserve"> {</w:t>
-      </w:r>
-    </w:p>
-    <w:p>
-      <w:pPr>
-        <w:pStyle w:val="NormalWeb"/>
-        <w:shd w:val="clear" w:color="auto" w:fill="A5C9EB" w:themeFill="text2" w:themeFillTint="40"/>
-        <w:spacing w:before="0" w:beforeAutospacing="0" w:after="0" w:afterAutospacing="0"/>
-        <w:rPr>
-          <w:rFonts w:ascii="Consolas" w:hAnsi="Consolas"/>
-          <w:color w:val="000000"/>
-          <w:sz w:val="22"/>
-          <w:szCs w:val="22"/>
-        </w:rPr>
-      </w:pPr>
-      <w:r>
-        <w:rPr>
-          <w:rFonts w:ascii="Consolas" w:hAnsi="Consolas"/>
-          <w:color w:val="000000"/>
-          <w:sz w:val="22"/>
-          <w:szCs w:val="22"/>
-        </w:rPr>
-        <w:t xml:space="preserve">    </w:t>
-      </w:r>
-      <w:r>
-        <w:rPr>
-          <w:rFonts w:ascii="Consolas" w:hAnsi="Consolas"/>
-          <w:color w:val="646464"/>
-          <w:sz w:val="22"/>
-          <w:szCs w:val="22"/>
-        </w:rPr>
-        <w:t>@Override</w:t>
-      </w:r>
-    </w:p>
-    <w:p>
-      <w:pPr>
-        <w:pStyle w:val="NormalWeb"/>
-        <w:shd w:val="clear" w:color="auto" w:fill="A5C9EB" w:themeFill="text2" w:themeFillTint="40"/>
-        <w:spacing w:before="0" w:beforeAutospacing="0" w:after="0" w:afterAutospacing="0"/>
-        <w:rPr>
-          <w:rFonts w:ascii="Consolas" w:hAnsi="Consolas"/>
-          <w:color w:val="000000"/>
-          <w:sz w:val="22"/>
-          <w:szCs w:val="22"/>
-          <w:lang w:val="en-GB"/>
-        </w:rPr>
-      </w:pPr>
-      <w:r>
-        <w:rPr>
-          <w:rFonts w:ascii="Consolas" w:hAnsi="Consolas"/>
-          <w:color w:val="000000"/>
-          <w:sz w:val="22"/>
-          <w:szCs w:val="22"/>
-        </w:rPr>
-        <w:t xml:space="preserve">    </w:t>
-      </w:r>
-      <w:r>
-        <w:rPr>
-          <w:rFonts w:ascii="Consolas" w:hAnsi="Consolas"/>
-          <w:b/>
-          <w:bCs/>
-          <w:color w:val="7F0055"/>
-          <w:sz w:val="22"/>
-          <w:szCs w:val="22"/>
-          <w:lang w:val="en-GB"/>
-        </w:rPr>
-        <w:t>public</w:t>
-      </w:r>
-      <w:r>
-        <w:rPr>
-          <w:rFonts w:ascii="Consolas" w:hAnsi="Consolas"/>
-          <w:color w:val="000000"/>
-          <w:sz w:val="22"/>
-          <w:szCs w:val="22"/>
-          <w:lang w:val="en-GB"/>
-        </w:rPr>
-        <w:t xml:space="preserve"> Silla </w:t>
-      </w:r>
-      <w:proofErr w:type="spellStart"/>
-      <w:proofErr w:type="gramStart"/>
-      <w:r>
-        <w:rPr>
-          <w:rFonts w:ascii="Consolas" w:hAnsi="Consolas"/>
-          <w:color w:val="000000"/>
-          <w:sz w:val="22"/>
-          <w:szCs w:val="22"/>
-          <w:lang w:val="en-GB"/>
-        </w:rPr>
-        <w:t>crearSilla</w:t>
-      </w:r>
-      <w:proofErr w:type="spellEnd"/>
-      <w:r>
-        <w:rPr>
-          <w:rFonts w:ascii="Consolas" w:hAnsi="Consolas"/>
-          <w:color w:val="000000"/>
-          <w:sz w:val="22"/>
-          <w:szCs w:val="22"/>
-          <w:lang w:val="en-GB"/>
-        </w:rPr>
-        <w:t>(</w:t>
-      </w:r>
-      <w:proofErr w:type="gramEnd"/>
-      <w:r>
-        <w:rPr>
-          <w:rFonts w:ascii="Consolas" w:hAnsi="Consolas"/>
-          <w:color w:val="000000"/>
-          <w:sz w:val="22"/>
-          <w:szCs w:val="22"/>
-          <w:lang w:val="en-GB"/>
-        </w:rPr>
-        <w:t>) {</w:t>
-      </w:r>
-    </w:p>
-    <w:p>
-      <w:pPr>
-        <w:pStyle w:val="NormalWeb"/>
-        <w:shd w:val="clear" w:color="auto" w:fill="A5C9EB" w:themeFill="text2" w:themeFillTint="40"/>
-        <w:spacing w:before="0" w:beforeAutospacing="0" w:after="0" w:afterAutospacing="0"/>
-        <w:rPr>
-          <w:rFonts w:ascii="Consolas" w:hAnsi="Consolas"/>
-          <w:color w:val="000000"/>
-          <w:sz w:val="22"/>
-          <w:szCs w:val="22"/>
-          <w:lang w:val="en-GB"/>
-        </w:rPr>
-      </w:pPr>
-      <w:r>
-        <w:rPr>
-          <w:rFonts w:ascii="Consolas" w:hAnsi="Consolas"/>
-          <w:color w:val="000000"/>
-          <w:sz w:val="22"/>
-          <w:szCs w:val="22"/>
-          <w:lang w:val="en-GB"/>
-        </w:rPr>
-        <w:t xml:space="preserve">        </w:t>
-      </w:r>
-      <w:r>
-        <w:rPr>
-          <w:rFonts w:ascii="Consolas" w:hAnsi="Consolas"/>
-          <w:b/>
-          <w:bCs/>
-          <w:color w:val="7F0055"/>
-          <w:sz w:val="22"/>
-          <w:szCs w:val="22"/>
-          <w:lang w:val="en-GB"/>
-        </w:rPr>
-        <w:t>return</w:t>
-      </w:r>
-      <w:r>
-        <w:rPr>
-          <w:rFonts w:ascii="Consolas" w:hAnsi="Consolas"/>
-          <w:color w:val="000000"/>
-          <w:sz w:val="22"/>
-          <w:szCs w:val="22"/>
-          <w:lang w:val="en-GB"/>
-        </w:rPr>
-        <w:t xml:space="preserve"> </w:t>
-      </w:r>
-      <w:r>
-        <w:rPr>
-          <w:rFonts w:ascii="Consolas" w:hAnsi="Consolas"/>
-          <w:b/>
-          <w:bCs/>
-          <w:color w:val="7F0055"/>
-          <w:sz w:val="22"/>
-          <w:szCs w:val="22"/>
-          <w:lang w:val="en-GB"/>
-        </w:rPr>
-        <w:t>new</w:t>
-      </w:r>
-      <w:r>
-        <w:rPr>
-          <w:rFonts w:ascii="Consolas" w:hAnsi="Consolas"/>
-          <w:color w:val="000000"/>
-          <w:sz w:val="22"/>
-          <w:szCs w:val="22"/>
-          <w:lang w:val="en-GB"/>
-        </w:rPr>
-        <w:t xml:space="preserve"> </w:t>
-      </w:r>
-      <w:proofErr w:type="spellStart"/>
-      <w:proofErr w:type="gramStart"/>
-      <w:r>
-        <w:rPr>
-          <w:rFonts w:ascii="Consolas" w:hAnsi="Consolas"/>
-          <w:color w:val="000000"/>
-          <w:sz w:val="22"/>
-          <w:szCs w:val="22"/>
-          <w:lang w:val="en-GB"/>
-        </w:rPr>
-        <w:t>SillaVictoriana</w:t>
-      </w:r>
-      <w:proofErr w:type="spellEnd"/>
-      <w:r>
-        <w:rPr>
-          <w:rFonts w:ascii="Consolas" w:hAnsi="Consolas"/>
-          <w:color w:val="000000"/>
-          <w:sz w:val="22"/>
-          <w:szCs w:val="22"/>
-          <w:lang w:val="en-GB"/>
-        </w:rPr>
-        <w:t>(</w:t>
-      </w:r>
-      <w:proofErr w:type="gramEnd"/>
-      <w:r>
-        <w:rPr>
-          <w:rFonts w:ascii="Consolas" w:hAnsi="Consolas"/>
-          <w:color w:val="000000"/>
-          <w:sz w:val="22"/>
-          <w:szCs w:val="22"/>
-          <w:lang w:val="en-GB"/>
-        </w:rPr>
-        <w:t>);</w:t>
-      </w:r>
-    </w:p>
-    <w:p>
-      <w:pPr>
-        <w:pStyle w:val="NormalWeb"/>
-        <w:shd w:val="clear" w:color="auto" w:fill="A5C9EB" w:themeFill="text2" w:themeFillTint="40"/>
-        <w:spacing w:before="0" w:beforeAutospacing="0" w:after="0" w:afterAutospacing="0"/>
-        <w:rPr>
-          <w:rFonts w:ascii="Consolas" w:hAnsi="Consolas"/>
-          <w:color w:val="000000"/>
-          <w:sz w:val="22"/>
-          <w:szCs w:val="22"/>
-          <w:lang w:val="en-GB"/>
-        </w:rPr>
-      </w:pPr>
-      <w:r>
-        <w:rPr>
-          <w:rFonts w:ascii="Consolas" w:hAnsi="Consolas"/>
-          <w:color w:val="000000"/>
-          <w:sz w:val="22"/>
-          <w:szCs w:val="22"/>
-          <w:lang w:val="en-GB"/>
-        </w:rPr>
-        <w:t xml:space="preserve">    }</w:t>
-      </w:r>
-    </w:p>
-    <w:p>
-      <w:pPr>
-        <w:pStyle w:val="NormalWeb"/>
-        <w:shd w:val="clear" w:color="auto" w:fill="A5C9EB" w:themeFill="text2" w:themeFillTint="40"/>
-        <w:spacing w:before="0" w:beforeAutospacing="0" w:after="0" w:afterAutospacing="0"/>
-        <w:rPr>
-          <w:rFonts w:ascii="Consolas" w:hAnsi="Consolas"/>
-          <w:color w:val="000000"/>
-          <w:sz w:val="22"/>
-          <w:szCs w:val="22"/>
-          <w:lang w:val="en-GB"/>
-        </w:rPr>
-      </w:pPr>
-    </w:p>
-    <w:p>
-      <w:pPr>
-        <w:pStyle w:val="NormalWeb"/>
-        <w:shd w:val="clear" w:color="auto" w:fill="FFFFFF"/>
-        <w:spacing w:before="0" w:beforeAutospacing="0" w:after="0" w:afterAutospacing="0"/>
-        <w:rPr>
-          <w:rFonts w:ascii="Consolas" w:hAnsi="Consolas"/>
-          <w:color w:val="000000"/>
-          <w:sz w:val="22"/>
-          <w:szCs w:val="22"/>
-          <w:lang w:val="en-GB"/>
-        </w:rPr>
-      </w:pPr>
-      <w:r>
-        <w:rPr>
-          <w:rFonts w:ascii="Consolas" w:hAnsi="Consolas"/>
-          <w:color w:val="000000"/>
-          <w:sz w:val="22"/>
-          <w:szCs w:val="22"/>
-          <w:lang w:val="en-GB"/>
-        </w:rPr>
-        <w:t xml:space="preserve">    </w:t>
-      </w:r>
-      <w:r>
-        <w:rPr>
-          <w:rFonts w:ascii="Consolas" w:hAnsi="Consolas"/>
-          <w:color w:val="646464"/>
-          <w:sz w:val="22"/>
-          <w:szCs w:val="22"/>
-          <w:lang w:val="en-GB"/>
-        </w:rPr>
-        <w:t>@Override</w:t>
-      </w:r>
-    </w:p>
-    <w:p>
-      <w:pPr>
-        <w:pStyle w:val="NormalWeb"/>
-        <w:shd w:val="clear" w:color="auto" w:fill="FFFFFF"/>
-        <w:spacing w:before="0" w:beforeAutospacing="0" w:after="0" w:afterAutospacing="0"/>
-        <w:rPr>
-          <w:rFonts w:ascii="Consolas" w:hAnsi="Consolas"/>
-          <w:color w:val="000000"/>
-          <w:sz w:val="22"/>
-          <w:szCs w:val="22"/>
-          <w:lang w:val="en-GB"/>
-        </w:rPr>
-      </w:pPr>
-      <w:r>
-        <w:rPr>
-          <w:rFonts w:ascii="Consolas" w:hAnsi="Consolas"/>
-          <w:color w:val="000000"/>
-          <w:sz w:val="22"/>
-          <w:szCs w:val="22"/>
-          <w:lang w:val="en-GB"/>
-        </w:rPr>
-        <w:t xml:space="preserve">    </w:t>
-      </w:r>
-      <w:r>
-        <w:rPr>
-          <w:rFonts w:ascii="Consolas" w:hAnsi="Consolas"/>
-          <w:b/>
-          <w:bCs/>
-          <w:color w:val="7F0055"/>
-          <w:sz w:val="22"/>
-          <w:szCs w:val="22"/>
-          <w:lang w:val="en-GB"/>
-        </w:rPr>
-        <w:t>public</w:t>
-      </w:r>
-      <w:r>
-        <w:rPr>
-          <w:rFonts w:ascii="Consolas" w:hAnsi="Consolas"/>
-          <w:color w:val="000000"/>
-          <w:sz w:val="22"/>
-          <w:szCs w:val="22"/>
-          <w:lang w:val="en-GB"/>
-        </w:rPr>
-        <w:t xml:space="preserve"> Sofa </w:t>
-      </w:r>
-      <w:proofErr w:type="spellStart"/>
-      <w:proofErr w:type="gramStart"/>
-      <w:r>
-        <w:rPr>
-          <w:rFonts w:ascii="Consolas" w:hAnsi="Consolas"/>
-          <w:color w:val="000000"/>
-          <w:sz w:val="22"/>
-          <w:szCs w:val="22"/>
-          <w:lang w:val="en-GB"/>
-        </w:rPr>
-        <w:t>crearSofa</w:t>
-      </w:r>
-      <w:proofErr w:type="spellEnd"/>
-      <w:r>
-        <w:rPr>
-          <w:rFonts w:ascii="Consolas" w:hAnsi="Consolas"/>
-          <w:color w:val="000000"/>
-          <w:sz w:val="22"/>
-          <w:szCs w:val="22"/>
-          <w:lang w:val="en-GB"/>
-        </w:rPr>
-        <w:t>(</w:t>
-      </w:r>
-      <w:proofErr w:type="gramEnd"/>
-      <w:r>
-        <w:rPr>
-          <w:rFonts w:ascii="Consolas" w:hAnsi="Consolas"/>
-          <w:color w:val="000000"/>
-          <w:sz w:val="22"/>
-          <w:szCs w:val="22"/>
-          <w:lang w:val="en-GB"/>
-        </w:rPr>
-        <w:t>) {</w:t>
-      </w:r>
-    </w:p>
-    <w:p>
-      <w:pPr>
-        <w:pStyle w:val="NormalWeb"/>
-        <w:shd w:val="clear" w:color="auto" w:fill="FFFFFF"/>
-        <w:spacing w:before="0" w:beforeAutospacing="0" w:after="0" w:afterAutospacing="0"/>
-        <w:rPr>
-          <w:rFonts w:ascii="Consolas" w:hAnsi="Consolas"/>
-          <w:color w:val="000000"/>
-          <w:sz w:val="22"/>
-          <w:szCs w:val="22"/>
-          <w:lang w:val="en-GB"/>
-        </w:rPr>
-      </w:pPr>
-      <w:r>
-        <w:rPr>
-          <w:rFonts w:ascii="Consolas" w:hAnsi="Consolas"/>
-          <w:color w:val="000000"/>
-          <w:sz w:val="22"/>
-          <w:szCs w:val="22"/>
-          <w:lang w:val="en-GB"/>
-        </w:rPr>
-        <w:t xml:space="preserve">        </w:t>
-      </w:r>
-      <w:r>
-        <w:rPr>
-          <w:rFonts w:ascii="Consolas" w:hAnsi="Consolas"/>
-          <w:b/>
-          <w:bCs/>
-          <w:color w:val="7F0055"/>
-          <w:sz w:val="22"/>
-          <w:szCs w:val="22"/>
-          <w:lang w:val="en-GB"/>
-        </w:rPr>
-        <w:t>return</w:t>
-      </w:r>
-      <w:r>
-        <w:rPr>
-          <w:rFonts w:ascii="Consolas" w:hAnsi="Consolas"/>
-          <w:color w:val="000000"/>
-          <w:sz w:val="22"/>
-          <w:szCs w:val="22"/>
-          <w:lang w:val="en-GB"/>
-        </w:rPr>
-        <w:t xml:space="preserve"> </w:t>
-      </w:r>
-      <w:r>
-        <w:rPr>
-          <w:rFonts w:ascii="Consolas" w:hAnsi="Consolas"/>
-          <w:b/>
-          <w:bCs/>
-          <w:color w:val="7F0055"/>
-          <w:sz w:val="22"/>
-          <w:szCs w:val="22"/>
-          <w:lang w:val="en-GB"/>
-        </w:rPr>
-        <w:t>new</w:t>
-      </w:r>
-      <w:r>
-        <w:rPr>
-          <w:rFonts w:ascii="Consolas" w:hAnsi="Consolas"/>
-          <w:color w:val="000000"/>
-          <w:sz w:val="22"/>
-          <w:szCs w:val="22"/>
-          <w:lang w:val="en-GB"/>
-        </w:rPr>
-        <w:t xml:space="preserve"> </w:t>
-      </w:r>
-      <w:proofErr w:type="spellStart"/>
-      <w:proofErr w:type="gramStart"/>
-      <w:r>
-        <w:rPr>
-          <w:rFonts w:ascii="Consolas" w:hAnsi="Consolas"/>
-          <w:color w:val="000000"/>
-          <w:sz w:val="22"/>
-          <w:szCs w:val="22"/>
-          <w:lang w:val="en-GB"/>
-        </w:rPr>
-        <w:t>SofaVictoriano</w:t>
-      </w:r>
-      <w:proofErr w:type="spellEnd"/>
-      <w:r>
-        <w:rPr>
-          <w:rFonts w:ascii="Consolas" w:hAnsi="Consolas"/>
-          <w:color w:val="000000"/>
-          <w:sz w:val="22"/>
-          <w:szCs w:val="22"/>
-          <w:lang w:val="en-GB"/>
-        </w:rPr>
-        <w:t>(</w:t>
-      </w:r>
-      <w:proofErr w:type="gramEnd"/>
-      <w:r>
-        <w:rPr>
-          <w:rFonts w:ascii="Consolas" w:hAnsi="Consolas"/>
-          <w:color w:val="000000"/>
-          <w:sz w:val="22"/>
-          <w:szCs w:val="22"/>
-          <w:lang w:val="en-GB"/>
-        </w:rPr>
-        <w:t>);</w:t>
-      </w:r>
-    </w:p>
-    <w:p>
-      <w:pPr>
-        <w:pStyle w:val="NormalWeb"/>
-        <w:shd w:val="clear" w:color="auto" w:fill="FFFFFF"/>
-        <w:spacing w:before="0" w:beforeAutospacing="0" w:after="0" w:afterAutospacing="0"/>
-        <w:rPr>
-          <w:rFonts w:ascii="Consolas" w:hAnsi="Consolas"/>
-          <w:color w:val="000000"/>
-          <w:sz w:val="22"/>
-          <w:szCs w:val="22"/>
-        </w:rPr>
-      </w:pPr>
-      <w:r>
-        <w:rPr>
-          <w:rFonts w:ascii="Consolas" w:hAnsi="Consolas"/>
-          <w:color w:val="000000"/>
-          <w:sz w:val="22"/>
-          <w:szCs w:val="22"/>
-          <w:lang w:val="en-GB"/>
-        </w:rPr>
         <w:t xml:space="preserve">    </w:t>
       </w:r>
       <w:r>
@@ -7433,7 +7337,7 @@
           <w:szCs w:val="22"/>
           <w:lang w:val="en-GB"/>
         </w:rPr>
-        <w:t>main(</w:t>
+        <w:t>main(String[</w:t>
       </w:r>
       <w:proofErr w:type="gramEnd"/>
       <w:r>
@@ -7444,7 +7348,7 @@
           <w:szCs w:val="22"/>
           <w:lang w:val="en-GB"/>
         </w:rPr>
-        <w:t xml:space="preserve">String[] </w:t>
+        <w:t xml:space="preserve">] </w:t>
       </w:r>
       <w:proofErr w:type="spellStart"/>
       <w:r>
@@ -8481,6 +8385,7 @@
           <w:sz w:val="22"/>
           <w:szCs w:val="22"/>
         </w:rPr>
+        <w:lastRenderedPageBreak/>
         <w:t>FabricaMuebles</w:t>
       </w:r>
       <w:proofErr w:type="spellEnd"/>
@@ -8542,7 +8447,6 @@
           <w:sz w:val="22"/>
           <w:szCs w:val="22"/>
         </w:rPr>
-        <w:lastRenderedPageBreak/>
         <w:t>FabricaMueblesModernos</w:t>
       </w:r>
       <w:proofErr w:type="spellEnd"/>
@@ -8712,23 +8616,7 @@
           <w:sz w:val="22"/>
           <w:szCs w:val="22"/>
         </w:rPr>
-        <w:t xml:space="preserve">El </w:t>
-      </w:r>
-      <w:proofErr w:type="spellStart"/>
-      <w:r>
-        <w:rPr>
-          <w:sz w:val="22"/>
-          <w:szCs w:val="22"/>
-        </w:rPr>
-        <w:t>Main</w:t>
-      </w:r>
-      <w:proofErr w:type="spellEnd"/>
-      <w:r>
-        <w:rPr>
-          <w:sz w:val="22"/>
-          <w:szCs w:val="22"/>
-        </w:rPr>
-        <w:t xml:space="preserve"> ilustra cómo se utilizan las fábricas abstractas para crear y describir diferentes estilos de muebles (modernos y victorianos).</w:t>
+        <w:t>El Main ilustra cómo se utilizan las fábricas abstractas para crear y describir diferentes estilos de muebles (modernos y victorianos).</w:t>
       </w:r>
     </w:p>
     <w:p>
@@ -9352,6 +9240,7 @@
           <w:sz w:val="22"/>
           <w:szCs w:val="22"/>
         </w:rPr>
+        <w:lastRenderedPageBreak/>
         <w:drawing>
           <wp:inline distT="0" distB="0" distL="0" distR="0" wp14:anchorId="2791D3B0" wp14:editId="2072D23E">
             <wp:extent cx="4763165" cy="847843"/>
@@ -9406,7 +9295,6 @@
           <w:sz w:val="22"/>
           <w:szCs w:val="22"/>
         </w:rPr>
-        <w:lastRenderedPageBreak/>
         <w:t>7</w:t>
       </w:r>
       <w:r>
@@ -11477,6 +11365,7 @@
           <w:szCs w:val="22"/>
           <w:lang w:val="en-GB"/>
         </w:rPr>
+        <w:lastRenderedPageBreak/>
         <w:t xml:space="preserve">    </w:t>
       </w:r>
       <w:r>
@@ -11650,6 +11539,7 @@
         <w:t xml:space="preserve"> = </w:t>
       </w:r>
       <w:proofErr w:type="spellStart"/>
+      <w:proofErr w:type="gramStart"/>
       <w:r>
         <w:rPr>
           <w:rFonts w:ascii="Consolas" w:hAnsi="Consolas"/>
@@ -11671,6 +11561,7 @@
         </w:rPr>
         <w:t>;</w:t>
       </w:r>
+      <w:proofErr w:type="gramEnd"/>
     </w:p>
     <w:p>
       <w:pPr>
@@ -11937,7 +11828,6 @@
           <w:szCs w:val="22"/>
           <w:lang w:val="en-GB"/>
         </w:rPr>
-        <w:lastRenderedPageBreak/>
         <w:t xml:space="preserve">        </w:t>
       </w:r>
       <w:proofErr w:type="spellStart"/>
@@ -11987,6 +11877,7 @@
         <w:t xml:space="preserve"> = </w:t>
       </w:r>
       <w:proofErr w:type="spellStart"/>
+      <w:proofErr w:type="gramStart"/>
       <w:r>
         <w:rPr>
           <w:rFonts w:ascii="Consolas" w:hAnsi="Consolas"/>
@@ -12008,6 +11899,7 @@
         </w:rPr>
         <w:t>;</w:t>
       </w:r>
+      <w:proofErr w:type="gramEnd"/>
     </w:p>
     <w:p>
       <w:pPr>
@@ -12332,6 +12224,7 @@
         <w:t>precio</w:t>
       </w:r>
       <w:proofErr w:type="spellEnd"/>
+      <w:proofErr w:type="gramStart"/>
       <w:r>
         <w:rPr>
           <w:rFonts w:ascii="Consolas" w:hAnsi="Consolas"/>
@@ -12342,6 +12235,7 @@
         </w:rPr>
         <w:t>);</w:t>
       </w:r>
+      <w:proofErr w:type="gramEnd"/>
     </w:p>
     <w:p>
       <w:pPr>
@@ -12624,7 +12518,7 @@
           <w:szCs w:val="22"/>
           <w:lang w:val="en-GB"/>
         </w:rPr>
-        <w:t>main(</w:t>
+        <w:t>main(String[</w:t>
       </w:r>
       <w:proofErr w:type="gramEnd"/>
       <w:r>
@@ -12635,7 +12529,7 @@
           <w:szCs w:val="22"/>
           <w:lang w:val="en-GB"/>
         </w:rPr>
-        <w:t xml:space="preserve">String[] </w:t>
+        <w:t xml:space="preserve">] </w:t>
       </w:r>
       <w:proofErr w:type="spellStart"/>
       <w:r>
@@ -13511,6 +13405,7 @@
           <w:sz w:val="22"/>
           <w:szCs w:val="22"/>
         </w:rPr>
+        <w:lastRenderedPageBreak/>
         <w:t>9</w:t>
       </w:r>
       <w:r>
@@ -13557,7 +13452,6 @@
           <w:sz w:val="22"/>
           <w:szCs w:val="22"/>
         </w:rPr>
-        <w:lastRenderedPageBreak/>
         <w:t xml:space="preserve">El patrón </w:t>
       </w:r>
       <w:proofErr w:type="spellStart"/>
@@ -13831,7 +13725,7 @@
           <w:szCs w:val="22"/>
           <w:lang w:val="en-GB"/>
         </w:rPr>
-        <w:t>main(</w:t>
+        <w:t>main(String[</w:t>
       </w:r>
       <w:proofErr w:type="gramEnd"/>
       <w:r>
@@ -13842,7 +13736,7 @@
           <w:szCs w:val="22"/>
           <w:lang w:val="en-GB"/>
         </w:rPr>
-        <w:t xml:space="preserve">String[] </w:t>
+        <w:t xml:space="preserve">] </w:t>
       </w:r>
       <w:proofErr w:type="spellStart"/>
       <w:r>
@@ -15595,27 +15489,7 @@
           <w:sz w:val="22"/>
           <w:szCs w:val="22"/>
         </w:rPr>
-        <w:t xml:space="preserve"> </w:t>
-      </w:r>
-      <w:proofErr w:type="spellStart"/>
-      <w:r>
-        <w:rPr>
-          <w:rFonts w:ascii="Consolas" w:hAnsi="Consolas"/>
-          <w:color w:val="000000"/>
-          <w:sz w:val="22"/>
-          <w:szCs w:val="22"/>
-        </w:rPr>
-        <w:t>String</w:t>
-      </w:r>
-      <w:proofErr w:type="spellEnd"/>
-      <w:r>
-        <w:rPr>
-          <w:rFonts w:ascii="Consolas" w:hAnsi="Consolas"/>
-          <w:color w:val="000000"/>
-          <w:sz w:val="22"/>
-          <w:szCs w:val="22"/>
-        </w:rPr>
-        <w:t xml:space="preserve"> </w:t>
+        <w:t xml:space="preserve"> String </w:t>
       </w:r>
       <w:proofErr w:type="spellStart"/>
       <w:proofErr w:type="gramStart"/>
@@ -16084,6 +15958,7 @@
           <w:sz w:val="22"/>
           <w:szCs w:val="22"/>
         </w:rPr>
+        <w:lastRenderedPageBreak/>
         <w:tab/>
       </w:r>
     </w:p>
@@ -16128,7 +16003,6 @@
           <w:sz w:val="22"/>
           <w:szCs w:val="22"/>
         </w:rPr>
-        <w:lastRenderedPageBreak/>
         <w:drawing>
           <wp:inline distT="0" distB="0" distL="0" distR="0" wp14:anchorId="6D7774B6" wp14:editId="1AC550A0">
             <wp:extent cx="5287113" cy="1162212"/>
@@ -16887,17 +16761,72 @@
           <w:sz w:val="22"/>
           <w:szCs w:val="22"/>
         </w:rPr>
+        <w:t xml:space="preserve"> String </w:t>
+      </w:r>
+      <w:r>
+        <w:rPr>
+          <w:rFonts w:ascii="Consolas" w:hAnsi="Consolas"/>
+          <w:color w:val="0000C0"/>
+          <w:sz w:val="22"/>
+          <w:szCs w:val="22"/>
+        </w:rPr>
+        <w:t>procesador</w:t>
+      </w:r>
+      <w:r>
+        <w:rPr>
+          <w:rFonts w:ascii="Consolas" w:hAnsi="Consolas"/>
+          <w:color w:val="000000"/>
+          <w:sz w:val="22"/>
+          <w:szCs w:val="22"/>
+        </w:rPr>
+        <w:t>;</w:t>
+      </w:r>
+    </w:p>
+    <w:p>
+      <w:pPr>
+        <w:pStyle w:val="NormalWeb"/>
+        <w:shd w:val="clear" w:color="auto" w:fill="D9F2D0" w:themeFill="accent6" w:themeFillTint="33"/>
+        <w:spacing w:before="0" w:beforeAutospacing="0" w:after="0" w:afterAutospacing="0"/>
+        <w:rPr>
+          <w:rFonts w:ascii="Consolas" w:hAnsi="Consolas"/>
+          <w:color w:val="000000"/>
+          <w:sz w:val="22"/>
+          <w:szCs w:val="22"/>
+        </w:rPr>
+      </w:pPr>
+      <w:proofErr w:type="spellStart"/>
+      <w:r>
+        <w:rPr>
+          <w:rFonts w:ascii="Consolas" w:hAnsi="Consolas"/>
+          <w:b/>
+          <w:bCs/>
+          <w:color w:val="7F0055"/>
+          <w:sz w:val="22"/>
+          <w:szCs w:val="22"/>
+        </w:rPr>
+        <w:t>private</w:t>
+      </w:r>
+      <w:proofErr w:type="spellEnd"/>
+      <w:r>
+        <w:rPr>
+          <w:rFonts w:ascii="Consolas" w:hAnsi="Consolas"/>
+          <w:color w:val="000000"/>
+          <w:sz w:val="22"/>
+          <w:szCs w:val="22"/>
+        </w:rPr>
         <w:t xml:space="preserve"> </w:t>
       </w:r>
       <w:proofErr w:type="spellStart"/>
       <w:r>
         <w:rPr>
           <w:rFonts w:ascii="Consolas" w:hAnsi="Consolas"/>
-          <w:color w:val="000000"/>
-          <w:sz w:val="22"/>
-          <w:szCs w:val="22"/>
-        </w:rPr>
-        <w:t>String</w:t>
+          <w:b/>
+          <w:bCs/>
+          <w:color w:val="7F0055"/>
+          <w:sz w:val="22"/>
+          <w:szCs w:val="22"/>
+        </w:rPr>
+        <w:t>int</w:t>
       </w:r>
       <w:proofErr w:type="spellEnd"/>
       <w:r>
@@ -16909,6 +16838,7 @@
         </w:rPr>
         <w:t xml:space="preserve"> </w:t>
       </w:r>
+      <w:proofErr w:type="spellStart"/>
       <w:r>
         <w:rPr>
           <w:rFonts w:ascii="Consolas" w:hAnsi="Consolas"/>
@@ -16916,8 +16846,9 @@
           <w:sz w:val="22"/>
           <w:szCs w:val="22"/>
         </w:rPr>
-        <w:t>procesador</w:t>
-      </w:r>
+        <w:t>ram</w:t>
+      </w:r>
+      <w:proofErr w:type="spellEnd"/>
       <w:r>
         <w:rPr>
           <w:rFonts w:ascii="Consolas" w:hAnsi="Consolas"/>
@@ -16950,7 +16881,7 @@
           <w:sz w:val="22"/>
           <w:szCs w:val="22"/>
         </w:rPr>
-        <w:t>private</w:t>
+        <w:t>int</w:t>
       </w:r>
       <w:proofErr w:type="spellEnd"/>
       <w:r>
@@ -16962,6 +16893,50 @@
         </w:rPr>
         <w:t xml:space="preserve"> </w:t>
       </w:r>
+      <w:r>
+        <w:rPr>
+          <w:rFonts w:ascii="Consolas" w:hAnsi="Consolas"/>
+          <w:color w:val="0000C0"/>
+          <w:sz w:val="22"/>
+          <w:szCs w:val="22"/>
+        </w:rPr>
+        <w:t>almacenamiento</w:t>
+      </w:r>
+      <w:r>
+        <w:rPr>
+          <w:rFonts w:ascii="Consolas" w:hAnsi="Consolas"/>
+          <w:color w:val="000000"/>
+          <w:sz w:val="22"/>
+          <w:szCs w:val="22"/>
+        </w:rPr>
+        <w:t>;</w:t>
+      </w:r>
+    </w:p>
+    <w:p>
+      <w:pPr>
+        <w:pStyle w:val="NormalWeb"/>
+        <w:shd w:val="clear" w:color="auto" w:fill="D9F2D0" w:themeFill="accent6" w:themeFillTint="33"/>
+        <w:spacing w:before="0" w:beforeAutospacing="0" w:after="0" w:afterAutospacing="0"/>
+        <w:rPr>
+          <w:rFonts w:ascii="Consolas" w:hAnsi="Consolas"/>
+          <w:color w:val="000000"/>
+          <w:sz w:val="22"/>
+          <w:szCs w:val="22"/>
+        </w:rPr>
+      </w:pPr>
+    </w:p>
+    <w:p>
+      <w:pPr>
+        <w:pStyle w:val="NormalWeb"/>
+        <w:shd w:val="clear" w:color="auto" w:fill="D9F2D0" w:themeFill="accent6" w:themeFillTint="33"/>
+        <w:spacing w:before="0" w:beforeAutospacing="0" w:after="0" w:afterAutospacing="0"/>
+        <w:rPr>
+          <w:rFonts w:ascii="Consolas" w:hAnsi="Consolas"/>
+          <w:color w:val="000000"/>
+          <w:sz w:val="22"/>
+          <w:szCs w:val="22"/>
+        </w:rPr>
+      </w:pPr>
       <w:proofErr w:type="spellStart"/>
       <w:r>
         <w:rPr>
@@ -16972,7 +16947,7 @@
           <w:sz w:val="22"/>
           <w:szCs w:val="22"/>
         </w:rPr>
-        <w:t>int</w:t>
+        <w:t>public</w:t>
       </w:r>
       <w:proofErr w:type="spellEnd"/>
       <w:r>
@@ -16985,127 +16960,6 @@
         <w:t xml:space="preserve"> </w:t>
       </w:r>
       <w:proofErr w:type="spellStart"/>
-      <w:r>
-        <w:rPr>
-          <w:rFonts w:ascii="Consolas" w:hAnsi="Consolas"/>
-          <w:color w:val="0000C0"/>
-          <w:sz w:val="22"/>
-          <w:szCs w:val="22"/>
-        </w:rPr>
-        <w:t>ram</w:t>
-      </w:r>
-      <w:proofErr w:type="spellEnd"/>
-      <w:r>
-        <w:rPr>
-          <w:rFonts w:ascii="Consolas" w:hAnsi="Consolas"/>
-          <w:color w:val="000000"/>
-          <w:sz w:val="22"/>
-          <w:szCs w:val="22"/>
-        </w:rPr>
-        <w:t>;</w:t>
-      </w:r>
-    </w:p>
-    <w:p>
-      <w:pPr>
-        <w:pStyle w:val="NormalWeb"/>
-        <w:shd w:val="clear" w:color="auto" w:fill="D9F2D0" w:themeFill="accent6" w:themeFillTint="33"/>
-        <w:spacing w:before="0" w:beforeAutospacing="0" w:after="0" w:afterAutospacing="0"/>
-        <w:rPr>
-          <w:rFonts w:ascii="Consolas" w:hAnsi="Consolas"/>
-          <w:color w:val="000000"/>
-          <w:sz w:val="22"/>
-          <w:szCs w:val="22"/>
-        </w:rPr>
-      </w:pPr>
-      <w:proofErr w:type="spellStart"/>
-      <w:r>
-        <w:rPr>
-          <w:rFonts w:ascii="Consolas" w:hAnsi="Consolas"/>
-          <w:b/>
-          <w:bCs/>
-          <w:color w:val="7F0055"/>
-          <w:sz w:val="22"/>
-          <w:szCs w:val="22"/>
-        </w:rPr>
-        <w:t>int</w:t>
-      </w:r>
-      <w:proofErr w:type="spellEnd"/>
-      <w:r>
-        <w:rPr>
-          <w:rFonts w:ascii="Consolas" w:hAnsi="Consolas"/>
-          <w:color w:val="000000"/>
-          <w:sz w:val="22"/>
-          <w:szCs w:val="22"/>
-        </w:rPr>
-        <w:t xml:space="preserve"> </w:t>
-      </w:r>
-      <w:r>
-        <w:rPr>
-          <w:rFonts w:ascii="Consolas" w:hAnsi="Consolas"/>
-          <w:color w:val="0000C0"/>
-          <w:sz w:val="22"/>
-          <w:szCs w:val="22"/>
-        </w:rPr>
-        <w:t>almacenamiento</w:t>
-      </w:r>
-      <w:r>
-        <w:rPr>
-          <w:rFonts w:ascii="Consolas" w:hAnsi="Consolas"/>
-          <w:color w:val="000000"/>
-          <w:sz w:val="22"/>
-          <w:szCs w:val="22"/>
-        </w:rPr>
-        <w:t>;</w:t>
-      </w:r>
-    </w:p>
-    <w:p>
-      <w:pPr>
-        <w:pStyle w:val="NormalWeb"/>
-        <w:shd w:val="clear" w:color="auto" w:fill="D9F2D0" w:themeFill="accent6" w:themeFillTint="33"/>
-        <w:spacing w:before="0" w:beforeAutospacing="0" w:after="0" w:afterAutospacing="0"/>
-        <w:rPr>
-          <w:rFonts w:ascii="Consolas" w:hAnsi="Consolas"/>
-          <w:color w:val="000000"/>
-          <w:sz w:val="22"/>
-          <w:szCs w:val="22"/>
-        </w:rPr>
-      </w:pPr>
-    </w:p>
-    <w:p>
-      <w:pPr>
-        <w:pStyle w:val="NormalWeb"/>
-        <w:shd w:val="clear" w:color="auto" w:fill="D9F2D0" w:themeFill="accent6" w:themeFillTint="33"/>
-        <w:spacing w:before="0" w:beforeAutospacing="0" w:after="0" w:afterAutospacing="0"/>
-        <w:rPr>
-          <w:rFonts w:ascii="Consolas" w:hAnsi="Consolas"/>
-          <w:color w:val="000000"/>
-          <w:sz w:val="22"/>
-          <w:szCs w:val="22"/>
-        </w:rPr>
-      </w:pPr>
-      <w:proofErr w:type="spellStart"/>
-      <w:r>
-        <w:rPr>
-          <w:rFonts w:ascii="Consolas" w:hAnsi="Consolas"/>
-          <w:b/>
-          <w:bCs/>
-          <w:color w:val="7F0055"/>
-          <w:sz w:val="22"/>
-          <w:szCs w:val="22"/>
-        </w:rPr>
-        <w:t>public</w:t>
-      </w:r>
-      <w:proofErr w:type="spellEnd"/>
-      <w:r>
-        <w:rPr>
-          <w:rFonts w:ascii="Consolas" w:hAnsi="Consolas"/>
-          <w:color w:val="000000"/>
-          <w:sz w:val="22"/>
-          <w:szCs w:val="22"/>
-        </w:rPr>
-        <w:t xml:space="preserve"> </w:t>
-      </w:r>
-      <w:proofErr w:type="spellStart"/>
       <w:proofErr w:type="gramStart"/>
       <w:r>
         <w:rPr>
@@ -17126,7 +16980,6 @@
         </w:rPr>
         <w:t>(</w:t>
       </w:r>
-      <w:proofErr w:type="spellStart"/>
       <w:proofErr w:type="gramEnd"/>
       <w:r>
         <w:rPr>
@@ -17135,17 +16988,7 @@
           <w:sz w:val="22"/>
           <w:szCs w:val="22"/>
         </w:rPr>
-        <w:t>String</w:t>
-      </w:r>
-      <w:proofErr w:type="spellEnd"/>
-      <w:r>
-        <w:rPr>
-          <w:rFonts w:ascii="Consolas" w:hAnsi="Consolas"/>
-          <w:color w:val="000000"/>
-          <w:sz w:val="22"/>
-          <w:szCs w:val="22"/>
-        </w:rPr>
-        <w:t xml:space="preserve"> </w:t>
+        <w:t xml:space="preserve">String </w:t>
       </w:r>
       <w:r>
         <w:rPr>
@@ -18797,6 +18640,7 @@
           <w:sz w:val="22"/>
           <w:szCs w:val="22"/>
         </w:rPr>
+        <w:lastRenderedPageBreak/>
         <w:t>}</w:t>
       </w:r>
     </w:p>
@@ -18826,20 +18670,8 @@
           <w:sz w:val="22"/>
           <w:szCs w:val="22"/>
         </w:rPr>
-        <w:lastRenderedPageBreak/>
-        <w:t xml:space="preserve">Clase </w:t>
-      </w:r>
-      <w:proofErr w:type="spellStart"/>
-      <w:r>
-        <w:rPr>
-          <w:b/>
-          <w:bCs/>
-          <w:sz w:val="22"/>
-          <w:szCs w:val="22"/>
-        </w:rPr>
-        <w:t>Main</w:t>
-      </w:r>
-      <w:proofErr w:type="spellEnd"/>
+        <w:t>Clase Main</w:t>
+      </w:r>
     </w:p>
     <w:p>
       <w:pPr>
@@ -19120,7 +18952,7 @@
           <w:szCs w:val="22"/>
           <w:lang w:val="en-GB"/>
         </w:rPr>
-        <w:t>main(</w:t>
+        <w:t>main(String[</w:t>
       </w:r>
       <w:proofErr w:type="gramEnd"/>
       <w:r>
@@ -19131,7 +18963,7 @@
           <w:szCs w:val="22"/>
           <w:lang w:val="en-GB"/>
         </w:rPr>
-        <w:t xml:space="preserve">String[] </w:t>
+        <w:t xml:space="preserve">] </w:t>
       </w:r>
       <w:proofErr w:type="spellStart"/>
       <w:r>
@@ -20180,7 +20012,23 @@
           <w:sz w:val="22"/>
           <w:szCs w:val="22"/>
         </w:rPr>
-        <w:t>) para clonar un objeto Ordenador y el método especificaciones() para mostrar las especificaciones del ordenador.</w:t>
+        <w:t xml:space="preserve">) para clonar un objeto Ordenador y el método </w:t>
+      </w:r>
+      <w:proofErr w:type="gramStart"/>
+      <w:r>
+        <w:rPr>
+          <w:sz w:val="22"/>
+          <w:szCs w:val="22"/>
+        </w:rPr>
+        <w:t>especificaciones(</w:t>
+      </w:r>
+      <w:proofErr w:type="gramEnd"/>
+      <w:r>
+        <w:rPr>
+          <w:sz w:val="22"/>
+          <w:szCs w:val="22"/>
+        </w:rPr>
+        <w:t>) para mostrar las especificaciones del ordenador.</w:t>
       </w:r>
     </w:p>
     <w:p>
@@ -20350,6 +20198,7 @@
           <w:sz w:val="22"/>
           <w:szCs w:val="22"/>
         </w:rPr>
+        <w:lastRenderedPageBreak/>
         <w:drawing>
           <wp:inline distT="0" distB="0" distL="0" distR="0" wp14:anchorId="25156F8B" wp14:editId="3A4A4B60">
             <wp:extent cx="6283757" cy="2896226"/>
@@ -20411,7 +20260,6 @@
           <w:sz w:val="22"/>
           <w:szCs w:val="22"/>
         </w:rPr>
-        <w:lastRenderedPageBreak/>
         <w:t>1</w:t>
       </w:r>
       <w:r>
@@ -20505,7 +20353,6 @@
           <w:szCs w:val="22"/>
         </w:rPr>
       </w:pPr>
-      <w:proofErr w:type="spellStart"/>
       <w:r>
         <w:rPr>
           <w:b/>
@@ -20515,68 +20362,35 @@
         </w:rPr>
         <w:t>Singleton</w:t>
       </w:r>
-      <w:proofErr w:type="spellEnd"/>
-    </w:p>
-    <w:p>
-      <w:pPr>
-        <w:rPr>
-          <w:sz w:val="22"/>
-          <w:szCs w:val="22"/>
-        </w:rPr>
-      </w:pPr>
-      <w:r>
-        <w:rPr>
-          <w:sz w:val="22"/>
-          <w:szCs w:val="22"/>
-        </w:rPr>
-        <w:t xml:space="preserve">El patrón </w:t>
-      </w:r>
-      <w:proofErr w:type="spellStart"/>
-      <w:r>
-        <w:rPr>
-          <w:sz w:val="22"/>
-          <w:szCs w:val="22"/>
-        </w:rPr>
-        <w:t>Singleton</w:t>
-      </w:r>
-      <w:proofErr w:type="spellEnd"/>
-      <w:r>
-        <w:rPr>
-          <w:sz w:val="22"/>
-          <w:szCs w:val="22"/>
-        </w:rPr>
-        <w:t xml:space="preserve"> es un patrón de diseño creacional que garantiza que una clase tenga una sola instancia y proporciona un punto de acceso global a esa instancia.</w:t>
-      </w:r>
-    </w:p>
-    <w:p>
-      <w:pPr>
-        <w:rPr>
-          <w:sz w:val="22"/>
-          <w:szCs w:val="22"/>
-        </w:rPr>
-      </w:pPr>
-      <w:r>
-        <w:rPr>
-          <w:sz w:val="22"/>
-          <w:szCs w:val="22"/>
-        </w:rPr>
-        <w:t xml:space="preserve">El patrón </w:t>
-      </w:r>
-      <w:proofErr w:type="spellStart"/>
-      <w:r>
-        <w:rPr>
-          <w:sz w:val="22"/>
-          <w:szCs w:val="22"/>
-        </w:rPr>
-        <w:t>Singleton</w:t>
-      </w:r>
-      <w:proofErr w:type="spellEnd"/>
-      <w:r>
-        <w:rPr>
-          <w:sz w:val="22"/>
-          <w:szCs w:val="22"/>
-        </w:rPr>
-        <w:t xml:space="preserve"> se implementa generalmente con una clase que tiene un método estático para devolver la única instancia de la clase. El constructor de la clase es privado para evitar la creación de instancias adicionales de la clase fuera de la propia clase.</w:t>
+    </w:p>
+    <w:p>
+      <w:pPr>
+        <w:rPr>
+          <w:sz w:val="22"/>
+          <w:szCs w:val="22"/>
+        </w:rPr>
+      </w:pPr>
+      <w:r>
+        <w:rPr>
+          <w:sz w:val="22"/>
+          <w:szCs w:val="22"/>
+        </w:rPr>
+        <w:t>El patrón Singleton es un patrón de diseño creacional que garantiza que una clase tenga una sola instancia y proporciona un punto de acceso global a esa instancia.</w:t>
+      </w:r>
+    </w:p>
+    <w:p>
+      <w:pPr>
+        <w:rPr>
+          <w:sz w:val="22"/>
+          <w:szCs w:val="22"/>
+        </w:rPr>
+      </w:pPr>
+      <w:r>
+        <w:rPr>
+          <w:sz w:val="22"/>
+          <w:szCs w:val="22"/>
+        </w:rPr>
+        <w:t>El patrón Singleton se implementa generalmente con una clase que tiene un método estático para devolver la única instancia de la clase. El constructor de la clase es privado para evitar la creación de instancias adicionales de la clase fuera de la propia clase.</w:t>
       </w:r>
     </w:p>
     <w:p>
@@ -21078,27 +20892,7 @@
           <w:sz w:val="22"/>
           <w:szCs w:val="22"/>
         </w:rPr>
-        <w:t xml:space="preserve">"¡Hola! Soy un objeto sin </w:t>
-      </w:r>
-      <w:proofErr w:type="spellStart"/>
-      <w:r>
-        <w:rPr>
-          <w:rFonts w:ascii="Consolas" w:hAnsi="Consolas"/>
-          <w:color w:val="2A00FF"/>
-          <w:sz w:val="22"/>
-          <w:szCs w:val="22"/>
-        </w:rPr>
-        <w:t>Singleton</w:t>
-      </w:r>
-      <w:proofErr w:type="spellEnd"/>
-      <w:r>
-        <w:rPr>
-          <w:rFonts w:ascii="Consolas" w:hAnsi="Consolas"/>
-          <w:color w:val="2A00FF"/>
-          <w:sz w:val="22"/>
-          <w:szCs w:val="22"/>
-        </w:rPr>
-        <w:t>."</w:t>
+        <w:t>"¡Hola! Soy un objeto sin Singleton."</w:t>
       </w:r>
       <w:r>
         <w:rPr>
@@ -21255,7 +21049,7 @@
           <w:szCs w:val="22"/>
           <w:lang w:val="en-GB"/>
         </w:rPr>
-        <w:t>main(</w:t>
+        <w:t>main(String[</w:t>
       </w:r>
       <w:proofErr w:type="gramEnd"/>
       <w:r>
@@ -21266,7 +21060,7 @@
           <w:szCs w:val="22"/>
           <w:lang w:val="en-GB"/>
         </w:rPr>
-        <w:t xml:space="preserve">String[] </w:t>
+        <w:t xml:space="preserve">] </w:t>
       </w:r>
       <w:proofErr w:type="spellStart"/>
       <w:r>
@@ -22034,6 +21828,7 @@
           <w:sz w:val="22"/>
           <w:szCs w:val="22"/>
         </w:rPr>
+        <w:lastRenderedPageBreak/>
         <w:t xml:space="preserve">        }</w:t>
       </w:r>
     </w:p>
@@ -22980,19 +22775,8 @@
           <w:sz w:val="22"/>
           <w:szCs w:val="22"/>
         </w:rPr>
-        <w:t xml:space="preserve">// Método de ejemplo para mostrar el funcionamiento del </w:t>
-      </w:r>
-      <w:proofErr w:type="spellStart"/>
-      <w:r>
-        <w:rPr>
-          <w:rFonts w:ascii="Consolas" w:hAnsi="Consolas"/>
-          <w:color w:val="3F7F5F"/>
-          <w:sz w:val="22"/>
-          <w:szCs w:val="22"/>
-        </w:rPr>
-        <w:t>Singleton</w:t>
-      </w:r>
-      <w:proofErr w:type="spellEnd"/>
+        <w:t>// Método de ejemplo para mostrar el funcionamiento del Singleton</w:t>
+      </w:r>
     </w:p>
     <w:p>
       <w:pPr>
@@ -23161,27 +22945,7 @@
           <w:sz w:val="22"/>
           <w:szCs w:val="22"/>
         </w:rPr>
-        <w:t xml:space="preserve">"¡Hola! Soy un </w:t>
-      </w:r>
-      <w:proofErr w:type="spellStart"/>
-      <w:r>
-        <w:rPr>
-          <w:rFonts w:ascii="Consolas" w:hAnsi="Consolas"/>
-          <w:color w:val="2A00FF"/>
-          <w:sz w:val="22"/>
-          <w:szCs w:val="22"/>
-        </w:rPr>
-        <w:t>Singleton</w:t>
-      </w:r>
-      <w:proofErr w:type="spellEnd"/>
-      <w:r>
-        <w:rPr>
-          <w:rFonts w:ascii="Consolas" w:hAnsi="Consolas"/>
-          <w:color w:val="2A00FF"/>
-          <w:sz w:val="22"/>
-          <w:szCs w:val="22"/>
-        </w:rPr>
-        <w:t xml:space="preserve"> en verdad ave."</w:t>
+        <w:t>"¡Hola! Soy un Singleton en verdad ave."</w:t>
       </w:r>
       <w:r>
         <w:rPr>
@@ -23338,7 +23102,7 @@
           <w:szCs w:val="22"/>
           <w:lang w:val="en-GB"/>
         </w:rPr>
-        <w:t>main(</w:t>
+        <w:t>main(String[</w:t>
       </w:r>
       <w:proofErr w:type="gramEnd"/>
       <w:r>
@@ -23349,7 +23113,7 @@
           <w:szCs w:val="22"/>
           <w:lang w:val="en-GB"/>
         </w:rPr>
-        <w:t xml:space="preserve">String[] </w:t>
+        <w:t xml:space="preserve">] </w:t>
       </w:r>
       <w:proofErr w:type="spellStart"/>
       <w:r>
@@ -24238,23 +24002,7 @@
           <w:sz w:val="22"/>
           <w:szCs w:val="22"/>
         </w:rPr>
-        <w:t xml:space="preserve">La clase </w:t>
-      </w:r>
-      <w:proofErr w:type="spellStart"/>
-      <w:r>
-        <w:rPr>
-          <w:sz w:val="22"/>
-          <w:szCs w:val="22"/>
-        </w:rPr>
-        <w:t>Singleton</w:t>
-      </w:r>
-      <w:proofErr w:type="spellEnd"/>
-      <w:r>
-        <w:rPr>
-          <w:sz w:val="22"/>
-          <w:szCs w:val="22"/>
-        </w:rPr>
-        <w:t xml:space="preserve"> tiene un campo estático privado </w:t>
+        <w:t xml:space="preserve">La clase Singleton tiene un campo estático privado </w:t>
       </w:r>
       <w:proofErr w:type="spellStart"/>
       <w:r>
@@ -24290,23 +24038,7 @@
           <w:sz w:val="22"/>
           <w:szCs w:val="22"/>
         </w:rPr>
-        <w:t xml:space="preserve">El constructor de </w:t>
-      </w:r>
-      <w:proofErr w:type="spellStart"/>
-      <w:r>
-        <w:rPr>
-          <w:sz w:val="22"/>
-          <w:szCs w:val="22"/>
-        </w:rPr>
-        <w:t>Singleton</w:t>
-      </w:r>
-      <w:proofErr w:type="spellEnd"/>
-      <w:r>
-        <w:rPr>
-          <w:sz w:val="22"/>
-          <w:szCs w:val="22"/>
-        </w:rPr>
-        <w:t xml:space="preserve"> es privado para evitar que se pueda instanciar la clase desde fuera de ella.</w:t>
+        <w:t>El constructor de Singleton es privado para evitar que se pueda instanciar la clase desde fuera de ella.</w:t>
       </w:r>
     </w:p>
     <w:p>
@@ -24326,6 +24058,7 @@
           <w:sz w:val="22"/>
           <w:szCs w:val="22"/>
         </w:rPr>
+        <w:lastRenderedPageBreak/>
         <w:t xml:space="preserve">El método estático </w:t>
       </w:r>
       <w:proofErr w:type="spellStart"/>
@@ -24396,23 +24129,7 @@
           <w:sz w:val="22"/>
           <w:szCs w:val="22"/>
         </w:rPr>
-        <w:t xml:space="preserve">) que simplemente imprime un mensaje para demostrar el funcionamiento del </w:t>
-      </w:r>
-      <w:proofErr w:type="spellStart"/>
-      <w:r>
-        <w:rPr>
-          <w:sz w:val="22"/>
-          <w:szCs w:val="22"/>
-        </w:rPr>
-        <w:t>Singleton</w:t>
-      </w:r>
-      <w:proofErr w:type="spellEnd"/>
-      <w:r>
-        <w:rPr>
-          <w:sz w:val="22"/>
-          <w:szCs w:val="22"/>
-        </w:rPr>
-        <w:t>.</w:t>
+        <w:t>) que simplemente imprime un mensaje para demostrar el funcionamiento del Singleton.</w:t>
       </w:r>
     </w:p>
     <w:p>
@@ -24448,23 +24165,7 @@
           <w:sz w:val="22"/>
           <w:szCs w:val="22"/>
         </w:rPr>
-        <w:t xml:space="preserve">, se obtiene la instancia del </w:t>
-      </w:r>
-      <w:proofErr w:type="spellStart"/>
-      <w:r>
-        <w:rPr>
-          <w:sz w:val="22"/>
-          <w:szCs w:val="22"/>
-        </w:rPr>
-        <w:t>Singleton</w:t>
-      </w:r>
-      <w:proofErr w:type="spellEnd"/>
-      <w:r>
-        <w:rPr>
-          <w:sz w:val="22"/>
-          <w:szCs w:val="22"/>
-        </w:rPr>
-        <w:t xml:space="preserve"> y se llama al método </w:t>
+        <w:t xml:space="preserve">, se obtiene la instancia del Singleton y se llama al método </w:t>
       </w:r>
       <w:proofErr w:type="spellStart"/>
       <w:proofErr w:type="gramStart"/>

--- a/MF0964_3 Desarrollo de elementos software para gestión de/JAVA/PATRONES DE DISEÑO/EJERCICIOS PATRONES DE DISEÑO/EJERC PATRONES DE DISEÑO CREACIONALES.docx
+++ b/MF0964_3 Desarrollo de elementos software para gestión de/JAVA/PATRONES DE DISEÑO/EJERCICIOS PATRONES DE DISEÑO/EJERC PATRONES DE DISEÑO CREACIONALES.docx
@@ -351,14 +351,14 @@
         <w:shd w:val="clear" w:color="auto" w:fill="D9F2D0" w:themeFill="accent6" w:themeFillTint="33"/>
         <w:spacing w:after="0"/>
         <w:rPr>
-          <w:rFonts w:ascii="Consolas" w:hAnsi="Consolas"/>
-          <w:sz w:val="22"/>
-          <w:szCs w:val="22"/>
-        </w:rPr>
-      </w:pPr>
-      <w:r>
-        <w:rPr>
-          <w:rFonts w:ascii="Consolas" w:hAnsi="Consolas"/>
+          <w:rFonts w:ascii="Courier New" w:hAnsi="Courier New" w:cs="Courier New"/>
+          <w:sz w:val="22"/>
+          <w:szCs w:val="22"/>
+        </w:rPr>
+      </w:pPr>
+      <w:r>
+        <w:rPr>
+          <w:rFonts w:ascii="Courier New" w:hAnsi="Courier New" w:cs="Courier New"/>
           <w:sz w:val="22"/>
           <w:szCs w:val="22"/>
         </w:rPr>
@@ -370,7 +370,7 @@
         <w:shd w:val="clear" w:color="auto" w:fill="D9F2D0" w:themeFill="accent6" w:themeFillTint="33"/>
         <w:spacing w:after="0"/>
         <w:rPr>
-          <w:rFonts w:ascii="Consolas" w:hAnsi="Consolas"/>
+          <w:rFonts w:ascii="Courier New" w:hAnsi="Courier New" w:cs="Courier New"/>
           <w:sz w:val="22"/>
           <w:szCs w:val="22"/>
         </w:rPr>
@@ -378,7 +378,7 @@
       <w:proofErr w:type="gramStart"/>
       <w:r>
         <w:rPr>
-          <w:rFonts w:ascii="Consolas" w:hAnsi="Consolas"/>
+          <w:rFonts w:ascii="Courier New" w:hAnsi="Courier New" w:cs="Courier New"/>
           <w:sz w:val="22"/>
           <w:szCs w:val="22"/>
         </w:rPr>
@@ -387,7 +387,7 @@
       <w:proofErr w:type="gramEnd"/>
       <w:r>
         <w:rPr>
-          <w:rFonts w:ascii="Consolas" w:hAnsi="Consolas"/>
+          <w:rFonts w:ascii="Courier New" w:hAnsi="Courier New" w:cs="Courier New"/>
           <w:sz w:val="22"/>
           <w:szCs w:val="22"/>
         </w:rPr>
@@ -399,14 +399,14 @@
         <w:shd w:val="clear" w:color="auto" w:fill="D9F2D0" w:themeFill="accent6" w:themeFillTint="33"/>
         <w:spacing w:after="0"/>
         <w:rPr>
-          <w:rFonts w:ascii="Consolas" w:hAnsi="Consolas"/>
-          <w:sz w:val="22"/>
-          <w:szCs w:val="22"/>
-        </w:rPr>
-      </w:pPr>
-      <w:r>
-        <w:rPr>
-          <w:rFonts w:ascii="Consolas" w:hAnsi="Consolas"/>
+          <w:rFonts w:ascii="Courier New" w:hAnsi="Courier New" w:cs="Courier New"/>
+          <w:sz w:val="22"/>
+          <w:szCs w:val="22"/>
+        </w:rPr>
+      </w:pPr>
+      <w:r>
+        <w:rPr>
+          <w:rFonts w:ascii="Courier New" w:hAnsi="Courier New" w:cs="Courier New"/>
           <w:sz w:val="22"/>
           <w:szCs w:val="22"/>
         </w:rPr>
@@ -415,7 +415,7 @@
       <w:proofErr w:type="spellStart"/>
       <w:r>
         <w:rPr>
-          <w:rFonts w:ascii="Consolas" w:hAnsi="Consolas"/>
+          <w:rFonts w:ascii="Courier New" w:hAnsi="Courier New" w:cs="Courier New"/>
           <w:sz w:val="22"/>
           <w:szCs w:val="22"/>
         </w:rPr>
@@ -424,7 +424,7 @@
       <w:proofErr w:type="spellEnd"/>
       <w:r>
         <w:rPr>
-          <w:rFonts w:ascii="Consolas" w:hAnsi="Consolas"/>
+          <w:rFonts w:ascii="Courier New" w:hAnsi="Courier New" w:cs="Courier New"/>
           <w:sz w:val="22"/>
           <w:szCs w:val="22"/>
         </w:rPr>
@@ -433,7 +433,7 @@
       <w:proofErr w:type="gramStart"/>
       <w:r>
         <w:rPr>
-          <w:rFonts w:ascii="Consolas" w:hAnsi="Consolas"/>
+          <w:rFonts w:ascii="Courier New" w:hAnsi="Courier New" w:cs="Courier New"/>
           <w:sz w:val="22"/>
           <w:szCs w:val="22"/>
         </w:rPr>
@@ -441,7 +441,7 @@
       </w:r>
       <w:r>
         <w:rPr>
-          <w:rFonts w:ascii="Consolas" w:hAnsi="Consolas"/>
+          <w:rFonts w:ascii="Courier New" w:hAnsi="Courier New" w:cs="Courier New"/>
           <w:sz w:val="22"/>
           <w:szCs w:val="22"/>
         </w:rPr>
@@ -450,7 +450,7 @@
       <w:proofErr w:type="gramEnd"/>
       <w:r>
         <w:rPr>
-          <w:rFonts w:ascii="Consolas" w:hAnsi="Consolas"/>
+          <w:rFonts w:ascii="Courier New" w:hAnsi="Courier New" w:cs="Courier New"/>
           <w:sz w:val="22"/>
           <w:szCs w:val="22"/>
         </w:rPr>
@@ -462,14 +462,14 @@
         <w:shd w:val="clear" w:color="auto" w:fill="D9F2D0" w:themeFill="accent6" w:themeFillTint="33"/>
         <w:spacing w:after="0"/>
         <w:rPr>
-          <w:rFonts w:ascii="Consolas" w:hAnsi="Consolas"/>
-          <w:sz w:val="22"/>
-          <w:szCs w:val="22"/>
-        </w:rPr>
-      </w:pPr>
-      <w:r>
-        <w:rPr>
-          <w:rFonts w:ascii="Consolas" w:hAnsi="Consolas"/>
+          <w:rFonts w:ascii="Courier New" w:hAnsi="Courier New" w:cs="Courier New"/>
+          <w:sz w:val="22"/>
+          <w:szCs w:val="22"/>
+        </w:rPr>
+      </w:pPr>
+      <w:r>
+        <w:rPr>
+          <w:rFonts w:ascii="Courier New" w:hAnsi="Courier New" w:cs="Courier New"/>
           <w:sz w:val="22"/>
           <w:szCs w:val="22"/>
         </w:rPr>
@@ -516,14 +516,14 @@
         <w:shd w:val="clear" w:color="auto" w:fill="D9F2D0" w:themeFill="accent6" w:themeFillTint="33"/>
         <w:spacing w:after="0"/>
         <w:rPr>
-          <w:rFonts w:ascii="Consolas" w:hAnsi="Consolas"/>
-          <w:sz w:val="22"/>
-          <w:szCs w:val="22"/>
-        </w:rPr>
-      </w:pPr>
-      <w:r>
-        <w:rPr>
-          <w:rFonts w:ascii="Consolas" w:hAnsi="Consolas"/>
+          <w:rFonts w:ascii="Courier New" w:hAnsi="Courier New" w:cs="Courier New"/>
+          <w:sz w:val="22"/>
+          <w:szCs w:val="22"/>
+        </w:rPr>
+      </w:pPr>
+      <w:r>
+        <w:rPr>
+          <w:rFonts w:ascii="Courier New" w:hAnsi="Courier New" w:cs="Courier New"/>
           <w:sz w:val="22"/>
           <w:szCs w:val="22"/>
         </w:rPr>
@@ -535,15 +535,15 @@
         <w:shd w:val="clear" w:color="auto" w:fill="D9F2D0" w:themeFill="accent6" w:themeFillTint="33"/>
         <w:spacing w:after="0"/>
         <w:rPr>
-          <w:rFonts w:ascii="Consolas" w:hAnsi="Consolas"/>
-          <w:sz w:val="22"/>
-          <w:szCs w:val="22"/>
-        </w:rPr>
-      </w:pPr>
-      <w:proofErr w:type="spellStart"/>
-      <w:r>
-        <w:rPr>
-          <w:rFonts w:ascii="Consolas" w:hAnsi="Consolas"/>
+          <w:rFonts w:ascii="Courier New" w:hAnsi="Courier New" w:cs="Courier New"/>
+          <w:sz w:val="22"/>
+          <w:szCs w:val="22"/>
+        </w:rPr>
+      </w:pPr>
+      <w:proofErr w:type="spellStart"/>
+      <w:r>
+        <w:rPr>
+          <w:rFonts w:ascii="Courier New" w:hAnsi="Courier New" w:cs="Courier New"/>
           <w:sz w:val="22"/>
           <w:szCs w:val="22"/>
         </w:rPr>
@@ -552,7 +552,7 @@
       <w:proofErr w:type="spellEnd"/>
       <w:r>
         <w:rPr>
-          <w:rFonts w:ascii="Consolas" w:hAnsi="Consolas"/>
+          <w:rFonts w:ascii="Courier New" w:hAnsi="Courier New" w:cs="Courier New"/>
           <w:sz w:val="22"/>
           <w:szCs w:val="22"/>
         </w:rPr>
@@ -561,7 +561,7 @@
       <w:proofErr w:type="spellStart"/>
       <w:r>
         <w:rPr>
-          <w:rFonts w:ascii="Consolas" w:hAnsi="Consolas"/>
+          <w:rFonts w:ascii="Courier New" w:hAnsi="Courier New" w:cs="Courier New"/>
           <w:sz w:val="22"/>
           <w:szCs w:val="22"/>
         </w:rPr>
@@ -570,7 +570,7 @@
       <w:proofErr w:type="spellEnd"/>
       <w:r>
         <w:rPr>
-          <w:rFonts w:ascii="Consolas" w:hAnsi="Consolas"/>
+          <w:rFonts w:ascii="Courier New" w:hAnsi="Courier New" w:cs="Courier New"/>
           <w:sz w:val="22"/>
           <w:szCs w:val="22"/>
         </w:rPr>
@@ -579,7 +579,7 @@
       <w:proofErr w:type="spellStart"/>
       <w:r>
         <w:rPr>
-          <w:rFonts w:ascii="Consolas" w:hAnsi="Consolas"/>
+          <w:rFonts w:ascii="Courier New" w:hAnsi="Courier New" w:cs="Courier New"/>
           <w:sz w:val="22"/>
           <w:szCs w:val="22"/>
         </w:rPr>
@@ -588,7 +588,7 @@
       <w:proofErr w:type="spellEnd"/>
       <w:r>
         <w:rPr>
-          <w:rFonts w:ascii="Consolas" w:hAnsi="Consolas"/>
+          <w:rFonts w:ascii="Courier New" w:hAnsi="Courier New" w:cs="Courier New"/>
           <w:sz w:val="22"/>
           <w:szCs w:val="22"/>
         </w:rPr>
@@ -600,14 +600,14 @@
         <w:shd w:val="clear" w:color="auto" w:fill="D9F2D0" w:themeFill="accent6" w:themeFillTint="33"/>
         <w:spacing w:after="0"/>
         <w:rPr>
-          <w:rFonts w:ascii="Consolas" w:hAnsi="Consolas"/>
-          <w:sz w:val="22"/>
-          <w:szCs w:val="22"/>
-        </w:rPr>
-      </w:pPr>
-      <w:r>
-        <w:rPr>
-          <w:rFonts w:ascii="Consolas" w:hAnsi="Consolas"/>
+          <w:rFonts w:ascii="Courier New" w:hAnsi="Courier New" w:cs="Courier New"/>
+          <w:sz w:val="22"/>
+          <w:szCs w:val="22"/>
+        </w:rPr>
+      </w:pPr>
+      <w:r>
+        <w:rPr>
+          <w:rFonts w:ascii="Courier New" w:hAnsi="Courier New" w:cs="Courier New"/>
           <w:sz w:val="22"/>
           <w:szCs w:val="22"/>
         </w:rPr>
@@ -619,14 +619,14 @@
         <w:shd w:val="clear" w:color="auto" w:fill="D9F2D0" w:themeFill="accent6" w:themeFillTint="33"/>
         <w:spacing w:after="0"/>
         <w:rPr>
-          <w:rFonts w:ascii="Consolas" w:hAnsi="Consolas"/>
-          <w:sz w:val="22"/>
-          <w:szCs w:val="22"/>
-        </w:rPr>
-      </w:pPr>
-      <w:r>
-        <w:rPr>
-          <w:rFonts w:ascii="Consolas" w:hAnsi="Consolas"/>
+          <w:rFonts w:ascii="Courier New" w:hAnsi="Courier New" w:cs="Courier New"/>
+          <w:sz w:val="22"/>
+          <w:szCs w:val="22"/>
+        </w:rPr>
+      </w:pPr>
+      <w:r>
+        <w:rPr>
+          <w:rFonts w:ascii="Courier New" w:hAnsi="Courier New" w:cs="Courier New"/>
           <w:sz w:val="22"/>
           <w:szCs w:val="22"/>
         </w:rPr>
@@ -635,7 +635,7 @@
       <w:proofErr w:type="spellStart"/>
       <w:r>
         <w:rPr>
-          <w:rFonts w:ascii="Consolas" w:hAnsi="Consolas"/>
+          <w:rFonts w:ascii="Courier New" w:hAnsi="Courier New" w:cs="Courier New"/>
           <w:sz w:val="22"/>
           <w:szCs w:val="22"/>
         </w:rPr>
@@ -644,7 +644,7 @@
       <w:proofErr w:type="spellEnd"/>
       <w:r>
         <w:rPr>
-          <w:rFonts w:ascii="Consolas" w:hAnsi="Consolas"/>
+          <w:rFonts w:ascii="Courier New" w:hAnsi="Courier New" w:cs="Courier New"/>
           <w:sz w:val="22"/>
           <w:szCs w:val="22"/>
         </w:rPr>
@@ -653,7 +653,7 @@
       <w:proofErr w:type="spellStart"/>
       <w:r>
         <w:rPr>
-          <w:rFonts w:ascii="Consolas" w:hAnsi="Consolas"/>
+          <w:rFonts w:ascii="Courier New" w:hAnsi="Courier New" w:cs="Courier New"/>
           <w:sz w:val="22"/>
           <w:szCs w:val="22"/>
         </w:rPr>
@@ -662,7 +662,7 @@
       <w:proofErr w:type="spellEnd"/>
       <w:r>
         <w:rPr>
-          <w:rFonts w:ascii="Consolas" w:hAnsi="Consolas"/>
+          <w:rFonts w:ascii="Courier New" w:hAnsi="Courier New" w:cs="Courier New"/>
           <w:sz w:val="22"/>
           <w:szCs w:val="22"/>
         </w:rPr>
@@ -671,7 +671,7 @@
       <w:proofErr w:type="gramStart"/>
       <w:r>
         <w:rPr>
-          <w:rFonts w:ascii="Consolas" w:hAnsi="Consolas"/>
+          <w:rFonts w:ascii="Courier New" w:hAnsi="Courier New" w:cs="Courier New"/>
           <w:sz w:val="22"/>
           <w:szCs w:val="22"/>
         </w:rPr>
@@ -679,7 +679,7 @@
       </w:r>
       <w:r>
         <w:rPr>
-          <w:rFonts w:ascii="Consolas" w:hAnsi="Consolas"/>
+          <w:rFonts w:ascii="Courier New" w:hAnsi="Courier New" w:cs="Courier New"/>
           <w:sz w:val="22"/>
           <w:szCs w:val="22"/>
         </w:rPr>
@@ -688,7 +688,7 @@
       <w:proofErr w:type="gramEnd"/>
       <w:r>
         <w:rPr>
-          <w:rFonts w:ascii="Consolas" w:hAnsi="Consolas"/>
+          <w:rFonts w:ascii="Courier New" w:hAnsi="Courier New" w:cs="Courier New"/>
           <w:sz w:val="22"/>
           <w:szCs w:val="22"/>
         </w:rPr>
@@ -700,14 +700,14 @@
         <w:shd w:val="clear" w:color="auto" w:fill="D9F2D0" w:themeFill="accent6" w:themeFillTint="33"/>
         <w:spacing w:after="0"/>
         <w:rPr>
-          <w:rFonts w:ascii="Consolas" w:hAnsi="Consolas"/>
-          <w:sz w:val="22"/>
-          <w:szCs w:val="22"/>
-        </w:rPr>
-      </w:pPr>
-      <w:r>
-        <w:rPr>
-          <w:rFonts w:ascii="Consolas" w:hAnsi="Consolas"/>
+          <w:rFonts w:ascii="Courier New" w:hAnsi="Courier New" w:cs="Courier New"/>
+          <w:sz w:val="22"/>
+          <w:szCs w:val="22"/>
+        </w:rPr>
+      </w:pPr>
+      <w:r>
+        <w:rPr>
+          <w:rFonts w:ascii="Courier New" w:hAnsi="Courier New" w:cs="Courier New"/>
           <w:sz w:val="22"/>
           <w:szCs w:val="22"/>
         </w:rPr>
@@ -716,7 +716,7 @@
       <w:proofErr w:type="spellStart"/>
       <w:r>
         <w:rPr>
-          <w:rFonts w:ascii="Consolas" w:hAnsi="Consolas"/>
+          <w:rFonts w:ascii="Courier New" w:hAnsi="Courier New" w:cs="Courier New"/>
           <w:sz w:val="22"/>
           <w:szCs w:val="22"/>
         </w:rPr>
@@ -725,7 +725,7 @@
       <w:proofErr w:type="spellEnd"/>
       <w:r>
         <w:rPr>
-          <w:rFonts w:ascii="Consolas" w:hAnsi="Consolas"/>
+          <w:rFonts w:ascii="Courier New" w:hAnsi="Courier New" w:cs="Courier New"/>
           <w:sz w:val="22"/>
           <w:szCs w:val="22"/>
         </w:rPr>
@@ -733,7 +733,7 @@
       </w:r>
       <w:r>
         <w:rPr>
-          <w:rFonts w:ascii="Consolas" w:hAnsi="Consolas"/>
+          <w:rFonts w:ascii="Courier New" w:hAnsi="Courier New" w:cs="Courier New"/>
           <w:sz w:val="22"/>
           <w:szCs w:val="22"/>
         </w:rPr>
@@ -741,7 +741,7 @@
       </w:r>
       <w:r>
         <w:rPr>
-          <w:rFonts w:ascii="Consolas" w:hAnsi="Consolas"/>
+          <w:rFonts w:ascii="Courier New" w:hAnsi="Courier New" w:cs="Courier New"/>
           <w:sz w:val="22"/>
           <w:szCs w:val="22"/>
         </w:rPr>
@@ -753,14 +753,14 @@
         <w:shd w:val="clear" w:color="auto" w:fill="D9F2D0" w:themeFill="accent6" w:themeFillTint="33"/>
         <w:spacing w:after="0"/>
         <w:rPr>
-          <w:rFonts w:ascii="Consolas" w:hAnsi="Consolas"/>
-          <w:sz w:val="22"/>
-          <w:szCs w:val="22"/>
-        </w:rPr>
-      </w:pPr>
-      <w:r>
-        <w:rPr>
-          <w:rFonts w:ascii="Consolas" w:hAnsi="Consolas"/>
+          <w:rFonts w:ascii="Courier New" w:hAnsi="Courier New" w:cs="Courier New"/>
+          <w:sz w:val="22"/>
+          <w:szCs w:val="22"/>
+        </w:rPr>
+      </w:pPr>
+      <w:r>
+        <w:rPr>
+          <w:rFonts w:ascii="Courier New" w:hAnsi="Courier New" w:cs="Courier New"/>
           <w:sz w:val="22"/>
           <w:szCs w:val="22"/>
         </w:rPr>
@@ -772,14 +772,14 @@
         <w:shd w:val="clear" w:color="auto" w:fill="D9F2D0" w:themeFill="accent6" w:themeFillTint="33"/>
         <w:spacing w:after="0"/>
         <w:rPr>
-          <w:rFonts w:ascii="Consolas" w:hAnsi="Consolas"/>
-          <w:sz w:val="22"/>
-          <w:szCs w:val="22"/>
-        </w:rPr>
-      </w:pPr>
-      <w:r>
-        <w:rPr>
-          <w:rFonts w:ascii="Consolas" w:hAnsi="Consolas"/>
+          <w:rFonts w:ascii="Courier New" w:hAnsi="Courier New" w:cs="Courier New"/>
+          <w:sz w:val="22"/>
+          <w:szCs w:val="22"/>
+        </w:rPr>
+      </w:pPr>
+      <w:r>
+        <w:rPr>
+          <w:rFonts w:ascii="Courier New" w:hAnsi="Courier New" w:cs="Courier New"/>
           <w:sz w:val="22"/>
           <w:szCs w:val="22"/>
         </w:rPr>
@@ -814,14 +814,14 @@
         <w:shd w:val="clear" w:color="auto" w:fill="FAE2D5" w:themeFill="accent2" w:themeFillTint="33"/>
         <w:spacing w:after="0"/>
         <w:rPr>
-          <w:rFonts w:ascii="Consolas" w:hAnsi="Consolas"/>
-          <w:sz w:val="22"/>
-          <w:szCs w:val="22"/>
-        </w:rPr>
-      </w:pPr>
-      <w:r>
-        <w:rPr>
-          <w:rFonts w:ascii="Consolas" w:hAnsi="Consolas"/>
+          <w:rFonts w:ascii="Courier New" w:hAnsi="Courier New" w:cs="Courier New"/>
+          <w:sz w:val="22"/>
+          <w:szCs w:val="22"/>
+        </w:rPr>
+      </w:pPr>
+      <w:r>
+        <w:rPr>
+          <w:rFonts w:ascii="Courier New" w:hAnsi="Courier New" w:cs="Courier New"/>
           <w:sz w:val="22"/>
           <w:szCs w:val="22"/>
         </w:rPr>
@@ -833,15 +833,15 @@
         <w:shd w:val="clear" w:color="auto" w:fill="FAE2D5" w:themeFill="accent2" w:themeFillTint="33"/>
         <w:spacing w:after="0"/>
         <w:rPr>
-          <w:rFonts w:ascii="Consolas" w:hAnsi="Consolas"/>
-          <w:sz w:val="22"/>
-          <w:szCs w:val="22"/>
-        </w:rPr>
-      </w:pPr>
-      <w:proofErr w:type="spellStart"/>
-      <w:r>
-        <w:rPr>
-          <w:rFonts w:ascii="Consolas" w:hAnsi="Consolas"/>
+          <w:rFonts w:ascii="Courier New" w:hAnsi="Courier New" w:cs="Courier New"/>
+          <w:sz w:val="22"/>
+          <w:szCs w:val="22"/>
+        </w:rPr>
+      </w:pPr>
+      <w:proofErr w:type="spellStart"/>
+      <w:r>
+        <w:rPr>
+          <w:rFonts w:ascii="Courier New" w:hAnsi="Courier New" w:cs="Courier New"/>
           <w:sz w:val="22"/>
           <w:szCs w:val="22"/>
         </w:rPr>
@@ -850,7 +850,7 @@
       <w:proofErr w:type="spellEnd"/>
       <w:r>
         <w:rPr>
-          <w:rFonts w:ascii="Consolas" w:hAnsi="Consolas"/>
+          <w:rFonts w:ascii="Courier New" w:hAnsi="Courier New" w:cs="Courier New"/>
           <w:sz w:val="22"/>
           <w:szCs w:val="22"/>
         </w:rPr>
@@ -859,7 +859,7 @@
       <w:proofErr w:type="spellStart"/>
       <w:r>
         <w:rPr>
-          <w:rFonts w:ascii="Consolas" w:hAnsi="Consolas"/>
+          <w:rFonts w:ascii="Courier New" w:hAnsi="Courier New" w:cs="Courier New"/>
           <w:sz w:val="22"/>
           <w:szCs w:val="22"/>
         </w:rPr>
@@ -868,7 +868,7 @@
       <w:proofErr w:type="spellEnd"/>
       <w:r>
         <w:rPr>
-          <w:rFonts w:ascii="Consolas" w:hAnsi="Consolas"/>
+          <w:rFonts w:ascii="Courier New" w:hAnsi="Courier New" w:cs="Courier New"/>
           <w:sz w:val="22"/>
           <w:szCs w:val="22"/>
         </w:rPr>
@@ -880,14 +880,14 @@
         <w:shd w:val="clear" w:color="auto" w:fill="FAE2D5" w:themeFill="accent2" w:themeFillTint="33"/>
         <w:spacing w:after="0"/>
         <w:rPr>
-          <w:rFonts w:ascii="Consolas" w:hAnsi="Consolas"/>
-          <w:sz w:val="22"/>
-          <w:szCs w:val="22"/>
-        </w:rPr>
-      </w:pPr>
-      <w:r>
-        <w:rPr>
-          <w:rFonts w:ascii="Consolas" w:hAnsi="Consolas"/>
+          <w:rFonts w:ascii="Courier New" w:hAnsi="Courier New" w:cs="Courier New"/>
+          <w:sz w:val="22"/>
+          <w:szCs w:val="22"/>
+        </w:rPr>
+      </w:pPr>
+      <w:r>
+        <w:rPr>
+          <w:rFonts w:ascii="Courier New" w:hAnsi="Courier New" w:cs="Courier New"/>
           <w:sz w:val="22"/>
           <w:szCs w:val="22"/>
         </w:rPr>
@@ -899,14 +899,14 @@
         <w:shd w:val="clear" w:color="auto" w:fill="FAE2D5" w:themeFill="accent2" w:themeFillTint="33"/>
         <w:spacing w:after="0"/>
         <w:rPr>
-          <w:rFonts w:ascii="Consolas" w:hAnsi="Consolas"/>
-          <w:sz w:val="22"/>
-          <w:szCs w:val="22"/>
-        </w:rPr>
-      </w:pPr>
-      <w:r>
-        <w:rPr>
-          <w:rFonts w:ascii="Consolas" w:hAnsi="Consolas"/>
+          <w:rFonts w:ascii="Courier New" w:hAnsi="Courier New" w:cs="Courier New"/>
+          <w:sz w:val="22"/>
+          <w:szCs w:val="22"/>
+        </w:rPr>
+      </w:pPr>
+      <w:r>
+        <w:rPr>
+          <w:rFonts w:ascii="Courier New" w:hAnsi="Courier New" w:cs="Courier New"/>
           <w:sz w:val="22"/>
           <w:szCs w:val="22"/>
         </w:rPr>
@@ -915,7 +915,7 @@
       <w:proofErr w:type="spellStart"/>
       <w:r>
         <w:rPr>
-          <w:rFonts w:ascii="Consolas" w:hAnsi="Consolas"/>
+          <w:rFonts w:ascii="Courier New" w:hAnsi="Courier New" w:cs="Courier New"/>
           <w:sz w:val="22"/>
           <w:szCs w:val="22"/>
         </w:rPr>
@@ -924,7 +924,7 @@
       <w:proofErr w:type="spellEnd"/>
       <w:r>
         <w:rPr>
-          <w:rFonts w:ascii="Consolas" w:hAnsi="Consolas"/>
+          <w:rFonts w:ascii="Courier New" w:hAnsi="Courier New" w:cs="Courier New"/>
           <w:sz w:val="22"/>
           <w:szCs w:val="22"/>
         </w:rPr>
@@ -933,7 +933,7 @@
       <w:proofErr w:type="spellStart"/>
       <w:r>
         <w:rPr>
-          <w:rFonts w:ascii="Consolas" w:hAnsi="Consolas"/>
+          <w:rFonts w:ascii="Courier New" w:hAnsi="Courier New" w:cs="Courier New"/>
           <w:sz w:val="22"/>
           <w:szCs w:val="22"/>
         </w:rPr>
@@ -942,7 +942,7 @@
       <w:proofErr w:type="spellEnd"/>
       <w:r>
         <w:rPr>
-          <w:rFonts w:ascii="Consolas" w:hAnsi="Consolas"/>
+          <w:rFonts w:ascii="Courier New" w:hAnsi="Courier New" w:cs="Courier New"/>
           <w:sz w:val="22"/>
           <w:szCs w:val="22"/>
         </w:rPr>
@@ -951,7 +951,7 @@
       <w:proofErr w:type="gramStart"/>
       <w:r>
         <w:rPr>
-          <w:rFonts w:ascii="Consolas" w:hAnsi="Consolas"/>
+          <w:rFonts w:ascii="Courier New" w:hAnsi="Courier New" w:cs="Courier New"/>
           <w:sz w:val="22"/>
           <w:szCs w:val="22"/>
         </w:rPr>
@@ -959,7 +959,7 @@
       </w:r>
       <w:r>
         <w:rPr>
-          <w:rFonts w:ascii="Consolas" w:hAnsi="Consolas"/>
+          <w:rFonts w:ascii="Courier New" w:hAnsi="Courier New" w:cs="Courier New"/>
           <w:sz w:val="22"/>
           <w:szCs w:val="22"/>
         </w:rPr>
@@ -968,7 +968,7 @@
       <w:proofErr w:type="gramEnd"/>
       <w:r>
         <w:rPr>
-          <w:rFonts w:ascii="Consolas" w:hAnsi="Consolas"/>
+          <w:rFonts w:ascii="Courier New" w:hAnsi="Courier New" w:cs="Courier New"/>
           <w:sz w:val="22"/>
           <w:szCs w:val="22"/>
         </w:rPr>
@@ -980,14 +980,14 @@
         <w:shd w:val="clear" w:color="auto" w:fill="FAE2D5" w:themeFill="accent2" w:themeFillTint="33"/>
         <w:spacing w:after="0"/>
         <w:rPr>
-          <w:rFonts w:ascii="Consolas" w:hAnsi="Consolas"/>
-          <w:sz w:val="22"/>
-          <w:szCs w:val="22"/>
-        </w:rPr>
-      </w:pPr>
-      <w:r>
-        <w:rPr>
-          <w:rFonts w:ascii="Consolas" w:hAnsi="Consolas"/>
+          <w:rFonts w:ascii="Courier New" w:hAnsi="Courier New" w:cs="Courier New"/>
+          <w:sz w:val="22"/>
+          <w:szCs w:val="22"/>
+        </w:rPr>
+      </w:pPr>
+      <w:r>
+        <w:rPr>
+          <w:rFonts w:ascii="Courier New" w:hAnsi="Courier New" w:cs="Courier New"/>
           <w:sz w:val="22"/>
           <w:szCs w:val="22"/>
         </w:rPr>
@@ -996,7 +996,7 @@
       <w:proofErr w:type="spellStart"/>
       <w:r>
         <w:rPr>
-          <w:rFonts w:ascii="Consolas" w:hAnsi="Consolas"/>
+          <w:rFonts w:ascii="Courier New" w:hAnsi="Courier New" w:cs="Courier New"/>
           <w:sz w:val="22"/>
           <w:szCs w:val="22"/>
         </w:rPr>
@@ -1005,7 +1005,7 @@
       <w:proofErr w:type="spellEnd"/>
       <w:r>
         <w:rPr>
-          <w:rFonts w:ascii="Consolas" w:hAnsi="Consolas"/>
+          <w:rFonts w:ascii="Courier New" w:hAnsi="Courier New" w:cs="Courier New"/>
           <w:sz w:val="22"/>
           <w:szCs w:val="22"/>
         </w:rPr>
@@ -1013,7 +1013,7 @@
       </w:r>
       <w:r>
         <w:rPr>
-          <w:rFonts w:ascii="Consolas" w:hAnsi="Consolas"/>
+          <w:rFonts w:ascii="Courier New" w:hAnsi="Courier New" w:cs="Courier New"/>
           <w:sz w:val="22"/>
           <w:szCs w:val="22"/>
         </w:rPr>
@@ -1021,7 +1021,7 @@
       </w:r>
       <w:r>
         <w:rPr>
-          <w:rFonts w:ascii="Consolas" w:hAnsi="Consolas"/>
+          <w:rFonts w:ascii="Courier New" w:hAnsi="Courier New" w:cs="Courier New"/>
           <w:sz w:val="22"/>
           <w:szCs w:val="22"/>
         </w:rPr>
@@ -1033,14 +1033,14 @@
         <w:shd w:val="clear" w:color="auto" w:fill="FAE2D5" w:themeFill="accent2" w:themeFillTint="33"/>
         <w:spacing w:after="0"/>
         <w:rPr>
-          <w:rFonts w:ascii="Consolas" w:hAnsi="Consolas"/>
-          <w:sz w:val="22"/>
-          <w:szCs w:val="22"/>
-        </w:rPr>
-      </w:pPr>
-      <w:r>
-        <w:rPr>
-          <w:rFonts w:ascii="Consolas" w:hAnsi="Consolas"/>
+          <w:rFonts w:ascii="Courier New" w:hAnsi="Courier New" w:cs="Courier New"/>
+          <w:sz w:val="22"/>
+          <w:szCs w:val="22"/>
+        </w:rPr>
+      </w:pPr>
+      <w:r>
+        <w:rPr>
+          <w:rFonts w:ascii="Courier New" w:hAnsi="Courier New" w:cs="Courier New"/>
           <w:sz w:val="22"/>
           <w:szCs w:val="22"/>
         </w:rPr>
@@ -1052,14 +1052,14 @@
         <w:shd w:val="clear" w:color="auto" w:fill="FAE2D5" w:themeFill="accent2" w:themeFillTint="33"/>
         <w:spacing w:after="0"/>
         <w:rPr>
-          <w:rFonts w:ascii="Consolas" w:hAnsi="Consolas"/>
-          <w:sz w:val="22"/>
-          <w:szCs w:val="22"/>
-        </w:rPr>
-      </w:pPr>
-      <w:r>
-        <w:rPr>
-          <w:rFonts w:ascii="Consolas" w:hAnsi="Consolas"/>
+          <w:rFonts w:ascii="Courier New" w:hAnsi="Courier New" w:cs="Courier New"/>
+          <w:sz w:val="22"/>
+          <w:szCs w:val="22"/>
+        </w:rPr>
+      </w:pPr>
+      <w:r>
+        <w:rPr>
+          <w:rFonts w:ascii="Courier New" w:hAnsi="Courier New" w:cs="Courier New"/>
           <w:sz w:val="22"/>
           <w:szCs w:val="22"/>
         </w:rPr>
@@ -1138,6 +1138,7 @@
           <w:sz w:val="22"/>
           <w:szCs w:val="22"/>
         </w:rPr>
+        <w:lastRenderedPageBreak/>
         <w:t>Clase Fabrica</w:t>
       </w:r>
     </w:p>
@@ -1146,14 +1147,14 @@
         <w:shd w:val="clear" w:color="auto" w:fill="D9F2D0" w:themeFill="accent6" w:themeFillTint="33"/>
         <w:spacing w:after="0"/>
         <w:rPr>
-          <w:rFonts w:ascii="Consolas" w:hAnsi="Consolas"/>
-          <w:sz w:val="22"/>
-          <w:szCs w:val="22"/>
-        </w:rPr>
-      </w:pPr>
-      <w:r>
-        <w:rPr>
-          <w:rFonts w:ascii="Consolas" w:hAnsi="Consolas"/>
+          <w:rFonts w:ascii="Courier New" w:hAnsi="Courier New" w:cs="Courier New"/>
+          <w:sz w:val="22"/>
+          <w:szCs w:val="22"/>
+        </w:rPr>
+      </w:pPr>
+      <w:r>
+        <w:rPr>
+          <w:rFonts w:ascii="Courier New" w:hAnsi="Courier New" w:cs="Courier New"/>
           <w:sz w:val="22"/>
           <w:szCs w:val="22"/>
         </w:rPr>
@@ -1165,15 +1166,15 @@
         <w:shd w:val="clear" w:color="auto" w:fill="D9F2D0" w:themeFill="accent6" w:themeFillTint="33"/>
         <w:spacing w:after="0"/>
         <w:rPr>
-          <w:rFonts w:ascii="Consolas" w:hAnsi="Consolas"/>
-          <w:sz w:val="22"/>
-          <w:szCs w:val="22"/>
-        </w:rPr>
-      </w:pPr>
-      <w:proofErr w:type="spellStart"/>
-      <w:r>
-        <w:rPr>
-          <w:rFonts w:ascii="Consolas" w:hAnsi="Consolas"/>
+          <w:rFonts w:ascii="Courier New" w:hAnsi="Courier New" w:cs="Courier New"/>
+          <w:sz w:val="22"/>
+          <w:szCs w:val="22"/>
+        </w:rPr>
+      </w:pPr>
+      <w:proofErr w:type="spellStart"/>
+      <w:r>
+        <w:rPr>
+          <w:rFonts w:ascii="Courier New" w:hAnsi="Courier New" w:cs="Courier New"/>
           <w:sz w:val="22"/>
           <w:szCs w:val="22"/>
         </w:rPr>
@@ -1182,7 +1183,7 @@
       <w:proofErr w:type="spellEnd"/>
       <w:r>
         <w:rPr>
-          <w:rFonts w:ascii="Consolas" w:hAnsi="Consolas"/>
+          <w:rFonts w:ascii="Courier New" w:hAnsi="Courier New" w:cs="Courier New"/>
           <w:sz w:val="22"/>
           <w:szCs w:val="22"/>
         </w:rPr>
@@ -1191,7 +1192,7 @@
       <w:proofErr w:type="spellStart"/>
       <w:r>
         <w:rPr>
-          <w:rFonts w:ascii="Consolas" w:hAnsi="Consolas"/>
+          <w:rFonts w:ascii="Courier New" w:hAnsi="Courier New" w:cs="Courier New"/>
           <w:sz w:val="22"/>
           <w:szCs w:val="22"/>
         </w:rPr>
@@ -1200,7 +1201,7 @@
       <w:proofErr w:type="spellEnd"/>
       <w:r>
         <w:rPr>
-          <w:rFonts w:ascii="Consolas" w:hAnsi="Consolas"/>
+          <w:rFonts w:ascii="Courier New" w:hAnsi="Courier New" w:cs="Courier New"/>
           <w:sz w:val="22"/>
           <w:szCs w:val="22"/>
         </w:rPr>
@@ -1212,14 +1213,14 @@
         <w:shd w:val="clear" w:color="auto" w:fill="D9F2D0" w:themeFill="accent6" w:themeFillTint="33"/>
         <w:spacing w:after="0"/>
         <w:rPr>
-          <w:rFonts w:ascii="Consolas" w:hAnsi="Consolas"/>
-          <w:sz w:val="22"/>
-          <w:szCs w:val="22"/>
-        </w:rPr>
-      </w:pPr>
-      <w:r>
-        <w:rPr>
-          <w:rFonts w:ascii="Consolas" w:hAnsi="Consolas"/>
+          <w:rFonts w:ascii="Courier New" w:hAnsi="Courier New" w:cs="Courier New"/>
+          <w:sz w:val="22"/>
+          <w:szCs w:val="22"/>
+        </w:rPr>
+      </w:pPr>
+      <w:r>
+        <w:rPr>
+          <w:rFonts w:ascii="Courier New" w:hAnsi="Courier New" w:cs="Courier New"/>
           <w:sz w:val="22"/>
           <w:szCs w:val="22"/>
         </w:rPr>
@@ -1228,7 +1229,7 @@
       <w:proofErr w:type="spellStart"/>
       <w:r>
         <w:rPr>
-          <w:rFonts w:ascii="Consolas" w:hAnsi="Consolas"/>
+          <w:rFonts w:ascii="Courier New" w:hAnsi="Courier New" w:cs="Courier New"/>
           <w:sz w:val="22"/>
           <w:szCs w:val="22"/>
         </w:rPr>
@@ -1237,7 +1238,7 @@
       <w:proofErr w:type="spellEnd"/>
       <w:r>
         <w:rPr>
-          <w:rFonts w:ascii="Consolas" w:hAnsi="Consolas"/>
+          <w:rFonts w:ascii="Courier New" w:hAnsi="Courier New" w:cs="Courier New"/>
           <w:sz w:val="22"/>
           <w:szCs w:val="22"/>
         </w:rPr>
@@ -1246,7 +1247,7 @@
       <w:proofErr w:type="spellStart"/>
       <w:r>
         <w:rPr>
-          <w:rFonts w:ascii="Consolas" w:hAnsi="Consolas"/>
+          <w:rFonts w:ascii="Courier New" w:hAnsi="Courier New" w:cs="Courier New"/>
           <w:sz w:val="22"/>
           <w:szCs w:val="22"/>
         </w:rPr>
@@ -1255,7 +1256,7 @@
       <w:proofErr w:type="spellEnd"/>
       <w:r>
         <w:rPr>
-          <w:rFonts w:ascii="Consolas" w:hAnsi="Consolas"/>
+          <w:rFonts w:ascii="Courier New" w:hAnsi="Courier New" w:cs="Courier New"/>
           <w:sz w:val="22"/>
           <w:szCs w:val="22"/>
         </w:rPr>
@@ -1265,7 +1266,7 @@
       <w:proofErr w:type="gramStart"/>
       <w:r>
         <w:rPr>
-          <w:rFonts w:ascii="Consolas" w:hAnsi="Consolas"/>
+          <w:rFonts w:ascii="Courier New" w:hAnsi="Courier New" w:cs="Courier New"/>
           <w:sz w:val="22"/>
           <w:szCs w:val="22"/>
         </w:rPr>
@@ -1274,7 +1275,7 @@
       <w:proofErr w:type="spellEnd"/>
       <w:r>
         <w:rPr>
-          <w:rFonts w:ascii="Consolas" w:hAnsi="Consolas"/>
+          <w:rFonts w:ascii="Courier New" w:hAnsi="Courier New" w:cs="Courier New"/>
           <w:sz w:val="22"/>
           <w:szCs w:val="22"/>
         </w:rPr>
@@ -1283,7 +1284,7 @@
       <w:proofErr w:type="gramEnd"/>
       <w:r>
         <w:rPr>
-          <w:rFonts w:ascii="Consolas" w:hAnsi="Consolas"/>
+          <w:rFonts w:ascii="Courier New" w:hAnsi="Courier New" w:cs="Courier New"/>
           <w:sz w:val="22"/>
           <w:szCs w:val="22"/>
         </w:rPr>
@@ -1295,14 +1296,14 @@
         <w:shd w:val="clear" w:color="auto" w:fill="D9F2D0" w:themeFill="accent6" w:themeFillTint="33"/>
         <w:spacing w:after="0"/>
         <w:rPr>
-          <w:rFonts w:ascii="Consolas" w:hAnsi="Consolas"/>
-          <w:sz w:val="22"/>
-          <w:szCs w:val="22"/>
-        </w:rPr>
-      </w:pPr>
-      <w:r>
-        <w:rPr>
-          <w:rFonts w:ascii="Consolas" w:hAnsi="Consolas"/>
+          <w:rFonts w:ascii="Courier New" w:hAnsi="Courier New" w:cs="Courier New"/>
+          <w:sz w:val="22"/>
+          <w:szCs w:val="22"/>
+        </w:rPr>
+      </w:pPr>
+      <w:r>
+        <w:rPr>
+          <w:rFonts w:ascii="Courier New" w:hAnsi="Courier New" w:cs="Courier New"/>
           <w:sz w:val="22"/>
           <w:szCs w:val="22"/>
         </w:rPr>
@@ -1360,14 +1361,14 @@
         <w:shd w:val="clear" w:color="auto" w:fill="FAE2D5" w:themeFill="accent2" w:themeFillTint="33"/>
         <w:spacing w:after="0"/>
         <w:rPr>
-          <w:rFonts w:ascii="Consolas" w:hAnsi="Consolas"/>
-          <w:sz w:val="22"/>
-          <w:szCs w:val="22"/>
-        </w:rPr>
-      </w:pPr>
-      <w:r>
-        <w:rPr>
-          <w:rFonts w:ascii="Consolas" w:hAnsi="Consolas"/>
+          <w:rFonts w:ascii="Courier New" w:hAnsi="Courier New" w:cs="Courier New"/>
+          <w:sz w:val="22"/>
+          <w:szCs w:val="22"/>
+        </w:rPr>
+      </w:pPr>
+      <w:r>
+        <w:rPr>
+          <w:rFonts w:ascii="Courier New" w:hAnsi="Courier New" w:cs="Courier New"/>
           <w:sz w:val="22"/>
           <w:szCs w:val="22"/>
         </w:rPr>
@@ -1379,15 +1380,15 @@
         <w:shd w:val="clear" w:color="auto" w:fill="FAE2D5" w:themeFill="accent2" w:themeFillTint="33"/>
         <w:spacing w:after="0"/>
         <w:rPr>
-          <w:rFonts w:ascii="Consolas" w:hAnsi="Consolas"/>
-          <w:sz w:val="22"/>
-          <w:szCs w:val="22"/>
-          <w:lang w:val="en-GB"/>
-        </w:rPr>
-      </w:pPr>
-      <w:r>
-        <w:rPr>
-          <w:rFonts w:ascii="Consolas" w:hAnsi="Consolas"/>
+          <w:rFonts w:ascii="Courier New" w:hAnsi="Courier New" w:cs="Courier New"/>
+          <w:sz w:val="22"/>
+          <w:szCs w:val="22"/>
+          <w:lang w:val="en-GB"/>
+        </w:rPr>
+      </w:pPr>
+      <w:r>
+        <w:rPr>
+          <w:rFonts w:ascii="Courier New" w:hAnsi="Courier New" w:cs="Courier New"/>
           <w:sz w:val="22"/>
           <w:szCs w:val="22"/>
           <w:lang w:val="en-GB"/>
@@ -1397,7 +1398,7 @@
       <w:proofErr w:type="spellStart"/>
       <w:r>
         <w:rPr>
-          <w:rFonts w:ascii="Consolas" w:hAnsi="Consolas"/>
+          <w:rFonts w:ascii="Courier New" w:hAnsi="Courier New" w:cs="Courier New"/>
           <w:sz w:val="22"/>
           <w:szCs w:val="22"/>
           <w:lang w:val="en-GB"/>
@@ -1407,7 +1408,7 @@
       <w:proofErr w:type="spellEnd"/>
       <w:r>
         <w:rPr>
-          <w:rFonts w:ascii="Consolas" w:hAnsi="Consolas"/>
+          <w:rFonts w:ascii="Courier New" w:hAnsi="Courier New" w:cs="Courier New"/>
           <w:sz w:val="22"/>
           <w:szCs w:val="22"/>
           <w:lang w:val="en-GB"/>
@@ -1420,15 +1421,15 @@
         <w:shd w:val="clear" w:color="auto" w:fill="FAE2D5" w:themeFill="accent2" w:themeFillTint="33"/>
         <w:spacing w:after="0"/>
         <w:rPr>
-          <w:rFonts w:ascii="Consolas" w:hAnsi="Consolas"/>
-          <w:sz w:val="22"/>
-          <w:szCs w:val="22"/>
-          <w:lang w:val="en-GB"/>
-        </w:rPr>
-      </w:pPr>
-      <w:r>
-        <w:rPr>
-          <w:rFonts w:ascii="Consolas" w:hAnsi="Consolas"/>
+          <w:rFonts w:ascii="Courier New" w:hAnsi="Courier New" w:cs="Courier New"/>
+          <w:sz w:val="22"/>
+          <w:szCs w:val="22"/>
+          <w:lang w:val="en-GB"/>
+        </w:rPr>
+      </w:pPr>
+      <w:r>
+        <w:rPr>
+          <w:rFonts w:ascii="Courier New" w:hAnsi="Courier New" w:cs="Courier New"/>
           <w:sz w:val="22"/>
           <w:szCs w:val="22"/>
           <w:lang w:val="en-GB"/>
@@ -1441,15 +1442,15 @@
         <w:shd w:val="clear" w:color="auto" w:fill="FAE2D5" w:themeFill="accent2" w:themeFillTint="33"/>
         <w:spacing w:after="0"/>
         <w:rPr>
-          <w:rFonts w:ascii="Consolas" w:hAnsi="Consolas"/>
-          <w:sz w:val="22"/>
-          <w:szCs w:val="22"/>
-          <w:lang w:val="en-GB"/>
-        </w:rPr>
-      </w:pPr>
-      <w:r>
-        <w:rPr>
-          <w:rFonts w:ascii="Consolas" w:hAnsi="Consolas"/>
+          <w:rFonts w:ascii="Courier New" w:hAnsi="Courier New" w:cs="Courier New"/>
+          <w:sz w:val="22"/>
+          <w:szCs w:val="22"/>
+          <w:lang w:val="en-GB"/>
+        </w:rPr>
+      </w:pPr>
+      <w:r>
+        <w:rPr>
+          <w:rFonts w:ascii="Courier New" w:hAnsi="Courier New" w:cs="Courier New"/>
           <w:sz w:val="22"/>
           <w:szCs w:val="22"/>
           <w:lang w:val="en-GB"/>
@@ -1459,7 +1460,7 @@
       <w:proofErr w:type="spellStart"/>
       <w:r>
         <w:rPr>
-          <w:rFonts w:ascii="Consolas" w:hAnsi="Consolas"/>
+          <w:rFonts w:ascii="Courier New" w:hAnsi="Courier New" w:cs="Courier New"/>
           <w:sz w:val="22"/>
           <w:szCs w:val="22"/>
           <w:lang w:val="en-GB"/>
@@ -1469,7 +1470,7 @@
       <w:proofErr w:type="spellEnd"/>
       <w:r>
         <w:rPr>
-          <w:rFonts w:ascii="Consolas" w:hAnsi="Consolas"/>
+          <w:rFonts w:ascii="Courier New" w:hAnsi="Courier New" w:cs="Courier New"/>
           <w:sz w:val="22"/>
           <w:szCs w:val="22"/>
           <w:lang w:val="en-GB"/>
@@ -1480,7 +1481,7 @@
       <w:proofErr w:type="gramStart"/>
       <w:r>
         <w:rPr>
-          <w:rFonts w:ascii="Consolas" w:hAnsi="Consolas"/>
+          <w:rFonts w:ascii="Courier New" w:hAnsi="Courier New" w:cs="Courier New"/>
           <w:sz w:val="22"/>
           <w:szCs w:val="22"/>
           <w:lang w:val="en-GB"/>
@@ -1490,7 +1491,7 @@
       <w:proofErr w:type="spellEnd"/>
       <w:r>
         <w:rPr>
-          <w:rFonts w:ascii="Consolas" w:hAnsi="Consolas"/>
+          <w:rFonts w:ascii="Courier New" w:hAnsi="Courier New" w:cs="Courier New"/>
           <w:sz w:val="22"/>
           <w:szCs w:val="22"/>
           <w:lang w:val="en-GB"/>
@@ -1500,7 +1501,7 @@
       <w:proofErr w:type="gramEnd"/>
       <w:r>
         <w:rPr>
-          <w:rFonts w:ascii="Consolas" w:hAnsi="Consolas"/>
+          <w:rFonts w:ascii="Courier New" w:hAnsi="Courier New" w:cs="Courier New"/>
           <w:sz w:val="22"/>
           <w:szCs w:val="22"/>
           <w:lang w:val="en-GB"/>
@@ -1513,15 +1514,15 @@
         <w:shd w:val="clear" w:color="auto" w:fill="FAE2D5" w:themeFill="accent2" w:themeFillTint="33"/>
         <w:spacing w:after="0"/>
         <w:rPr>
-          <w:rFonts w:ascii="Consolas" w:hAnsi="Consolas"/>
-          <w:sz w:val="22"/>
-          <w:szCs w:val="22"/>
-          <w:lang w:val="en-GB"/>
-        </w:rPr>
-      </w:pPr>
-      <w:r>
-        <w:rPr>
-          <w:rFonts w:ascii="Consolas" w:hAnsi="Consolas"/>
+          <w:rFonts w:ascii="Courier New" w:hAnsi="Courier New" w:cs="Courier New"/>
+          <w:sz w:val="22"/>
+          <w:szCs w:val="22"/>
+          <w:lang w:val="en-GB"/>
+        </w:rPr>
+      </w:pPr>
+      <w:r>
+        <w:rPr>
+          <w:rFonts w:ascii="Courier New" w:hAnsi="Courier New" w:cs="Courier New"/>
           <w:sz w:val="22"/>
           <w:szCs w:val="22"/>
           <w:lang w:val="en-GB"/>
@@ -1532,7 +1533,7 @@
       <w:proofErr w:type="gramStart"/>
       <w:r>
         <w:rPr>
-          <w:rFonts w:ascii="Consolas" w:hAnsi="Consolas"/>
+          <w:rFonts w:ascii="Courier New" w:hAnsi="Courier New" w:cs="Courier New"/>
           <w:sz w:val="22"/>
           <w:szCs w:val="22"/>
           <w:lang w:val="en-GB"/>
@@ -1542,7 +1543,7 @@
       <w:proofErr w:type="spellEnd"/>
       <w:r>
         <w:rPr>
-          <w:rFonts w:ascii="Consolas" w:hAnsi="Consolas"/>
+          <w:rFonts w:ascii="Courier New" w:hAnsi="Courier New" w:cs="Courier New"/>
           <w:sz w:val="22"/>
           <w:szCs w:val="22"/>
           <w:lang w:val="en-GB"/>
@@ -1556,14 +1557,14 @@
         <w:shd w:val="clear" w:color="auto" w:fill="FAE2D5" w:themeFill="accent2" w:themeFillTint="33"/>
         <w:spacing w:after="0"/>
         <w:rPr>
-          <w:rFonts w:ascii="Consolas" w:hAnsi="Consolas"/>
-          <w:sz w:val="22"/>
-          <w:szCs w:val="22"/>
-        </w:rPr>
-      </w:pPr>
-      <w:r>
-        <w:rPr>
-          <w:rFonts w:ascii="Consolas" w:hAnsi="Consolas"/>
+          <w:rFonts w:ascii="Courier New" w:hAnsi="Courier New" w:cs="Courier New"/>
+          <w:sz w:val="22"/>
+          <w:szCs w:val="22"/>
+        </w:rPr>
+      </w:pPr>
+      <w:r>
+        <w:rPr>
+          <w:rFonts w:ascii="Courier New" w:hAnsi="Courier New" w:cs="Courier New"/>
           <w:sz w:val="22"/>
           <w:szCs w:val="22"/>
           <w:lang w:val="en-GB"/>
@@ -1572,7 +1573,7 @@
       </w:r>
       <w:r>
         <w:rPr>
-          <w:rFonts w:ascii="Consolas" w:hAnsi="Consolas"/>
+          <w:rFonts w:ascii="Courier New" w:hAnsi="Courier New" w:cs="Courier New"/>
           <w:sz w:val="22"/>
           <w:szCs w:val="22"/>
         </w:rPr>
@@ -1584,14 +1585,14 @@
         <w:shd w:val="clear" w:color="auto" w:fill="FAE2D5" w:themeFill="accent2" w:themeFillTint="33"/>
         <w:spacing w:after="0"/>
         <w:rPr>
-          <w:rFonts w:ascii="Consolas" w:hAnsi="Consolas"/>
-          <w:sz w:val="22"/>
-          <w:szCs w:val="22"/>
-        </w:rPr>
-      </w:pPr>
-      <w:r>
-        <w:rPr>
-          <w:rFonts w:ascii="Consolas" w:hAnsi="Consolas"/>
+          <w:rFonts w:ascii="Courier New" w:hAnsi="Courier New" w:cs="Courier New"/>
+          <w:sz w:val="22"/>
+          <w:szCs w:val="22"/>
+        </w:rPr>
+      </w:pPr>
+      <w:r>
+        <w:rPr>
+          <w:rFonts w:ascii="Courier New" w:hAnsi="Courier New" w:cs="Courier New"/>
           <w:sz w:val="22"/>
           <w:szCs w:val="22"/>
         </w:rPr>
@@ -1638,14 +1639,14 @@
         <w:shd w:val="clear" w:color="auto" w:fill="FAE2D5" w:themeFill="accent2" w:themeFillTint="33"/>
         <w:spacing w:after="0"/>
         <w:rPr>
-          <w:rFonts w:ascii="Consolas" w:hAnsi="Consolas"/>
-          <w:sz w:val="22"/>
-          <w:szCs w:val="22"/>
-        </w:rPr>
-      </w:pPr>
-      <w:r>
-        <w:rPr>
-          <w:rFonts w:ascii="Consolas" w:hAnsi="Consolas"/>
+          <w:rFonts w:ascii="Courier New" w:hAnsi="Courier New" w:cs="Courier New"/>
+          <w:sz w:val="22"/>
+          <w:szCs w:val="22"/>
+        </w:rPr>
+      </w:pPr>
+      <w:r>
+        <w:rPr>
+          <w:rFonts w:ascii="Courier New" w:hAnsi="Courier New" w:cs="Courier New"/>
           <w:sz w:val="22"/>
           <w:szCs w:val="22"/>
         </w:rPr>
@@ -1657,15 +1658,15 @@
         <w:shd w:val="clear" w:color="auto" w:fill="FAE2D5" w:themeFill="accent2" w:themeFillTint="33"/>
         <w:spacing w:after="0"/>
         <w:rPr>
-          <w:rFonts w:ascii="Consolas" w:hAnsi="Consolas"/>
-          <w:sz w:val="22"/>
-          <w:szCs w:val="22"/>
-        </w:rPr>
-      </w:pPr>
-      <w:proofErr w:type="spellStart"/>
-      <w:r>
-        <w:rPr>
-          <w:rFonts w:ascii="Consolas" w:hAnsi="Consolas"/>
+          <w:rFonts w:ascii="Courier New" w:hAnsi="Courier New" w:cs="Courier New"/>
+          <w:sz w:val="22"/>
+          <w:szCs w:val="22"/>
+        </w:rPr>
+      </w:pPr>
+      <w:proofErr w:type="spellStart"/>
+      <w:r>
+        <w:rPr>
+          <w:rFonts w:ascii="Courier New" w:hAnsi="Courier New" w:cs="Courier New"/>
           <w:sz w:val="22"/>
           <w:szCs w:val="22"/>
         </w:rPr>
@@ -1674,7 +1675,7 @@
       <w:proofErr w:type="spellEnd"/>
       <w:r>
         <w:rPr>
-          <w:rFonts w:ascii="Consolas" w:hAnsi="Consolas"/>
+          <w:rFonts w:ascii="Courier New" w:hAnsi="Courier New" w:cs="Courier New"/>
           <w:sz w:val="22"/>
           <w:szCs w:val="22"/>
         </w:rPr>
@@ -1683,7 +1684,7 @@
       <w:proofErr w:type="spellStart"/>
       <w:r>
         <w:rPr>
-          <w:rFonts w:ascii="Consolas" w:hAnsi="Consolas"/>
+          <w:rFonts w:ascii="Courier New" w:hAnsi="Courier New" w:cs="Courier New"/>
           <w:sz w:val="22"/>
           <w:szCs w:val="22"/>
         </w:rPr>
@@ -1692,7 +1693,7 @@
       <w:proofErr w:type="spellEnd"/>
       <w:r>
         <w:rPr>
-          <w:rFonts w:ascii="Consolas" w:hAnsi="Consolas"/>
+          <w:rFonts w:ascii="Courier New" w:hAnsi="Courier New" w:cs="Courier New"/>
           <w:sz w:val="22"/>
           <w:szCs w:val="22"/>
         </w:rPr>
@@ -1701,7 +1702,7 @@
       <w:proofErr w:type="spellStart"/>
       <w:r>
         <w:rPr>
-          <w:rFonts w:ascii="Consolas" w:hAnsi="Consolas"/>
+          <w:rFonts w:ascii="Courier New" w:hAnsi="Courier New" w:cs="Courier New"/>
           <w:sz w:val="22"/>
           <w:szCs w:val="22"/>
         </w:rPr>
@@ -1710,7 +1711,7 @@
       <w:proofErr w:type="spellEnd"/>
       <w:r>
         <w:rPr>
-          <w:rFonts w:ascii="Consolas" w:hAnsi="Consolas"/>
+          <w:rFonts w:ascii="Courier New" w:hAnsi="Courier New" w:cs="Courier New"/>
           <w:sz w:val="22"/>
           <w:szCs w:val="22"/>
         </w:rPr>
@@ -1722,26 +1723,18 @@
         <w:shd w:val="clear" w:color="auto" w:fill="FAE2D5" w:themeFill="accent2" w:themeFillTint="33"/>
         <w:spacing w:after="0"/>
         <w:rPr>
-          <w:rFonts w:ascii="Consolas" w:hAnsi="Consolas"/>
-          <w:sz w:val="22"/>
-          <w:szCs w:val="22"/>
-        </w:rPr>
-      </w:pPr>
-      <w:r>
-        <w:rPr>
-          <w:rFonts w:ascii="Consolas" w:hAnsi="Consolas"/>
-          <w:sz w:val="22"/>
-          <w:szCs w:val="22"/>
-        </w:rPr>
-        <w:t xml:space="preserve">    </w:t>
-      </w:r>
-      <w:r>
-        <w:rPr>
-          <w:rFonts w:ascii="Consolas" w:hAnsi="Consolas"/>
-          <w:sz w:val="22"/>
-          <w:szCs w:val="22"/>
-        </w:rPr>
-        <w:t>@Override</w:t>
+          <w:rFonts w:ascii="Courier New" w:hAnsi="Courier New" w:cs="Courier New"/>
+          <w:sz w:val="22"/>
+          <w:szCs w:val="22"/>
+        </w:rPr>
+      </w:pPr>
+      <w:r>
+        <w:rPr>
+          <w:rFonts w:ascii="Courier New" w:hAnsi="Courier New" w:cs="Courier New"/>
+          <w:sz w:val="22"/>
+          <w:szCs w:val="22"/>
+        </w:rPr>
+        <w:t xml:space="preserve">    @Override</w:t>
       </w:r>
     </w:p>
     <w:p>
@@ -1749,15 +1742,15 @@
         <w:shd w:val="clear" w:color="auto" w:fill="FAE2D5" w:themeFill="accent2" w:themeFillTint="33"/>
         <w:spacing w:after="0"/>
         <w:rPr>
-          <w:rFonts w:ascii="Consolas" w:hAnsi="Consolas"/>
-          <w:sz w:val="22"/>
-          <w:szCs w:val="22"/>
-          <w:lang w:val="en-GB"/>
-        </w:rPr>
-      </w:pPr>
-      <w:r>
-        <w:rPr>
-          <w:rFonts w:ascii="Consolas" w:hAnsi="Consolas"/>
+          <w:rFonts w:ascii="Courier New" w:hAnsi="Courier New" w:cs="Courier New"/>
+          <w:sz w:val="22"/>
+          <w:szCs w:val="22"/>
+          <w:lang w:val="en-GB"/>
+        </w:rPr>
+      </w:pPr>
+      <w:r>
+        <w:rPr>
+          <w:rFonts w:ascii="Courier New" w:hAnsi="Courier New" w:cs="Courier New"/>
           <w:sz w:val="22"/>
           <w:szCs w:val="22"/>
         </w:rPr>
@@ -1765,7 +1758,7 @@
       </w:r>
       <w:r>
         <w:rPr>
-          <w:rFonts w:ascii="Consolas" w:hAnsi="Consolas"/>
+          <w:rFonts w:ascii="Courier New" w:hAnsi="Courier New" w:cs="Courier New"/>
           <w:sz w:val="22"/>
           <w:szCs w:val="22"/>
           <w:lang w:val="en-GB"/>
@@ -1775,7 +1768,7 @@
       <w:proofErr w:type="spellStart"/>
       <w:r>
         <w:rPr>
-          <w:rFonts w:ascii="Consolas" w:hAnsi="Consolas"/>
+          <w:rFonts w:ascii="Courier New" w:hAnsi="Courier New" w:cs="Courier New"/>
           <w:sz w:val="22"/>
           <w:szCs w:val="22"/>
           <w:lang w:val="en-GB"/>
@@ -1785,7 +1778,7 @@
       <w:proofErr w:type="spellEnd"/>
       <w:r>
         <w:rPr>
-          <w:rFonts w:ascii="Consolas" w:hAnsi="Consolas"/>
+          <w:rFonts w:ascii="Courier New" w:hAnsi="Courier New" w:cs="Courier New"/>
           <w:sz w:val="22"/>
           <w:szCs w:val="22"/>
           <w:lang w:val="en-GB"/>
@@ -1796,7 +1789,7 @@
       <w:proofErr w:type="gramStart"/>
       <w:r>
         <w:rPr>
-          <w:rFonts w:ascii="Consolas" w:hAnsi="Consolas"/>
+          <w:rFonts w:ascii="Courier New" w:hAnsi="Courier New" w:cs="Courier New"/>
           <w:sz w:val="22"/>
           <w:szCs w:val="22"/>
           <w:lang w:val="en-GB"/>
@@ -1806,7 +1799,7 @@
       <w:proofErr w:type="spellEnd"/>
       <w:r>
         <w:rPr>
-          <w:rFonts w:ascii="Consolas" w:hAnsi="Consolas"/>
+          <w:rFonts w:ascii="Courier New" w:hAnsi="Courier New" w:cs="Courier New"/>
           <w:sz w:val="22"/>
           <w:szCs w:val="22"/>
           <w:lang w:val="en-GB"/>
@@ -1816,7 +1809,7 @@
       <w:proofErr w:type="gramEnd"/>
       <w:r>
         <w:rPr>
-          <w:rFonts w:ascii="Consolas" w:hAnsi="Consolas"/>
+          <w:rFonts w:ascii="Courier New" w:hAnsi="Courier New" w:cs="Courier New"/>
           <w:sz w:val="22"/>
           <w:szCs w:val="22"/>
           <w:lang w:val="en-GB"/>
@@ -1829,15 +1822,15 @@
         <w:shd w:val="clear" w:color="auto" w:fill="FAE2D5" w:themeFill="accent2" w:themeFillTint="33"/>
         <w:spacing w:after="0"/>
         <w:rPr>
-          <w:rFonts w:ascii="Consolas" w:hAnsi="Consolas"/>
-          <w:sz w:val="22"/>
-          <w:szCs w:val="22"/>
-          <w:lang w:val="en-GB"/>
-        </w:rPr>
-      </w:pPr>
-      <w:r>
-        <w:rPr>
-          <w:rFonts w:ascii="Consolas" w:hAnsi="Consolas"/>
+          <w:rFonts w:ascii="Courier New" w:hAnsi="Courier New" w:cs="Courier New"/>
+          <w:sz w:val="22"/>
+          <w:szCs w:val="22"/>
+          <w:lang w:val="en-GB"/>
+        </w:rPr>
+      </w:pPr>
+      <w:r>
+        <w:rPr>
+          <w:rFonts w:ascii="Courier New" w:hAnsi="Courier New" w:cs="Courier New"/>
           <w:sz w:val="22"/>
           <w:szCs w:val="22"/>
           <w:lang w:val="en-GB"/>
@@ -1847,7 +1840,7 @@
       <w:proofErr w:type="gramStart"/>
       <w:r>
         <w:rPr>
-          <w:rFonts w:ascii="Consolas" w:hAnsi="Consolas"/>
+          <w:rFonts w:ascii="Courier New" w:hAnsi="Courier New" w:cs="Courier New"/>
           <w:sz w:val="22"/>
           <w:szCs w:val="22"/>
           <w:lang w:val="en-GB"/>
@@ -1861,14 +1854,14 @@
         <w:shd w:val="clear" w:color="auto" w:fill="FAE2D5" w:themeFill="accent2" w:themeFillTint="33"/>
         <w:spacing w:after="0"/>
         <w:rPr>
-          <w:rFonts w:ascii="Consolas" w:hAnsi="Consolas"/>
-          <w:sz w:val="22"/>
-          <w:szCs w:val="22"/>
-        </w:rPr>
-      </w:pPr>
-      <w:r>
-        <w:rPr>
-          <w:rFonts w:ascii="Consolas" w:hAnsi="Consolas"/>
+          <w:rFonts w:ascii="Courier New" w:hAnsi="Courier New" w:cs="Courier New"/>
+          <w:sz w:val="22"/>
+          <w:szCs w:val="22"/>
+        </w:rPr>
+      </w:pPr>
+      <w:r>
+        <w:rPr>
+          <w:rFonts w:ascii="Courier New" w:hAnsi="Courier New" w:cs="Courier New"/>
           <w:sz w:val="22"/>
           <w:szCs w:val="22"/>
           <w:lang w:val="en-GB"/>
@@ -1877,7 +1870,7 @@
       </w:r>
       <w:r>
         <w:rPr>
-          <w:rFonts w:ascii="Consolas" w:hAnsi="Consolas"/>
+          <w:rFonts w:ascii="Courier New" w:hAnsi="Courier New" w:cs="Courier New"/>
           <w:sz w:val="22"/>
           <w:szCs w:val="22"/>
         </w:rPr>
@@ -1889,14 +1882,14 @@
         <w:shd w:val="clear" w:color="auto" w:fill="FAE2D5" w:themeFill="accent2" w:themeFillTint="33"/>
         <w:spacing w:after="0"/>
         <w:rPr>
-          <w:rFonts w:ascii="Consolas" w:hAnsi="Consolas"/>
-          <w:sz w:val="22"/>
-          <w:szCs w:val="22"/>
-        </w:rPr>
-      </w:pPr>
-      <w:r>
-        <w:rPr>
-          <w:rFonts w:ascii="Consolas" w:hAnsi="Consolas"/>
+          <w:rFonts w:ascii="Courier New" w:hAnsi="Courier New" w:cs="Courier New"/>
+          <w:sz w:val="22"/>
+          <w:szCs w:val="22"/>
+        </w:rPr>
+      </w:pPr>
+      <w:r>
+        <w:rPr>
+          <w:rFonts w:ascii="Courier New" w:hAnsi="Courier New" w:cs="Courier New"/>
           <w:sz w:val="22"/>
           <w:szCs w:val="22"/>
         </w:rPr>
@@ -1943,14 +1936,14 @@
         <w:shd w:val="clear" w:color="auto" w:fill="FAE2D5" w:themeFill="accent2" w:themeFillTint="33"/>
         <w:spacing w:after="0"/>
         <w:rPr>
-          <w:rFonts w:ascii="Consolas" w:hAnsi="Consolas"/>
-          <w:sz w:val="22"/>
-          <w:szCs w:val="22"/>
-        </w:rPr>
-      </w:pPr>
-      <w:r>
-        <w:rPr>
-          <w:rFonts w:ascii="Consolas" w:hAnsi="Consolas"/>
+          <w:rFonts w:ascii="Courier New" w:hAnsi="Courier New" w:cs="Courier New"/>
+          <w:sz w:val="22"/>
+          <w:szCs w:val="22"/>
+        </w:rPr>
+      </w:pPr>
+      <w:r>
+        <w:rPr>
+          <w:rFonts w:ascii="Courier New" w:hAnsi="Courier New" w:cs="Courier New"/>
           <w:sz w:val="22"/>
           <w:szCs w:val="22"/>
         </w:rPr>
@@ -1962,15 +1955,15 @@
         <w:shd w:val="clear" w:color="auto" w:fill="FAE2D5" w:themeFill="accent2" w:themeFillTint="33"/>
         <w:spacing w:after="0"/>
         <w:rPr>
-          <w:rFonts w:ascii="Consolas" w:hAnsi="Consolas"/>
-          <w:sz w:val="22"/>
-          <w:szCs w:val="22"/>
-        </w:rPr>
-      </w:pPr>
-      <w:proofErr w:type="spellStart"/>
-      <w:r>
-        <w:rPr>
-          <w:rFonts w:ascii="Consolas" w:hAnsi="Consolas"/>
+          <w:rFonts w:ascii="Courier New" w:hAnsi="Courier New" w:cs="Courier New"/>
+          <w:sz w:val="22"/>
+          <w:szCs w:val="22"/>
+        </w:rPr>
+      </w:pPr>
+      <w:proofErr w:type="spellStart"/>
+      <w:r>
+        <w:rPr>
+          <w:rFonts w:ascii="Courier New" w:hAnsi="Courier New" w:cs="Courier New"/>
           <w:sz w:val="22"/>
           <w:szCs w:val="22"/>
         </w:rPr>
@@ -1979,7 +1972,7 @@
       <w:proofErr w:type="spellEnd"/>
       <w:r>
         <w:rPr>
-          <w:rFonts w:ascii="Consolas" w:hAnsi="Consolas"/>
+          <w:rFonts w:ascii="Courier New" w:hAnsi="Courier New" w:cs="Courier New"/>
           <w:sz w:val="22"/>
           <w:szCs w:val="22"/>
         </w:rPr>
@@ -1988,7 +1981,7 @@
       <w:proofErr w:type="spellStart"/>
       <w:r>
         <w:rPr>
-          <w:rFonts w:ascii="Consolas" w:hAnsi="Consolas"/>
+          <w:rFonts w:ascii="Courier New" w:hAnsi="Courier New" w:cs="Courier New"/>
           <w:sz w:val="22"/>
           <w:szCs w:val="22"/>
         </w:rPr>
@@ -1997,7 +1990,7 @@
       <w:proofErr w:type="spellEnd"/>
       <w:r>
         <w:rPr>
-          <w:rFonts w:ascii="Consolas" w:hAnsi="Consolas"/>
+          <w:rFonts w:ascii="Courier New" w:hAnsi="Courier New" w:cs="Courier New"/>
           <w:sz w:val="22"/>
           <w:szCs w:val="22"/>
         </w:rPr>
@@ -2009,15 +2002,15 @@
         <w:shd w:val="clear" w:color="auto" w:fill="FAE2D5" w:themeFill="accent2" w:themeFillTint="33"/>
         <w:spacing w:after="0"/>
         <w:rPr>
-          <w:rFonts w:ascii="Consolas" w:hAnsi="Consolas"/>
-          <w:sz w:val="22"/>
-          <w:szCs w:val="22"/>
-          <w:lang w:val="en-GB"/>
-        </w:rPr>
-      </w:pPr>
-      <w:r>
-        <w:rPr>
-          <w:rFonts w:ascii="Consolas" w:hAnsi="Consolas"/>
+          <w:rFonts w:ascii="Courier New" w:hAnsi="Courier New" w:cs="Courier New"/>
+          <w:sz w:val="22"/>
+          <w:szCs w:val="22"/>
+          <w:lang w:val="en-GB"/>
+        </w:rPr>
+      </w:pPr>
+      <w:r>
+        <w:rPr>
+          <w:rFonts w:ascii="Courier New" w:hAnsi="Courier New" w:cs="Courier New"/>
           <w:sz w:val="22"/>
           <w:szCs w:val="22"/>
         </w:rPr>
@@ -2025,7 +2018,7 @@
       </w:r>
       <w:r>
         <w:rPr>
-          <w:rFonts w:ascii="Consolas" w:hAnsi="Consolas"/>
+          <w:rFonts w:ascii="Courier New" w:hAnsi="Courier New" w:cs="Courier New"/>
           <w:sz w:val="22"/>
           <w:szCs w:val="22"/>
           <w:lang w:val="en-GB"/>
@@ -2035,7 +2028,7 @@
       <w:proofErr w:type="gramStart"/>
       <w:r>
         <w:rPr>
-          <w:rFonts w:ascii="Consolas" w:hAnsi="Consolas"/>
+          <w:rFonts w:ascii="Courier New" w:hAnsi="Courier New" w:cs="Courier New"/>
           <w:sz w:val="22"/>
           <w:szCs w:val="22"/>
           <w:lang w:val="en-GB"/>
@@ -2045,7 +2038,7 @@
       <w:proofErr w:type="gramEnd"/>
       <w:r>
         <w:rPr>
-          <w:rFonts w:ascii="Consolas" w:hAnsi="Consolas"/>
+          <w:rFonts w:ascii="Courier New" w:hAnsi="Courier New" w:cs="Courier New"/>
           <w:sz w:val="22"/>
           <w:szCs w:val="22"/>
           <w:lang w:val="en-GB"/>
@@ -2055,7 +2048,7 @@
       <w:proofErr w:type="spellStart"/>
       <w:r>
         <w:rPr>
-          <w:rFonts w:ascii="Consolas" w:hAnsi="Consolas"/>
+          <w:rFonts w:ascii="Courier New" w:hAnsi="Courier New" w:cs="Courier New"/>
           <w:sz w:val="22"/>
           <w:szCs w:val="22"/>
           <w:lang w:val="en-GB"/>
@@ -2065,7 +2058,7 @@
       <w:proofErr w:type="spellEnd"/>
       <w:r>
         <w:rPr>
-          <w:rFonts w:ascii="Consolas" w:hAnsi="Consolas"/>
+          <w:rFonts w:ascii="Courier New" w:hAnsi="Courier New" w:cs="Courier New"/>
           <w:sz w:val="22"/>
           <w:szCs w:val="22"/>
           <w:lang w:val="en-GB"/>
@@ -2078,14 +2071,14 @@
         <w:shd w:val="clear" w:color="auto" w:fill="FAE2D5" w:themeFill="accent2" w:themeFillTint="33"/>
         <w:spacing w:after="0"/>
         <w:rPr>
-          <w:rFonts w:ascii="Consolas" w:hAnsi="Consolas"/>
-          <w:sz w:val="22"/>
-          <w:szCs w:val="22"/>
-        </w:rPr>
-      </w:pPr>
-      <w:r>
-        <w:rPr>
-          <w:rFonts w:ascii="Consolas" w:hAnsi="Consolas"/>
+          <w:rFonts w:ascii="Courier New" w:hAnsi="Courier New" w:cs="Courier New"/>
+          <w:sz w:val="22"/>
+          <w:szCs w:val="22"/>
+        </w:rPr>
+      </w:pPr>
+      <w:r>
+        <w:rPr>
+          <w:rFonts w:ascii="Courier New" w:hAnsi="Courier New" w:cs="Courier New"/>
           <w:sz w:val="22"/>
           <w:szCs w:val="22"/>
           <w:lang w:val="en-GB"/>
@@ -2094,7 +2087,7 @@
       </w:r>
       <w:r>
         <w:rPr>
-          <w:rFonts w:ascii="Consolas" w:hAnsi="Consolas"/>
+          <w:rFonts w:ascii="Courier New" w:hAnsi="Courier New" w:cs="Courier New"/>
           <w:sz w:val="22"/>
           <w:szCs w:val="22"/>
         </w:rPr>
@@ -2106,14 +2099,14 @@
         <w:shd w:val="clear" w:color="auto" w:fill="FAE2D5" w:themeFill="accent2" w:themeFillTint="33"/>
         <w:spacing w:after="0"/>
         <w:rPr>
-          <w:rFonts w:ascii="Consolas" w:hAnsi="Consolas"/>
-          <w:sz w:val="22"/>
-          <w:szCs w:val="22"/>
-        </w:rPr>
-      </w:pPr>
-      <w:r>
-        <w:rPr>
-          <w:rFonts w:ascii="Consolas" w:hAnsi="Consolas"/>
+          <w:rFonts w:ascii="Courier New" w:hAnsi="Courier New" w:cs="Courier New"/>
+          <w:sz w:val="22"/>
+          <w:szCs w:val="22"/>
+        </w:rPr>
+      </w:pPr>
+      <w:r>
+        <w:rPr>
+          <w:rFonts w:ascii="Courier New" w:hAnsi="Courier New" w:cs="Courier New"/>
           <w:sz w:val="22"/>
           <w:szCs w:val="22"/>
         </w:rPr>
@@ -2122,7 +2115,7 @@
       <w:proofErr w:type="spellStart"/>
       <w:r>
         <w:rPr>
-          <w:rFonts w:ascii="Consolas" w:hAnsi="Consolas"/>
+          <w:rFonts w:ascii="Courier New" w:hAnsi="Courier New" w:cs="Courier New"/>
           <w:sz w:val="22"/>
           <w:szCs w:val="22"/>
         </w:rPr>
@@ -2131,7 +2124,7 @@
       <w:proofErr w:type="spellEnd"/>
       <w:r>
         <w:rPr>
-          <w:rFonts w:ascii="Consolas" w:hAnsi="Consolas"/>
+          <w:rFonts w:ascii="Courier New" w:hAnsi="Courier New" w:cs="Courier New"/>
           <w:sz w:val="22"/>
           <w:szCs w:val="22"/>
         </w:rPr>
@@ -2141,7 +2134,7 @@
       <w:proofErr w:type="gramStart"/>
       <w:r>
         <w:rPr>
-          <w:rFonts w:ascii="Consolas" w:hAnsi="Consolas"/>
+          <w:rFonts w:ascii="Courier New" w:hAnsi="Courier New" w:cs="Courier New"/>
           <w:sz w:val="22"/>
           <w:szCs w:val="22"/>
         </w:rPr>
@@ -2150,7 +2143,7 @@
       <w:proofErr w:type="spellEnd"/>
       <w:r>
         <w:rPr>
-          <w:rFonts w:ascii="Consolas" w:hAnsi="Consolas"/>
+          <w:rFonts w:ascii="Courier New" w:hAnsi="Courier New" w:cs="Courier New"/>
           <w:sz w:val="22"/>
           <w:szCs w:val="22"/>
         </w:rPr>
@@ -2159,7 +2152,7 @@
       <w:proofErr w:type="gramEnd"/>
       <w:r>
         <w:rPr>
-          <w:rFonts w:ascii="Consolas" w:hAnsi="Consolas"/>
+          <w:rFonts w:ascii="Courier New" w:hAnsi="Courier New" w:cs="Courier New"/>
           <w:sz w:val="22"/>
           <w:szCs w:val="22"/>
         </w:rPr>
@@ -2171,14 +2164,14 @@
         <w:shd w:val="clear" w:color="auto" w:fill="FAE2D5" w:themeFill="accent2" w:themeFillTint="33"/>
         <w:spacing w:after="0"/>
         <w:rPr>
-          <w:rFonts w:ascii="Consolas" w:hAnsi="Consolas"/>
-          <w:sz w:val="22"/>
-          <w:szCs w:val="22"/>
-        </w:rPr>
-      </w:pPr>
-      <w:r>
-        <w:rPr>
-          <w:rFonts w:ascii="Consolas" w:hAnsi="Consolas"/>
+          <w:rFonts w:ascii="Courier New" w:hAnsi="Courier New" w:cs="Courier New"/>
+          <w:sz w:val="22"/>
+          <w:szCs w:val="22"/>
+        </w:rPr>
+      </w:pPr>
+      <w:r>
+        <w:rPr>
+          <w:rFonts w:ascii="Courier New" w:hAnsi="Courier New" w:cs="Courier New"/>
           <w:sz w:val="22"/>
           <w:szCs w:val="22"/>
         </w:rPr>
@@ -2190,14 +2183,14 @@
         <w:shd w:val="clear" w:color="auto" w:fill="FAE2D5" w:themeFill="accent2" w:themeFillTint="33"/>
         <w:spacing w:after="0"/>
         <w:rPr>
-          <w:rFonts w:ascii="Consolas" w:hAnsi="Consolas"/>
-          <w:sz w:val="22"/>
-          <w:szCs w:val="22"/>
-        </w:rPr>
-      </w:pPr>
-      <w:r>
-        <w:rPr>
-          <w:rFonts w:ascii="Consolas" w:hAnsi="Consolas"/>
+          <w:rFonts w:ascii="Courier New" w:hAnsi="Courier New" w:cs="Courier New"/>
+          <w:sz w:val="22"/>
+          <w:szCs w:val="22"/>
+        </w:rPr>
+      </w:pPr>
+      <w:r>
+        <w:rPr>
+          <w:rFonts w:ascii="Courier New" w:hAnsi="Courier New" w:cs="Courier New"/>
           <w:sz w:val="22"/>
           <w:szCs w:val="22"/>
         </w:rPr>
@@ -2206,7 +2199,7 @@
       <w:proofErr w:type="spellStart"/>
       <w:r>
         <w:rPr>
-          <w:rFonts w:ascii="Consolas" w:hAnsi="Consolas"/>
+          <w:rFonts w:ascii="Courier New" w:hAnsi="Courier New" w:cs="Courier New"/>
           <w:sz w:val="22"/>
           <w:szCs w:val="22"/>
         </w:rPr>
@@ -2215,7 +2208,7 @@
       <w:proofErr w:type="spellEnd"/>
       <w:r>
         <w:rPr>
-          <w:rFonts w:ascii="Consolas" w:hAnsi="Consolas"/>
+          <w:rFonts w:ascii="Courier New" w:hAnsi="Courier New" w:cs="Courier New"/>
           <w:sz w:val="22"/>
           <w:szCs w:val="22"/>
         </w:rPr>
@@ -2224,7 +2217,7 @@
       <w:proofErr w:type="spellStart"/>
       <w:r>
         <w:rPr>
-          <w:rFonts w:ascii="Consolas" w:hAnsi="Consolas"/>
+          <w:rFonts w:ascii="Courier New" w:hAnsi="Courier New" w:cs="Courier New"/>
           <w:sz w:val="22"/>
           <w:szCs w:val="22"/>
         </w:rPr>
@@ -2233,7 +2226,7 @@
       <w:proofErr w:type="spellEnd"/>
       <w:r>
         <w:rPr>
-          <w:rFonts w:ascii="Consolas" w:hAnsi="Consolas"/>
+          <w:rFonts w:ascii="Courier New" w:hAnsi="Courier New" w:cs="Courier New"/>
           <w:sz w:val="22"/>
           <w:szCs w:val="22"/>
         </w:rPr>
@@ -2245,14 +2238,14 @@
         <w:shd w:val="clear" w:color="auto" w:fill="FAE2D5" w:themeFill="accent2" w:themeFillTint="33"/>
         <w:spacing w:after="0"/>
         <w:rPr>
-          <w:rFonts w:ascii="Consolas" w:hAnsi="Consolas"/>
-          <w:sz w:val="22"/>
-          <w:szCs w:val="22"/>
-        </w:rPr>
-      </w:pPr>
-      <w:r>
-        <w:rPr>
-          <w:rFonts w:ascii="Consolas" w:hAnsi="Consolas"/>
+          <w:rFonts w:ascii="Courier New" w:hAnsi="Courier New" w:cs="Courier New"/>
+          <w:sz w:val="22"/>
+          <w:szCs w:val="22"/>
+        </w:rPr>
+      </w:pPr>
+      <w:r>
+        <w:rPr>
+          <w:rFonts w:ascii="Courier New" w:hAnsi="Courier New" w:cs="Courier New"/>
           <w:sz w:val="22"/>
           <w:szCs w:val="22"/>
         </w:rPr>
@@ -2264,14 +2257,14 @@
         <w:shd w:val="clear" w:color="auto" w:fill="FAE2D5" w:themeFill="accent2" w:themeFillTint="33"/>
         <w:spacing w:after="0"/>
         <w:rPr>
-          <w:rFonts w:ascii="Consolas" w:hAnsi="Consolas"/>
-          <w:sz w:val="22"/>
-          <w:szCs w:val="22"/>
-        </w:rPr>
-      </w:pPr>
-      <w:r>
-        <w:rPr>
-          <w:rFonts w:ascii="Consolas" w:hAnsi="Consolas"/>
+          <w:rFonts w:ascii="Courier New" w:hAnsi="Courier New" w:cs="Courier New"/>
+          <w:sz w:val="22"/>
+          <w:szCs w:val="22"/>
+        </w:rPr>
+      </w:pPr>
+      <w:r>
+        <w:rPr>
+          <w:rFonts w:ascii="Courier New" w:hAnsi="Courier New" w:cs="Courier New"/>
           <w:sz w:val="22"/>
           <w:szCs w:val="22"/>
         </w:rPr>
@@ -2281,7 +2274,7 @@
       <w:proofErr w:type="gramStart"/>
       <w:r>
         <w:rPr>
-          <w:rFonts w:ascii="Consolas" w:hAnsi="Consolas"/>
+          <w:rFonts w:ascii="Courier New" w:hAnsi="Courier New" w:cs="Courier New"/>
           <w:sz w:val="22"/>
           <w:szCs w:val="22"/>
         </w:rPr>
@@ -2289,7 +2282,7 @@
       </w:r>
       <w:r>
         <w:rPr>
-          <w:rFonts w:ascii="Consolas" w:hAnsi="Consolas"/>
+          <w:rFonts w:ascii="Courier New" w:hAnsi="Courier New" w:cs="Courier New"/>
           <w:sz w:val="22"/>
           <w:szCs w:val="22"/>
         </w:rPr>
@@ -2299,7 +2292,7 @@
       <w:proofErr w:type="gramEnd"/>
       <w:r>
         <w:rPr>
-          <w:rFonts w:ascii="Consolas" w:hAnsi="Consolas"/>
+          <w:rFonts w:ascii="Courier New" w:hAnsi="Courier New" w:cs="Courier New"/>
           <w:sz w:val="22"/>
           <w:szCs w:val="22"/>
         </w:rPr>
@@ -2311,7 +2304,7 @@
         <w:shd w:val="clear" w:color="auto" w:fill="FAE2D5" w:themeFill="accent2" w:themeFillTint="33"/>
         <w:spacing w:after="0"/>
         <w:rPr>
-          <w:rFonts w:ascii="Consolas" w:hAnsi="Consolas"/>
+          <w:rFonts w:ascii="Courier New" w:hAnsi="Courier New" w:cs="Courier New"/>
           <w:sz w:val="22"/>
           <w:szCs w:val="22"/>
         </w:rPr>
@@ -2322,14 +2315,14 @@
         <w:shd w:val="clear" w:color="auto" w:fill="FAE2D5" w:themeFill="accent2" w:themeFillTint="33"/>
         <w:spacing w:after="0"/>
         <w:rPr>
-          <w:rFonts w:ascii="Consolas" w:hAnsi="Consolas"/>
-          <w:sz w:val="22"/>
-          <w:szCs w:val="22"/>
-        </w:rPr>
-      </w:pPr>
-      <w:r>
-        <w:rPr>
-          <w:rFonts w:ascii="Consolas" w:hAnsi="Consolas"/>
+          <w:rFonts w:ascii="Courier New" w:hAnsi="Courier New" w:cs="Courier New"/>
+          <w:sz w:val="22"/>
+          <w:szCs w:val="22"/>
+        </w:rPr>
+      </w:pPr>
+      <w:r>
+        <w:rPr>
+          <w:rFonts w:ascii="Courier New" w:hAnsi="Courier New" w:cs="Courier New"/>
           <w:sz w:val="22"/>
           <w:szCs w:val="22"/>
         </w:rPr>
@@ -2341,14 +2334,14 @@
         <w:shd w:val="clear" w:color="auto" w:fill="FAE2D5" w:themeFill="accent2" w:themeFillTint="33"/>
         <w:spacing w:after="0"/>
         <w:rPr>
-          <w:rFonts w:ascii="Consolas" w:hAnsi="Consolas"/>
-          <w:sz w:val="22"/>
-          <w:szCs w:val="22"/>
-        </w:rPr>
-      </w:pPr>
-      <w:r>
-        <w:rPr>
-          <w:rFonts w:ascii="Consolas" w:hAnsi="Consolas"/>
+          <w:rFonts w:ascii="Courier New" w:hAnsi="Courier New" w:cs="Courier New"/>
+          <w:sz w:val="22"/>
+          <w:szCs w:val="22"/>
+        </w:rPr>
+      </w:pPr>
+      <w:r>
+        <w:rPr>
+          <w:rFonts w:ascii="Courier New" w:hAnsi="Courier New" w:cs="Courier New"/>
           <w:sz w:val="22"/>
           <w:szCs w:val="22"/>
         </w:rPr>
@@ -2357,7 +2350,7 @@
       <w:proofErr w:type="spellStart"/>
       <w:r>
         <w:rPr>
-          <w:rFonts w:ascii="Consolas" w:hAnsi="Consolas"/>
+          <w:rFonts w:ascii="Courier New" w:hAnsi="Courier New" w:cs="Courier New"/>
           <w:sz w:val="22"/>
           <w:szCs w:val="22"/>
         </w:rPr>
@@ -2366,7 +2359,7 @@
       <w:proofErr w:type="spellEnd"/>
       <w:r>
         <w:rPr>
-          <w:rFonts w:ascii="Consolas" w:hAnsi="Consolas"/>
+          <w:rFonts w:ascii="Courier New" w:hAnsi="Courier New" w:cs="Courier New"/>
           <w:sz w:val="22"/>
           <w:szCs w:val="22"/>
         </w:rPr>
@@ -2376,7 +2369,7 @@
       <w:proofErr w:type="gramStart"/>
       <w:r>
         <w:rPr>
-          <w:rFonts w:ascii="Consolas" w:hAnsi="Consolas"/>
+          <w:rFonts w:ascii="Courier New" w:hAnsi="Courier New" w:cs="Courier New"/>
           <w:sz w:val="22"/>
           <w:szCs w:val="22"/>
         </w:rPr>
@@ -2385,7 +2378,7 @@
       <w:proofErr w:type="spellEnd"/>
       <w:r>
         <w:rPr>
-          <w:rFonts w:ascii="Consolas" w:hAnsi="Consolas"/>
+          <w:rFonts w:ascii="Courier New" w:hAnsi="Courier New" w:cs="Courier New"/>
           <w:sz w:val="22"/>
           <w:szCs w:val="22"/>
         </w:rPr>
@@ -2394,7 +2387,7 @@
       <w:proofErr w:type="gramEnd"/>
       <w:r>
         <w:rPr>
-          <w:rFonts w:ascii="Consolas" w:hAnsi="Consolas"/>
+          <w:rFonts w:ascii="Courier New" w:hAnsi="Courier New" w:cs="Courier New"/>
           <w:sz w:val="22"/>
           <w:szCs w:val="22"/>
         </w:rPr>
@@ -2406,14 +2399,14 @@
         <w:shd w:val="clear" w:color="auto" w:fill="FAE2D5" w:themeFill="accent2" w:themeFillTint="33"/>
         <w:spacing w:after="0"/>
         <w:rPr>
-          <w:rFonts w:ascii="Consolas" w:hAnsi="Consolas"/>
-          <w:sz w:val="22"/>
-          <w:szCs w:val="22"/>
-        </w:rPr>
-      </w:pPr>
-      <w:r>
-        <w:rPr>
-          <w:rFonts w:ascii="Consolas" w:hAnsi="Consolas"/>
+          <w:rFonts w:ascii="Courier New" w:hAnsi="Courier New" w:cs="Courier New"/>
+          <w:sz w:val="22"/>
+          <w:szCs w:val="22"/>
+        </w:rPr>
+      </w:pPr>
+      <w:r>
+        <w:rPr>
+          <w:rFonts w:ascii="Courier New" w:hAnsi="Courier New" w:cs="Courier New"/>
           <w:sz w:val="22"/>
           <w:szCs w:val="22"/>
         </w:rPr>
@@ -2425,14 +2418,14 @@
         <w:shd w:val="clear" w:color="auto" w:fill="FAE2D5" w:themeFill="accent2" w:themeFillTint="33"/>
         <w:spacing w:after="0"/>
         <w:rPr>
-          <w:rFonts w:ascii="Consolas" w:hAnsi="Consolas"/>
-          <w:sz w:val="22"/>
-          <w:szCs w:val="22"/>
-        </w:rPr>
-      </w:pPr>
-      <w:r>
-        <w:rPr>
-          <w:rFonts w:ascii="Consolas" w:hAnsi="Consolas"/>
+          <w:rFonts w:ascii="Courier New" w:hAnsi="Courier New" w:cs="Courier New"/>
+          <w:sz w:val="22"/>
+          <w:szCs w:val="22"/>
+        </w:rPr>
+      </w:pPr>
+      <w:r>
+        <w:rPr>
+          <w:rFonts w:ascii="Courier New" w:hAnsi="Courier New" w:cs="Courier New"/>
           <w:sz w:val="22"/>
           <w:szCs w:val="22"/>
         </w:rPr>
@@ -2441,7 +2434,7 @@
       <w:proofErr w:type="spellStart"/>
       <w:r>
         <w:rPr>
-          <w:rFonts w:ascii="Consolas" w:hAnsi="Consolas"/>
+          <w:rFonts w:ascii="Courier New" w:hAnsi="Courier New" w:cs="Courier New"/>
           <w:sz w:val="22"/>
           <w:szCs w:val="22"/>
         </w:rPr>
@@ -2450,7 +2443,7 @@
       <w:proofErr w:type="spellEnd"/>
       <w:r>
         <w:rPr>
-          <w:rFonts w:ascii="Consolas" w:hAnsi="Consolas"/>
+          <w:rFonts w:ascii="Courier New" w:hAnsi="Courier New" w:cs="Courier New"/>
           <w:sz w:val="22"/>
           <w:szCs w:val="22"/>
         </w:rPr>
@@ -2462,14 +2455,14 @@
         <w:shd w:val="clear" w:color="auto" w:fill="FAE2D5" w:themeFill="accent2" w:themeFillTint="33"/>
         <w:spacing w:after="0"/>
         <w:rPr>
-          <w:rFonts w:ascii="Consolas" w:hAnsi="Consolas"/>
-          <w:sz w:val="22"/>
-          <w:szCs w:val="22"/>
-        </w:rPr>
-      </w:pPr>
-      <w:r>
-        <w:rPr>
-          <w:rFonts w:ascii="Consolas" w:hAnsi="Consolas"/>
+          <w:rFonts w:ascii="Courier New" w:hAnsi="Courier New" w:cs="Courier New"/>
+          <w:sz w:val="22"/>
+          <w:szCs w:val="22"/>
+        </w:rPr>
+      </w:pPr>
+      <w:r>
+        <w:rPr>
+          <w:rFonts w:ascii="Courier New" w:hAnsi="Courier New" w:cs="Courier New"/>
           <w:sz w:val="22"/>
           <w:szCs w:val="22"/>
         </w:rPr>
@@ -2481,14 +2474,14 @@
         <w:shd w:val="clear" w:color="auto" w:fill="FAE2D5" w:themeFill="accent2" w:themeFillTint="33"/>
         <w:spacing w:after="0"/>
         <w:rPr>
-          <w:rFonts w:ascii="Consolas" w:hAnsi="Consolas"/>
-          <w:sz w:val="22"/>
-          <w:szCs w:val="22"/>
-        </w:rPr>
-      </w:pPr>
-      <w:r>
-        <w:rPr>
-          <w:rFonts w:ascii="Consolas" w:hAnsi="Consolas"/>
+          <w:rFonts w:ascii="Courier New" w:hAnsi="Courier New" w:cs="Courier New"/>
+          <w:sz w:val="22"/>
+          <w:szCs w:val="22"/>
+        </w:rPr>
+      </w:pPr>
+      <w:r>
+        <w:rPr>
+          <w:rFonts w:ascii="Courier New" w:hAnsi="Courier New" w:cs="Courier New"/>
           <w:sz w:val="22"/>
           <w:szCs w:val="22"/>
         </w:rPr>
@@ -2498,7 +2491,7 @@
       <w:proofErr w:type="gramStart"/>
       <w:r>
         <w:rPr>
-          <w:rFonts w:ascii="Consolas" w:hAnsi="Consolas"/>
+          <w:rFonts w:ascii="Courier New" w:hAnsi="Courier New" w:cs="Courier New"/>
           <w:sz w:val="22"/>
           <w:szCs w:val="22"/>
         </w:rPr>
@@ -2506,7 +2499,7 @@
       </w:r>
       <w:r>
         <w:rPr>
-          <w:rFonts w:ascii="Consolas" w:hAnsi="Consolas"/>
+          <w:rFonts w:ascii="Courier New" w:hAnsi="Courier New" w:cs="Courier New"/>
           <w:sz w:val="22"/>
           <w:szCs w:val="22"/>
         </w:rPr>
@@ -2516,7 +2509,7 @@
       <w:proofErr w:type="gramEnd"/>
       <w:r>
         <w:rPr>
-          <w:rFonts w:ascii="Consolas" w:hAnsi="Consolas"/>
+          <w:rFonts w:ascii="Courier New" w:hAnsi="Courier New" w:cs="Courier New"/>
           <w:sz w:val="22"/>
           <w:szCs w:val="22"/>
         </w:rPr>
@@ -2528,14 +2521,14 @@
         <w:shd w:val="clear" w:color="auto" w:fill="FAE2D5" w:themeFill="accent2" w:themeFillTint="33"/>
         <w:spacing w:after="0"/>
         <w:rPr>
-          <w:rFonts w:ascii="Consolas" w:hAnsi="Consolas"/>
-          <w:sz w:val="22"/>
-          <w:szCs w:val="22"/>
-        </w:rPr>
-      </w:pPr>
-      <w:r>
-        <w:rPr>
-          <w:rFonts w:ascii="Consolas" w:hAnsi="Consolas"/>
+          <w:rFonts w:ascii="Courier New" w:hAnsi="Courier New" w:cs="Courier New"/>
+          <w:sz w:val="22"/>
+          <w:szCs w:val="22"/>
+        </w:rPr>
+      </w:pPr>
+      <w:r>
+        <w:rPr>
+          <w:rFonts w:ascii="Courier New" w:hAnsi="Courier New" w:cs="Courier New"/>
           <w:sz w:val="22"/>
           <w:szCs w:val="22"/>
         </w:rPr>
@@ -2547,14 +2540,14 @@
         <w:shd w:val="clear" w:color="auto" w:fill="FAE2D5" w:themeFill="accent2" w:themeFillTint="33"/>
         <w:spacing w:after="0"/>
         <w:rPr>
-          <w:rFonts w:ascii="Consolas" w:hAnsi="Consolas"/>
-          <w:sz w:val="22"/>
-          <w:szCs w:val="22"/>
-        </w:rPr>
-      </w:pPr>
-      <w:r>
-        <w:rPr>
-          <w:rFonts w:ascii="Consolas" w:hAnsi="Consolas"/>
+          <w:rFonts w:ascii="Courier New" w:hAnsi="Courier New" w:cs="Courier New"/>
+          <w:sz w:val="22"/>
+          <w:szCs w:val="22"/>
+        </w:rPr>
+      </w:pPr>
+      <w:r>
+        <w:rPr>
+          <w:rFonts w:ascii="Courier New" w:hAnsi="Courier New" w:cs="Courier New"/>
           <w:sz w:val="22"/>
           <w:szCs w:val="22"/>
         </w:rPr>
@@ -2752,23 +2745,23 @@
           <w:sz w:val="22"/>
           <w:szCs w:val="22"/>
         </w:rPr>
+        <w:t>Resultado</w:t>
+      </w:r>
+    </w:p>
+    <w:p>
+      <w:pPr>
+        <w:rPr>
+          <w:sz w:val="22"/>
+          <w:szCs w:val="22"/>
+        </w:rPr>
+      </w:pPr>
+      <w:r>
+        <w:rPr>
+          <w:noProof/>
+          <w:sz w:val="22"/>
+          <w:szCs w:val="22"/>
+        </w:rPr>
         <w:lastRenderedPageBreak/>
-        <w:t>Resultado</w:t>
-      </w:r>
-    </w:p>
-    <w:p>
-      <w:pPr>
-        <w:rPr>
-          <w:sz w:val="22"/>
-          <w:szCs w:val="22"/>
-        </w:rPr>
-      </w:pPr>
-      <w:r>
-        <w:rPr>
-          <w:noProof/>
-          <w:sz w:val="22"/>
-          <w:szCs w:val="22"/>
-        </w:rPr>
         <w:drawing>
           <wp:inline distT="0" distB="0" distL="0" distR="0" wp14:anchorId="676D25FB" wp14:editId="615706F7">
             <wp:extent cx="3086531" cy="609685"/>
@@ -3574,6 +3567,7 @@
           <w:sz w:val="22"/>
           <w:szCs w:val="22"/>
         </w:rPr>
+        <w:lastRenderedPageBreak/>
         <w:t>4º Ejercicio</w:t>
       </w:r>
     </w:p>
@@ -5653,7 +5647,6 @@
           <w:szCs w:val="22"/>
           <w:lang w:val="en-GB"/>
         </w:rPr>
-        <w:lastRenderedPageBreak/>
         <w:t xml:space="preserve">    </w:t>
       </w:r>
       <w:r>
@@ -8385,7 +8378,6 @@
           <w:sz w:val="22"/>
           <w:szCs w:val="22"/>
         </w:rPr>
-        <w:lastRenderedPageBreak/>
         <w:t>FabricaMuebles</w:t>
       </w:r>
       <w:proofErr w:type="spellEnd"/>
@@ -8447,6 +8439,7 @@
           <w:sz w:val="22"/>
           <w:szCs w:val="22"/>
         </w:rPr>
+        <w:lastRenderedPageBreak/>
         <w:t>FabricaMueblesModernos</w:t>
       </w:r>
       <w:proofErr w:type="spellEnd"/>
@@ -8787,6 +8780,46 @@
         </w:rPr>
         <w:t>º Ejercicio</w:t>
       </w:r>
+      <w:r>
+        <w:rPr>
+          <w:b/>
+          <w:bCs/>
+          <w:sz w:val="22"/>
+          <w:szCs w:val="22"/>
+        </w:rPr>
+        <w:t xml:space="preserve"> </w:t>
+      </w:r>
+      <w:proofErr w:type="spellStart"/>
+      <w:r>
+        <w:rPr>
+          <w:b/>
+          <w:bCs/>
+          <w:sz w:val="22"/>
+          <w:szCs w:val="22"/>
+        </w:rPr>
+        <w:t>abstract</w:t>
+      </w:r>
+      <w:proofErr w:type="spellEnd"/>
+      <w:r>
+        <w:rPr>
+          <w:b/>
+          <w:bCs/>
+          <w:sz w:val="22"/>
+          <w:szCs w:val="22"/>
+        </w:rPr>
+        <w:t xml:space="preserve"> </w:t>
+      </w:r>
+      <w:proofErr w:type="spellStart"/>
+      <w:r>
+        <w:rPr>
+          <w:b/>
+          <w:bCs/>
+          <w:sz w:val="22"/>
+          <w:szCs w:val="22"/>
+        </w:rPr>
+        <w:t>factory</w:t>
+      </w:r>
+      <w:proofErr w:type="spellEnd"/>
     </w:p>
     <w:p>
       <w:pPr>
@@ -8979,48 +9012,12 @@
     <w:p>
       <w:pPr>
         <w:pStyle w:val="Prrafodelista"/>
-        <w:numPr>
-          <w:ilvl w:val="0"/>
-          <w:numId w:val="16"/>
-        </w:numPr>
         <w:jc w:val="both"/>
         <w:rPr>
           <w:sz w:val="22"/>
           <w:szCs w:val="22"/>
         </w:rPr>
       </w:pPr>
-      <w:r>
-        <w:rPr>
-          <w:b/>
-          <w:bCs/>
-          <w:sz w:val="22"/>
-          <w:szCs w:val="22"/>
-        </w:rPr>
-        <w:t>Implementar fábricas concretas:</w:t>
-      </w:r>
-      <w:r>
-        <w:rPr>
-          <w:sz w:val="22"/>
-          <w:szCs w:val="22"/>
-        </w:rPr>
-        <w:t xml:space="preserve"> Se deben implementar clases concretas que actúen como fábricas y proporcionen instancias de los productos concretos. Ya se ha implementado </w:t>
-      </w:r>
-      <w:proofErr w:type="spellStart"/>
-      <w:r>
-        <w:rPr>
-          <w:sz w:val="22"/>
-          <w:szCs w:val="22"/>
-        </w:rPr>
-        <w:t>FabricaCentroFpSanitaria</w:t>
-      </w:r>
-      <w:proofErr w:type="spellEnd"/>
-      <w:r>
-        <w:rPr>
-          <w:sz w:val="22"/>
-          <w:szCs w:val="22"/>
-        </w:rPr>
-        <w:t xml:space="preserve"> para la rama sanitaria. Se necesita una implementación similar para la rama informática.</w:t>
-      </w:r>
     </w:p>
     <w:p>
       <w:pPr>
@@ -9042,63 +9039,50 @@
           <w:sz w:val="22"/>
           <w:szCs w:val="22"/>
         </w:rPr>
-        <w:t>Modificar la clase principal:</w:t>
-      </w:r>
-      <w:r>
-        <w:rPr>
-          <w:sz w:val="22"/>
-          <w:szCs w:val="22"/>
-        </w:rPr>
-        <w:t xml:space="preserve"> En la clase abstractfactory3, se debe crear una instancia de la fábrica correspondiente y utilizarla para crear instancias de </w:t>
-      </w:r>
-      <w:proofErr w:type="spellStart"/>
-      <w:r>
-        <w:rPr>
-          <w:sz w:val="22"/>
-          <w:szCs w:val="22"/>
-        </w:rPr>
-        <w:t>ProfesorFp</w:t>
-      </w:r>
-      <w:proofErr w:type="spellEnd"/>
-      <w:r>
-        <w:rPr>
-          <w:sz w:val="22"/>
-          <w:szCs w:val="22"/>
-        </w:rPr>
-        <w:t xml:space="preserve"> y </w:t>
-      </w:r>
-      <w:proofErr w:type="spellStart"/>
-      <w:r>
-        <w:rPr>
-          <w:sz w:val="22"/>
-          <w:szCs w:val="22"/>
-        </w:rPr>
-        <w:t>AlumnoFp</w:t>
-      </w:r>
-      <w:proofErr w:type="spellEnd"/>
-      <w:r>
-        <w:rPr>
-          <w:sz w:val="22"/>
-          <w:szCs w:val="22"/>
-        </w:rPr>
-        <w:t xml:space="preserve">. Se debe mostrar información sobre los productos creados mediante el método </w:t>
-      </w:r>
-      <w:proofErr w:type="gramStart"/>
-      <w:r>
-        <w:rPr>
-          <w:sz w:val="22"/>
-          <w:szCs w:val="22"/>
-        </w:rPr>
-        <w:t>describir(</w:t>
-      </w:r>
-      <w:proofErr w:type="gramEnd"/>
-      <w:r>
-        <w:rPr>
-          <w:sz w:val="22"/>
-          <w:szCs w:val="22"/>
-        </w:rPr>
-        <w:t>).</w:t>
-      </w:r>
+        <w:t>Implementar fábricas concretas:</w:t>
+      </w:r>
+      <w:r>
+        <w:rPr>
+          <w:sz w:val="22"/>
+          <w:szCs w:val="22"/>
+        </w:rPr>
+        <w:t xml:space="preserve"> Se deben implementar clases concretas que actúen como fábricas y proporcionen instancias de los productos concretos. Ya se ha implementado </w:t>
+      </w:r>
+      <w:proofErr w:type="spellStart"/>
+      <w:r>
+        <w:rPr>
+          <w:sz w:val="22"/>
+          <w:szCs w:val="22"/>
+        </w:rPr>
+        <w:t>FabricaCentroFpSanitaria</w:t>
+      </w:r>
+      <w:proofErr w:type="spellEnd"/>
+      <w:r>
+        <w:rPr>
+          <w:sz w:val="22"/>
+          <w:szCs w:val="22"/>
+        </w:rPr>
+        <w:t xml:space="preserve"> para la rama sanitaria. Se necesita una implementación similar para la rama informática.</w:t>
+      </w:r>
+    </w:p>
+    <w:p>
+      <w:pPr>
+        <w:pStyle w:val="Prrafodelista"/>
+        <w:rPr>
+          <w:sz w:val="22"/>
+          <w:szCs w:val="22"/>
+        </w:rPr>
+      </w:pPr>
+    </w:p>
+    <w:p>
+      <w:pPr>
+        <w:pStyle w:val="Prrafodelista"/>
+        <w:jc w:val="both"/>
+        <w:rPr>
+          <w:sz w:val="22"/>
+          <w:szCs w:val="22"/>
+        </w:rPr>
+      </w:pPr>
     </w:p>
     <w:p>
       <w:pPr>
@@ -9120,6 +9104,94 @@
           <w:sz w:val="22"/>
           <w:szCs w:val="22"/>
         </w:rPr>
+        <w:t>Modificar la clase principal:</w:t>
+      </w:r>
+      <w:r>
+        <w:rPr>
+          <w:sz w:val="22"/>
+          <w:szCs w:val="22"/>
+        </w:rPr>
+        <w:t xml:space="preserve"> En la clase abstractfactory3, se debe crear una instancia de la fábrica correspondiente y utilizarla para crear instancias de </w:t>
+      </w:r>
+      <w:proofErr w:type="spellStart"/>
+      <w:r>
+        <w:rPr>
+          <w:sz w:val="22"/>
+          <w:szCs w:val="22"/>
+        </w:rPr>
+        <w:t>ProfesorFp</w:t>
+      </w:r>
+      <w:proofErr w:type="spellEnd"/>
+      <w:r>
+        <w:rPr>
+          <w:sz w:val="22"/>
+          <w:szCs w:val="22"/>
+        </w:rPr>
+        <w:t xml:space="preserve"> y </w:t>
+      </w:r>
+      <w:proofErr w:type="spellStart"/>
+      <w:r>
+        <w:rPr>
+          <w:sz w:val="22"/>
+          <w:szCs w:val="22"/>
+        </w:rPr>
+        <w:t>AlumnoFp</w:t>
+      </w:r>
+      <w:proofErr w:type="spellEnd"/>
+      <w:r>
+        <w:rPr>
+          <w:sz w:val="22"/>
+          <w:szCs w:val="22"/>
+        </w:rPr>
+        <w:t xml:space="preserve">. Se debe mostrar información sobre los productos creados mediante el método </w:t>
+      </w:r>
+      <w:proofErr w:type="gramStart"/>
+      <w:r>
+        <w:rPr>
+          <w:sz w:val="22"/>
+          <w:szCs w:val="22"/>
+        </w:rPr>
+        <w:t>describir(</w:t>
+      </w:r>
+      <w:proofErr w:type="gramEnd"/>
+      <w:r>
+        <w:rPr>
+          <w:sz w:val="22"/>
+          <w:szCs w:val="22"/>
+        </w:rPr>
+        <w:t>)</w:t>
+      </w:r>
+    </w:p>
+    <w:p>
+      <w:pPr>
+        <w:pStyle w:val="Prrafodelista"/>
+        <w:jc w:val="both"/>
+        <w:rPr>
+          <w:sz w:val="22"/>
+          <w:szCs w:val="22"/>
+        </w:rPr>
+      </w:pPr>
+    </w:p>
+    <w:p>
+      <w:pPr>
+        <w:pStyle w:val="Prrafodelista"/>
+        <w:numPr>
+          <w:ilvl w:val="0"/>
+          <w:numId w:val="16"/>
+        </w:numPr>
+        <w:jc w:val="both"/>
+        <w:rPr>
+          <w:sz w:val="22"/>
+          <w:szCs w:val="22"/>
+        </w:rPr>
+      </w:pPr>
+      <w:r>
+        <w:rPr>
+          <w:b/>
+          <w:bCs/>
+          <w:sz w:val="22"/>
+          <w:szCs w:val="22"/>
+        </w:rPr>
         <w:t>Crear implementaciones para la rama informática:</w:t>
       </w:r>
       <w:r>
@@ -9177,6 +9249,25 @@
         </w:rPr>
         <w:t xml:space="preserve"> que proporcionará instancias de estos productos.</w:t>
       </w:r>
+    </w:p>
+    <w:p>
+      <w:pPr>
+        <w:pStyle w:val="Prrafodelista"/>
+        <w:rPr>
+          <w:sz w:val="22"/>
+          <w:szCs w:val="22"/>
+        </w:rPr>
+      </w:pPr>
+    </w:p>
+    <w:p>
+      <w:pPr>
+        <w:pStyle w:val="Prrafodelista"/>
+        <w:jc w:val="both"/>
+        <w:rPr>
+          <w:sz w:val="22"/>
+          <w:szCs w:val="22"/>
+        </w:rPr>
+      </w:pPr>
     </w:p>
     <w:p>
       <w:pPr>
@@ -9518,20 +9609,9 @@
     </w:p>
     <w:p>
       <w:pPr>
-        <w:rPr>
-          <w:b/>
-          <w:bCs/>
-          <w:sz w:val="22"/>
-          <w:szCs w:val="22"/>
-        </w:rPr>
-      </w:pPr>
-      <w:r>
-        <w:rPr>
-          <w:b/>
-          <w:bCs/>
-          <w:sz w:val="22"/>
-          <w:szCs w:val="22"/>
-        </w:rPr>
+        <w:pStyle w:val="Ttulo1"/>
+      </w:pPr>
+      <w:r>
         <w:t>CLASE PRODUCTO</w:t>
       </w:r>
     </w:p>
@@ -11044,28 +11124,1227 @@
     </w:p>
     <w:p>
       <w:pPr>
+        <w:pStyle w:val="Ttulo1"/>
+      </w:pPr>
+      <w:r>
+        <w:lastRenderedPageBreak/>
+        <w:t>CLASE PRODUCTOBUILDER</w:t>
+      </w:r>
+    </w:p>
+    <w:p>
+      <w:pPr>
         <w:pStyle w:val="NormalWeb"/>
         <w:shd w:val="clear" w:color="auto" w:fill="FFFFFF"/>
         <w:spacing w:before="0" w:beforeAutospacing="0" w:after="0" w:afterAutospacing="0"/>
         <w:rPr>
           <w:rFonts w:ascii="Consolas" w:hAnsi="Consolas"/>
-          <w:b/>
-          <w:bCs/>
-          <w:color w:val="000000"/>
-          <w:sz w:val="22"/>
-          <w:szCs w:val="22"/>
-        </w:rPr>
-      </w:pPr>
-      <w:r>
-        <w:rPr>
-          <w:rFonts w:ascii="Consolas" w:hAnsi="Consolas"/>
-          <w:b/>
-          <w:bCs/>
-          <w:color w:val="000000"/>
-          <w:sz w:val="22"/>
-          <w:szCs w:val="22"/>
-        </w:rPr>
-        <w:t>CLASE PRODUCTOBUILDER</w:t>
+          <w:color w:val="000000"/>
+          <w:sz w:val="22"/>
+          <w:szCs w:val="22"/>
+        </w:rPr>
+      </w:pPr>
+      <w:r>
+        <w:rPr>
+          <w:rFonts w:ascii="Consolas" w:hAnsi="Consolas"/>
+          <w:color w:val="3F7F5F"/>
+          <w:sz w:val="22"/>
+          <w:szCs w:val="22"/>
+        </w:rPr>
+        <w:t xml:space="preserve">// Clase </w:t>
+      </w:r>
+      <w:proofErr w:type="spellStart"/>
+      <w:r>
+        <w:rPr>
+          <w:rFonts w:ascii="Consolas" w:hAnsi="Consolas"/>
+          <w:color w:val="3F7F5F"/>
+          <w:sz w:val="22"/>
+          <w:szCs w:val="22"/>
+        </w:rPr>
+        <w:t>Builder</w:t>
+      </w:r>
+      <w:proofErr w:type="spellEnd"/>
+      <w:r>
+        <w:rPr>
+          <w:rFonts w:ascii="Consolas" w:hAnsi="Consolas"/>
+          <w:color w:val="3F7F5F"/>
+          <w:sz w:val="22"/>
+          <w:szCs w:val="22"/>
+        </w:rPr>
+        <w:t xml:space="preserve"> para construir productos</w:t>
+      </w:r>
+    </w:p>
+    <w:p>
+      <w:pPr>
+        <w:pStyle w:val="NormalWeb"/>
+        <w:shd w:val="clear" w:color="auto" w:fill="D9F2D0" w:themeFill="accent6" w:themeFillTint="33"/>
+        <w:spacing w:before="0" w:beforeAutospacing="0" w:after="0" w:afterAutospacing="0"/>
+        <w:rPr>
+          <w:rFonts w:ascii="Consolas" w:hAnsi="Consolas"/>
+          <w:color w:val="000000"/>
+          <w:sz w:val="22"/>
+          <w:szCs w:val="22"/>
+          <w:lang w:val="en-GB"/>
+        </w:rPr>
+      </w:pPr>
+      <w:r>
+        <w:rPr>
+          <w:rFonts w:ascii="Consolas" w:hAnsi="Consolas"/>
+          <w:b/>
+          <w:bCs/>
+          <w:color w:val="7F0055"/>
+          <w:sz w:val="22"/>
+          <w:szCs w:val="22"/>
+          <w:lang w:val="en-GB"/>
+        </w:rPr>
+        <w:t>class</w:t>
+      </w:r>
+      <w:r>
+        <w:rPr>
+          <w:rFonts w:ascii="Consolas" w:hAnsi="Consolas"/>
+          <w:color w:val="000000"/>
+          <w:sz w:val="22"/>
+          <w:szCs w:val="22"/>
+          <w:lang w:val="en-GB"/>
+        </w:rPr>
+        <w:t xml:space="preserve"> </w:t>
+      </w:r>
+      <w:proofErr w:type="spellStart"/>
+      <w:r>
+        <w:rPr>
+          <w:rFonts w:ascii="Consolas" w:hAnsi="Consolas"/>
+          <w:color w:val="000000"/>
+          <w:sz w:val="22"/>
+          <w:szCs w:val="22"/>
+          <w:lang w:val="en-GB"/>
+        </w:rPr>
+        <w:t>ProductoBuilder</w:t>
+      </w:r>
+      <w:proofErr w:type="spellEnd"/>
+      <w:r>
+        <w:rPr>
+          <w:rFonts w:ascii="Consolas" w:hAnsi="Consolas"/>
+          <w:color w:val="000000"/>
+          <w:sz w:val="22"/>
+          <w:szCs w:val="22"/>
+          <w:lang w:val="en-GB"/>
+        </w:rPr>
+        <w:t xml:space="preserve"> {</w:t>
+      </w:r>
+    </w:p>
+    <w:p>
+      <w:pPr>
+        <w:pStyle w:val="NormalWeb"/>
+        <w:shd w:val="clear" w:color="auto" w:fill="D9F2D0" w:themeFill="accent6" w:themeFillTint="33"/>
+        <w:spacing w:before="0" w:beforeAutospacing="0" w:after="0" w:afterAutospacing="0"/>
+        <w:rPr>
+          <w:rFonts w:ascii="Consolas" w:hAnsi="Consolas"/>
+          <w:color w:val="000000"/>
+          <w:sz w:val="22"/>
+          <w:szCs w:val="22"/>
+          <w:lang w:val="en-GB"/>
+        </w:rPr>
+      </w:pPr>
+      <w:r>
+        <w:rPr>
+          <w:rFonts w:ascii="Consolas" w:hAnsi="Consolas"/>
+          <w:color w:val="000000"/>
+          <w:sz w:val="22"/>
+          <w:szCs w:val="22"/>
+          <w:lang w:val="en-GB"/>
+        </w:rPr>
+        <w:t xml:space="preserve">    </w:t>
+      </w:r>
+      <w:r>
+        <w:rPr>
+          <w:rFonts w:ascii="Consolas" w:hAnsi="Consolas"/>
+          <w:b/>
+          <w:bCs/>
+          <w:color w:val="7F0055"/>
+          <w:sz w:val="22"/>
+          <w:szCs w:val="22"/>
+          <w:lang w:val="en-GB"/>
+        </w:rPr>
+        <w:t>private</w:t>
+      </w:r>
+      <w:r>
+        <w:rPr>
+          <w:rFonts w:ascii="Consolas" w:hAnsi="Consolas"/>
+          <w:color w:val="000000"/>
+          <w:sz w:val="22"/>
+          <w:szCs w:val="22"/>
+          <w:lang w:val="en-GB"/>
+        </w:rPr>
+        <w:t xml:space="preserve"> String </w:t>
+      </w:r>
+      <w:proofErr w:type="spellStart"/>
+      <w:proofErr w:type="gramStart"/>
+      <w:r>
+        <w:rPr>
+          <w:rFonts w:ascii="Consolas" w:hAnsi="Consolas"/>
+          <w:color w:val="0000C0"/>
+          <w:sz w:val="22"/>
+          <w:szCs w:val="22"/>
+          <w:lang w:val="en-GB"/>
+        </w:rPr>
+        <w:t>nombre</w:t>
+      </w:r>
+      <w:proofErr w:type="spellEnd"/>
+      <w:r>
+        <w:rPr>
+          <w:rFonts w:ascii="Consolas" w:hAnsi="Consolas"/>
+          <w:color w:val="000000"/>
+          <w:sz w:val="22"/>
+          <w:szCs w:val="22"/>
+          <w:lang w:val="en-GB"/>
+        </w:rPr>
+        <w:t>;</w:t>
+      </w:r>
+      <w:proofErr w:type="gramEnd"/>
+    </w:p>
+    <w:p>
+      <w:pPr>
+        <w:pStyle w:val="NormalWeb"/>
+        <w:shd w:val="clear" w:color="auto" w:fill="D9F2D0" w:themeFill="accent6" w:themeFillTint="33"/>
+        <w:spacing w:before="0" w:beforeAutospacing="0" w:after="0" w:afterAutospacing="0"/>
+        <w:rPr>
+          <w:rFonts w:ascii="Consolas" w:hAnsi="Consolas"/>
+          <w:color w:val="000000"/>
+          <w:sz w:val="22"/>
+          <w:szCs w:val="22"/>
+          <w:lang w:val="en-GB"/>
+        </w:rPr>
+      </w:pPr>
+      <w:r>
+        <w:rPr>
+          <w:rFonts w:ascii="Consolas" w:hAnsi="Consolas"/>
+          <w:color w:val="000000"/>
+          <w:sz w:val="22"/>
+          <w:szCs w:val="22"/>
+          <w:lang w:val="en-GB"/>
+        </w:rPr>
+        <w:t xml:space="preserve">    </w:t>
+      </w:r>
+      <w:r>
+        <w:rPr>
+          <w:rFonts w:ascii="Consolas" w:hAnsi="Consolas"/>
+          <w:b/>
+          <w:bCs/>
+          <w:color w:val="7F0055"/>
+          <w:sz w:val="22"/>
+          <w:szCs w:val="22"/>
+          <w:lang w:val="en-GB"/>
+        </w:rPr>
+        <w:t>private</w:t>
+      </w:r>
+      <w:r>
+        <w:rPr>
+          <w:rFonts w:ascii="Consolas" w:hAnsi="Consolas"/>
+          <w:color w:val="000000"/>
+          <w:sz w:val="22"/>
+          <w:szCs w:val="22"/>
+          <w:lang w:val="en-GB"/>
+        </w:rPr>
+        <w:t xml:space="preserve"> </w:t>
+      </w:r>
+      <w:r>
+        <w:rPr>
+          <w:rFonts w:ascii="Consolas" w:hAnsi="Consolas"/>
+          <w:b/>
+          <w:bCs/>
+          <w:color w:val="7F0055"/>
+          <w:sz w:val="22"/>
+          <w:szCs w:val="22"/>
+          <w:lang w:val="en-GB"/>
+        </w:rPr>
+        <w:t>double</w:t>
+      </w:r>
+      <w:r>
+        <w:rPr>
+          <w:rFonts w:ascii="Consolas" w:hAnsi="Consolas"/>
+          <w:color w:val="000000"/>
+          <w:sz w:val="22"/>
+          <w:szCs w:val="22"/>
+          <w:lang w:val="en-GB"/>
+        </w:rPr>
+        <w:t xml:space="preserve"> </w:t>
+      </w:r>
+      <w:proofErr w:type="spellStart"/>
+      <w:proofErr w:type="gramStart"/>
+      <w:r>
+        <w:rPr>
+          <w:rFonts w:ascii="Consolas" w:hAnsi="Consolas"/>
+          <w:color w:val="0000C0"/>
+          <w:sz w:val="22"/>
+          <w:szCs w:val="22"/>
+          <w:lang w:val="en-GB"/>
+        </w:rPr>
+        <w:t>precio</w:t>
+      </w:r>
+      <w:proofErr w:type="spellEnd"/>
+      <w:r>
+        <w:rPr>
+          <w:rFonts w:ascii="Consolas" w:hAnsi="Consolas"/>
+          <w:color w:val="000000"/>
+          <w:sz w:val="22"/>
+          <w:szCs w:val="22"/>
+          <w:lang w:val="en-GB"/>
+        </w:rPr>
+        <w:t>;</w:t>
+      </w:r>
+      <w:proofErr w:type="gramEnd"/>
+    </w:p>
+    <w:p>
+      <w:pPr>
+        <w:pStyle w:val="NormalWeb"/>
+        <w:shd w:val="clear" w:color="auto" w:fill="D9F2D0" w:themeFill="accent6" w:themeFillTint="33"/>
+        <w:spacing w:before="0" w:beforeAutospacing="0" w:after="0" w:afterAutospacing="0"/>
+        <w:rPr>
+          <w:rFonts w:ascii="Consolas" w:hAnsi="Consolas"/>
+          <w:color w:val="000000"/>
+          <w:sz w:val="22"/>
+          <w:szCs w:val="22"/>
+          <w:lang w:val="en-GB"/>
+        </w:rPr>
+      </w:pPr>
+    </w:p>
+    <w:p>
+      <w:pPr>
+        <w:pStyle w:val="NormalWeb"/>
+        <w:shd w:val="clear" w:color="auto" w:fill="CAEDFB" w:themeFill="accent4" w:themeFillTint="33"/>
+        <w:spacing w:before="0" w:beforeAutospacing="0" w:after="0" w:afterAutospacing="0"/>
+        <w:rPr>
+          <w:rFonts w:ascii="Consolas" w:hAnsi="Consolas"/>
+          <w:color w:val="000000"/>
+          <w:sz w:val="22"/>
+          <w:szCs w:val="22"/>
+          <w:lang w:val="en-GB"/>
+        </w:rPr>
+      </w:pPr>
+      <w:r>
+        <w:rPr>
+          <w:rFonts w:ascii="Consolas" w:hAnsi="Consolas"/>
+          <w:color w:val="000000"/>
+          <w:sz w:val="22"/>
+          <w:szCs w:val="22"/>
+          <w:lang w:val="en-GB"/>
+        </w:rPr>
+        <w:t xml:space="preserve">    </w:t>
+      </w:r>
+      <w:r>
+        <w:rPr>
+          <w:rFonts w:ascii="Consolas" w:hAnsi="Consolas"/>
+          <w:b/>
+          <w:bCs/>
+          <w:color w:val="7F0055"/>
+          <w:sz w:val="22"/>
+          <w:szCs w:val="22"/>
+          <w:lang w:val="en-GB"/>
+        </w:rPr>
+        <w:t>public</w:t>
+      </w:r>
+      <w:r>
+        <w:rPr>
+          <w:rFonts w:ascii="Consolas" w:hAnsi="Consolas"/>
+          <w:color w:val="000000"/>
+          <w:sz w:val="22"/>
+          <w:szCs w:val="22"/>
+          <w:lang w:val="en-GB"/>
+        </w:rPr>
+        <w:t xml:space="preserve"> </w:t>
+      </w:r>
+      <w:proofErr w:type="spellStart"/>
+      <w:r>
+        <w:rPr>
+          <w:rFonts w:ascii="Consolas" w:hAnsi="Consolas"/>
+          <w:color w:val="000000"/>
+          <w:sz w:val="22"/>
+          <w:szCs w:val="22"/>
+          <w:lang w:val="en-GB"/>
+        </w:rPr>
+        <w:t>ProductoBuilder</w:t>
+      </w:r>
+      <w:proofErr w:type="spellEnd"/>
+      <w:r>
+        <w:rPr>
+          <w:rFonts w:ascii="Consolas" w:hAnsi="Consolas"/>
+          <w:color w:val="000000"/>
+          <w:sz w:val="22"/>
+          <w:szCs w:val="22"/>
+          <w:lang w:val="en-GB"/>
+        </w:rPr>
+        <w:t xml:space="preserve"> </w:t>
+      </w:r>
+      <w:proofErr w:type="spellStart"/>
+      <w:proofErr w:type="gramStart"/>
+      <w:r>
+        <w:rPr>
+          <w:rFonts w:ascii="Consolas" w:hAnsi="Consolas"/>
+          <w:color w:val="000000"/>
+          <w:sz w:val="22"/>
+          <w:szCs w:val="22"/>
+          <w:lang w:val="en-GB"/>
+        </w:rPr>
+        <w:t>nombre</w:t>
+      </w:r>
+      <w:proofErr w:type="spellEnd"/>
+      <w:r>
+        <w:rPr>
+          <w:rFonts w:ascii="Consolas" w:hAnsi="Consolas"/>
+          <w:color w:val="000000"/>
+          <w:sz w:val="22"/>
+          <w:szCs w:val="22"/>
+          <w:lang w:val="en-GB"/>
+        </w:rPr>
+        <w:t>(</w:t>
+      </w:r>
+      <w:proofErr w:type="gramEnd"/>
+      <w:r>
+        <w:rPr>
+          <w:rFonts w:ascii="Consolas" w:hAnsi="Consolas"/>
+          <w:color w:val="000000"/>
+          <w:sz w:val="22"/>
+          <w:szCs w:val="22"/>
+          <w:lang w:val="en-GB"/>
+        </w:rPr>
+        <w:t xml:space="preserve">String </w:t>
+      </w:r>
+      <w:proofErr w:type="spellStart"/>
+      <w:r>
+        <w:rPr>
+          <w:rFonts w:ascii="Consolas" w:hAnsi="Consolas"/>
+          <w:color w:val="6A3E3E"/>
+          <w:sz w:val="22"/>
+          <w:szCs w:val="22"/>
+          <w:lang w:val="en-GB"/>
+        </w:rPr>
+        <w:t>nombre</w:t>
+      </w:r>
+      <w:proofErr w:type="spellEnd"/>
+      <w:r>
+        <w:rPr>
+          <w:rFonts w:ascii="Consolas" w:hAnsi="Consolas"/>
+          <w:color w:val="000000"/>
+          <w:sz w:val="22"/>
+          <w:szCs w:val="22"/>
+          <w:lang w:val="en-GB"/>
+        </w:rPr>
+        <w:t>) {</w:t>
+      </w:r>
+    </w:p>
+    <w:p>
+      <w:pPr>
+        <w:pStyle w:val="NormalWeb"/>
+        <w:shd w:val="clear" w:color="auto" w:fill="CAEDFB" w:themeFill="accent4" w:themeFillTint="33"/>
+        <w:spacing w:before="0" w:beforeAutospacing="0" w:after="0" w:afterAutospacing="0"/>
+        <w:rPr>
+          <w:rFonts w:ascii="Consolas" w:hAnsi="Consolas"/>
+          <w:color w:val="000000"/>
+          <w:sz w:val="22"/>
+          <w:szCs w:val="22"/>
+          <w:lang w:val="en-GB"/>
+        </w:rPr>
+      </w:pPr>
+      <w:r>
+        <w:rPr>
+          <w:rFonts w:ascii="Consolas" w:hAnsi="Consolas"/>
+          <w:color w:val="000000"/>
+          <w:sz w:val="22"/>
+          <w:szCs w:val="22"/>
+          <w:lang w:val="en-GB"/>
+        </w:rPr>
+        <w:t xml:space="preserve">        </w:t>
+      </w:r>
+      <w:proofErr w:type="spellStart"/>
+      <w:proofErr w:type="gramStart"/>
+      <w:r>
+        <w:rPr>
+          <w:rFonts w:ascii="Consolas" w:hAnsi="Consolas"/>
+          <w:b/>
+          <w:bCs/>
+          <w:color w:val="7F0055"/>
+          <w:sz w:val="22"/>
+          <w:szCs w:val="22"/>
+          <w:lang w:val="en-GB"/>
+        </w:rPr>
+        <w:t>this</w:t>
+      </w:r>
+      <w:r>
+        <w:rPr>
+          <w:rFonts w:ascii="Consolas" w:hAnsi="Consolas"/>
+          <w:color w:val="000000"/>
+          <w:sz w:val="22"/>
+          <w:szCs w:val="22"/>
+          <w:lang w:val="en-GB"/>
+        </w:rPr>
+        <w:t>.</w:t>
+      </w:r>
+      <w:r>
+        <w:rPr>
+          <w:rFonts w:ascii="Consolas" w:hAnsi="Consolas"/>
+          <w:color w:val="0000C0"/>
+          <w:sz w:val="22"/>
+          <w:szCs w:val="22"/>
+          <w:lang w:val="en-GB"/>
+        </w:rPr>
+        <w:t>nombre</w:t>
+      </w:r>
+      <w:proofErr w:type="spellEnd"/>
+      <w:proofErr w:type="gramEnd"/>
+      <w:r>
+        <w:rPr>
+          <w:rFonts w:ascii="Consolas" w:hAnsi="Consolas"/>
+          <w:color w:val="000000"/>
+          <w:sz w:val="22"/>
+          <w:szCs w:val="22"/>
+          <w:lang w:val="en-GB"/>
+        </w:rPr>
+        <w:t xml:space="preserve"> = </w:t>
+      </w:r>
+      <w:proofErr w:type="spellStart"/>
+      <w:proofErr w:type="gramStart"/>
+      <w:r>
+        <w:rPr>
+          <w:rFonts w:ascii="Consolas" w:hAnsi="Consolas"/>
+          <w:color w:val="6A3E3E"/>
+          <w:sz w:val="22"/>
+          <w:szCs w:val="22"/>
+          <w:lang w:val="en-GB"/>
+        </w:rPr>
+        <w:t>nombre</w:t>
+      </w:r>
+      <w:proofErr w:type="spellEnd"/>
+      <w:r>
+        <w:rPr>
+          <w:rFonts w:ascii="Consolas" w:hAnsi="Consolas"/>
+          <w:color w:val="000000"/>
+          <w:sz w:val="22"/>
+          <w:szCs w:val="22"/>
+          <w:lang w:val="en-GB"/>
+        </w:rPr>
+        <w:t>;</w:t>
+      </w:r>
+      <w:proofErr w:type="gramEnd"/>
+    </w:p>
+    <w:p>
+      <w:pPr>
+        <w:pStyle w:val="NormalWeb"/>
+        <w:shd w:val="clear" w:color="auto" w:fill="CAEDFB" w:themeFill="accent4" w:themeFillTint="33"/>
+        <w:spacing w:before="0" w:beforeAutospacing="0" w:after="0" w:afterAutospacing="0"/>
+        <w:rPr>
+          <w:rFonts w:ascii="Consolas" w:hAnsi="Consolas"/>
+          <w:color w:val="000000"/>
+          <w:sz w:val="22"/>
+          <w:szCs w:val="22"/>
+          <w:lang w:val="en-GB"/>
+        </w:rPr>
+      </w:pPr>
+      <w:r>
+        <w:rPr>
+          <w:rFonts w:ascii="Consolas" w:hAnsi="Consolas"/>
+          <w:color w:val="000000"/>
+          <w:sz w:val="22"/>
+          <w:szCs w:val="22"/>
+          <w:lang w:val="en-GB"/>
+        </w:rPr>
+        <w:t xml:space="preserve">        </w:t>
+      </w:r>
+      <w:r>
+        <w:rPr>
+          <w:rFonts w:ascii="Consolas" w:hAnsi="Consolas"/>
+          <w:b/>
+          <w:bCs/>
+          <w:color w:val="7F0055"/>
+          <w:sz w:val="22"/>
+          <w:szCs w:val="22"/>
+          <w:lang w:val="en-GB"/>
+        </w:rPr>
+        <w:t>return</w:t>
+      </w:r>
+      <w:r>
+        <w:rPr>
+          <w:rFonts w:ascii="Consolas" w:hAnsi="Consolas"/>
+          <w:color w:val="000000"/>
+          <w:sz w:val="22"/>
+          <w:szCs w:val="22"/>
+          <w:lang w:val="en-GB"/>
+        </w:rPr>
+        <w:t xml:space="preserve"> </w:t>
+      </w:r>
+      <w:proofErr w:type="gramStart"/>
+      <w:r>
+        <w:rPr>
+          <w:rFonts w:ascii="Consolas" w:hAnsi="Consolas"/>
+          <w:b/>
+          <w:bCs/>
+          <w:color w:val="7F0055"/>
+          <w:sz w:val="22"/>
+          <w:szCs w:val="22"/>
+          <w:lang w:val="en-GB"/>
+        </w:rPr>
+        <w:t>this</w:t>
+      </w:r>
+      <w:r>
+        <w:rPr>
+          <w:rFonts w:ascii="Consolas" w:hAnsi="Consolas"/>
+          <w:color w:val="000000"/>
+          <w:sz w:val="22"/>
+          <w:szCs w:val="22"/>
+          <w:lang w:val="en-GB"/>
+        </w:rPr>
+        <w:t>;</w:t>
+      </w:r>
+      <w:proofErr w:type="gramEnd"/>
+    </w:p>
+    <w:p>
+      <w:pPr>
+        <w:pStyle w:val="NormalWeb"/>
+        <w:shd w:val="clear" w:color="auto" w:fill="CAEDFB" w:themeFill="accent4" w:themeFillTint="33"/>
+        <w:spacing w:before="0" w:beforeAutospacing="0" w:after="0" w:afterAutospacing="0"/>
+        <w:rPr>
+          <w:rFonts w:ascii="Consolas" w:hAnsi="Consolas"/>
+          <w:color w:val="000000"/>
+          <w:sz w:val="22"/>
+          <w:szCs w:val="22"/>
+          <w:lang w:val="en-GB"/>
+        </w:rPr>
+      </w:pPr>
+      <w:r>
+        <w:rPr>
+          <w:rFonts w:ascii="Consolas" w:hAnsi="Consolas"/>
+          <w:color w:val="000000"/>
+          <w:sz w:val="22"/>
+          <w:szCs w:val="22"/>
+          <w:lang w:val="en-GB"/>
+        </w:rPr>
+        <w:t xml:space="preserve">    }</w:t>
+      </w:r>
+    </w:p>
+    <w:p>
+      <w:pPr>
+        <w:pStyle w:val="NormalWeb"/>
+        <w:shd w:val="clear" w:color="auto" w:fill="D9F2D0" w:themeFill="accent6" w:themeFillTint="33"/>
+        <w:spacing w:before="0" w:beforeAutospacing="0" w:after="0" w:afterAutospacing="0"/>
+        <w:rPr>
+          <w:rFonts w:ascii="Consolas" w:hAnsi="Consolas"/>
+          <w:color w:val="000000"/>
+          <w:sz w:val="22"/>
+          <w:szCs w:val="22"/>
+          <w:lang w:val="en-GB"/>
+        </w:rPr>
+      </w:pPr>
+    </w:p>
+    <w:p>
+      <w:pPr>
+        <w:pStyle w:val="NormalWeb"/>
+        <w:shd w:val="clear" w:color="auto" w:fill="CAEDFB" w:themeFill="accent4" w:themeFillTint="33"/>
+        <w:spacing w:before="0" w:beforeAutospacing="0" w:after="0" w:afterAutospacing="0"/>
+        <w:rPr>
+          <w:rFonts w:ascii="Consolas" w:hAnsi="Consolas"/>
+          <w:color w:val="000000"/>
+          <w:sz w:val="22"/>
+          <w:szCs w:val="22"/>
+          <w:lang w:val="en-GB"/>
+        </w:rPr>
+      </w:pPr>
+      <w:r>
+        <w:rPr>
+          <w:rFonts w:ascii="Consolas" w:hAnsi="Consolas"/>
+          <w:color w:val="000000"/>
+          <w:sz w:val="22"/>
+          <w:szCs w:val="22"/>
+          <w:lang w:val="en-GB"/>
+        </w:rPr>
+        <w:t xml:space="preserve">    </w:t>
+      </w:r>
+      <w:r>
+        <w:rPr>
+          <w:rFonts w:ascii="Consolas" w:hAnsi="Consolas"/>
+          <w:b/>
+          <w:bCs/>
+          <w:color w:val="7F0055"/>
+          <w:sz w:val="22"/>
+          <w:szCs w:val="22"/>
+          <w:lang w:val="en-GB"/>
+        </w:rPr>
+        <w:t>public</w:t>
+      </w:r>
+      <w:r>
+        <w:rPr>
+          <w:rFonts w:ascii="Consolas" w:hAnsi="Consolas"/>
+          <w:color w:val="000000"/>
+          <w:sz w:val="22"/>
+          <w:szCs w:val="22"/>
+          <w:lang w:val="en-GB"/>
+        </w:rPr>
+        <w:t xml:space="preserve"> </w:t>
+      </w:r>
+      <w:proofErr w:type="spellStart"/>
+      <w:r>
+        <w:rPr>
+          <w:rFonts w:ascii="Consolas" w:hAnsi="Consolas"/>
+          <w:color w:val="000000"/>
+          <w:sz w:val="22"/>
+          <w:szCs w:val="22"/>
+          <w:lang w:val="en-GB"/>
+        </w:rPr>
+        <w:t>ProductoBuilder</w:t>
+      </w:r>
+      <w:proofErr w:type="spellEnd"/>
+      <w:r>
+        <w:rPr>
+          <w:rFonts w:ascii="Consolas" w:hAnsi="Consolas"/>
+          <w:color w:val="000000"/>
+          <w:sz w:val="22"/>
+          <w:szCs w:val="22"/>
+          <w:lang w:val="en-GB"/>
+        </w:rPr>
+        <w:t xml:space="preserve"> </w:t>
+      </w:r>
+      <w:proofErr w:type="spellStart"/>
+      <w:proofErr w:type="gramStart"/>
+      <w:r>
+        <w:rPr>
+          <w:rFonts w:ascii="Consolas" w:hAnsi="Consolas"/>
+          <w:color w:val="000000"/>
+          <w:sz w:val="22"/>
+          <w:szCs w:val="22"/>
+          <w:lang w:val="en-GB"/>
+        </w:rPr>
+        <w:t>precio</w:t>
+      </w:r>
+      <w:proofErr w:type="spellEnd"/>
+      <w:r>
+        <w:rPr>
+          <w:rFonts w:ascii="Consolas" w:hAnsi="Consolas"/>
+          <w:color w:val="000000"/>
+          <w:sz w:val="22"/>
+          <w:szCs w:val="22"/>
+          <w:lang w:val="en-GB"/>
+        </w:rPr>
+        <w:t>(</w:t>
+      </w:r>
+      <w:proofErr w:type="gramEnd"/>
+      <w:r>
+        <w:rPr>
+          <w:rFonts w:ascii="Consolas" w:hAnsi="Consolas"/>
+          <w:b/>
+          <w:bCs/>
+          <w:color w:val="7F0055"/>
+          <w:sz w:val="22"/>
+          <w:szCs w:val="22"/>
+          <w:lang w:val="en-GB"/>
+        </w:rPr>
+        <w:t>double</w:t>
+      </w:r>
+      <w:r>
+        <w:rPr>
+          <w:rFonts w:ascii="Consolas" w:hAnsi="Consolas"/>
+          <w:color w:val="000000"/>
+          <w:sz w:val="22"/>
+          <w:szCs w:val="22"/>
+          <w:lang w:val="en-GB"/>
+        </w:rPr>
+        <w:t xml:space="preserve"> </w:t>
+      </w:r>
+      <w:proofErr w:type="spellStart"/>
+      <w:r>
+        <w:rPr>
+          <w:rFonts w:ascii="Consolas" w:hAnsi="Consolas"/>
+          <w:color w:val="6A3E3E"/>
+          <w:sz w:val="22"/>
+          <w:szCs w:val="22"/>
+          <w:lang w:val="en-GB"/>
+        </w:rPr>
+        <w:t>precio</w:t>
+      </w:r>
+      <w:proofErr w:type="spellEnd"/>
+      <w:r>
+        <w:rPr>
+          <w:rFonts w:ascii="Consolas" w:hAnsi="Consolas"/>
+          <w:color w:val="000000"/>
+          <w:sz w:val="22"/>
+          <w:szCs w:val="22"/>
+          <w:lang w:val="en-GB"/>
+        </w:rPr>
+        <w:t>) {</w:t>
+      </w:r>
+    </w:p>
+    <w:p>
+      <w:pPr>
+        <w:pStyle w:val="NormalWeb"/>
+        <w:shd w:val="clear" w:color="auto" w:fill="CAEDFB" w:themeFill="accent4" w:themeFillTint="33"/>
+        <w:spacing w:before="0" w:beforeAutospacing="0" w:after="0" w:afterAutospacing="0"/>
+        <w:rPr>
+          <w:rFonts w:ascii="Consolas" w:hAnsi="Consolas"/>
+          <w:color w:val="000000"/>
+          <w:sz w:val="22"/>
+          <w:szCs w:val="22"/>
+          <w:lang w:val="en-GB"/>
+        </w:rPr>
+      </w:pPr>
+      <w:r>
+        <w:rPr>
+          <w:rFonts w:ascii="Consolas" w:hAnsi="Consolas"/>
+          <w:color w:val="000000"/>
+          <w:sz w:val="22"/>
+          <w:szCs w:val="22"/>
+          <w:lang w:val="en-GB"/>
+        </w:rPr>
+        <w:t xml:space="preserve">        </w:t>
+      </w:r>
+      <w:proofErr w:type="spellStart"/>
+      <w:proofErr w:type="gramStart"/>
+      <w:r>
+        <w:rPr>
+          <w:rFonts w:ascii="Consolas" w:hAnsi="Consolas"/>
+          <w:b/>
+          <w:bCs/>
+          <w:color w:val="7F0055"/>
+          <w:sz w:val="22"/>
+          <w:szCs w:val="22"/>
+          <w:lang w:val="en-GB"/>
+        </w:rPr>
+        <w:t>this</w:t>
+      </w:r>
+      <w:r>
+        <w:rPr>
+          <w:rFonts w:ascii="Consolas" w:hAnsi="Consolas"/>
+          <w:color w:val="000000"/>
+          <w:sz w:val="22"/>
+          <w:szCs w:val="22"/>
+          <w:lang w:val="en-GB"/>
+        </w:rPr>
+        <w:t>.</w:t>
+      </w:r>
+      <w:r>
+        <w:rPr>
+          <w:rFonts w:ascii="Consolas" w:hAnsi="Consolas"/>
+          <w:color w:val="0000C0"/>
+          <w:sz w:val="22"/>
+          <w:szCs w:val="22"/>
+          <w:lang w:val="en-GB"/>
+        </w:rPr>
+        <w:t>precio</w:t>
+      </w:r>
+      <w:proofErr w:type="spellEnd"/>
+      <w:proofErr w:type="gramEnd"/>
+      <w:r>
+        <w:rPr>
+          <w:rFonts w:ascii="Consolas" w:hAnsi="Consolas"/>
+          <w:color w:val="000000"/>
+          <w:sz w:val="22"/>
+          <w:szCs w:val="22"/>
+          <w:lang w:val="en-GB"/>
+        </w:rPr>
+        <w:t xml:space="preserve"> = </w:t>
+      </w:r>
+      <w:proofErr w:type="spellStart"/>
+      <w:proofErr w:type="gramStart"/>
+      <w:r>
+        <w:rPr>
+          <w:rFonts w:ascii="Consolas" w:hAnsi="Consolas"/>
+          <w:color w:val="6A3E3E"/>
+          <w:sz w:val="22"/>
+          <w:szCs w:val="22"/>
+          <w:lang w:val="en-GB"/>
+        </w:rPr>
+        <w:t>precio</w:t>
+      </w:r>
+      <w:proofErr w:type="spellEnd"/>
+      <w:r>
+        <w:rPr>
+          <w:rFonts w:ascii="Consolas" w:hAnsi="Consolas"/>
+          <w:color w:val="000000"/>
+          <w:sz w:val="22"/>
+          <w:szCs w:val="22"/>
+          <w:lang w:val="en-GB"/>
+        </w:rPr>
+        <w:t>;</w:t>
+      </w:r>
+      <w:proofErr w:type="gramEnd"/>
+    </w:p>
+    <w:p>
+      <w:pPr>
+        <w:pStyle w:val="NormalWeb"/>
+        <w:shd w:val="clear" w:color="auto" w:fill="CAEDFB" w:themeFill="accent4" w:themeFillTint="33"/>
+        <w:spacing w:before="0" w:beforeAutospacing="0" w:after="0" w:afterAutospacing="0"/>
+        <w:rPr>
+          <w:rFonts w:ascii="Consolas" w:hAnsi="Consolas"/>
+          <w:color w:val="000000"/>
+          <w:sz w:val="22"/>
+          <w:szCs w:val="22"/>
+          <w:lang w:val="en-GB"/>
+        </w:rPr>
+      </w:pPr>
+      <w:r>
+        <w:rPr>
+          <w:rFonts w:ascii="Consolas" w:hAnsi="Consolas"/>
+          <w:color w:val="000000"/>
+          <w:sz w:val="22"/>
+          <w:szCs w:val="22"/>
+          <w:lang w:val="en-GB"/>
+        </w:rPr>
+        <w:t xml:space="preserve">        </w:t>
+      </w:r>
+      <w:r>
+        <w:rPr>
+          <w:rFonts w:ascii="Consolas" w:hAnsi="Consolas"/>
+          <w:b/>
+          <w:bCs/>
+          <w:color w:val="7F0055"/>
+          <w:sz w:val="22"/>
+          <w:szCs w:val="22"/>
+          <w:lang w:val="en-GB"/>
+        </w:rPr>
+        <w:t>return</w:t>
+      </w:r>
+      <w:r>
+        <w:rPr>
+          <w:rFonts w:ascii="Consolas" w:hAnsi="Consolas"/>
+          <w:color w:val="000000"/>
+          <w:sz w:val="22"/>
+          <w:szCs w:val="22"/>
+          <w:lang w:val="en-GB"/>
+        </w:rPr>
+        <w:t xml:space="preserve"> </w:t>
+      </w:r>
+      <w:proofErr w:type="gramStart"/>
+      <w:r>
+        <w:rPr>
+          <w:rFonts w:ascii="Consolas" w:hAnsi="Consolas"/>
+          <w:b/>
+          <w:bCs/>
+          <w:color w:val="7F0055"/>
+          <w:sz w:val="22"/>
+          <w:szCs w:val="22"/>
+          <w:lang w:val="en-GB"/>
+        </w:rPr>
+        <w:t>this</w:t>
+      </w:r>
+      <w:r>
+        <w:rPr>
+          <w:rFonts w:ascii="Consolas" w:hAnsi="Consolas"/>
+          <w:color w:val="000000"/>
+          <w:sz w:val="22"/>
+          <w:szCs w:val="22"/>
+          <w:lang w:val="en-GB"/>
+        </w:rPr>
+        <w:t>;</w:t>
+      </w:r>
+      <w:proofErr w:type="gramEnd"/>
+    </w:p>
+    <w:p>
+      <w:pPr>
+        <w:pStyle w:val="NormalWeb"/>
+        <w:shd w:val="clear" w:color="auto" w:fill="CAEDFB" w:themeFill="accent4" w:themeFillTint="33"/>
+        <w:spacing w:before="0" w:beforeAutospacing="0" w:after="0" w:afterAutospacing="0"/>
+        <w:rPr>
+          <w:rFonts w:ascii="Consolas" w:hAnsi="Consolas"/>
+          <w:color w:val="000000"/>
+          <w:sz w:val="22"/>
+          <w:szCs w:val="22"/>
+          <w:lang w:val="en-GB"/>
+        </w:rPr>
+      </w:pPr>
+      <w:r>
+        <w:rPr>
+          <w:rFonts w:ascii="Consolas" w:hAnsi="Consolas"/>
+          <w:color w:val="000000"/>
+          <w:sz w:val="22"/>
+          <w:szCs w:val="22"/>
+          <w:lang w:val="en-GB"/>
+        </w:rPr>
+        <w:t xml:space="preserve">    }</w:t>
+      </w:r>
+    </w:p>
+    <w:p>
+      <w:pPr>
+        <w:pStyle w:val="NormalWeb"/>
+        <w:shd w:val="clear" w:color="auto" w:fill="D9F2D0" w:themeFill="accent6" w:themeFillTint="33"/>
+        <w:spacing w:before="0" w:beforeAutospacing="0" w:after="0" w:afterAutospacing="0"/>
+        <w:rPr>
+          <w:rFonts w:ascii="Consolas" w:hAnsi="Consolas"/>
+          <w:color w:val="000000"/>
+          <w:sz w:val="22"/>
+          <w:szCs w:val="22"/>
+          <w:lang w:val="en-GB"/>
+        </w:rPr>
+      </w:pPr>
+    </w:p>
+    <w:p>
+      <w:pPr>
+        <w:pStyle w:val="NormalWeb"/>
+        <w:shd w:val="clear" w:color="auto" w:fill="CAEDFB" w:themeFill="accent4" w:themeFillTint="33"/>
+        <w:spacing w:before="0" w:beforeAutospacing="0" w:after="0" w:afterAutospacing="0"/>
+        <w:rPr>
+          <w:rFonts w:ascii="Consolas" w:hAnsi="Consolas"/>
+          <w:color w:val="000000"/>
+          <w:sz w:val="22"/>
+          <w:szCs w:val="22"/>
+          <w:lang w:val="en-GB"/>
+        </w:rPr>
+      </w:pPr>
+      <w:r>
+        <w:rPr>
+          <w:rFonts w:ascii="Consolas" w:hAnsi="Consolas"/>
+          <w:color w:val="000000"/>
+          <w:sz w:val="22"/>
+          <w:szCs w:val="22"/>
+          <w:lang w:val="en-GB"/>
+        </w:rPr>
+        <w:t xml:space="preserve">    </w:t>
+      </w:r>
+      <w:r>
+        <w:rPr>
+          <w:rFonts w:ascii="Consolas" w:hAnsi="Consolas"/>
+          <w:b/>
+          <w:bCs/>
+          <w:color w:val="7F0055"/>
+          <w:sz w:val="22"/>
+          <w:szCs w:val="22"/>
+          <w:lang w:val="en-GB"/>
+        </w:rPr>
+        <w:t>public</w:t>
+      </w:r>
+      <w:r>
+        <w:rPr>
+          <w:rFonts w:ascii="Consolas" w:hAnsi="Consolas"/>
+          <w:color w:val="000000"/>
+          <w:sz w:val="22"/>
+          <w:szCs w:val="22"/>
+          <w:lang w:val="en-GB"/>
+        </w:rPr>
+        <w:t xml:space="preserve"> </w:t>
+      </w:r>
+      <w:proofErr w:type="spellStart"/>
+      <w:r>
+        <w:rPr>
+          <w:rFonts w:ascii="Consolas" w:hAnsi="Consolas"/>
+          <w:color w:val="000000"/>
+          <w:sz w:val="22"/>
+          <w:szCs w:val="22"/>
+          <w:lang w:val="en-GB"/>
+        </w:rPr>
+        <w:t>Producto</w:t>
+      </w:r>
+      <w:proofErr w:type="spellEnd"/>
+      <w:r>
+        <w:rPr>
+          <w:rFonts w:ascii="Consolas" w:hAnsi="Consolas"/>
+          <w:color w:val="000000"/>
+          <w:sz w:val="22"/>
+          <w:szCs w:val="22"/>
+          <w:lang w:val="en-GB"/>
+        </w:rPr>
+        <w:t xml:space="preserve"> </w:t>
+      </w:r>
+      <w:proofErr w:type="gramStart"/>
+      <w:r>
+        <w:rPr>
+          <w:rFonts w:ascii="Consolas" w:hAnsi="Consolas"/>
+          <w:color w:val="000000"/>
+          <w:sz w:val="22"/>
+          <w:szCs w:val="22"/>
+          <w:lang w:val="en-GB"/>
+        </w:rPr>
+        <w:t>build(</w:t>
+      </w:r>
+      <w:proofErr w:type="gramEnd"/>
+      <w:r>
+        <w:rPr>
+          <w:rFonts w:ascii="Consolas" w:hAnsi="Consolas"/>
+          <w:color w:val="000000"/>
+          <w:sz w:val="22"/>
+          <w:szCs w:val="22"/>
+          <w:lang w:val="en-GB"/>
+        </w:rPr>
+        <w:t>) {</w:t>
+      </w:r>
+    </w:p>
+    <w:p>
+      <w:pPr>
+        <w:pStyle w:val="NormalWeb"/>
+        <w:shd w:val="clear" w:color="auto" w:fill="CAEDFB" w:themeFill="accent4" w:themeFillTint="33"/>
+        <w:spacing w:before="0" w:beforeAutospacing="0" w:after="0" w:afterAutospacing="0"/>
+        <w:rPr>
+          <w:rFonts w:ascii="Consolas" w:hAnsi="Consolas"/>
+          <w:color w:val="000000"/>
+          <w:sz w:val="22"/>
+          <w:szCs w:val="22"/>
+          <w:lang w:val="en-GB"/>
+        </w:rPr>
+      </w:pPr>
+      <w:r>
+        <w:rPr>
+          <w:rFonts w:ascii="Consolas" w:hAnsi="Consolas"/>
+          <w:color w:val="000000"/>
+          <w:sz w:val="22"/>
+          <w:szCs w:val="22"/>
+          <w:lang w:val="en-GB"/>
+        </w:rPr>
+        <w:t xml:space="preserve">        </w:t>
+      </w:r>
+      <w:r>
+        <w:rPr>
+          <w:rFonts w:ascii="Consolas" w:hAnsi="Consolas"/>
+          <w:b/>
+          <w:bCs/>
+          <w:color w:val="7F0055"/>
+          <w:sz w:val="22"/>
+          <w:szCs w:val="22"/>
+          <w:lang w:val="en-GB"/>
+        </w:rPr>
+        <w:t>return</w:t>
+      </w:r>
+      <w:r>
+        <w:rPr>
+          <w:rFonts w:ascii="Consolas" w:hAnsi="Consolas"/>
+          <w:color w:val="000000"/>
+          <w:sz w:val="22"/>
+          <w:szCs w:val="22"/>
+          <w:lang w:val="en-GB"/>
+        </w:rPr>
+        <w:t xml:space="preserve"> </w:t>
+      </w:r>
+      <w:r>
+        <w:rPr>
+          <w:rFonts w:ascii="Consolas" w:hAnsi="Consolas"/>
+          <w:b/>
+          <w:bCs/>
+          <w:color w:val="7F0055"/>
+          <w:sz w:val="22"/>
+          <w:szCs w:val="22"/>
+          <w:lang w:val="en-GB"/>
+        </w:rPr>
+        <w:t>new</w:t>
+      </w:r>
+      <w:r>
+        <w:rPr>
+          <w:rFonts w:ascii="Consolas" w:hAnsi="Consolas"/>
+          <w:color w:val="000000"/>
+          <w:sz w:val="22"/>
+          <w:szCs w:val="22"/>
+          <w:lang w:val="en-GB"/>
+        </w:rPr>
+        <w:t xml:space="preserve"> </w:t>
+      </w:r>
+      <w:proofErr w:type="spellStart"/>
+      <w:proofErr w:type="gramStart"/>
+      <w:r>
+        <w:rPr>
+          <w:rFonts w:ascii="Consolas" w:hAnsi="Consolas"/>
+          <w:color w:val="000000"/>
+          <w:sz w:val="22"/>
+          <w:szCs w:val="22"/>
+          <w:lang w:val="en-GB"/>
+        </w:rPr>
+        <w:t>Producto</w:t>
+      </w:r>
+      <w:proofErr w:type="spellEnd"/>
+      <w:r>
+        <w:rPr>
+          <w:rFonts w:ascii="Consolas" w:hAnsi="Consolas"/>
+          <w:color w:val="000000"/>
+          <w:sz w:val="22"/>
+          <w:szCs w:val="22"/>
+          <w:lang w:val="en-GB"/>
+        </w:rPr>
+        <w:t>(</w:t>
+      </w:r>
+      <w:proofErr w:type="spellStart"/>
+      <w:proofErr w:type="gramEnd"/>
+      <w:r>
+        <w:rPr>
+          <w:rFonts w:ascii="Consolas" w:hAnsi="Consolas"/>
+          <w:color w:val="0000C0"/>
+          <w:sz w:val="22"/>
+          <w:szCs w:val="22"/>
+          <w:lang w:val="en-GB"/>
+        </w:rPr>
+        <w:t>nombre</w:t>
+      </w:r>
+      <w:proofErr w:type="spellEnd"/>
+      <w:r>
+        <w:rPr>
+          <w:rFonts w:ascii="Consolas" w:hAnsi="Consolas"/>
+          <w:color w:val="000000"/>
+          <w:sz w:val="22"/>
+          <w:szCs w:val="22"/>
+          <w:lang w:val="en-GB"/>
+        </w:rPr>
+        <w:t xml:space="preserve">, </w:t>
+      </w:r>
+      <w:proofErr w:type="spellStart"/>
+      <w:r>
+        <w:rPr>
+          <w:rFonts w:ascii="Consolas" w:hAnsi="Consolas"/>
+          <w:color w:val="0000C0"/>
+          <w:sz w:val="22"/>
+          <w:szCs w:val="22"/>
+          <w:lang w:val="en-GB"/>
+        </w:rPr>
+        <w:t>precio</w:t>
+      </w:r>
+      <w:proofErr w:type="spellEnd"/>
+      <w:proofErr w:type="gramStart"/>
+      <w:r>
+        <w:rPr>
+          <w:rFonts w:ascii="Consolas" w:hAnsi="Consolas"/>
+          <w:color w:val="000000"/>
+          <w:sz w:val="22"/>
+          <w:szCs w:val="22"/>
+          <w:lang w:val="en-GB"/>
+        </w:rPr>
+        <w:t>);</w:t>
+      </w:r>
+      <w:proofErr w:type="gramEnd"/>
+    </w:p>
+    <w:p>
+      <w:pPr>
+        <w:pStyle w:val="NormalWeb"/>
+        <w:shd w:val="clear" w:color="auto" w:fill="CAEDFB" w:themeFill="accent4" w:themeFillTint="33"/>
+        <w:spacing w:before="0" w:beforeAutospacing="0" w:after="0" w:afterAutospacing="0"/>
+        <w:rPr>
+          <w:rFonts w:ascii="Consolas" w:hAnsi="Consolas"/>
+          <w:color w:val="000000"/>
+          <w:sz w:val="22"/>
+          <w:szCs w:val="22"/>
+          <w:lang w:val="en-GB"/>
+        </w:rPr>
+      </w:pPr>
+      <w:r>
+        <w:rPr>
+          <w:rFonts w:ascii="Consolas" w:hAnsi="Consolas"/>
+          <w:color w:val="000000"/>
+          <w:sz w:val="22"/>
+          <w:szCs w:val="22"/>
+          <w:lang w:val="en-GB"/>
+        </w:rPr>
+        <w:t xml:space="preserve">    }</w:t>
+      </w:r>
+    </w:p>
+    <w:p>
+      <w:pPr>
+        <w:pStyle w:val="NormalWeb"/>
+        <w:shd w:val="clear" w:color="auto" w:fill="D9F2D0" w:themeFill="accent6" w:themeFillTint="33"/>
+        <w:spacing w:before="0" w:beforeAutospacing="0" w:after="0" w:afterAutospacing="0"/>
+        <w:rPr>
+          <w:rFonts w:ascii="Consolas" w:hAnsi="Consolas"/>
+          <w:color w:val="000000"/>
+          <w:sz w:val="22"/>
+          <w:szCs w:val="22"/>
+          <w:lang w:val="en-GB"/>
+        </w:rPr>
+      </w:pPr>
+      <w:r>
+        <w:rPr>
+          <w:rFonts w:ascii="Consolas" w:hAnsi="Consolas"/>
+          <w:color w:val="000000"/>
+          <w:sz w:val="22"/>
+          <w:szCs w:val="22"/>
+          <w:lang w:val="en-GB"/>
+        </w:rPr>
+        <w:t>}</w:t>
       </w:r>
     </w:p>
     <w:p>
@@ -11078,1250 +12357,19 @@
           <w:color w:val="000000"/>
           <w:sz w:val="22"/>
           <w:szCs w:val="22"/>
-        </w:rPr>
-      </w:pPr>
-      <w:r>
-        <w:rPr>
-          <w:rFonts w:ascii="Consolas" w:hAnsi="Consolas"/>
-          <w:color w:val="3F7F5F"/>
-          <w:sz w:val="22"/>
-          <w:szCs w:val="22"/>
-        </w:rPr>
-        <w:t xml:space="preserve">// Clase </w:t>
-      </w:r>
-      <w:proofErr w:type="spellStart"/>
-      <w:r>
-        <w:rPr>
-          <w:rFonts w:ascii="Consolas" w:hAnsi="Consolas"/>
-          <w:color w:val="3F7F5F"/>
-          <w:sz w:val="22"/>
-          <w:szCs w:val="22"/>
-        </w:rPr>
-        <w:t>Builder</w:t>
-      </w:r>
-      <w:proofErr w:type="spellEnd"/>
-      <w:r>
-        <w:rPr>
-          <w:rFonts w:ascii="Consolas" w:hAnsi="Consolas"/>
-          <w:color w:val="3F7F5F"/>
-          <w:sz w:val="22"/>
-          <w:szCs w:val="22"/>
-        </w:rPr>
-        <w:t xml:space="preserve"> para construir productos</w:t>
-      </w:r>
-    </w:p>
-    <w:p>
-      <w:pPr>
-        <w:pStyle w:val="NormalWeb"/>
-        <w:shd w:val="clear" w:color="auto" w:fill="D9F2D0" w:themeFill="accent6" w:themeFillTint="33"/>
-        <w:spacing w:before="0" w:beforeAutospacing="0" w:after="0" w:afterAutospacing="0"/>
-        <w:rPr>
-          <w:rFonts w:ascii="Consolas" w:hAnsi="Consolas"/>
-          <w:color w:val="000000"/>
-          <w:sz w:val="22"/>
-          <w:szCs w:val="22"/>
-          <w:lang w:val="en-GB"/>
-        </w:rPr>
-      </w:pPr>
-      <w:r>
-        <w:rPr>
-          <w:rFonts w:ascii="Consolas" w:hAnsi="Consolas"/>
-          <w:b/>
-          <w:bCs/>
-          <w:color w:val="7F0055"/>
-          <w:sz w:val="22"/>
-          <w:szCs w:val="22"/>
-          <w:lang w:val="en-GB"/>
-        </w:rPr>
-        <w:t>class</w:t>
-      </w:r>
-      <w:r>
-        <w:rPr>
-          <w:rFonts w:ascii="Consolas" w:hAnsi="Consolas"/>
-          <w:color w:val="000000"/>
-          <w:sz w:val="22"/>
-          <w:szCs w:val="22"/>
-          <w:lang w:val="en-GB"/>
-        </w:rPr>
-        <w:t xml:space="preserve"> </w:t>
-      </w:r>
-      <w:proofErr w:type="spellStart"/>
-      <w:r>
-        <w:rPr>
-          <w:rFonts w:ascii="Consolas" w:hAnsi="Consolas"/>
-          <w:color w:val="000000"/>
-          <w:sz w:val="22"/>
-          <w:szCs w:val="22"/>
-          <w:lang w:val="en-GB"/>
-        </w:rPr>
-        <w:t>ProductoBuilder</w:t>
-      </w:r>
-      <w:proofErr w:type="spellEnd"/>
-      <w:r>
-        <w:rPr>
-          <w:rFonts w:ascii="Consolas" w:hAnsi="Consolas"/>
-          <w:color w:val="000000"/>
-          <w:sz w:val="22"/>
-          <w:szCs w:val="22"/>
-          <w:lang w:val="en-GB"/>
-        </w:rPr>
-        <w:t xml:space="preserve"> {</w:t>
-      </w:r>
-    </w:p>
-    <w:p>
-      <w:pPr>
-        <w:pStyle w:val="NormalWeb"/>
-        <w:shd w:val="clear" w:color="auto" w:fill="D9F2D0" w:themeFill="accent6" w:themeFillTint="33"/>
-        <w:spacing w:before="0" w:beforeAutospacing="0" w:after="0" w:afterAutospacing="0"/>
-        <w:rPr>
-          <w:rFonts w:ascii="Consolas" w:hAnsi="Consolas"/>
-          <w:color w:val="000000"/>
-          <w:sz w:val="22"/>
-          <w:szCs w:val="22"/>
-          <w:lang w:val="en-GB"/>
-        </w:rPr>
-      </w:pPr>
-      <w:r>
-        <w:rPr>
-          <w:rFonts w:ascii="Consolas" w:hAnsi="Consolas"/>
-          <w:color w:val="000000"/>
-          <w:sz w:val="22"/>
-          <w:szCs w:val="22"/>
-          <w:lang w:val="en-GB"/>
-        </w:rPr>
-        <w:t xml:space="preserve">    </w:t>
-      </w:r>
-      <w:r>
-        <w:rPr>
-          <w:rFonts w:ascii="Consolas" w:hAnsi="Consolas"/>
-          <w:b/>
-          <w:bCs/>
-          <w:color w:val="7F0055"/>
-          <w:sz w:val="22"/>
-          <w:szCs w:val="22"/>
-          <w:lang w:val="en-GB"/>
-        </w:rPr>
-        <w:t>private</w:t>
-      </w:r>
-      <w:r>
-        <w:rPr>
-          <w:rFonts w:ascii="Consolas" w:hAnsi="Consolas"/>
-          <w:color w:val="000000"/>
-          <w:sz w:val="22"/>
-          <w:szCs w:val="22"/>
-          <w:lang w:val="en-GB"/>
-        </w:rPr>
-        <w:t xml:space="preserve"> String </w:t>
-      </w:r>
-      <w:proofErr w:type="spellStart"/>
-      <w:proofErr w:type="gramStart"/>
-      <w:r>
-        <w:rPr>
-          <w:rFonts w:ascii="Consolas" w:hAnsi="Consolas"/>
-          <w:color w:val="0000C0"/>
-          <w:sz w:val="22"/>
-          <w:szCs w:val="22"/>
-          <w:lang w:val="en-GB"/>
-        </w:rPr>
-        <w:t>nombre</w:t>
-      </w:r>
-      <w:proofErr w:type="spellEnd"/>
-      <w:r>
-        <w:rPr>
-          <w:rFonts w:ascii="Consolas" w:hAnsi="Consolas"/>
-          <w:color w:val="000000"/>
-          <w:sz w:val="22"/>
-          <w:szCs w:val="22"/>
-          <w:lang w:val="en-GB"/>
-        </w:rPr>
-        <w:t>;</w:t>
-      </w:r>
-      <w:proofErr w:type="gramEnd"/>
-    </w:p>
-    <w:p>
-      <w:pPr>
-        <w:pStyle w:val="NormalWeb"/>
-        <w:shd w:val="clear" w:color="auto" w:fill="D9F2D0" w:themeFill="accent6" w:themeFillTint="33"/>
-        <w:spacing w:before="0" w:beforeAutospacing="0" w:after="0" w:afterAutospacing="0"/>
-        <w:rPr>
-          <w:rFonts w:ascii="Consolas" w:hAnsi="Consolas"/>
-          <w:color w:val="000000"/>
-          <w:sz w:val="22"/>
-          <w:szCs w:val="22"/>
-          <w:lang w:val="en-GB"/>
-        </w:rPr>
-      </w:pPr>
-      <w:r>
-        <w:rPr>
-          <w:rFonts w:ascii="Consolas" w:hAnsi="Consolas"/>
-          <w:color w:val="000000"/>
-          <w:sz w:val="22"/>
-          <w:szCs w:val="22"/>
-          <w:lang w:val="en-GB"/>
-        </w:rPr>
-        <w:t xml:space="preserve">    </w:t>
-      </w:r>
-      <w:r>
-        <w:rPr>
-          <w:rFonts w:ascii="Consolas" w:hAnsi="Consolas"/>
-          <w:b/>
-          <w:bCs/>
-          <w:color w:val="7F0055"/>
-          <w:sz w:val="22"/>
-          <w:szCs w:val="22"/>
-          <w:lang w:val="en-GB"/>
-        </w:rPr>
-        <w:t>private</w:t>
-      </w:r>
-      <w:r>
-        <w:rPr>
-          <w:rFonts w:ascii="Consolas" w:hAnsi="Consolas"/>
-          <w:color w:val="000000"/>
-          <w:sz w:val="22"/>
-          <w:szCs w:val="22"/>
-          <w:lang w:val="en-GB"/>
-        </w:rPr>
-        <w:t xml:space="preserve"> </w:t>
-      </w:r>
-      <w:r>
-        <w:rPr>
-          <w:rFonts w:ascii="Consolas" w:hAnsi="Consolas"/>
-          <w:b/>
-          <w:bCs/>
-          <w:color w:val="7F0055"/>
-          <w:sz w:val="22"/>
-          <w:szCs w:val="22"/>
-          <w:lang w:val="en-GB"/>
-        </w:rPr>
-        <w:t>double</w:t>
-      </w:r>
-      <w:r>
-        <w:rPr>
-          <w:rFonts w:ascii="Consolas" w:hAnsi="Consolas"/>
-          <w:color w:val="000000"/>
-          <w:sz w:val="22"/>
-          <w:szCs w:val="22"/>
-          <w:lang w:val="en-GB"/>
-        </w:rPr>
-        <w:t xml:space="preserve"> </w:t>
-      </w:r>
-      <w:proofErr w:type="spellStart"/>
-      <w:proofErr w:type="gramStart"/>
-      <w:r>
-        <w:rPr>
-          <w:rFonts w:ascii="Consolas" w:hAnsi="Consolas"/>
-          <w:color w:val="0000C0"/>
-          <w:sz w:val="22"/>
-          <w:szCs w:val="22"/>
-          <w:lang w:val="en-GB"/>
-        </w:rPr>
-        <w:t>precio</w:t>
-      </w:r>
-      <w:proofErr w:type="spellEnd"/>
-      <w:r>
-        <w:rPr>
-          <w:rFonts w:ascii="Consolas" w:hAnsi="Consolas"/>
-          <w:color w:val="000000"/>
-          <w:sz w:val="22"/>
-          <w:szCs w:val="22"/>
-          <w:lang w:val="en-GB"/>
-        </w:rPr>
-        <w:t>;</w:t>
-      </w:r>
-      <w:proofErr w:type="gramEnd"/>
-    </w:p>
-    <w:p>
-      <w:pPr>
-        <w:pStyle w:val="NormalWeb"/>
-        <w:shd w:val="clear" w:color="auto" w:fill="D9F2D0" w:themeFill="accent6" w:themeFillTint="33"/>
-        <w:spacing w:before="0" w:beforeAutospacing="0" w:after="0" w:afterAutospacing="0"/>
-        <w:rPr>
-          <w:rFonts w:ascii="Consolas" w:hAnsi="Consolas"/>
-          <w:color w:val="000000"/>
-          <w:sz w:val="22"/>
-          <w:szCs w:val="22"/>
-          <w:lang w:val="en-GB"/>
-        </w:rPr>
-      </w:pPr>
-    </w:p>
-    <w:p>
-      <w:pPr>
-        <w:pStyle w:val="NormalWeb"/>
-        <w:shd w:val="clear" w:color="auto" w:fill="CAEDFB" w:themeFill="accent4" w:themeFillTint="33"/>
-        <w:spacing w:before="0" w:beforeAutospacing="0" w:after="0" w:afterAutospacing="0"/>
-        <w:rPr>
-          <w:rFonts w:ascii="Consolas" w:hAnsi="Consolas"/>
-          <w:color w:val="000000"/>
-          <w:sz w:val="22"/>
-          <w:szCs w:val="22"/>
-          <w:lang w:val="en-GB"/>
-        </w:rPr>
-      </w:pPr>
-      <w:r>
-        <w:rPr>
-          <w:rFonts w:ascii="Consolas" w:hAnsi="Consolas"/>
-          <w:color w:val="000000"/>
-          <w:sz w:val="22"/>
-          <w:szCs w:val="22"/>
-          <w:lang w:val="en-GB"/>
-        </w:rPr>
-        <w:lastRenderedPageBreak/>
-        <w:t xml:space="preserve">    </w:t>
-      </w:r>
-      <w:r>
-        <w:rPr>
-          <w:rFonts w:ascii="Consolas" w:hAnsi="Consolas"/>
-          <w:b/>
-          <w:bCs/>
-          <w:color w:val="7F0055"/>
-          <w:sz w:val="22"/>
-          <w:szCs w:val="22"/>
-          <w:lang w:val="en-GB"/>
-        </w:rPr>
-        <w:t>public</w:t>
-      </w:r>
-      <w:r>
-        <w:rPr>
-          <w:rFonts w:ascii="Consolas" w:hAnsi="Consolas"/>
-          <w:color w:val="000000"/>
-          <w:sz w:val="22"/>
-          <w:szCs w:val="22"/>
-          <w:lang w:val="en-GB"/>
-        </w:rPr>
-        <w:t xml:space="preserve"> </w:t>
-      </w:r>
-      <w:proofErr w:type="spellStart"/>
-      <w:r>
-        <w:rPr>
-          <w:rFonts w:ascii="Consolas" w:hAnsi="Consolas"/>
-          <w:color w:val="000000"/>
-          <w:sz w:val="22"/>
-          <w:szCs w:val="22"/>
-          <w:lang w:val="en-GB"/>
-        </w:rPr>
-        <w:t>ProductoBuilder</w:t>
-      </w:r>
-      <w:proofErr w:type="spellEnd"/>
-      <w:r>
-        <w:rPr>
-          <w:rFonts w:ascii="Consolas" w:hAnsi="Consolas"/>
-          <w:color w:val="000000"/>
-          <w:sz w:val="22"/>
-          <w:szCs w:val="22"/>
-          <w:lang w:val="en-GB"/>
-        </w:rPr>
-        <w:t xml:space="preserve"> </w:t>
-      </w:r>
-      <w:proofErr w:type="spellStart"/>
-      <w:proofErr w:type="gramStart"/>
-      <w:r>
-        <w:rPr>
-          <w:rFonts w:ascii="Consolas" w:hAnsi="Consolas"/>
-          <w:color w:val="000000"/>
-          <w:sz w:val="22"/>
-          <w:szCs w:val="22"/>
-          <w:lang w:val="en-GB"/>
-        </w:rPr>
-        <w:t>nombre</w:t>
-      </w:r>
-      <w:proofErr w:type="spellEnd"/>
-      <w:r>
-        <w:rPr>
-          <w:rFonts w:ascii="Consolas" w:hAnsi="Consolas"/>
-          <w:color w:val="000000"/>
-          <w:sz w:val="22"/>
-          <w:szCs w:val="22"/>
-          <w:lang w:val="en-GB"/>
-        </w:rPr>
-        <w:t>(</w:t>
-      </w:r>
-      <w:proofErr w:type="gramEnd"/>
-      <w:r>
-        <w:rPr>
-          <w:rFonts w:ascii="Consolas" w:hAnsi="Consolas"/>
-          <w:color w:val="000000"/>
-          <w:sz w:val="22"/>
-          <w:szCs w:val="22"/>
-          <w:lang w:val="en-GB"/>
-        </w:rPr>
-        <w:t xml:space="preserve">String </w:t>
-      </w:r>
-      <w:proofErr w:type="spellStart"/>
-      <w:r>
-        <w:rPr>
-          <w:rFonts w:ascii="Consolas" w:hAnsi="Consolas"/>
-          <w:color w:val="6A3E3E"/>
-          <w:sz w:val="22"/>
-          <w:szCs w:val="22"/>
-          <w:lang w:val="en-GB"/>
-        </w:rPr>
-        <w:t>nombre</w:t>
-      </w:r>
-      <w:proofErr w:type="spellEnd"/>
-      <w:r>
-        <w:rPr>
-          <w:rFonts w:ascii="Consolas" w:hAnsi="Consolas"/>
-          <w:color w:val="000000"/>
-          <w:sz w:val="22"/>
-          <w:szCs w:val="22"/>
-          <w:lang w:val="en-GB"/>
-        </w:rPr>
-        <w:t>) {</w:t>
-      </w:r>
-    </w:p>
-    <w:p>
-      <w:pPr>
-        <w:pStyle w:val="NormalWeb"/>
-        <w:shd w:val="clear" w:color="auto" w:fill="CAEDFB" w:themeFill="accent4" w:themeFillTint="33"/>
-        <w:spacing w:before="0" w:beforeAutospacing="0" w:after="0" w:afterAutospacing="0"/>
-        <w:rPr>
-          <w:rFonts w:ascii="Consolas" w:hAnsi="Consolas"/>
-          <w:color w:val="000000"/>
-          <w:sz w:val="22"/>
-          <w:szCs w:val="22"/>
-          <w:lang w:val="en-GB"/>
-        </w:rPr>
-      </w:pPr>
-      <w:r>
-        <w:rPr>
-          <w:rFonts w:ascii="Consolas" w:hAnsi="Consolas"/>
-          <w:color w:val="000000"/>
-          <w:sz w:val="22"/>
-          <w:szCs w:val="22"/>
-          <w:lang w:val="en-GB"/>
-        </w:rPr>
-        <w:t xml:space="preserve">        </w:t>
-      </w:r>
-      <w:proofErr w:type="spellStart"/>
-      <w:proofErr w:type="gramStart"/>
-      <w:r>
-        <w:rPr>
-          <w:rFonts w:ascii="Consolas" w:hAnsi="Consolas"/>
-          <w:b/>
-          <w:bCs/>
-          <w:color w:val="7F0055"/>
-          <w:sz w:val="22"/>
-          <w:szCs w:val="22"/>
-          <w:lang w:val="en-GB"/>
-        </w:rPr>
-        <w:t>this</w:t>
-      </w:r>
-      <w:r>
-        <w:rPr>
-          <w:rFonts w:ascii="Consolas" w:hAnsi="Consolas"/>
-          <w:color w:val="000000"/>
-          <w:sz w:val="22"/>
-          <w:szCs w:val="22"/>
-          <w:lang w:val="en-GB"/>
-        </w:rPr>
-        <w:t>.</w:t>
-      </w:r>
-      <w:r>
-        <w:rPr>
-          <w:rFonts w:ascii="Consolas" w:hAnsi="Consolas"/>
-          <w:color w:val="0000C0"/>
-          <w:sz w:val="22"/>
-          <w:szCs w:val="22"/>
-          <w:lang w:val="en-GB"/>
-        </w:rPr>
-        <w:t>nombre</w:t>
-      </w:r>
-      <w:proofErr w:type="spellEnd"/>
-      <w:proofErr w:type="gramEnd"/>
-      <w:r>
-        <w:rPr>
-          <w:rFonts w:ascii="Consolas" w:hAnsi="Consolas"/>
-          <w:color w:val="000000"/>
-          <w:sz w:val="22"/>
-          <w:szCs w:val="22"/>
-          <w:lang w:val="en-GB"/>
-        </w:rPr>
-        <w:t xml:space="preserve"> = </w:t>
-      </w:r>
-      <w:proofErr w:type="spellStart"/>
-      <w:proofErr w:type="gramStart"/>
-      <w:r>
-        <w:rPr>
-          <w:rFonts w:ascii="Consolas" w:hAnsi="Consolas"/>
-          <w:color w:val="6A3E3E"/>
-          <w:sz w:val="22"/>
-          <w:szCs w:val="22"/>
-          <w:lang w:val="en-GB"/>
-        </w:rPr>
-        <w:t>nombre</w:t>
-      </w:r>
-      <w:proofErr w:type="spellEnd"/>
-      <w:r>
-        <w:rPr>
-          <w:rFonts w:ascii="Consolas" w:hAnsi="Consolas"/>
-          <w:color w:val="000000"/>
-          <w:sz w:val="22"/>
-          <w:szCs w:val="22"/>
-          <w:lang w:val="en-GB"/>
-        </w:rPr>
-        <w:t>;</w:t>
-      </w:r>
-      <w:proofErr w:type="gramEnd"/>
-    </w:p>
-    <w:p>
-      <w:pPr>
-        <w:pStyle w:val="NormalWeb"/>
-        <w:shd w:val="clear" w:color="auto" w:fill="CAEDFB" w:themeFill="accent4" w:themeFillTint="33"/>
-        <w:spacing w:before="0" w:beforeAutospacing="0" w:after="0" w:afterAutospacing="0"/>
-        <w:rPr>
-          <w:rFonts w:ascii="Consolas" w:hAnsi="Consolas"/>
-          <w:color w:val="000000"/>
-          <w:sz w:val="22"/>
-          <w:szCs w:val="22"/>
-          <w:lang w:val="en-GB"/>
-        </w:rPr>
-      </w:pPr>
-      <w:r>
-        <w:rPr>
-          <w:rFonts w:ascii="Consolas" w:hAnsi="Consolas"/>
-          <w:color w:val="000000"/>
-          <w:sz w:val="22"/>
-          <w:szCs w:val="22"/>
-          <w:lang w:val="en-GB"/>
-        </w:rPr>
-        <w:t xml:space="preserve">        </w:t>
-      </w:r>
-      <w:r>
-        <w:rPr>
-          <w:rFonts w:ascii="Consolas" w:hAnsi="Consolas"/>
-          <w:b/>
-          <w:bCs/>
-          <w:color w:val="7F0055"/>
-          <w:sz w:val="22"/>
-          <w:szCs w:val="22"/>
-          <w:lang w:val="en-GB"/>
-        </w:rPr>
-        <w:t>return</w:t>
-      </w:r>
-      <w:r>
-        <w:rPr>
-          <w:rFonts w:ascii="Consolas" w:hAnsi="Consolas"/>
-          <w:color w:val="000000"/>
-          <w:sz w:val="22"/>
-          <w:szCs w:val="22"/>
-          <w:lang w:val="en-GB"/>
-        </w:rPr>
-        <w:t xml:space="preserve"> </w:t>
-      </w:r>
-      <w:proofErr w:type="gramStart"/>
-      <w:r>
-        <w:rPr>
-          <w:rFonts w:ascii="Consolas" w:hAnsi="Consolas"/>
-          <w:b/>
-          <w:bCs/>
-          <w:color w:val="7F0055"/>
-          <w:sz w:val="22"/>
-          <w:szCs w:val="22"/>
-          <w:lang w:val="en-GB"/>
-        </w:rPr>
-        <w:t>this</w:t>
-      </w:r>
-      <w:r>
-        <w:rPr>
-          <w:rFonts w:ascii="Consolas" w:hAnsi="Consolas"/>
-          <w:color w:val="000000"/>
-          <w:sz w:val="22"/>
-          <w:szCs w:val="22"/>
-          <w:lang w:val="en-GB"/>
-        </w:rPr>
-        <w:t>;</w:t>
-      </w:r>
-      <w:proofErr w:type="gramEnd"/>
-    </w:p>
-    <w:p>
-      <w:pPr>
-        <w:pStyle w:val="NormalWeb"/>
-        <w:shd w:val="clear" w:color="auto" w:fill="CAEDFB" w:themeFill="accent4" w:themeFillTint="33"/>
-        <w:spacing w:before="0" w:beforeAutospacing="0" w:after="0" w:afterAutospacing="0"/>
-        <w:rPr>
-          <w:rFonts w:ascii="Consolas" w:hAnsi="Consolas"/>
-          <w:color w:val="000000"/>
-          <w:sz w:val="22"/>
-          <w:szCs w:val="22"/>
-          <w:lang w:val="en-GB"/>
-        </w:rPr>
-      </w:pPr>
-      <w:r>
-        <w:rPr>
-          <w:rFonts w:ascii="Consolas" w:hAnsi="Consolas"/>
-          <w:color w:val="000000"/>
-          <w:sz w:val="22"/>
-          <w:szCs w:val="22"/>
-          <w:lang w:val="en-GB"/>
-        </w:rPr>
-        <w:t xml:space="preserve">    }</w:t>
-      </w:r>
-    </w:p>
-    <w:p>
-      <w:pPr>
-        <w:pStyle w:val="NormalWeb"/>
-        <w:shd w:val="clear" w:color="auto" w:fill="D9F2D0" w:themeFill="accent6" w:themeFillTint="33"/>
-        <w:spacing w:before="0" w:beforeAutospacing="0" w:after="0" w:afterAutospacing="0"/>
-        <w:rPr>
-          <w:rFonts w:ascii="Consolas" w:hAnsi="Consolas"/>
-          <w:color w:val="000000"/>
-          <w:sz w:val="22"/>
-          <w:szCs w:val="22"/>
-          <w:lang w:val="en-GB"/>
-        </w:rPr>
-      </w:pPr>
-    </w:p>
-    <w:p>
-      <w:pPr>
-        <w:pStyle w:val="NormalWeb"/>
-        <w:shd w:val="clear" w:color="auto" w:fill="CAEDFB" w:themeFill="accent4" w:themeFillTint="33"/>
-        <w:spacing w:before="0" w:beforeAutospacing="0" w:after="0" w:afterAutospacing="0"/>
-        <w:rPr>
-          <w:rFonts w:ascii="Consolas" w:hAnsi="Consolas"/>
-          <w:color w:val="000000"/>
-          <w:sz w:val="22"/>
-          <w:szCs w:val="22"/>
-          <w:lang w:val="en-GB"/>
-        </w:rPr>
-      </w:pPr>
-      <w:r>
-        <w:rPr>
-          <w:rFonts w:ascii="Consolas" w:hAnsi="Consolas"/>
-          <w:color w:val="000000"/>
-          <w:sz w:val="22"/>
-          <w:szCs w:val="22"/>
-          <w:lang w:val="en-GB"/>
-        </w:rPr>
-        <w:t xml:space="preserve">    </w:t>
-      </w:r>
-      <w:r>
-        <w:rPr>
-          <w:rFonts w:ascii="Consolas" w:hAnsi="Consolas"/>
-          <w:b/>
-          <w:bCs/>
-          <w:color w:val="7F0055"/>
-          <w:sz w:val="22"/>
-          <w:szCs w:val="22"/>
-          <w:lang w:val="en-GB"/>
-        </w:rPr>
-        <w:t>public</w:t>
-      </w:r>
-      <w:r>
-        <w:rPr>
-          <w:rFonts w:ascii="Consolas" w:hAnsi="Consolas"/>
-          <w:color w:val="000000"/>
-          <w:sz w:val="22"/>
-          <w:szCs w:val="22"/>
-          <w:lang w:val="en-GB"/>
-        </w:rPr>
-        <w:t xml:space="preserve"> </w:t>
-      </w:r>
-      <w:proofErr w:type="spellStart"/>
-      <w:r>
-        <w:rPr>
-          <w:rFonts w:ascii="Consolas" w:hAnsi="Consolas"/>
-          <w:color w:val="000000"/>
-          <w:sz w:val="22"/>
-          <w:szCs w:val="22"/>
-          <w:lang w:val="en-GB"/>
-        </w:rPr>
-        <w:t>ProductoBuilder</w:t>
-      </w:r>
-      <w:proofErr w:type="spellEnd"/>
-      <w:r>
-        <w:rPr>
-          <w:rFonts w:ascii="Consolas" w:hAnsi="Consolas"/>
-          <w:color w:val="000000"/>
-          <w:sz w:val="22"/>
-          <w:szCs w:val="22"/>
-          <w:lang w:val="en-GB"/>
-        </w:rPr>
-        <w:t xml:space="preserve"> </w:t>
-      </w:r>
-      <w:proofErr w:type="spellStart"/>
-      <w:proofErr w:type="gramStart"/>
-      <w:r>
-        <w:rPr>
-          <w:rFonts w:ascii="Consolas" w:hAnsi="Consolas"/>
-          <w:color w:val="000000"/>
-          <w:sz w:val="22"/>
-          <w:szCs w:val="22"/>
-          <w:lang w:val="en-GB"/>
-        </w:rPr>
-        <w:t>precio</w:t>
-      </w:r>
-      <w:proofErr w:type="spellEnd"/>
-      <w:r>
-        <w:rPr>
-          <w:rFonts w:ascii="Consolas" w:hAnsi="Consolas"/>
-          <w:color w:val="000000"/>
-          <w:sz w:val="22"/>
-          <w:szCs w:val="22"/>
-          <w:lang w:val="en-GB"/>
-        </w:rPr>
-        <w:t>(</w:t>
-      </w:r>
-      <w:proofErr w:type="gramEnd"/>
-      <w:r>
-        <w:rPr>
-          <w:rFonts w:ascii="Consolas" w:hAnsi="Consolas"/>
-          <w:b/>
-          <w:bCs/>
-          <w:color w:val="7F0055"/>
-          <w:sz w:val="22"/>
-          <w:szCs w:val="22"/>
-          <w:lang w:val="en-GB"/>
-        </w:rPr>
-        <w:t>double</w:t>
-      </w:r>
-      <w:r>
-        <w:rPr>
-          <w:rFonts w:ascii="Consolas" w:hAnsi="Consolas"/>
-          <w:color w:val="000000"/>
-          <w:sz w:val="22"/>
-          <w:szCs w:val="22"/>
-          <w:lang w:val="en-GB"/>
-        </w:rPr>
-        <w:t xml:space="preserve"> </w:t>
-      </w:r>
-      <w:proofErr w:type="spellStart"/>
-      <w:r>
-        <w:rPr>
-          <w:rFonts w:ascii="Consolas" w:hAnsi="Consolas"/>
-          <w:color w:val="6A3E3E"/>
-          <w:sz w:val="22"/>
-          <w:szCs w:val="22"/>
-          <w:lang w:val="en-GB"/>
-        </w:rPr>
-        <w:t>precio</w:t>
-      </w:r>
-      <w:proofErr w:type="spellEnd"/>
-      <w:r>
-        <w:rPr>
-          <w:rFonts w:ascii="Consolas" w:hAnsi="Consolas"/>
-          <w:color w:val="000000"/>
-          <w:sz w:val="22"/>
-          <w:szCs w:val="22"/>
-          <w:lang w:val="en-GB"/>
-        </w:rPr>
-        <w:t>) {</w:t>
-      </w:r>
-    </w:p>
-    <w:p>
-      <w:pPr>
-        <w:pStyle w:val="NormalWeb"/>
-        <w:shd w:val="clear" w:color="auto" w:fill="CAEDFB" w:themeFill="accent4" w:themeFillTint="33"/>
-        <w:spacing w:before="0" w:beforeAutospacing="0" w:after="0" w:afterAutospacing="0"/>
-        <w:rPr>
-          <w:rFonts w:ascii="Consolas" w:hAnsi="Consolas"/>
-          <w:color w:val="000000"/>
-          <w:sz w:val="22"/>
-          <w:szCs w:val="22"/>
-          <w:lang w:val="en-GB"/>
-        </w:rPr>
-      </w:pPr>
-      <w:r>
-        <w:rPr>
-          <w:rFonts w:ascii="Consolas" w:hAnsi="Consolas"/>
-          <w:color w:val="000000"/>
-          <w:sz w:val="22"/>
-          <w:szCs w:val="22"/>
-          <w:lang w:val="en-GB"/>
-        </w:rPr>
-        <w:t xml:space="preserve">        </w:t>
-      </w:r>
-      <w:proofErr w:type="spellStart"/>
-      <w:proofErr w:type="gramStart"/>
-      <w:r>
-        <w:rPr>
-          <w:rFonts w:ascii="Consolas" w:hAnsi="Consolas"/>
-          <w:b/>
-          <w:bCs/>
-          <w:color w:val="7F0055"/>
-          <w:sz w:val="22"/>
-          <w:szCs w:val="22"/>
-          <w:lang w:val="en-GB"/>
-        </w:rPr>
-        <w:t>this</w:t>
-      </w:r>
-      <w:r>
-        <w:rPr>
-          <w:rFonts w:ascii="Consolas" w:hAnsi="Consolas"/>
-          <w:color w:val="000000"/>
-          <w:sz w:val="22"/>
-          <w:szCs w:val="22"/>
-          <w:lang w:val="en-GB"/>
-        </w:rPr>
-        <w:t>.</w:t>
-      </w:r>
-      <w:r>
-        <w:rPr>
-          <w:rFonts w:ascii="Consolas" w:hAnsi="Consolas"/>
-          <w:color w:val="0000C0"/>
-          <w:sz w:val="22"/>
-          <w:szCs w:val="22"/>
-          <w:lang w:val="en-GB"/>
-        </w:rPr>
-        <w:t>precio</w:t>
-      </w:r>
-      <w:proofErr w:type="spellEnd"/>
-      <w:proofErr w:type="gramEnd"/>
-      <w:r>
-        <w:rPr>
-          <w:rFonts w:ascii="Consolas" w:hAnsi="Consolas"/>
-          <w:color w:val="000000"/>
-          <w:sz w:val="22"/>
-          <w:szCs w:val="22"/>
-          <w:lang w:val="en-GB"/>
-        </w:rPr>
-        <w:t xml:space="preserve"> = </w:t>
-      </w:r>
-      <w:proofErr w:type="spellStart"/>
-      <w:proofErr w:type="gramStart"/>
-      <w:r>
-        <w:rPr>
-          <w:rFonts w:ascii="Consolas" w:hAnsi="Consolas"/>
-          <w:color w:val="6A3E3E"/>
-          <w:sz w:val="22"/>
-          <w:szCs w:val="22"/>
-          <w:lang w:val="en-GB"/>
-        </w:rPr>
-        <w:t>precio</w:t>
-      </w:r>
-      <w:proofErr w:type="spellEnd"/>
-      <w:r>
-        <w:rPr>
-          <w:rFonts w:ascii="Consolas" w:hAnsi="Consolas"/>
-          <w:color w:val="000000"/>
-          <w:sz w:val="22"/>
-          <w:szCs w:val="22"/>
-          <w:lang w:val="en-GB"/>
-        </w:rPr>
-        <w:t>;</w:t>
-      </w:r>
-      <w:proofErr w:type="gramEnd"/>
-    </w:p>
-    <w:p>
-      <w:pPr>
-        <w:pStyle w:val="NormalWeb"/>
-        <w:shd w:val="clear" w:color="auto" w:fill="CAEDFB" w:themeFill="accent4" w:themeFillTint="33"/>
-        <w:spacing w:before="0" w:beforeAutospacing="0" w:after="0" w:afterAutospacing="0"/>
-        <w:rPr>
-          <w:rFonts w:ascii="Consolas" w:hAnsi="Consolas"/>
-          <w:color w:val="000000"/>
-          <w:sz w:val="22"/>
-          <w:szCs w:val="22"/>
-          <w:lang w:val="en-GB"/>
-        </w:rPr>
-      </w:pPr>
-      <w:r>
-        <w:rPr>
-          <w:rFonts w:ascii="Consolas" w:hAnsi="Consolas"/>
-          <w:color w:val="000000"/>
-          <w:sz w:val="22"/>
-          <w:szCs w:val="22"/>
-          <w:lang w:val="en-GB"/>
-        </w:rPr>
-        <w:t xml:space="preserve">        </w:t>
-      </w:r>
-      <w:r>
-        <w:rPr>
-          <w:rFonts w:ascii="Consolas" w:hAnsi="Consolas"/>
-          <w:b/>
-          <w:bCs/>
-          <w:color w:val="7F0055"/>
-          <w:sz w:val="22"/>
-          <w:szCs w:val="22"/>
-          <w:lang w:val="en-GB"/>
-        </w:rPr>
-        <w:t>return</w:t>
-      </w:r>
-      <w:r>
-        <w:rPr>
-          <w:rFonts w:ascii="Consolas" w:hAnsi="Consolas"/>
-          <w:color w:val="000000"/>
-          <w:sz w:val="22"/>
-          <w:szCs w:val="22"/>
-          <w:lang w:val="en-GB"/>
-        </w:rPr>
-        <w:t xml:space="preserve"> </w:t>
-      </w:r>
-      <w:proofErr w:type="gramStart"/>
-      <w:r>
-        <w:rPr>
-          <w:rFonts w:ascii="Consolas" w:hAnsi="Consolas"/>
-          <w:b/>
-          <w:bCs/>
-          <w:color w:val="7F0055"/>
-          <w:sz w:val="22"/>
-          <w:szCs w:val="22"/>
-          <w:lang w:val="en-GB"/>
-        </w:rPr>
-        <w:t>this</w:t>
-      </w:r>
-      <w:r>
-        <w:rPr>
-          <w:rFonts w:ascii="Consolas" w:hAnsi="Consolas"/>
-          <w:color w:val="000000"/>
-          <w:sz w:val="22"/>
-          <w:szCs w:val="22"/>
-          <w:lang w:val="en-GB"/>
-        </w:rPr>
-        <w:t>;</w:t>
-      </w:r>
-      <w:proofErr w:type="gramEnd"/>
-    </w:p>
-    <w:p>
-      <w:pPr>
-        <w:pStyle w:val="NormalWeb"/>
-        <w:shd w:val="clear" w:color="auto" w:fill="CAEDFB" w:themeFill="accent4" w:themeFillTint="33"/>
-        <w:spacing w:before="0" w:beforeAutospacing="0" w:after="0" w:afterAutospacing="0"/>
-        <w:rPr>
-          <w:rFonts w:ascii="Consolas" w:hAnsi="Consolas"/>
-          <w:color w:val="000000"/>
-          <w:sz w:val="22"/>
-          <w:szCs w:val="22"/>
-          <w:lang w:val="en-GB"/>
-        </w:rPr>
-      </w:pPr>
-      <w:r>
-        <w:rPr>
-          <w:rFonts w:ascii="Consolas" w:hAnsi="Consolas"/>
-          <w:color w:val="000000"/>
-          <w:sz w:val="22"/>
-          <w:szCs w:val="22"/>
-          <w:lang w:val="en-GB"/>
-        </w:rPr>
-        <w:t xml:space="preserve">    }</w:t>
-      </w:r>
-    </w:p>
-    <w:p>
-      <w:pPr>
-        <w:pStyle w:val="NormalWeb"/>
-        <w:shd w:val="clear" w:color="auto" w:fill="D9F2D0" w:themeFill="accent6" w:themeFillTint="33"/>
-        <w:spacing w:before="0" w:beforeAutospacing="0" w:after="0" w:afterAutospacing="0"/>
-        <w:rPr>
-          <w:rFonts w:ascii="Consolas" w:hAnsi="Consolas"/>
-          <w:color w:val="000000"/>
-          <w:sz w:val="22"/>
-          <w:szCs w:val="22"/>
-          <w:lang w:val="en-GB"/>
-        </w:rPr>
-      </w:pPr>
-    </w:p>
-    <w:p>
-      <w:pPr>
-        <w:pStyle w:val="NormalWeb"/>
-        <w:shd w:val="clear" w:color="auto" w:fill="CAEDFB" w:themeFill="accent4" w:themeFillTint="33"/>
-        <w:spacing w:before="0" w:beforeAutospacing="0" w:after="0" w:afterAutospacing="0"/>
-        <w:rPr>
-          <w:rFonts w:ascii="Consolas" w:hAnsi="Consolas"/>
-          <w:color w:val="000000"/>
-          <w:sz w:val="22"/>
-          <w:szCs w:val="22"/>
-          <w:lang w:val="en-GB"/>
-        </w:rPr>
-      </w:pPr>
-      <w:r>
-        <w:rPr>
-          <w:rFonts w:ascii="Consolas" w:hAnsi="Consolas"/>
-          <w:color w:val="000000"/>
-          <w:sz w:val="22"/>
-          <w:szCs w:val="22"/>
-          <w:lang w:val="en-GB"/>
-        </w:rPr>
-        <w:t xml:space="preserve">    </w:t>
-      </w:r>
-      <w:r>
-        <w:rPr>
-          <w:rFonts w:ascii="Consolas" w:hAnsi="Consolas"/>
-          <w:b/>
-          <w:bCs/>
-          <w:color w:val="7F0055"/>
-          <w:sz w:val="22"/>
-          <w:szCs w:val="22"/>
-          <w:lang w:val="en-GB"/>
-        </w:rPr>
-        <w:t>public</w:t>
-      </w:r>
-      <w:r>
-        <w:rPr>
-          <w:rFonts w:ascii="Consolas" w:hAnsi="Consolas"/>
-          <w:color w:val="000000"/>
-          <w:sz w:val="22"/>
-          <w:szCs w:val="22"/>
-          <w:lang w:val="en-GB"/>
-        </w:rPr>
-        <w:t xml:space="preserve"> </w:t>
-      </w:r>
-      <w:proofErr w:type="spellStart"/>
-      <w:r>
-        <w:rPr>
-          <w:rFonts w:ascii="Consolas" w:hAnsi="Consolas"/>
-          <w:color w:val="000000"/>
-          <w:sz w:val="22"/>
-          <w:szCs w:val="22"/>
-          <w:lang w:val="en-GB"/>
-        </w:rPr>
-        <w:t>Producto</w:t>
-      </w:r>
-      <w:proofErr w:type="spellEnd"/>
-      <w:r>
-        <w:rPr>
-          <w:rFonts w:ascii="Consolas" w:hAnsi="Consolas"/>
-          <w:color w:val="000000"/>
-          <w:sz w:val="22"/>
-          <w:szCs w:val="22"/>
-          <w:lang w:val="en-GB"/>
-        </w:rPr>
-        <w:t xml:space="preserve"> </w:t>
-      </w:r>
-      <w:proofErr w:type="gramStart"/>
-      <w:r>
-        <w:rPr>
-          <w:rFonts w:ascii="Consolas" w:hAnsi="Consolas"/>
-          <w:color w:val="000000"/>
-          <w:sz w:val="22"/>
-          <w:szCs w:val="22"/>
-          <w:lang w:val="en-GB"/>
-        </w:rPr>
-        <w:t>build(</w:t>
-      </w:r>
-      <w:proofErr w:type="gramEnd"/>
-      <w:r>
-        <w:rPr>
-          <w:rFonts w:ascii="Consolas" w:hAnsi="Consolas"/>
-          <w:color w:val="000000"/>
-          <w:sz w:val="22"/>
-          <w:szCs w:val="22"/>
-          <w:lang w:val="en-GB"/>
-        </w:rPr>
-        <w:t>) {</w:t>
-      </w:r>
-    </w:p>
-    <w:p>
-      <w:pPr>
-        <w:pStyle w:val="NormalWeb"/>
-        <w:shd w:val="clear" w:color="auto" w:fill="CAEDFB" w:themeFill="accent4" w:themeFillTint="33"/>
-        <w:spacing w:before="0" w:beforeAutospacing="0" w:after="0" w:afterAutospacing="0"/>
-        <w:rPr>
-          <w:rFonts w:ascii="Consolas" w:hAnsi="Consolas"/>
-          <w:color w:val="000000"/>
-          <w:sz w:val="22"/>
-          <w:szCs w:val="22"/>
-          <w:lang w:val="en-GB"/>
-        </w:rPr>
-      </w:pPr>
-      <w:r>
-        <w:rPr>
-          <w:rFonts w:ascii="Consolas" w:hAnsi="Consolas"/>
-          <w:color w:val="000000"/>
-          <w:sz w:val="22"/>
-          <w:szCs w:val="22"/>
-          <w:lang w:val="en-GB"/>
-        </w:rPr>
-        <w:t xml:space="preserve">        </w:t>
-      </w:r>
-      <w:r>
-        <w:rPr>
-          <w:rFonts w:ascii="Consolas" w:hAnsi="Consolas"/>
-          <w:b/>
-          <w:bCs/>
-          <w:color w:val="7F0055"/>
-          <w:sz w:val="22"/>
-          <w:szCs w:val="22"/>
-          <w:lang w:val="en-GB"/>
-        </w:rPr>
-        <w:t>return</w:t>
-      </w:r>
-      <w:r>
-        <w:rPr>
-          <w:rFonts w:ascii="Consolas" w:hAnsi="Consolas"/>
-          <w:color w:val="000000"/>
-          <w:sz w:val="22"/>
-          <w:szCs w:val="22"/>
-          <w:lang w:val="en-GB"/>
-        </w:rPr>
-        <w:t xml:space="preserve"> </w:t>
-      </w:r>
-      <w:r>
-        <w:rPr>
-          <w:rFonts w:ascii="Consolas" w:hAnsi="Consolas"/>
-          <w:b/>
-          <w:bCs/>
-          <w:color w:val="7F0055"/>
-          <w:sz w:val="22"/>
-          <w:szCs w:val="22"/>
-          <w:lang w:val="en-GB"/>
-        </w:rPr>
-        <w:t>new</w:t>
-      </w:r>
-      <w:r>
-        <w:rPr>
-          <w:rFonts w:ascii="Consolas" w:hAnsi="Consolas"/>
-          <w:color w:val="000000"/>
-          <w:sz w:val="22"/>
-          <w:szCs w:val="22"/>
-          <w:lang w:val="en-GB"/>
-        </w:rPr>
-        <w:t xml:space="preserve"> </w:t>
-      </w:r>
-      <w:proofErr w:type="spellStart"/>
-      <w:proofErr w:type="gramStart"/>
-      <w:r>
-        <w:rPr>
-          <w:rFonts w:ascii="Consolas" w:hAnsi="Consolas"/>
-          <w:color w:val="000000"/>
-          <w:sz w:val="22"/>
-          <w:szCs w:val="22"/>
-          <w:lang w:val="en-GB"/>
-        </w:rPr>
-        <w:t>Producto</w:t>
-      </w:r>
-      <w:proofErr w:type="spellEnd"/>
-      <w:r>
-        <w:rPr>
-          <w:rFonts w:ascii="Consolas" w:hAnsi="Consolas"/>
-          <w:color w:val="000000"/>
-          <w:sz w:val="22"/>
-          <w:szCs w:val="22"/>
-          <w:lang w:val="en-GB"/>
-        </w:rPr>
-        <w:t>(</w:t>
-      </w:r>
-      <w:proofErr w:type="spellStart"/>
-      <w:proofErr w:type="gramEnd"/>
-      <w:r>
-        <w:rPr>
-          <w:rFonts w:ascii="Consolas" w:hAnsi="Consolas"/>
-          <w:color w:val="0000C0"/>
-          <w:sz w:val="22"/>
-          <w:szCs w:val="22"/>
-          <w:lang w:val="en-GB"/>
-        </w:rPr>
-        <w:t>nombre</w:t>
-      </w:r>
-      <w:proofErr w:type="spellEnd"/>
-      <w:r>
-        <w:rPr>
-          <w:rFonts w:ascii="Consolas" w:hAnsi="Consolas"/>
-          <w:color w:val="000000"/>
-          <w:sz w:val="22"/>
-          <w:szCs w:val="22"/>
-          <w:lang w:val="en-GB"/>
-        </w:rPr>
-        <w:t xml:space="preserve">, </w:t>
-      </w:r>
-      <w:proofErr w:type="spellStart"/>
-      <w:r>
-        <w:rPr>
-          <w:rFonts w:ascii="Consolas" w:hAnsi="Consolas"/>
-          <w:color w:val="0000C0"/>
-          <w:sz w:val="22"/>
-          <w:szCs w:val="22"/>
-          <w:lang w:val="en-GB"/>
-        </w:rPr>
-        <w:t>precio</w:t>
-      </w:r>
-      <w:proofErr w:type="spellEnd"/>
-      <w:proofErr w:type="gramStart"/>
-      <w:r>
-        <w:rPr>
-          <w:rFonts w:ascii="Consolas" w:hAnsi="Consolas"/>
-          <w:color w:val="000000"/>
-          <w:sz w:val="22"/>
-          <w:szCs w:val="22"/>
-          <w:lang w:val="en-GB"/>
-        </w:rPr>
-        <w:t>);</w:t>
-      </w:r>
-      <w:proofErr w:type="gramEnd"/>
-    </w:p>
-    <w:p>
-      <w:pPr>
-        <w:pStyle w:val="NormalWeb"/>
-        <w:shd w:val="clear" w:color="auto" w:fill="CAEDFB" w:themeFill="accent4" w:themeFillTint="33"/>
-        <w:spacing w:before="0" w:beforeAutospacing="0" w:after="0" w:afterAutospacing="0"/>
-        <w:rPr>
-          <w:rFonts w:ascii="Consolas" w:hAnsi="Consolas"/>
-          <w:color w:val="000000"/>
-          <w:sz w:val="22"/>
-          <w:szCs w:val="22"/>
-          <w:lang w:val="en-GB"/>
-        </w:rPr>
-      </w:pPr>
-      <w:r>
-        <w:rPr>
-          <w:rFonts w:ascii="Consolas" w:hAnsi="Consolas"/>
-          <w:color w:val="000000"/>
-          <w:sz w:val="22"/>
-          <w:szCs w:val="22"/>
-          <w:lang w:val="en-GB"/>
-        </w:rPr>
-        <w:t xml:space="preserve">    }</w:t>
-      </w:r>
-    </w:p>
-    <w:p>
-      <w:pPr>
-        <w:pStyle w:val="NormalWeb"/>
-        <w:shd w:val="clear" w:color="auto" w:fill="D9F2D0" w:themeFill="accent6" w:themeFillTint="33"/>
-        <w:spacing w:before="0" w:beforeAutospacing="0" w:after="0" w:afterAutospacing="0"/>
-        <w:rPr>
-          <w:rFonts w:ascii="Consolas" w:hAnsi="Consolas"/>
-          <w:color w:val="000000"/>
-          <w:sz w:val="22"/>
-          <w:szCs w:val="22"/>
-          <w:lang w:val="en-GB"/>
-        </w:rPr>
-      </w:pPr>
-      <w:r>
-        <w:rPr>
-          <w:rFonts w:ascii="Consolas" w:hAnsi="Consolas"/>
-          <w:color w:val="000000"/>
-          <w:sz w:val="22"/>
-          <w:szCs w:val="22"/>
-          <w:lang w:val="en-GB"/>
-        </w:rPr>
-        <w:t>}</w:t>
-      </w:r>
-    </w:p>
-    <w:p>
-      <w:pPr>
-        <w:pStyle w:val="NormalWeb"/>
-        <w:shd w:val="clear" w:color="auto" w:fill="FFFFFF"/>
-        <w:spacing w:before="0" w:beforeAutospacing="0" w:after="0" w:afterAutospacing="0"/>
-        <w:rPr>
-          <w:rFonts w:ascii="Consolas" w:hAnsi="Consolas"/>
-          <w:color w:val="000000"/>
-          <w:sz w:val="22"/>
-          <w:szCs w:val="22"/>
-          <w:lang w:val="en-GB"/>
-        </w:rPr>
-      </w:pPr>
-    </w:p>
-    <w:p>
-      <w:pPr>
-        <w:pStyle w:val="NormalWeb"/>
-        <w:shd w:val="clear" w:color="auto" w:fill="FFFFFF"/>
-        <w:spacing w:before="0" w:beforeAutospacing="0" w:after="0" w:afterAutospacing="0"/>
-        <w:rPr>
-          <w:rFonts w:ascii="Consolas" w:hAnsi="Consolas"/>
-          <w:b/>
-          <w:bCs/>
-          <w:color w:val="000000"/>
-          <w:sz w:val="22"/>
-          <w:szCs w:val="22"/>
-          <w:lang w:val="en-GB"/>
-        </w:rPr>
-      </w:pPr>
-      <w:r>
-        <w:rPr>
-          <w:rFonts w:ascii="Consolas" w:hAnsi="Consolas"/>
-          <w:b/>
-          <w:bCs/>
-          <w:color w:val="000000"/>
-          <w:sz w:val="22"/>
-          <w:szCs w:val="22"/>
+          <w:lang w:val="en-GB"/>
+        </w:rPr>
+      </w:pPr>
+    </w:p>
+    <w:p>
+      <w:pPr>
+        <w:pStyle w:val="Ttulo1"/>
+        <w:rPr>
+          <w:lang w:val="en-GB"/>
+        </w:rPr>
+      </w:pPr>
+      <w:r>
+        <w:rPr>
           <w:lang w:val="en-GB"/>
         </w:rPr>
         <w:t>MAIN</w:t>
@@ -13122,6 +13170,26 @@
         </w:rPr>
         <w:t xml:space="preserve"> bis</w:t>
       </w:r>
+      <w:r>
+        <w:rPr>
+          <w:b/>
+          <w:bCs/>
+          <w:sz w:val="22"/>
+          <w:szCs w:val="22"/>
+        </w:rPr>
+        <w:t xml:space="preserve"> método </w:t>
+      </w:r>
+      <w:proofErr w:type="spellStart"/>
+      <w:r>
+        <w:rPr>
+          <w:b/>
+          <w:bCs/>
+          <w:sz w:val="22"/>
+          <w:szCs w:val="22"/>
+        </w:rPr>
+        <w:t>Builder</w:t>
+      </w:r>
+      <w:proofErr w:type="spellEnd"/>
     </w:p>
     <w:p>
       <w:pPr>
@@ -13208,6 +13276,15 @@
         </w:rPr>
         <w:t>8º Ejercicio</w:t>
       </w:r>
+      <w:r>
+        <w:rPr>
+          <w:b/>
+          <w:bCs/>
+          <w:sz w:val="22"/>
+          <w:szCs w:val="22"/>
+        </w:rPr>
+        <w:t xml:space="preserve"> pizza</w:t>
+      </w:r>
     </w:p>
     <w:p>
       <w:pPr>
@@ -13252,6 +13329,7 @@
           <w:sz w:val="22"/>
           <w:szCs w:val="22"/>
         </w:rPr>
+        <w:lastRenderedPageBreak/>
         <w:t>Utilizando el modelo anterior, el resultado tiene que ser esto:</w:t>
       </w:r>
     </w:p>
@@ -13405,7 +13483,6 @@
           <w:sz w:val="22"/>
           <w:szCs w:val="22"/>
         </w:rPr>
-        <w:lastRenderedPageBreak/>
         <w:t>9</w:t>
       </w:r>
       <w:r>
@@ -15432,6 +15509,7 @@
           <w:sz w:val="22"/>
           <w:szCs w:val="22"/>
         </w:rPr>
+        <w:lastRenderedPageBreak/>
         <w:t xml:space="preserve"> }</w:t>
       </w:r>
     </w:p>
@@ -15958,7 +16036,6 @@
           <w:sz w:val="22"/>
           <w:szCs w:val="22"/>
         </w:rPr>
-        <w:lastRenderedPageBreak/>
         <w:tab/>
       </w:r>
     </w:p>
@@ -17874,6 +17951,7 @@
           <w:sz w:val="22"/>
           <w:szCs w:val="22"/>
         </w:rPr>
+        <w:lastRenderedPageBreak/>
         <w:t>public</w:t>
       </w:r>
       <w:proofErr w:type="spellEnd"/>
@@ -18640,7 +18718,6 @@
           <w:sz w:val="22"/>
           <w:szCs w:val="22"/>
         </w:rPr>
-        <w:lastRenderedPageBreak/>
         <w:t>}</w:t>
       </w:r>
     </w:p>
@@ -20308,6 +20385,300 @@
     </w:p>
     <w:p>
       <w:pPr>
+        <w:tabs>
+          <w:tab w:val="left" w:pos="5495"/>
+        </w:tabs>
+        <w:rPr>
+          <w:b/>
+          <w:bCs/>
+          <w:sz w:val="32"/>
+          <w:szCs w:val="32"/>
+        </w:rPr>
+      </w:pPr>
+      <w:r>
+        <w:rPr>
+          <w:b/>
+          <w:bCs/>
+          <w:sz w:val="32"/>
+          <w:szCs w:val="32"/>
+        </w:rPr>
+        <w:t>Referente a ROPA</w:t>
+      </w:r>
+    </w:p>
+    <w:p>
+      <w:pPr>
+        <w:tabs>
+          <w:tab w:val="left" w:pos="5495"/>
+        </w:tabs>
+        <w:rPr>
+          <w:b/>
+          <w:bCs/>
+          <w:sz w:val="32"/>
+          <w:szCs w:val="32"/>
+        </w:rPr>
+      </w:pPr>
+      <w:r>
+        <w:rPr>
+          <w:b/>
+          <w:bCs/>
+          <w:sz w:val="32"/>
+          <w:szCs w:val="32"/>
+        </w:rPr>
+        <w:t>Talla, color, tipo, precio</w:t>
+      </w:r>
+    </w:p>
+    <w:p>
+      <w:pPr>
+        <w:tabs>
+          <w:tab w:val="left" w:pos="5495"/>
+        </w:tabs>
+        <w:rPr>
+          <w:b/>
+          <w:bCs/>
+          <w:sz w:val="32"/>
+          <w:szCs w:val="32"/>
+        </w:rPr>
+      </w:pPr>
+      <w:r>
+        <w:rPr>
+          <w:b/>
+          <w:bCs/>
+          <w:sz w:val="32"/>
+          <w:szCs w:val="32"/>
+        </w:rPr>
+        <w:t>Ejemplo1 (“L”</w:t>
+      </w:r>
+      <w:proofErr w:type="gramStart"/>
+      <w:r>
+        <w:rPr>
+          <w:b/>
+          <w:bCs/>
+          <w:sz w:val="32"/>
+          <w:szCs w:val="32"/>
+        </w:rPr>
+        <w:t>,”VERDE</w:t>
+      </w:r>
+      <w:proofErr w:type="gramEnd"/>
+      <w:r>
+        <w:rPr>
+          <w:b/>
+          <w:bCs/>
+          <w:sz w:val="32"/>
+          <w:szCs w:val="32"/>
+        </w:rPr>
+        <w:t>”</w:t>
+      </w:r>
+      <w:proofErr w:type="gramStart"/>
+      <w:r>
+        <w:rPr>
+          <w:b/>
+          <w:bCs/>
+          <w:sz w:val="32"/>
+          <w:szCs w:val="32"/>
+        </w:rPr>
+        <w:t>,”PANTALON</w:t>
+      </w:r>
+      <w:proofErr w:type="gramEnd"/>
+      <w:r>
+        <w:rPr>
+          <w:b/>
+          <w:bCs/>
+          <w:sz w:val="32"/>
+          <w:szCs w:val="32"/>
+        </w:rPr>
+        <w:t>”,40.00)</w:t>
+      </w:r>
+    </w:p>
+    <w:p>
+      <w:pPr>
+        <w:tabs>
+          <w:tab w:val="left" w:pos="5495"/>
+        </w:tabs>
+        <w:rPr>
+          <w:b/>
+          <w:bCs/>
+          <w:sz w:val="32"/>
+          <w:szCs w:val="32"/>
+        </w:rPr>
+      </w:pPr>
+      <w:r>
+        <w:rPr>
+          <w:b/>
+          <w:bCs/>
+          <w:sz w:val="32"/>
+          <w:szCs w:val="32"/>
+        </w:rPr>
+        <w:t>Ejemplo 2(“</w:t>
+      </w:r>
+      <w:r>
+        <w:rPr>
+          <w:b/>
+          <w:bCs/>
+          <w:sz w:val="32"/>
+          <w:szCs w:val="32"/>
+        </w:rPr>
+        <w:t>L”</w:t>
+      </w:r>
+      <w:proofErr w:type="gramStart"/>
+      <w:r>
+        <w:rPr>
+          <w:b/>
+          <w:bCs/>
+          <w:sz w:val="32"/>
+          <w:szCs w:val="32"/>
+        </w:rPr>
+        <w:t>,”</w:t>
+      </w:r>
+      <w:r>
+        <w:rPr>
+          <w:b/>
+          <w:bCs/>
+          <w:sz w:val="32"/>
+          <w:szCs w:val="32"/>
+        </w:rPr>
+        <w:t>ROJO</w:t>
+      </w:r>
+      <w:proofErr w:type="gramEnd"/>
+      <w:r>
+        <w:rPr>
+          <w:b/>
+          <w:bCs/>
+          <w:sz w:val="32"/>
+          <w:szCs w:val="32"/>
+        </w:rPr>
+        <w:t>”</w:t>
+      </w:r>
+      <w:proofErr w:type="gramStart"/>
+      <w:r>
+        <w:rPr>
+          <w:b/>
+          <w:bCs/>
+          <w:sz w:val="32"/>
+          <w:szCs w:val="32"/>
+        </w:rPr>
+        <w:t>,”</w:t>
+      </w:r>
+      <w:r>
+        <w:rPr>
+          <w:b/>
+          <w:bCs/>
+          <w:sz w:val="32"/>
+          <w:szCs w:val="32"/>
+        </w:rPr>
+        <w:t>CAMISA</w:t>
+      </w:r>
+      <w:proofErr w:type="gramEnd"/>
+      <w:r>
+        <w:rPr>
+          <w:b/>
+          <w:bCs/>
+          <w:sz w:val="32"/>
+          <w:szCs w:val="32"/>
+        </w:rPr>
+        <w:t xml:space="preserve"> MANGA LARGA</w:t>
+      </w:r>
+      <w:r>
+        <w:rPr>
+          <w:b/>
+          <w:bCs/>
+          <w:sz w:val="32"/>
+          <w:szCs w:val="32"/>
+        </w:rPr>
+        <w:t>”,</w:t>
+      </w:r>
+      <w:r>
+        <w:rPr>
+          <w:b/>
+          <w:bCs/>
+          <w:sz w:val="32"/>
+          <w:szCs w:val="32"/>
+        </w:rPr>
+        <w:t>4</w:t>
+      </w:r>
+      <w:r>
+        <w:rPr>
+          <w:b/>
+          <w:bCs/>
+          <w:sz w:val="32"/>
+          <w:szCs w:val="32"/>
+        </w:rPr>
+        <w:t>0.00</w:t>
+      </w:r>
+      <w:r>
+        <w:rPr>
+          <w:b/>
+          <w:bCs/>
+          <w:sz w:val="32"/>
+          <w:szCs w:val="32"/>
+        </w:rPr>
+        <w:t>)</w:t>
+      </w:r>
+    </w:p>
+    <w:p>
+      <w:pPr>
+        <w:tabs>
+          <w:tab w:val="left" w:pos="5495"/>
+        </w:tabs>
+        <w:rPr>
+          <w:b/>
+          <w:bCs/>
+          <w:sz w:val="32"/>
+          <w:szCs w:val="32"/>
+        </w:rPr>
+      </w:pPr>
+    </w:p>
+    <w:p>
+      <w:pPr>
+        <w:tabs>
+          <w:tab w:val="left" w:pos="5495"/>
+        </w:tabs>
+        <w:rPr>
+          <w:b/>
+          <w:bCs/>
+          <w:sz w:val="32"/>
+          <w:szCs w:val="32"/>
+        </w:rPr>
+      </w:pPr>
+    </w:p>
+    <w:p>
+      <w:pPr>
+        <w:tabs>
+          <w:tab w:val="left" w:pos="5495"/>
+        </w:tabs>
+        <w:rPr>
+          <w:b/>
+          <w:bCs/>
+          <w:sz w:val="32"/>
+          <w:szCs w:val="32"/>
+        </w:rPr>
+      </w:pPr>
+    </w:p>
+    <w:p>
+      <w:pPr>
+        <w:tabs>
+          <w:tab w:val="left" w:pos="5495"/>
+        </w:tabs>
+        <w:rPr>
+          <w:b/>
+          <w:bCs/>
+          <w:sz w:val="32"/>
+          <w:szCs w:val="32"/>
+        </w:rPr>
+      </w:pPr>
+    </w:p>
+    <w:p>
+      <w:pPr>
+        <w:tabs>
+          <w:tab w:val="left" w:pos="5495"/>
+        </w:tabs>
+        <w:rPr>
+          <w:sz w:val="22"/>
+          <w:szCs w:val="22"/>
+        </w:rPr>
+      </w:pPr>
+    </w:p>
+    <w:p>
+      <w:pPr>
         <w:shd w:val="clear" w:color="auto" w:fill="95DCF7" w:themeFill="accent4" w:themeFillTint="66"/>
         <w:rPr>
           <w:b/>
@@ -20625,6 +20996,7 @@
           <w:sz w:val="22"/>
           <w:szCs w:val="22"/>
         </w:rPr>
+        <w:lastRenderedPageBreak/>
         <w:t xml:space="preserve">    </w:t>
       </w:r>
       <w:proofErr w:type="spellStart"/>
@@ -21828,7 +22200,6 @@
           <w:sz w:val="22"/>
           <w:szCs w:val="22"/>
         </w:rPr>
-        <w:lastRenderedPageBreak/>
         <w:t xml:space="preserve">        }</w:t>
       </w:r>
     </w:p>
@@ -23025,6 +23396,7 @@
           <w:szCs w:val="22"/>
           <w:lang w:val="en-GB"/>
         </w:rPr>
+        <w:lastRenderedPageBreak/>
         <w:t xml:space="preserve">    </w:t>
       </w:r>
       <w:r>
@@ -24058,7 +24430,6 @@
           <w:sz w:val="22"/>
           <w:szCs w:val="22"/>
         </w:rPr>
-        <w:lastRenderedPageBreak/>
         <w:t xml:space="preserve">El método estático </w:t>
       </w:r>
       <w:proofErr w:type="spellStart"/>
